--- a/docs/index.docx
+++ b/docs/index.docx
@@ -34,7 +34,7 @@
         <w:pStyle w:val="Date"/>
       </w:pPr>
       <w:r>
-        <w:t xml:space="preserve">2026-05-13</w:t>
+        <w:t xml:space="preserve">2026-07-15</w:t>
       </w:r>
     </w:p>
     <w:sdt>
@@ -426,7 +426,7 @@
         <w:t xml:space="preserve">)</w:t>
       </w:r>
     </w:p>
-    <w:bookmarkStart w:id="344" w:name="fuentes-de-datos-abiertos-y-apis"/>
+    <w:bookmarkStart w:id="345" w:name="fuentes-de-datos-abiertos-y-apis"/>
     <w:p>
       <w:pPr>
         <w:pStyle w:val="Heading2"/>
@@ -3105,6 +3105,23 @@
           <w:rPr>
             <w:rStyle w:val="Hyperlink"/>
           </w:rPr>
+          <w:t xml:space="preserve">IFRC - Emergencies in the last 30 days</w:t>
+        </w:r>
+      </w:hyperlink>
+    </w:p>
+    <w:p>
+      <w:pPr>
+        <w:pStyle w:val="Compact"/>
+        <w:numPr>
+          <w:ilvl w:val="0"/>
+          <w:numId w:val="1001"/>
+        </w:numPr>
+      </w:pPr>
+      <w:hyperlink r:id="rId175">
+        <w:r>
+          <w:rPr>
+            <w:rStyle w:val="Hyperlink"/>
+          </w:rPr>
           <w:t xml:space="preserve">ImageNet database</w:t>
         </w:r>
       </w:hyperlink>
@@ -3117,7 +3134,7 @@
           <w:numId w:val="1001"/>
         </w:numPr>
       </w:pPr>
-      <w:hyperlink r:id="rId175">
+      <w:hyperlink r:id="rId176">
         <w:r>
           <w:rPr>
             <w:rStyle w:val="Hyperlink"/>
@@ -3134,7 +3151,7 @@
           <w:numId w:val="1001"/>
         </w:numPr>
       </w:pPr>
-      <w:hyperlink r:id="rId176">
+      <w:hyperlink r:id="rId177">
         <w:r>
           <w:rPr>
             <w:rStyle w:val="Hyperlink"/>
@@ -3151,7 +3168,7 @@
           <w:numId w:val="1001"/>
         </w:numPr>
       </w:pPr>
-      <w:hyperlink r:id="rId177">
+      <w:hyperlink r:id="rId178">
         <w:r>
           <w:rPr>
             <w:rStyle w:val="Hyperlink"/>
@@ -3168,7 +3185,7 @@
           <w:numId w:val="1001"/>
         </w:numPr>
       </w:pPr>
-      <w:hyperlink r:id="rId178">
+      <w:hyperlink r:id="rId179">
         <w:r>
           <w:rPr>
             <w:rStyle w:val="Hyperlink"/>
@@ -3185,7 +3202,7 @@
           <w:numId w:val="1001"/>
         </w:numPr>
       </w:pPr>
-      <w:hyperlink r:id="rId179">
+      <w:hyperlink r:id="rId180">
         <w:r>
           <w:rPr>
             <w:rStyle w:val="Hyperlink"/>
@@ -3202,7 +3219,7 @@
           <w:numId w:val="1001"/>
         </w:numPr>
       </w:pPr>
-      <w:hyperlink r:id="rId180">
+      <w:hyperlink r:id="rId181">
         <w:r>
           <w:rPr>
             <w:rStyle w:val="Hyperlink"/>
@@ -3231,7 +3248,7 @@
           <w:numId w:val="1001"/>
         </w:numPr>
       </w:pPr>
-      <w:hyperlink r:id="rId181">
+      <w:hyperlink r:id="rId182">
         <w:r>
           <w:rPr>
             <w:rStyle w:val="Hyperlink"/>
@@ -3248,7 +3265,7 @@
           <w:numId w:val="1001"/>
         </w:numPr>
       </w:pPr>
-      <w:hyperlink r:id="rId182">
+      <w:hyperlink r:id="rId183">
         <w:r>
           <w:rPr>
             <w:rStyle w:val="Hyperlink"/>
@@ -3265,7 +3282,7 @@
           <w:numId w:val="1001"/>
         </w:numPr>
       </w:pPr>
-      <w:hyperlink r:id="rId183">
+      <w:hyperlink r:id="rId184">
         <w:r>
           <w:rPr>
             <w:rStyle w:val="Hyperlink"/>
@@ -3282,7 +3299,7 @@
           <w:numId w:val="1001"/>
         </w:numPr>
       </w:pPr>
-      <w:hyperlink r:id="rId184">
+      <w:hyperlink r:id="rId185">
         <w:r>
           <w:rPr>
             <w:rStyle w:val="Hyperlink"/>
@@ -3299,7 +3316,7 @@
           <w:numId w:val="1001"/>
         </w:numPr>
       </w:pPr>
-      <w:hyperlink r:id="rId185">
+      <w:hyperlink r:id="rId186">
         <w:r>
           <w:rPr>
             <w:rStyle w:val="Hyperlink"/>
@@ -3316,7 +3333,7 @@
           <w:numId w:val="1001"/>
         </w:numPr>
       </w:pPr>
-      <w:hyperlink r:id="rId186">
+      <w:hyperlink r:id="rId187">
         <w:r>
           <w:rPr>
             <w:rStyle w:val="Hyperlink"/>
@@ -3333,7 +3350,7 @@
           <w:numId w:val="1001"/>
         </w:numPr>
       </w:pPr>
-      <w:hyperlink r:id="rId187">
+      <w:hyperlink r:id="rId188">
         <w:r>
           <w:rPr>
             <w:rStyle w:val="Hyperlink"/>
@@ -3350,7 +3367,7 @@
           <w:numId w:val="1001"/>
         </w:numPr>
       </w:pPr>
-      <w:hyperlink r:id="rId188">
+      <w:hyperlink r:id="rId189">
         <w:r>
           <w:rPr>
             <w:rStyle w:val="Hyperlink"/>
@@ -3367,7 +3384,7 @@
           <w:numId w:val="1001"/>
         </w:numPr>
       </w:pPr>
-      <w:hyperlink r:id="rId189">
+      <w:hyperlink r:id="rId190">
         <w:r>
           <w:rPr>
             <w:rStyle w:val="Hyperlink"/>
@@ -3384,7 +3401,7 @@
           <w:numId w:val="1001"/>
         </w:numPr>
       </w:pPr>
-      <w:hyperlink r:id="rId190">
+      <w:hyperlink r:id="rId191">
         <w:r>
           <w:rPr>
             <w:rStyle w:val="Hyperlink"/>
@@ -3401,7 +3418,7 @@
           <w:numId w:val="1001"/>
         </w:numPr>
       </w:pPr>
-      <w:hyperlink r:id="rId191">
+      <w:hyperlink r:id="rId192">
         <w:r>
           <w:rPr>
             <w:rStyle w:val="Hyperlink"/>
@@ -3418,7 +3435,7 @@
           <w:numId w:val="1001"/>
         </w:numPr>
       </w:pPr>
-      <w:hyperlink r:id="rId192">
+      <w:hyperlink r:id="rId193">
         <w:r>
           <w:rPr>
             <w:rStyle w:val="Hyperlink"/>
@@ -3435,7 +3452,7 @@
           <w:numId w:val="1001"/>
         </w:numPr>
       </w:pPr>
-      <w:hyperlink r:id="rId193">
+      <w:hyperlink r:id="rId194">
         <w:r>
           <w:rPr>
             <w:rStyle w:val="Hyperlink"/>
@@ -3452,7 +3469,7 @@
           <w:numId w:val="1001"/>
         </w:numPr>
       </w:pPr>
-      <w:hyperlink r:id="rId194">
+      <w:hyperlink r:id="rId195">
         <w:r>
           <w:rPr>
             <w:rStyle w:val="Hyperlink"/>
@@ -3469,7 +3486,7 @@
           <w:numId w:val="1001"/>
         </w:numPr>
       </w:pPr>
-      <w:hyperlink r:id="rId195">
+      <w:hyperlink r:id="rId196">
         <w:r>
           <w:rPr>
             <w:rStyle w:val="Hyperlink"/>
@@ -3486,7 +3503,7 @@
           <w:numId w:val="1001"/>
         </w:numPr>
       </w:pPr>
-      <w:hyperlink r:id="rId196">
+      <w:hyperlink r:id="rId197">
         <w:r>
           <w:rPr>
             <w:rStyle w:val="Hyperlink"/>
@@ -3503,7 +3520,7 @@
           <w:numId w:val="1001"/>
         </w:numPr>
       </w:pPr>
-      <w:hyperlink r:id="rId197">
+      <w:hyperlink r:id="rId198">
         <w:r>
           <w:rPr>
             <w:rStyle w:val="Hyperlink"/>
@@ -3520,7 +3537,7 @@
           <w:numId w:val="1001"/>
         </w:numPr>
       </w:pPr>
-      <w:hyperlink r:id="rId198">
+      <w:hyperlink r:id="rId199">
         <w:r>
           <w:rPr>
             <w:rStyle w:val="Hyperlink"/>
@@ -3537,7 +3554,7 @@
           <w:numId w:val="1001"/>
         </w:numPr>
       </w:pPr>
-      <w:hyperlink r:id="rId199">
+      <w:hyperlink r:id="rId200">
         <w:r>
           <w:rPr>
             <w:rStyle w:val="Hyperlink"/>
@@ -3554,7 +3571,7 @@
           <w:numId w:val="1001"/>
         </w:numPr>
       </w:pPr>
-      <w:hyperlink r:id="rId200">
+      <w:hyperlink r:id="rId201">
         <w:r>
           <w:rPr>
             <w:rStyle w:val="Hyperlink"/>
@@ -3571,7 +3588,7 @@
           <w:numId w:val="1001"/>
         </w:numPr>
       </w:pPr>
-      <w:hyperlink r:id="rId201">
+      <w:hyperlink r:id="rId202">
         <w:r>
           <w:rPr>
             <w:rStyle w:val="Hyperlink"/>
@@ -3588,7 +3605,7 @@
           <w:numId w:val="1001"/>
         </w:numPr>
       </w:pPr>
-      <w:hyperlink r:id="rId202">
+      <w:hyperlink r:id="rId203">
         <w:r>
           <w:rPr>
             <w:rStyle w:val="Hyperlink"/>
@@ -3611,7 +3628,7 @@
       <w:r>
         <w:t xml:space="preserve"> </w:t>
       </w:r>
-      <w:hyperlink r:id="rId203">
+      <w:hyperlink r:id="rId204">
         <w:r>
           <w:rPr>
             <w:rStyle w:val="Hyperlink"/>
@@ -3622,7 +3639,7 @@
       <w:r>
         <w:t xml:space="preserve"> </w:t>
       </w:r>
-      <w:hyperlink r:id="rId204">
+      <w:hyperlink r:id="rId205">
         <w:r>
           <w:rPr>
             <w:rStyle w:val="Hyperlink"/>
@@ -3645,7 +3662,7 @@
           <w:numId w:val="1001"/>
         </w:numPr>
       </w:pPr>
-      <w:hyperlink r:id="rId205">
+      <w:hyperlink r:id="rId206">
         <w:r>
           <w:rPr>
             <w:rStyle w:val="Hyperlink"/>
@@ -3668,7 +3685,7 @@
           <w:numId w:val="1001"/>
         </w:numPr>
       </w:pPr>
-      <w:hyperlink r:id="rId206">
+      <w:hyperlink r:id="rId207">
         <w:r>
           <w:rPr>
             <w:rStyle w:val="Hyperlink"/>
@@ -3691,7 +3708,7 @@
           <w:numId w:val="1001"/>
         </w:numPr>
       </w:pPr>
-      <w:hyperlink r:id="rId207">
+      <w:hyperlink r:id="rId208">
         <w:r>
           <w:rPr>
             <w:rStyle w:val="Hyperlink"/>
@@ -3708,7 +3725,7 @@
           <w:numId w:val="1001"/>
         </w:numPr>
       </w:pPr>
-      <w:hyperlink r:id="rId208">
+      <w:hyperlink r:id="rId209">
         <w:r>
           <w:rPr>
             <w:rStyle w:val="Hyperlink"/>
@@ -3725,7 +3742,7 @@
           <w:numId w:val="1001"/>
         </w:numPr>
       </w:pPr>
-      <w:hyperlink r:id="rId209">
+      <w:hyperlink r:id="rId210">
         <w:r>
           <w:rPr>
             <w:rStyle w:val="Hyperlink"/>
@@ -3748,7 +3765,7 @@
           <w:numId w:val="1001"/>
         </w:numPr>
       </w:pPr>
-      <w:hyperlink r:id="rId210">
+      <w:hyperlink r:id="rId211">
         <w:r>
           <w:rPr>
             <w:rStyle w:val="Hyperlink"/>
@@ -3771,7 +3788,7 @@
           <w:numId w:val="1001"/>
         </w:numPr>
       </w:pPr>
-      <w:hyperlink r:id="rId211">
+      <w:hyperlink r:id="rId212">
         <w:r>
           <w:rPr>
             <w:rStyle w:val="Hyperlink"/>
@@ -3788,7 +3805,7 @@
           <w:numId w:val="1001"/>
         </w:numPr>
       </w:pPr>
-      <w:hyperlink r:id="rId212">
+      <w:hyperlink r:id="rId213">
         <w:r>
           <w:rPr>
             <w:rStyle w:val="Hyperlink"/>
@@ -3805,7 +3822,7 @@
           <w:numId w:val="1001"/>
         </w:numPr>
       </w:pPr>
-      <w:hyperlink r:id="rId213">
+      <w:hyperlink r:id="rId214">
         <w:r>
           <w:rPr>
             <w:rStyle w:val="Hyperlink"/>
@@ -3822,7 +3839,7 @@
           <w:numId w:val="1001"/>
         </w:numPr>
       </w:pPr>
-      <w:hyperlink r:id="rId214">
+      <w:hyperlink r:id="rId215">
         <w:r>
           <w:rPr>
             <w:rStyle w:val="Hyperlink"/>
@@ -3839,7 +3856,7 @@
           <w:numId w:val="1001"/>
         </w:numPr>
       </w:pPr>
-      <w:hyperlink r:id="rId215">
+      <w:hyperlink r:id="rId216">
         <w:r>
           <w:rPr>
             <w:rStyle w:val="Hyperlink"/>
@@ -3856,7 +3873,7 @@
           <w:numId w:val="1001"/>
         </w:numPr>
       </w:pPr>
-      <w:hyperlink r:id="rId216">
+      <w:hyperlink r:id="rId217">
         <w:r>
           <w:rPr>
             <w:rStyle w:val="Hyperlink"/>
@@ -3873,7 +3890,7 @@
           <w:numId w:val="1001"/>
         </w:numPr>
       </w:pPr>
-      <w:hyperlink r:id="rId217">
+      <w:hyperlink r:id="rId218">
         <w:r>
           <w:rPr>
             <w:rStyle w:val="Hyperlink"/>
@@ -3890,7 +3907,7 @@
           <w:numId w:val="1001"/>
         </w:numPr>
       </w:pPr>
-      <w:hyperlink r:id="rId218">
+      <w:hyperlink r:id="rId219">
         <w:r>
           <w:rPr>
             <w:rStyle w:val="Hyperlink"/>
@@ -3913,7 +3930,7 @@
           <w:numId w:val="1001"/>
         </w:numPr>
       </w:pPr>
-      <w:hyperlink r:id="rId219">
+      <w:hyperlink r:id="rId220">
         <w:r>
           <w:rPr>
             <w:rStyle w:val="Hyperlink"/>
@@ -3930,7 +3947,7 @@
           <w:numId w:val="1001"/>
         </w:numPr>
       </w:pPr>
-      <w:hyperlink r:id="rId220">
+      <w:hyperlink r:id="rId221">
         <w:r>
           <w:rPr>
             <w:rStyle w:val="Hyperlink"/>
@@ -3947,7 +3964,7 @@
           <w:numId w:val="1001"/>
         </w:numPr>
       </w:pPr>
-      <w:hyperlink r:id="rId221">
+      <w:hyperlink r:id="rId222">
         <w:r>
           <w:rPr>
             <w:rStyle w:val="Hyperlink"/>
@@ -3970,7 +3987,7 @@
           <w:numId w:val="1001"/>
         </w:numPr>
       </w:pPr>
-      <w:hyperlink r:id="rId222">
+      <w:hyperlink r:id="rId223">
         <w:r>
           <w:rPr>
             <w:rStyle w:val="Hyperlink"/>
@@ -3987,7 +4004,7 @@
           <w:numId w:val="1001"/>
         </w:numPr>
       </w:pPr>
-      <w:hyperlink r:id="rId223">
+      <w:hyperlink r:id="rId224">
         <w:r>
           <w:rPr>
             <w:rStyle w:val="Hyperlink"/>
@@ -4004,7 +4021,7 @@
           <w:numId w:val="1001"/>
         </w:numPr>
       </w:pPr>
-      <w:hyperlink r:id="rId224">
+      <w:hyperlink r:id="rId225">
         <w:r>
           <w:rPr>
             <w:rStyle w:val="Hyperlink"/>
@@ -4021,7 +4038,7 @@
           <w:numId w:val="1001"/>
         </w:numPr>
       </w:pPr>
-      <w:hyperlink r:id="rId225">
+      <w:hyperlink r:id="rId226">
         <w:r>
           <w:rPr>
             <w:rStyle w:val="Hyperlink"/>
@@ -4038,7 +4055,7 @@
           <w:numId w:val="1001"/>
         </w:numPr>
       </w:pPr>
-      <w:hyperlink r:id="rId226">
+      <w:hyperlink r:id="rId227">
         <w:r>
           <w:rPr>
             <w:rStyle w:val="Hyperlink"/>
@@ -4055,7 +4072,7 @@
           <w:numId w:val="1001"/>
         </w:numPr>
       </w:pPr>
-      <w:hyperlink r:id="rId227">
+      <w:hyperlink r:id="rId228">
         <w:r>
           <w:rPr>
             <w:rStyle w:val="Hyperlink"/>
@@ -4072,7 +4089,7 @@
           <w:numId w:val="1001"/>
         </w:numPr>
       </w:pPr>
-      <w:hyperlink r:id="rId228">
+      <w:hyperlink r:id="rId229">
         <w:r>
           <w:rPr>
             <w:rStyle w:val="Hyperlink"/>
@@ -4089,7 +4106,7 @@
           <w:numId w:val="1001"/>
         </w:numPr>
       </w:pPr>
-      <w:hyperlink r:id="rId229">
+      <w:hyperlink r:id="rId230">
         <w:r>
           <w:rPr>
             <w:rStyle w:val="Hyperlink"/>
@@ -4112,7 +4129,7 @@
           <w:numId w:val="1001"/>
         </w:numPr>
       </w:pPr>
-      <w:hyperlink r:id="rId230">
+      <w:hyperlink r:id="rId231">
         <w:r>
           <w:rPr>
             <w:rStyle w:val="Hyperlink"/>
@@ -4129,7 +4146,7 @@
           <w:numId w:val="1001"/>
         </w:numPr>
       </w:pPr>
-      <w:hyperlink r:id="rId231">
+      <w:hyperlink r:id="rId232">
         <w:r>
           <w:rPr>
             <w:rStyle w:val="Hyperlink"/>
@@ -4146,7 +4163,7 @@
           <w:numId w:val="1001"/>
         </w:numPr>
       </w:pPr>
-      <w:hyperlink r:id="rId232">
+      <w:hyperlink r:id="rId233">
         <w:r>
           <w:rPr>
             <w:rStyle w:val="Hyperlink"/>
@@ -4163,7 +4180,7 @@
           <w:numId w:val="1001"/>
         </w:numPr>
       </w:pPr>
-      <w:hyperlink r:id="rId233">
+      <w:hyperlink r:id="rId234">
         <w:r>
           <w:rPr>
             <w:rStyle w:val="Hyperlink"/>
@@ -4180,7 +4197,7 @@
           <w:numId w:val="1001"/>
         </w:numPr>
       </w:pPr>
-      <w:hyperlink r:id="rId234">
+      <w:hyperlink r:id="rId235">
         <w:r>
           <w:rPr>
             <w:rStyle w:val="Hyperlink"/>
@@ -4207,7 +4224,7 @@
           <w:numId w:val="1001"/>
         </w:numPr>
       </w:pPr>
-      <w:hyperlink r:id="rId235">
+      <w:hyperlink r:id="rId236">
         <w:r>
           <w:rPr>
             <w:rStyle w:val="Hyperlink"/>
@@ -4224,7 +4241,7 @@
           <w:numId w:val="1001"/>
         </w:numPr>
       </w:pPr>
-      <w:hyperlink r:id="rId236">
+      <w:hyperlink r:id="rId237">
         <w:r>
           <w:rPr>
             <w:rStyle w:val="Hyperlink"/>
@@ -4241,7 +4258,7 @@
           <w:numId w:val="1001"/>
         </w:numPr>
       </w:pPr>
-      <w:hyperlink r:id="rId237">
+      <w:hyperlink r:id="rId238">
         <w:r>
           <w:rPr>
             <w:rStyle w:val="Hyperlink"/>
@@ -4258,7 +4275,7 @@
           <w:numId w:val="1001"/>
         </w:numPr>
       </w:pPr>
-      <w:hyperlink r:id="rId238">
+      <w:hyperlink r:id="rId239">
         <w:r>
           <w:rPr>
             <w:rStyle w:val="Hyperlink"/>
@@ -4275,7 +4292,7 @@
           <w:numId w:val="1001"/>
         </w:numPr>
       </w:pPr>
-      <w:hyperlink r:id="rId239">
+      <w:hyperlink r:id="rId240">
         <w:r>
           <w:rPr>
             <w:rStyle w:val="Hyperlink"/>
@@ -4298,7 +4315,7 @@
       <w:r>
         <w:t xml:space="preserve"> </w:t>
       </w:r>
-      <w:hyperlink r:id="rId240">
+      <w:hyperlink r:id="rId241">
         <w:r>
           <w:rPr>
             <w:rStyle w:val="Hyperlink"/>
@@ -4309,7 +4326,7 @@
       <w:r>
         <w:t xml:space="preserve"> </w:t>
       </w:r>
-      <w:hyperlink r:id="rId241">
+      <w:hyperlink r:id="rId242">
         <w:r>
           <w:rPr>
             <w:rStyle w:val="Hyperlink"/>
@@ -4320,7 +4337,7 @@
       <w:r>
         <w:t xml:space="preserve"> </w:t>
       </w:r>
-      <w:hyperlink r:id="rId242">
+      <w:hyperlink r:id="rId243">
         <w:r>
           <w:rPr>
             <w:rStyle w:val="Hyperlink"/>
@@ -4343,7 +4360,7 @@
           <w:numId w:val="1001"/>
         </w:numPr>
       </w:pPr>
-      <w:hyperlink r:id="rId243">
+      <w:hyperlink r:id="rId244">
         <w:r>
           <w:rPr>
             <w:rStyle w:val="Hyperlink"/>
@@ -4360,7 +4377,7 @@
           <w:numId w:val="1001"/>
         </w:numPr>
       </w:pPr>
-      <w:hyperlink r:id="rId244">
+      <w:hyperlink r:id="rId245">
         <w:r>
           <w:rPr>
             <w:rStyle w:val="Hyperlink"/>
@@ -4377,7 +4394,7 @@
           <w:numId w:val="1001"/>
         </w:numPr>
       </w:pPr>
-      <w:hyperlink r:id="rId245">
+      <w:hyperlink r:id="rId246">
         <w:r>
           <w:rPr>
             <w:rStyle w:val="Hyperlink"/>
@@ -4406,7 +4423,7 @@
           <w:numId w:val="1001"/>
         </w:numPr>
       </w:pPr>
-      <w:hyperlink r:id="rId246">
+      <w:hyperlink r:id="rId247">
         <w:r>
           <w:rPr>
             <w:rStyle w:val="Hyperlink"/>
@@ -4423,7 +4440,7 @@
           <w:numId w:val="1001"/>
         </w:numPr>
       </w:pPr>
-      <w:hyperlink r:id="rId247">
+      <w:hyperlink r:id="rId248">
         <w:r>
           <w:rPr>
             <w:rStyle w:val="Hyperlink"/>
@@ -4440,7 +4457,7 @@
           <w:numId w:val="1001"/>
         </w:numPr>
       </w:pPr>
-      <w:hyperlink r:id="rId248">
+      <w:hyperlink r:id="rId249">
         <w:r>
           <w:rPr>
             <w:rStyle w:val="Hyperlink"/>
@@ -4457,7 +4474,7 @@
           <w:numId w:val="1001"/>
         </w:numPr>
       </w:pPr>
-      <w:hyperlink r:id="rId249">
+      <w:hyperlink r:id="rId250">
         <w:r>
           <w:rPr>
             <w:rStyle w:val="Hyperlink"/>
@@ -4474,7 +4491,7 @@
           <w:numId w:val="1001"/>
         </w:numPr>
       </w:pPr>
-      <w:hyperlink r:id="rId250">
+      <w:hyperlink r:id="rId251">
         <w:r>
           <w:rPr>
             <w:rStyle w:val="Hyperlink"/>
@@ -4491,7 +4508,7 @@
           <w:numId w:val="1001"/>
         </w:numPr>
       </w:pPr>
-      <w:hyperlink r:id="rId251">
+      <w:hyperlink r:id="rId252">
         <w:r>
           <w:rPr>
             <w:rStyle w:val="Hyperlink"/>
@@ -4508,7 +4525,7 @@
           <w:numId w:val="1001"/>
         </w:numPr>
       </w:pPr>
-      <w:hyperlink r:id="rId252">
+      <w:hyperlink r:id="rId253">
         <w:r>
           <w:rPr>
             <w:rStyle w:val="Hyperlink"/>
@@ -4525,7 +4542,7 @@
           <w:numId w:val="1001"/>
         </w:numPr>
       </w:pPr>
-      <w:hyperlink r:id="rId253">
+      <w:hyperlink r:id="rId254">
         <w:r>
           <w:rPr>
             <w:rStyle w:val="Hyperlink"/>
@@ -4542,7 +4559,7 @@
           <w:numId w:val="1001"/>
         </w:numPr>
       </w:pPr>
-      <w:hyperlink r:id="rId254">
+      <w:hyperlink r:id="rId255">
         <w:r>
           <w:rPr>
             <w:rStyle w:val="Hyperlink"/>
@@ -4559,7 +4576,7 @@
           <w:numId w:val="1001"/>
         </w:numPr>
       </w:pPr>
-      <w:hyperlink r:id="rId255">
+      <w:hyperlink r:id="rId256">
         <w:r>
           <w:rPr>
             <w:rStyle w:val="Hyperlink"/>
@@ -4576,7 +4593,7 @@
           <w:numId w:val="1001"/>
         </w:numPr>
       </w:pPr>
-      <w:hyperlink r:id="rId256">
+      <w:hyperlink r:id="rId257">
         <w:r>
           <w:rPr>
             <w:rStyle w:val="Hyperlink"/>
@@ -4593,7 +4610,7 @@
           <w:numId w:val="1001"/>
         </w:numPr>
       </w:pPr>
-      <w:hyperlink r:id="rId257">
+      <w:hyperlink r:id="rId258">
         <w:r>
           <w:rPr>
             <w:rStyle w:val="Hyperlink"/>
@@ -4610,7 +4627,7 @@
           <w:numId w:val="1001"/>
         </w:numPr>
       </w:pPr>
-      <w:hyperlink r:id="rId258">
+      <w:hyperlink r:id="rId259">
         <w:r>
           <w:rPr>
             <w:rStyle w:val="Hyperlink"/>
@@ -4627,7 +4644,7 @@
           <w:numId w:val="1001"/>
         </w:numPr>
       </w:pPr>
-      <w:hyperlink r:id="rId259">
+      <w:hyperlink r:id="rId260">
         <w:r>
           <w:rPr>
             <w:rStyle w:val="Hyperlink"/>
@@ -4644,7 +4661,7 @@
           <w:numId w:val="1001"/>
         </w:numPr>
       </w:pPr>
-      <w:hyperlink r:id="rId260">
+      <w:hyperlink r:id="rId261">
         <w:r>
           <w:rPr>
             <w:rStyle w:val="Hyperlink"/>
@@ -4661,7 +4678,7 @@
           <w:numId w:val="1001"/>
         </w:numPr>
       </w:pPr>
-      <w:hyperlink r:id="rId261">
+      <w:hyperlink r:id="rId262">
         <w:r>
           <w:rPr>
             <w:rStyle w:val="Hyperlink"/>
@@ -4678,7 +4695,7 @@
           <w:numId w:val="1001"/>
         </w:numPr>
       </w:pPr>
-      <w:hyperlink r:id="rId262">
+      <w:hyperlink r:id="rId263">
         <w:r>
           <w:rPr>
             <w:rStyle w:val="Hyperlink"/>
@@ -4695,7 +4712,7 @@
           <w:numId w:val="1001"/>
         </w:numPr>
       </w:pPr>
-      <w:hyperlink r:id="rId263">
+      <w:hyperlink r:id="rId264">
         <w:r>
           <w:rPr>
             <w:rStyle w:val="Hyperlink"/>
@@ -4712,7 +4729,7 @@
           <w:numId w:val="1001"/>
         </w:numPr>
       </w:pPr>
-      <w:hyperlink r:id="rId264">
+      <w:hyperlink r:id="rId265">
         <w:r>
           <w:rPr>
             <w:rStyle w:val="Hyperlink"/>
@@ -4729,7 +4746,7 @@
           <w:numId w:val="1001"/>
         </w:numPr>
       </w:pPr>
-      <w:hyperlink r:id="rId265">
+      <w:hyperlink r:id="rId266">
         <w:r>
           <w:rPr>
             <w:rStyle w:val="Hyperlink"/>
@@ -4746,7 +4763,7 @@
           <w:numId w:val="1001"/>
         </w:numPr>
       </w:pPr>
-      <w:hyperlink r:id="rId266">
+      <w:hyperlink r:id="rId267">
         <w:r>
           <w:rPr>
             <w:rStyle w:val="Hyperlink"/>
@@ -4763,7 +4780,7 @@
           <w:numId w:val="1001"/>
         </w:numPr>
       </w:pPr>
-      <w:hyperlink r:id="rId267">
+      <w:hyperlink r:id="rId268">
         <w:r>
           <w:rPr>
             <w:rStyle w:val="Hyperlink"/>
@@ -4780,7 +4797,7 @@
           <w:numId w:val="1001"/>
         </w:numPr>
       </w:pPr>
-      <w:hyperlink r:id="rId268">
+      <w:hyperlink r:id="rId269">
         <w:r>
           <w:rPr>
             <w:rStyle w:val="Hyperlink"/>
@@ -4797,7 +4814,7 @@
           <w:numId w:val="1001"/>
         </w:numPr>
       </w:pPr>
-      <w:hyperlink r:id="rId269">
+      <w:hyperlink r:id="rId270">
         <w:r>
           <w:rPr>
             <w:rStyle w:val="Hyperlink"/>
@@ -4814,7 +4831,7 @@
           <w:numId w:val="1001"/>
         </w:numPr>
       </w:pPr>
-      <w:hyperlink r:id="rId270">
+      <w:hyperlink r:id="rId271">
         <w:r>
           <w:rPr>
             <w:rStyle w:val="Hyperlink"/>
@@ -4831,7 +4848,7 @@
           <w:numId w:val="1001"/>
         </w:numPr>
       </w:pPr>
-      <w:hyperlink r:id="rId271">
+      <w:hyperlink r:id="rId272">
         <w:r>
           <w:rPr>
             <w:rStyle w:val="Hyperlink"/>
@@ -4848,7 +4865,7 @@
           <w:numId w:val="1001"/>
         </w:numPr>
       </w:pPr>
-      <w:hyperlink r:id="rId272">
+      <w:hyperlink r:id="rId273">
         <w:r>
           <w:rPr>
             <w:rStyle w:val="Hyperlink"/>
@@ -4868,7 +4885,7 @@
       <w:r>
         <w:t xml:space="preserve">Socioeconomic Data and Applications Center (SEDAC)</w:t>
       </w:r>
-      <w:hyperlink r:id="rId273">
+      <w:hyperlink r:id="rId274">
         <w:r>
           <w:rPr>
             <w:rStyle w:val="Hyperlink"/>
@@ -4885,7 +4902,7 @@
       <w:r>
         <w:t xml:space="preserve"> </w:t>
       </w:r>
-      <w:hyperlink r:id="rId274">
+      <w:hyperlink r:id="rId275">
         <w:r>
           <w:rPr>
             <w:rStyle w:val="Hyperlink"/>
@@ -4902,7 +4919,7 @@
           <w:numId w:val="1001"/>
         </w:numPr>
       </w:pPr>
-      <w:hyperlink r:id="rId275">
+      <w:hyperlink r:id="rId276">
         <w:r>
           <w:rPr>
             <w:rStyle w:val="Hyperlink"/>
@@ -4919,7 +4936,7 @@
           <w:numId w:val="1001"/>
         </w:numPr>
       </w:pPr>
-      <w:hyperlink r:id="rId276">
+      <w:hyperlink r:id="rId277">
         <w:r>
           <w:rPr>
             <w:rStyle w:val="Hyperlink"/>
@@ -4936,7 +4953,7 @@
           <w:numId w:val="1001"/>
         </w:numPr>
       </w:pPr>
-      <w:hyperlink r:id="rId277">
+      <w:hyperlink r:id="rId278">
         <w:r>
           <w:rPr>
             <w:rStyle w:val="Hyperlink"/>
@@ -4953,7 +4970,7 @@
           <w:numId w:val="1001"/>
         </w:numPr>
       </w:pPr>
-      <w:hyperlink r:id="rId278">
+      <w:hyperlink r:id="rId279">
         <w:r>
           <w:rPr>
             <w:rStyle w:val="Hyperlink"/>
@@ -4970,7 +4987,7 @@
           <w:numId w:val="1001"/>
         </w:numPr>
       </w:pPr>
-      <w:hyperlink r:id="rId279">
+      <w:hyperlink r:id="rId280">
         <w:r>
           <w:rPr>
             <w:rStyle w:val="Hyperlink"/>
@@ -4987,7 +5004,7 @@
           <w:numId w:val="1001"/>
         </w:numPr>
       </w:pPr>
-      <w:hyperlink r:id="rId280">
+      <w:hyperlink r:id="rId281">
         <w:r>
           <w:rPr>
             <w:rStyle w:val="Hyperlink"/>
@@ -5004,7 +5021,7 @@
           <w:numId w:val="1001"/>
         </w:numPr>
       </w:pPr>
-      <w:hyperlink r:id="rId281">
+      <w:hyperlink r:id="rId282">
         <w:r>
           <w:rPr>
             <w:rStyle w:val="Hyperlink"/>
@@ -5021,7 +5038,7 @@
           <w:numId w:val="1001"/>
         </w:numPr>
       </w:pPr>
-      <w:hyperlink r:id="rId282">
+      <w:hyperlink r:id="rId283">
         <w:r>
           <w:rPr>
             <w:rStyle w:val="Hyperlink"/>
@@ -5044,7 +5061,7 @@
           <w:numId w:val="1001"/>
         </w:numPr>
       </w:pPr>
-      <w:hyperlink r:id="rId283">
+      <w:hyperlink r:id="rId284">
         <w:r>
           <w:rPr>
             <w:rStyle w:val="Hyperlink"/>
@@ -5061,7 +5078,7 @@
           <w:numId w:val="1001"/>
         </w:numPr>
       </w:pPr>
-      <w:hyperlink r:id="rId284">
+      <w:hyperlink r:id="rId285">
         <w:r>
           <w:rPr>
             <w:rStyle w:val="Hyperlink"/>
@@ -5078,7 +5095,7 @@
           <w:numId w:val="1001"/>
         </w:numPr>
       </w:pPr>
-      <w:hyperlink r:id="rId285">
+      <w:hyperlink r:id="rId286">
         <w:r>
           <w:rPr>
             <w:rStyle w:val="Hyperlink"/>
@@ -5095,7 +5112,7 @@
           <w:numId w:val="1001"/>
         </w:numPr>
       </w:pPr>
-      <w:hyperlink r:id="rId286">
+      <w:hyperlink r:id="rId287">
         <w:r>
           <w:rPr>
             <w:rStyle w:val="Hyperlink"/>
@@ -5118,7 +5135,7 @@
           <w:numId w:val="1001"/>
         </w:numPr>
       </w:pPr>
-      <w:hyperlink r:id="rId287">
+      <w:hyperlink r:id="rId288">
         <w:r>
           <w:rPr>
             <w:rStyle w:val="Hyperlink"/>
@@ -5135,7 +5152,7 @@
           <w:numId w:val="1001"/>
         </w:numPr>
       </w:pPr>
-      <w:hyperlink r:id="rId288">
+      <w:hyperlink r:id="rId289">
         <w:r>
           <w:rPr>
             <w:rStyle w:val="Hyperlink"/>
@@ -5152,7 +5169,7 @@
           <w:numId w:val="1001"/>
         </w:numPr>
       </w:pPr>
-      <w:hyperlink r:id="rId289">
+      <w:hyperlink r:id="rId290">
         <w:r>
           <w:rPr>
             <w:rStyle w:val="Hyperlink"/>
@@ -5169,7 +5186,7 @@
           <w:numId w:val="1001"/>
         </w:numPr>
       </w:pPr>
-      <w:hyperlink r:id="rId290">
+      <w:hyperlink r:id="rId291">
         <w:r>
           <w:rPr>
             <w:rStyle w:val="Hyperlink"/>
@@ -5186,7 +5203,7 @@
           <w:numId w:val="1001"/>
         </w:numPr>
       </w:pPr>
-      <w:hyperlink r:id="rId291">
+      <w:hyperlink r:id="rId292">
         <w:r>
           <w:rPr>
             <w:rStyle w:val="Hyperlink"/>
@@ -5203,7 +5220,7 @@
           <w:numId w:val="1001"/>
         </w:numPr>
       </w:pPr>
-      <w:hyperlink r:id="rId292">
+      <w:hyperlink r:id="rId293">
         <w:r>
           <w:rPr>
             <w:rStyle w:val="Hyperlink"/>
@@ -5220,7 +5237,7 @@
           <w:numId w:val="1001"/>
         </w:numPr>
       </w:pPr>
-      <w:hyperlink r:id="rId293">
+      <w:hyperlink r:id="rId294">
         <w:r>
           <w:rPr>
             <w:rStyle w:val="Hyperlink"/>
@@ -5237,7 +5254,7 @@
           <w:numId w:val="1001"/>
         </w:numPr>
       </w:pPr>
-      <w:hyperlink r:id="rId294">
+      <w:hyperlink r:id="rId295">
         <w:r>
           <w:rPr>
             <w:rStyle w:val="Hyperlink"/>
@@ -5254,7 +5271,7 @@
           <w:numId w:val="1001"/>
         </w:numPr>
       </w:pPr>
-      <w:hyperlink r:id="rId295">
+      <w:hyperlink r:id="rId296">
         <w:r>
           <w:rPr>
             <w:rStyle w:val="Hyperlink"/>
@@ -5271,7 +5288,7 @@
           <w:numId w:val="1001"/>
         </w:numPr>
       </w:pPr>
-      <w:hyperlink r:id="rId296">
+      <w:hyperlink r:id="rId297">
         <w:r>
           <w:rPr>
             <w:rStyle w:val="Hyperlink"/>
@@ -5288,7 +5305,7 @@
           <w:numId w:val="1001"/>
         </w:numPr>
       </w:pPr>
-      <w:hyperlink r:id="rId297">
+      <w:hyperlink r:id="rId298">
         <w:r>
           <w:rPr>
             <w:rStyle w:val="Hyperlink"/>
@@ -5305,7 +5322,7 @@
           <w:numId w:val="1001"/>
         </w:numPr>
       </w:pPr>
-      <w:hyperlink r:id="rId298">
+      <w:hyperlink r:id="rId299">
         <w:r>
           <w:rPr>
             <w:rStyle w:val="Hyperlink"/>
@@ -5322,7 +5339,7 @@
           <w:numId w:val="1001"/>
         </w:numPr>
       </w:pPr>
-      <w:hyperlink r:id="rId299">
+      <w:hyperlink r:id="rId300">
         <w:r>
           <w:rPr>
             <w:rStyle w:val="Hyperlink"/>
@@ -5339,7 +5356,7 @@
           <w:numId w:val="1001"/>
         </w:numPr>
       </w:pPr>
-      <w:hyperlink r:id="rId300">
+      <w:hyperlink r:id="rId301">
         <w:r>
           <w:rPr>
             <w:rStyle w:val="Hyperlink"/>
@@ -5356,7 +5373,7 @@
           <w:numId w:val="1001"/>
         </w:numPr>
       </w:pPr>
-      <w:hyperlink r:id="rId301">
+      <w:hyperlink r:id="rId302">
         <w:r>
           <w:rPr>
             <w:rStyle w:val="Hyperlink"/>
@@ -5373,7 +5390,7 @@
           <w:numId w:val="1001"/>
         </w:numPr>
       </w:pPr>
-      <w:hyperlink r:id="rId302">
+      <w:hyperlink r:id="rId303">
         <w:r>
           <w:rPr>
             <w:rStyle w:val="Hyperlink"/>
@@ -5390,7 +5407,7 @@
           <w:numId w:val="1001"/>
         </w:numPr>
       </w:pPr>
-      <w:hyperlink r:id="rId303">
+      <w:hyperlink r:id="rId304">
         <w:r>
           <w:rPr>
             <w:rStyle w:val="Hyperlink"/>
@@ -5407,7 +5424,7 @@
           <w:numId w:val="1001"/>
         </w:numPr>
       </w:pPr>
-      <w:hyperlink r:id="rId304">
+      <w:hyperlink r:id="rId305">
         <w:r>
           <w:rPr>
             <w:rStyle w:val="Hyperlink"/>
@@ -5424,7 +5441,7 @@
           <w:numId w:val="1001"/>
         </w:numPr>
       </w:pPr>
-      <w:hyperlink r:id="rId305">
+      <w:hyperlink r:id="rId306">
         <w:r>
           <w:rPr>
             <w:rStyle w:val="Hyperlink"/>
@@ -5441,7 +5458,7 @@
           <w:numId w:val="1001"/>
         </w:numPr>
       </w:pPr>
-      <w:hyperlink r:id="rId306">
+      <w:hyperlink r:id="rId307">
         <w:r>
           <w:rPr>
             <w:rStyle w:val="Hyperlink"/>
@@ -5458,7 +5475,7 @@
           <w:numId w:val="1001"/>
         </w:numPr>
       </w:pPr>
-      <w:hyperlink r:id="rId307">
+      <w:hyperlink r:id="rId308">
         <w:r>
           <w:rPr>
             <w:rStyle w:val="Hyperlink"/>
@@ -5475,7 +5492,7 @@
           <w:numId w:val="1001"/>
         </w:numPr>
       </w:pPr>
-      <w:hyperlink r:id="rId308">
+      <w:hyperlink r:id="rId309">
         <w:r>
           <w:rPr>
             <w:rStyle w:val="Hyperlink"/>
@@ -5492,7 +5509,7 @@
           <w:numId w:val="1001"/>
         </w:numPr>
       </w:pPr>
-      <w:hyperlink r:id="rId309">
+      <w:hyperlink r:id="rId310">
         <w:r>
           <w:rPr>
             <w:rStyle w:val="Hyperlink"/>
@@ -5509,7 +5526,7 @@
           <w:numId w:val="1001"/>
         </w:numPr>
       </w:pPr>
-      <w:hyperlink r:id="rId310">
+      <w:hyperlink r:id="rId311">
         <w:r>
           <w:rPr>
             <w:rStyle w:val="Hyperlink"/>
@@ -5526,7 +5543,7 @@
           <w:numId w:val="1001"/>
         </w:numPr>
       </w:pPr>
-      <w:hyperlink r:id="rId311">
+      <w:hyperlink r:id="rId312">
         <w:r>
           <w:rPr>
             <w:rStyle w:val="Hyperlink"/>
@@ -5543,7 +5560,7 @@
           <w:numId w:val="1001"/>
         </w:numPr>
       </w:pPr>
-      <w:hyperlink r:id="rId312">
+      <w:hyperlink r:id="rId313">
         <w:r>
           <w:rPr>
             <w:rStyle w:val="Hyperlink"/>
@@ -5560,7 +5577,7 @@
           <w:numId w:val="1001"/>
         </w:numPr>
       </w:pPr>
-      <w:hyperlink r:id="rId313">
+      <w:hyperlink r:id="rId314">
         <w:r>
           <w:rPr>
             <w:rStyle w:val="Hyperlink"/>
@@ -5583,7 +5600,7 @@
           <w:numId w:val="1001"/>
         </w:numPr>
       </w:pPr>
-      <w:hyperlink r:id="rId314">
+      <w:hyperlink r:id="rId315">
         <w:r>
           <w:rPr>
             <w:rStyle w:val="Hyperlink"/>
@@ -5606,7 +5623,7 @@
           <w:numId w:val="1001"/>
         </w:numPr>
       </w:pPr>
-      <w:hyperlink r:id="rId315">
+      <w:hyperlink r:id="rId316">
         <w:r>
           <w:rPr>
             <w:rStyle w:val="Hyperlink"/>
@@ -5623,7 +5640,7 @@
           <w:numId w:val="1001"/>
         </w:numPr>
       </w:pPr>
-      <w:hyperlink r:id="rId316">
+      <w:hyperlink r:id="rId317">
         <w:r>
           <w:rPr>
             <w:rStyle w:val="Hyperlink"/>
@@ -5640,7 +5657,7 @@
           <w:numId w:val="1001"/>
         </w:numPr>
       </w:pPr>
-      <w:hyperlink r:id="rId317">
+      <w:hyperlink r:id="rId318">
         <w:r>
           <w:rPr>
             <w:rStyle w:val="Hyperlink"/>
@@ -5663,7 +5680,7 @@
       <w:r>
         <w:t xml:space="preserve"> </w:t>
       </w:r>
-      <w:hyperlink r:id="rId318">
+      <w:hyperlink r:id="rId319">
         <w:r>
           <w:rPr>
             <w:rStyle w:val="Hyperlink"/>
@@ -5680,7 +5697,7 @@
           <w:numId w:val="1001"/>
         </w:numPr>
       </w:pPr>
-      <w:hyperlink r:id="rId319">
+      <w:hyperlink r:id="rId320">
         <w:r>
           <w:rPr>
             <w:rStyle w:val="Hyperlink"/>
@@ -5697,7 +5714,7 @@
       <w:r>
         <w:t xml:space="preserve"> </w:t>
       </w:r>
-      <w:hyperlink r:id="rId320">
+      <w:hyperlink r:id="rId321">
         <w:r>
           <w:rPr>
             <w:rStyle w:val="Hyperlink"/>
@@ -5714,7 +5731,7 @@
           <w:numId w:val="1001"/>
         </w:numPr>
       </w:pPr>
-      <w:hyperlink r:id="rId321">
+      <w:hyperlink r:id="rId322">
         <w:r>
           <w:rPr>
             <w:rStyle w:val="Hyperlink"/>
@@ -5731,7 +5748,7 @@
           <w:numId w:val="1001"/>
         </w:numPr>
       </w:pPr>
-      <w:hyperlink r:id="rId322">
+      <w:hyperlink r:id="rId323">
         <w:r>
           <w:rPr>
             <w:rStyle w:val="Hyperlink"/>
@@ -5754,7 +5771,7 @@
       <w:r>
         <w:t xml:space="preserve"> </w:t>
       </w:r>
-      <w:hyperlink r:id="rId323">
+      <w:hyperlink r:id="rId324">
         <w:r>
           <w:rPr>
             <w:rStyle w:val="Hyperlink"/>
@@ -5771,7 +5788,7 @@
       <w:r>
         <w:t xml:space="preserve"> </w:t>
       </w:r>
-      <w:hyperlink r:id="rId324">
+      <w:hyperlink r:id="rId325">
         <w:r>
           <w:rPr>
             <w:rStyle w:val="Hyperlink"/>
@@ -5794,7 +5811,7 @@
       <w:r>
         <w:t xml:space="preserve"> </w:t>
       </w:r>
-      <w:hyperlink r:id="rId325">
+      <w:hyperlink r:id="rId326">
         <w:r>
           <w:rPr>
             <w:rStyle w:val="Hyperlink"/>
@@ -5805,7 +5822,7 @@
       <w:r>
         <w:t xml:space="preserve"> </w:t>
       </w:r>
-      <w:hyperlink r:id="rId326">
+      <w:hyperlink r:id="rId327">
         <w:r>
           <w:rPr>
             <w:rStyle w:val="Hyperlink"/>
@@ -5828,7 +5845,7 @@
       <w:r>
         <w:t xml:space="preserve"> </w:t>
       </w:r>
-      <w:hyperlink r:id="rId327">
+      <w:hyperlink r:id="rId328">
         <w:r>
           <w:rPr>
             <w:rStyle w:val="Hyperlink"/>
@@ -5851,7 +5868,7 @@
       <w:r>
         <w:t xml:space="preserve"> </w:t>
       </w:r>
-      <w:hyperlink r:id="rId328">
+      <w:hyperlink r:id="rId329">
         <w:r>
           <w:rPr>
             <w:rStyle w:val="Hyperlink"/>
@@ -5868,7 +5885,7 @@
       <w:r>
         <w:t xml:space="preserve"> </w:t>
       </w:r>
-      <w:hyperlink r:id="rId329">
+      <w:hyperlink r:id="rId330">
         <w:r>
           <w:rPr>
             <w:rStyle w:val="Hyperlink"/>
@@ -5891,7 +5908,7 @@
       <w:r>
         <w:t xml:space="preserve"> </w:t>
       </w:r>
-      <w:hyperlink r:id="rId330">
+      <w:hyperlink r:id="rId331">
         <w:r>
           <w:rPr>
             <w:rStyle w:val="Hyperlink"/>
@@ -5908,7 +5925,7 @@
       <w:r>
         <w:t xml:space="preserve"> </w:t>
       </w:r>
-      <w:hyperlink r:id="rId331">
+      <w:hyperlink r:id="rId332">
         <w:r>
           <w:rPr>
             <w:rStyle w:val="Hyperlink"/>
@@ -5931,7 +5948,7 @@
       <w:r>
         <w:t xml:space="preserve"> </w:t>
       </w:r>
-      <w:hyperlink r:id="rId332">
+      <w:hyperlink r:id="rId333">
         <w:r>
           <w:rPr>
             <w:rStyle w:val="Hyperlink"/>
@@ -5948,7 +5965,7 @@
       <w:r>
         <w:t xml:space="preserve"> </w:t>
       </w:r>
-      <w:hyperlink r:id="rId333">
+      <w:hyperlink r:id="rId334">
         <w:r>
           <w:rPr>
             <w:rStyle w:val="Hyperlink"/>
@@ -5971,7 +5988,7 @@
       <w:r>
         <w:t xml:space="preserve"> </w:t>
       </w:r>
-      <w:hyperlink r:id="rId334">
+      <w:hyperlink r:id="rId335">
         <w:r>
           <w:rPr>
             <w:rStyle w:val="Hyperlink"/>
@@ -5988,7 +6005,7 @@
       <w:r>
         <w:t xml:space="preserve"> </w:t>
       </w:r>
-      <w:hyperlink r:id="rId335">
+      <w:hyperlink r:id="rId336">
         <w:r>
           <w:rPr>
             <w:rStyle w:val="Hyperlink"/>
@@ -6011,7 +6028,7 @@
       <w:r>
         <w:t xml:space="preserve"> </w:t>
       </w:r>
-      <w:hyperlink r:id="rId336">
+      <w:hyperlink r:id="rId337">
         <w:r>
           <w:rPr>
             <w:rStyle w:val="Hyperlink"/>
@@ -6028,7 +6045,7 @@
       <w:r>
         <w:t xml:space="preserve"> </w:t>
       </w:r>
-      <w:hyperlink r:id="rId337">
+      <w:hyperlink r:id="rId338">
         <w:r>
           <w:rPr>
             <w:rStyle w:val="Hyperlink"/>
@@ -6051,7 +6068,7 @@
       <w:r>
         <w:t xml:space="preserve"> </w:t>
       </w:r>
-      <w:hyperlink r:id="rId338">
+      <w:hyperlink r:id="rId339">
         <w:r>
           <w:rPr>
             <w:rStyle w:val="Hyperlink"/>
@@ -6068,7 +6085,7 @@
       <w:r>
         <w:t xml:space="preserve"> </w:t>
       </w:r>
-      <w:hyperlink r:id="rId339">
+      <w:hyperlink r:id="rId340">
         <w:r>
           <w:rPr>
             <w:rStyle w:val="Hyperlink"/>
@@ -6091,7 +6108,7 @@
       <w:r>
         <w:t xml:space="preserve"> </w:t>
       </w:r>
-      <w:hyperlink r:id="rId340">
+      <w:hyperlink r:id="rId341">
         <w:r>
           <w:rPr>
             <w:rStyle w:val="Hyperlink"/>
@@ -6102,7 +6119,7 @@
       <w:r>
         <w:t xml:space="preserve"> </w:t>
       </w:r>
-      <w:hyperlink r:id="rId341">
+      <w:hyperlink r:id="rId342">
         <w:r>
           <w:rPr>
             <w:rStyle w:val="Hyperlink"/>
@@ -6125,7 +6142,7 @@
       <w:r>
         <w:t xml:space="preserve"> </w:t>
       </w:r>
-      <w:hyperlink r:id="rId342">
+      <w:hyperlink r:id="rId343">
         <w:r>
           <w:rPr>
             <w:rStyle w:val="Hyperlink"/>
@@ -6142,7 +6159,7 @@
       <w:r>
         <w:t xml:space="preserve"> </w:t>
       </w:r>
-      <w:hyperlink r:id="rId343">
+      <w:hyperlink r:id="rId344">
         <w:r>
           <w:rPr>
             <w:rStyle w:val="Hyperlink"/>
@@ -6151,8 +6168,8 @@
         </w:r>
       </w:hyperlink>
     </w:p>
-    <w:bookmarkEnd w:id="344"/>
-    <w:bookmarkStart w:id="462" w:name="otras-referencias-interesantes"/>
+    <w:bookmarkEnd w:id="345"/>
+    <w:bookmarkStart w:id="463" w:name="otras-referencias-interesantes"/>
     <w:p>
       <w:pPr>
         <w:pStyle w:val="Heading2"/>
@@ -6169,7 +6186,7 @@
           <w:numId w:val="1002"/>
         </w:numPr>
       </w:pPr>
-      <w:hyperlink r:id="rId345">
+      <w:hyperlink r:id="rId346">
         <w:r>
           <w:rPr>
             <w:rStyle w:val="Hyperlink"/>
@@ -6186,7 +6203,7 @@
           <w:numId w:val="1002"/>
         </w:numPr>
       </w:pPr>
-      <w:hyperlink r:id="rId346">
+      <w:hyperlink r:id="rId347">
         <w:r>
           <w:rPr>
             <w:rStyle w:val="Hyperlink"/>
@@ -6203,7 +6220,7 @@
           <w:numId w:val="1002"/>
         </w:numPr>
       </w:pPr>
-      <w:hyperlink r:id="rId347">
+      <w:hyperlink r:id="rId348">
         <w:r>
           <w:rPr>
             <w:rStyle w:val="Hyperlink"/>
@@ -6220,7 +6237,7 @@
           <w:numId w:val="1002"/>
         </w:numPr>
       </w:pPr>
-      <w:hyperlink r:id="rId348">
+      <w:hyperlink r:id="rId349">
         <w:r>
           <w:rPr>
             <w:rStyle w:val="Hyperlink"/>
@@ -6237,7 +6254,7 @@
           <w:numId w:val="1002"/>
         </w:numPr>
       </w:pPr>
-      <w:hyperlink r:id="rId349">
+      <w:hyperlink r:id="rId350">
         <w:r>
           <w:rPr>
             <w:rStyle w:val="Hyperlink"/>
@@ -6254,7 +6271,7 @@
           <w:numId w:val="1002"/>
         </w:numPr>
       </w:pPr>
-      <w:hyperlink r:id="rId350">
+      <w:hyperlink r:id="rId351">
         <w:r>
           <w:rPr>
             <w:rStyle w:val="Hyperlink"/>
@@ -6271,7 +6288,7 @@
           <w:numId w:val="1002"/>
         </w:numPr>
       </w:pPr>
-      <w:hyperlink r:id="rId351">
+      <w:hyperlink r:id="rId352">
         <w:r>
           <w:rPr>
             <w:rStyle w:val="Hyperlink"/>
@@ -6288,7 +6305,7 @@
           <w:numId w:val="1002"/>
         </w:numPr>
       </w:pPr>
-      <w:hyperlink r:id="rId352">
+      <w:hyperlink r:id="rId353">
         <w:r>
           <w:rPr>
             <w:rStyle w:val="Hyperlink"/>
@@ -6305,7 +6322,7 @@
           <w:numId w:val="1002"/>
         </w:numPr>
       </w:pPr>
-      <w:hyperlink r:id="rId353">
+      <w:hyperlink r:id="rId354">
         <w:r>
           <w:rPr>
             <w:rStyle w:val="Hyperlink"/>
@@ -6322,7 +6339,7 @@
           <w:numId w:val="1002"/>
         </w:numPr>
       </w:pPr>
-      <w:hyperlink r:id="rId354">
+      <w:hyperlink r:id="rId355">
         <w:r>
           <w:rPr>
             <w:rStyle w:val="Hyperlink"/>
@@ -6339,7 +6356,7 @@
           <w:numId w:val="1002"/>
         </w:numPr>
       </w:pPr>
-      <w:hyperlink r:id="rId355">
+      <w:hyperlink r:id="rId356">
         <w:r>
           <w:rPr>
             <w:rStyle w:val="Hyperlink"/>
@@ -6356,7 +6373,7 @@
           <w:numId w:val="1002"/>
         </w:numPr>
       </w:pPr>
-      <w:hyperlink r:id="rId356">
+      <w:hyperlink r:id="rId357">
         <w:r>
           <w:rPr>
             <w:rStyle w:val="Hyperlink"/>
@@ -6373,7 +6390,7 @@
           <w:numId w:val="1002"/>
         </w:numPr>
       </w:pPr>
-      <w:hyperlink r:id="rId357">
+      <w:hyperlink r:id="rId358">
         <w:r>
           <w:rPr>
             <w:rStyle w:val="Hyperlink"/>
@@ -6390,7 +6407,7 @@
       <w:r>
         <w:t xml:space="preserve"> </w:t>
       </w:r>
-      <w:hyperlink r:id="rId358">
+      <w:hyperlink r:id="rId359">
         <w:r>
           <w:rPr>
             <w:rStyle w:val="Hyperlink"/>
@@ -6407,7 +6424,7 @@
           <w:numId w:val="1002"/>
         </w:numPr>
       </w:pPr>
-      <w:hyperlink r:id="rId359">
+      <w:hyperlink r:id="rId360">
         <w:r>
           <w:rPr>
             <w:rStyle w:val="Hyperlink"/>
@@ -6427,7 +6444,7 @@
           <w:numId w:val="1002"/>
         </w:numPr>
       </w:pPr>
-      <w:hyperlink r:id="rId360">
+      <w:hyperlink r:id="rId361">
         <w:r>
           <w:rPr>
             <w:rStyle w:val="Hyperlink"/>
@@ -6444,7 +6461,7 @@
           <w:numId w:val="1002"/>
         </w:numPr>
       </w:pPr>
-      <w:hyperlink r:id="rId361">
+      <w:hyperlink r:id="rId362">
         <w:r>
           <w:rPr>
             <w:rStyle w:val="Hyperlink"/>
@@ -6461,7 +6478,7 @@
           <w:numId w:val="1002"/>
         </w:numPr>
       </w:pPr>
-      <w:hyperlink r:id="rId362">
+      <w:hyperlink r:id="rId363">
         <w:r>
           <w:rPr>
             <w:rStyle w:val="Hyperlink"/>
@@ -6478,7 +6495,7 @@
           <w:numId w:val="1002"/>
         </w:numPr>
       </w:pPr>
-      <w:hyperlink r:id="rId363">
+      <w:hyperlink r:id="rId364">
         <w:r>
           <w:rPr>
             <w:rStyle w:val="Hyperlink"/>
@@ -6495,7 +6512,7 @@
           <w:numId w:val="1002"/>
         </w:numPr>
       </w:pPr>
-      <w:hyperlink r:id="rId364">
+      <w:hyperlink r:id="rId365">
         <w:r>
           <w:rPr>
             <w:rStyle w:val="Hyperlink"/>
@@ -6512,7 +6529,7 @@
           <w:numId w:val="1002"/>
         </w:numPr>
       </w:pPr>
-      <w:hyperlink r:id="rId365">
+      <w:hyperlink r:id="rId366">
         <w:r>
           <w:rPr>
             <w:rStyle w:val="Hyperlink"/>
@@ -6529,7 +6546,7 @@
           <w:numId w:val="1002"/>
         </w:numPr>
       </w:pPr>
-      <w:hyperlink r:id="rId366">
+      <w:hyperlink r:id="rId367">
         <w:r>
           <w:rPr>
             <w:rStyle w:val="Hyperlink"/>
@@ -6546,7 +6563,7 @@
           <w:numId w:val="1002"/>
         </w:numPr>
       </w:pPr>
-      <w:hyperlink r:id="rId367">
+      <w:hyperlink r:id="rId368">
         <w:r>
           <w:rPr>
             <w:rStyle w:val="Hyperlink"/>
@@ -6563,7 +6580,7 @@
           <w:numId w:val="1002"/>
         </w:numPr>
       </w:pPr>
-      <w:hyperlink r:id="rId368">
+      <w:hyperlink r:id="rId369">
         <w:r>
           <w:rPr>
             <w:rStyle w:val="Hyperlink"/>
@@ -6580,7 +6597,7 @@
           <w:numId w:val="1002"/>
         </w:numPr>
       </w:pPr>
-      <w:hyperlink r:id="rId369">
+      <w:hyperlink r:id="rId370">
         <w:r>
           <w:rPr>
             <w:rStyle w:val="Hyperlink"/>
@@ -6597,7 +6614,7 @@
           <w:numId w:val="1002"/>
         </w:numPr>
       </w:pPr>
-      <w:hyperlink r:id="rId370">
+      <w:hyperlink r:id="rId371">
         <w:r>
           <w:rPr>
             <w:rStyle w:val="Hyperlink"/>
@@ -6614,7 +6631,7 @@
           <w:numId w:val="1002"/>
         </w:numPr>
       </w:pPr>
-      <w:hyperlink r:id="rId371">
+      <w:hyperlink r:id="rId372">
         <w:r>
           <w:rPr>
             <w:rStyle w:val="Hyperlink"/>
@@ -6631,7 +6648,7 @@
           <w:numId w:val="1002"/>
         </w:numPr>
       </w:pPr>
-      <w:hyperlink r:id="rId372">
+      <w:hyperlink r:id="rId373">
         <w:r>
           <w:rPr>
             <w:rStyle w:val="Hyperlink"/>
@@ -6648,7 +6665,7 @@
           <w:numId w:val="1002"/>
         </w:numPr>
       </w:pPr>
-      <w:hyperlink r:id="rId373">
+      <w:hyperlink r:id="rId374">
         <w:r>
           <w:rPr>
             <w:rStyle w:val="Hyperlink"/>
@@ -6665,7 +6682,7 @@
           <w:numId w:val="1002"/>
         </w:numPr>
       </w:pPr>
-      <w:hyperlink r:id="rId374">
+      <w:hyperlink r:id="rId375">
         <w:r>
           <w:rPr>
             <w:rStyle w:val="Hyperlink"/>
@@ -6682,7 +6699,7 @@
           <w:numId w:val="1002"/>
         </w:numPr>
       </w:pPr>
-      <w:hyperlink r:id="rId375">
+      <w:hyperlink r:id="rId376">
         <w:r>
           <w:rPr>
             <w:rStyle w:val="Hyperlink"/>
@@ -6699,7 +6716,7 @@
           <w:numId w:val="1002"/>
         </w:numPr>
       </w:pPr>
-      <w:hyperlink r:id="rId376">
+      <w:hyperlink r:id="rId377">
         <w:r>
           <w:rPr>
             <w:rStyle w:val="Hyperlink"/>
@@ -6716,7 +6733,7 @@
           <w:numId w:val="1002"/>
         </w:numPr>
       </w:pPr>
-      <w:hyperlink r:id="rId377">
+      <w:hyperlink r:id="rId378">
         <w:r>
           <w:rPr>
             <w:rStyle w:val="Hyperlink"/>
@@ -6733,7 +6750,7 @@
           <w:numId w:val="1002"/>
         </w:numPr>
       </w:pPr>
-      <w:hyperlink r:id="rId378">
+      <w:hyperlink r:id="rId379">
         <w:r>
           <w:rPr>
             <w:rStyle w:val="Hyperlink"/>
@@ -6750,7 +6767,7 @@
           <w:numId w:val="1002"/>
         </w:numPr>
       </w:pPr>
-      <w:hyperlink r:id="rId379">
+      <w:hyperlink r:id="rId380">
         <w:r>
           <w:rPr>
             <w:rStyle w:val="Hyperlink"/>
@@ -6767,7 +6784,7 @@
           <w:numId w:val="1002"/>
         </w:numPr>
       </w:pPr>
-      <w:hyperlink r:id="rId380">
+      <w:hyperlink r:id="rId381">
         <w:r>
           <w:rPr>
             <w:rStyle w:val="Hyperlink"/>
@@ -6784,7 +6801,7 @@
           <w:numId w:val="1002"/>
         </w:numPr>
       </w:pPr>
-      <w:hyperlink r:id="rId381">
+      <w:hyperlink r:id="rId382">
         <w:r>
           <w:rPr>
             <w:rStyle w:val="Hyperlink"/>
@@ -6801,7 +6818,7 @@
           <w:numId w:val="1002"/>
         </w:numPr>
       </w:pPr>
-      <w:hyperlink r:id="rId382">
+      <w:hyperlink r:id="rId383">
         <w:r>
           <w:rPr>
             <w:rStyle w:val="Hyperlink"/>
@@ -6818,7 +6835,7 @@
           <w:numId w:val="1002"/>
         </w:numPr>
       </w:pPr>
-      <w:hyperlink r:id="rId383">
+      <w:hyperlink r:id="rId384">
         <w:r>
           <w:rPr>
             <w:rStyle w:val="Hyperlink"/>
@@ -6835,7 +6852,7 @@
           <w:numId w:val="1002"/>
         </w:numPr>
       </w:pPr>
-      <w:hyperlink r:id="rId384">
+      <w:hyperlink r:id="rId385">
         <w:r>
           <w:rPr>
             <w:rStyle w:val="Hyperlink"/>
@@ -6852,7 +6869,7 @@
           <w:numId w:val="1002"/>
         </w:numPr>
       </w:pPr>
-      <w:hyperlink r:id="rId385">
+      <w:hyperlink r:id="rId386">
         <w:r>
           <w:rPr>
             <w:rStyle w:val="Hyperlink"/>
@@ -6869,7 +6886,7 @@
           <w:numId w:val="1002"/>
         </w:numPr>
       </w:pPr>
-      <w:hyperlink r:id="rId386">
+      <w:hyperlink r:id="rId387">
         <w:r>
           <w:rPr>
             <w:rStyle w:val="Hyperlink"/>
@@ -6886,7 +6903,7 @@
           <w:numId w:val="1002"/>
         </w:numPr>
       </w:pPr>
-      <w:hyperlink r:id="rId387">
+      <w:hyperlink r:id="rId388">
         <w:r>
           <w:rPr>
             <w:rStyle w:val="Hyperlink"/>
@@ -6903,7 +6920,7 @@
           <w:numId w:val="1002"/>
         </w:numPr>
       </w:pPr>
-      <w:hyperlink r:id="rId388">
+      <w:hyperlink r:id="rId389">
         <w:r>
           <w:rPr>
             <w:rStyle w:val="Hyperlink"/>
@@ -6920,7 +6937,7 @@
           <w:numId w:val="1002"/>
         </w:numPr>
       </w:pPr>
-      <w:hyperlink r:id="rId389">
+      <w:hyperlink r:id="rId390">
         <w:r>
           <w:rPr>
             <w:rStyle w:val="Hyperlink"/>
@@ -6937,7 +6954,7 @@
           <w:numId w:val="1002"/>
         </w:numPr>
       </w:pPr>
-      <w:hyperlink r:id="rId390">
+      <w:hyperlink r:id="rId391">
         <w:r>
           <w:rPr>
             <w:rStyle w:val="Hyperlink"/>
@@ -6954,7 +6971,7 @@
           <w:numId w:val="1002"/>
         </w:numPr>
       </w:pPr>
-      <w:hyperlink r:id="rId391">
+      <w:hyperlink r:id="rId392">
         <w:r>
           <w:rPr>
             <w:rStyle w:val="Hyperlink"/>
@@ -6971,7 +6988,7 @@
           <w:numId w:val="1002"/>
         </w:numPr>
       </w:pPr>
-      <w:hyperlink r:id="rId392">
+      <w:hyperlink r:id="rId393">
         <w:r>
           <w:rPr>
             <w:rStyle w:val="Hyperlink"/>
@@ -6988,7 +7005,7 @@
           <w:numId w:val="1002"/>
         </w:numPr>
       </w:pPr>
-      <w:hyperlink r:id="rId393">
+      <w:hyperlink r:id="rId394">
         <w:r>
           <w:rPr>
             <w:rStyle w:val="Hyperlink"/>
@@ -7008,7 +7025,7 @@
           <w:numId w:val="1002"/>
         </w:numPr>
       </w:pPr>
-      <w:hyperlink r:id="rId394">
+      <w:hyperlink r:id="rId395">
         <w:r>
           <w:rPr>
             <w:rStyle w:val="Hyperlink"/>
@@ -7025,7 +7042,7 @@
           <w:numId w:val="1002"/>
         </w:numPr>
       </w:pPr>
-      <w:hyperlink r:id="rId395">
+      <w:hyperlink r:id="rId396">
         <w:r>
           <w:rPr>
             <w:rStyle w:val="Hyperlink"/>
@@ -7042,7 +7059,7 @@
           <w:numId w:val="1002"/>
         </w:numPr>
       </w:pPr>
-      <w:hyperlink r:id="rId396">
+      <w:hyperlink r:id="rId397">
         <w:r>
           <w:rPr>
             <w:rStyle w:val="Hyperlink"/>
@@ -7059,7 +7076,7 @@
           <w:numId w:val="1002"/>
         </w:numPr>
       </w:pPr>
-      <w:hyperlink r:id="rId397">
+      <w:hyperlink r:id="rId398">
         <w:r>
           <w:rPr>
             <w:rStyle w:val="Hyperlink"/>
@@ -7076,7 +7093,7 @@
           <w:numId w:val="1002"/>
         </w:numPr>
       </w:pPr>
-      <w:hyperlink r:id="rId398">
+      <w:hyperlink r:id="rId399">
         <w:r>
           <w:rPr>
             <w:rStyle w:val="Hyperlink"/>
@@ -7093,7 +7110,7 @@
           <w:numId w:val="1002"/>
         </w:numPr>
       </w:pPr>
-      <w:hyperlink r:id="rId399">
+      <w:hyperlink r:id="rId400">
         <w:r>
           <w:rPr>
             <w:rStyle w:val="Hyperlink"/>
@@ -7110,7 +7127,7 @@
           <w:numId w:val="1002"/>
         </w:numPr>
       </w:pPr>
-      <w:hyperlink r:id="rId400">
+      <w:hyperlink r:id="rId401">
         <w:r>
           <w:rPr>
             <w:rStyle w:val="Hyperlink"/>
@@ -7127,7 +7144,7 @@
           <w:numId w:val="1002"/>
         </w:numPr>
       </w:pPr>
-      <w:hyperlink r:id="rId401">
+      <w:hyperlink r:id="rId402">
         <w:r>
           <w:rPr>
             <w:rStyle w:val="Hyperlink"/>
@@ -7144,7 +7161,7 @@
           <w:numId w:val="1002"/>
         </w:numPr>
       </w:pPr>
-      <w:hyperlink r:id="rId402">
+      <w:hyperlink r:id="rId403">
         <w:r>
           <w:rPr>
             <w:rStyle w:val="Hyperlink"/>
@@ -7161,7 +7178,7 @@
           <w:numId w:val="1002"/>
         </w:numPr>
       </w:pPr>
-      <w:hyperlink r:id="rId403">
+      <w:hyperlink r:id="rId404">
         <w:r>
           <w:rPr>
             <w:rStyle w:val="Hyperlink"/>
@@ -7178,7 +7195,7 @@
           <w:numId w:val="1002"/>
         </w:numPr>
       </w:pPr>
-      <w:hyperlink r:id="rId404">
+      <w:hyperlink r:id="rId405">
         <w:r>
           <w:rPr>
             <w:rStyle w:val="Hyperlink"/>
@@ -7195,7 +7212,7 @@
           <w:numId w:val="1002"/>
         </w:numPr>
       </w:pPr>
-      <w:hyperlink r:id="rId405">
+      <w:hyperlink r:id="rId406">
         <w:r>
           <w:rPr>
             <w:rStyle w:val="Hyperlink"/>
@@ -7212,7 +7229,7 @@
           <w:numId w:val="1002"/>
         </w:numPr>
       </w:pPr>
-      <w:hyperlink r:id="rId406">
+      <w:hyperlink r:id="rId407">
         <w:r>
           <w:rPr>
             <w:rStyle w:val="Hyperlink"/>
@@ -7229,7 +7246,7 @@
           <w:numId w:val="1002"/>
         </w:numPr>
       </w:pPr>
-      <w:hyperlink r:id="rId407">
+      <w:hyperlink r:id="rId408">
         <w:r>
           <w:rPr>
             <w:rStyle w:val="Hyperlink"/>
@@ -7246,7 +7263,7 @@
           <w:numId w:val="1002"/>
         </w:numPr>
       </w:pPr>
-      <w:hyperlink r:id="rId408">
+      <w:hyperlink r:id="rId409">
         <w:r>
           <w:rPr>
             <w:rStyle w:val="Hyperlink"/>
@@ -7263,7 +7280,7 @@
           <w:numId w:val="1002"/>
         </w:numPr>
       </w:pPr>
-      <w:hyperlink r:id="rId409">
+      <w:hyperlink r:id="rId410">
         <w:r>
           <w:rPr>
             <w:rStyle w:val="Hyperlink"/>
@@ -7280,7 +7297,7 @@
           <w:numId w:val="1002"/>
         </w:numPr>
       </w:pPr>
-      <w:hyperlink r:id="rId410">
+      <w:hyperlink r:id="rId411">
         <w:r>
           <w:rPr>
             <w:rStyle w:val="Hyperlink"/>
@@ -7297,7 +7314,7 @@
           <w:numId w:val="1002"/>
         </w:numPr>
       </w:pPr>
-      <w:hyperlink r:id="rId411">
+      <w:hyperlink r:id="rId412">
         <w:r>
           <w:rPr>
             <w:rStyle w:val="Hyperlink"/>
@@ -7314,7 +7331,7 @@
           <w:numId w:val="1002"/>
         </w:numPr>
       </w:pPr>
-      <w:hyperlink r:id="rId412">
+      <w:hyperlink r:id="rId413">
         <w:r>
           <w:rPr>
             <w:rStyle w:val="Hyperlink"/>
@@ -7331,7 +7348,7 @@
           <w:numId w:val="1002"/>
         </w:numPr>
       </w:pPr>
-      <w:hyperlink r:id="rId413">
+      <w:hyperlink r:id="rId414">
         <w:r>
           <w:rPr>
             <w:rStyle w:val="Hyperlink"/>
@@ -7348,7 +7365,7 @@
           <w:numId w:val="1002"/>
         </w:numPr>
       </w:pPr>
-      <w:hyperlink r:id="rId414">
+      <w:hyperlink r:id="rId415">
         <w:r>
           <w:rPr>
             <w:rStyle w:val="Hyperlink"/>
@@ -7365,7 +7382,7 @@
           <w:numId w:val="1002"/>
         </w:numPr>
       </w:pPr>
-      <w:hyperlink r:id="rId415">
+      <w:hyperlink r:id="rId416">
         <w:r>
           <w:rPr>
             <w:rStyle w:val="Hyperlink"/>
@@ -7382,7 +7399,7 @@
           <w:numId w:val="1002"/>
         </w:numPr>
       </w:pPr>
-      <w:hyperlink r:id="rId416">
+      <w:hyperlink r:id="rId417">
         <w:r>
           <w:rPr>
             <w:rStyle w:val="Hyperlink"/>
@@ -7399,7 +7416,7 @@
           <w:numId w:val="1002"/>
         </w:numPr>
       </w:pPr>
-      <w:hyperlink r:id="rId417">
+      <w:hyperlink r:id="rId418">
         <w:r>
           <w:rPr>
             <w:rStyle w:val="Hyperlink"/>
@@ -7416,7 +7433,7 @@
           <w:numId w:val="1002"/>
         </w:numPr>
       </w:pPr>
-      <w:hyperlink r:id="rId418">
+      <w:hyperlink r:id="rId419">
         <w:r>
           <w:rPr>
             <w:rStyle w:val="Hyperlink"/>
@@ -7433,7 +7450,7 @@
           <w:numId w:val="1002"/>
         </w:numPr>
       </w:pPr>
-      <w:hyperlink r:id="rId419">
+      <w:hyperlink r:id="rId420">
         <w:r>
           <w:rPr>
             <w:rStyle w:val="Hyperlink"/>
@@ -7450,7 +7467,7 @@
           <w:numId w:val="1002"/>
         </w:numPr>
       </w:pPr>
-      <w:hyperlink r:id="rId420">
+      <w:hyperlink r:id="rId421">
         <w:r>
           <w:rPr>
             <w:rStyle w:val="Hyperlink"/>
@@ -7467,7 +7484,7 @@
           <w:numId w:val="1002"/>
         </w:numPr>
       </w:pPr>
-      <w:hyperlink r:id="rId421">
+      <w:hyperlink r:id="rId422">
         <w:r>
           <w:rPr>
             <w:rStyle w:val="Hyperlink"/>
@@ -7484,7 +7501,7 @@
           <w:numId w:val="1002"/>
         </w:numPr>
       </w:pPr>
-      <w:hyperlink r:id="rId422">
+      <w:hyperlink r:id="rId423">
         <w:r>
           <w:rPr>
             <w:rStyle w:val="Hyperlink"/>
@@ -7501,7 +7518,7 @@
           <w:numId w:val="1002"/>
         </w:numPr>
       </w:pPr>
-      <w:hyperlink r:id="rId423">
+      <w:hyperlink r:id="rId424">
         <w:r>
           <w:rPr>
             <w:rStyle w:val="Hyperlink"/>
@@ -7518,7 +7535,7 @@
           <w:numId w:val="1002"/>
         </w:numPr>
       </w:pPr>
-      <w:hyperlink r:id="rId424">
+      <w:hyperlink r:id="rId425">
         <w:r>
           <w:rPr>
             <w:rStyle w:val="Hyperlink"/>
@@ -7535,7 +7552,7 @@
           <w:numId w:val="1002"/>
         </w:numPr>
       </w:pPr>
-      <w:hyperlink r:id="rId425">
+      <w:hyperlink r:id="rId426">
         <w:r>
           <w:rPr>
             <w:rStyle w:val="Hyperlink"/>
@@ -7552,7 +7569,7 @@
           <w:numId w:val="1002"/>
         </w:numPr>
       </w:pPr>
-      <w:hyperlink r:id="rId426">
+      <w:hyperlink r:id="rId427">
         <w:r>
           <w:rPr>
             <w:rStyle w:val="Hyperlink"/>
@@ -7569,7 +7586,7 @@
           <w:numId w:val="1002"/>
         </w:numPr>
       </w:pPr>
-      <w:hyperlink r:id="rId427">
+      <w:hyperlink r:id="rId428">
         <w:r>
           <w:rPr>
             <w:rStyle w:val="Hyperlink"/>
@@ -7586,7 +7603,7 @@
           <w:numId w:val="1002"/>
         </w:numPr>
       </w:pPr>
-      <w:hyperlink r:id="rId428">
+      <w:hyperlink r:id="rId429">
         <w:r>
           <w:rPr>
             <w:rStyle w:val="Hyperlink"/>
@@ -7603,7 +7620,7 @@
           <w:numId w:val="1002"/>
         </w:numPr>
       </w:pPr>
-      <w:hyperlink r:id="rId429">
+      <w:hyperlink r:id="rId430">
         <w:r>
           <w:rPr>
             <w:rStyle w:val="Hyperlink"/>
@@ -7620,7 +7637,7 @@
           <w:numId w:val="1002"/>
         </w:numPr>
       </w:pPr>
-      <w:hyperlink r:id="rId430">
+      <w:hyperlink r:id="rId431">
         <w:r>
           <w:rPr>
             <w:rStyle w:val="Hyperlink"/>
@@ -7637,7 +7654,7 @@
           <w:numId w:val="1002"/>
         </w:numPr>
       </w:pPr>
-      <w:hyperlink r:id="rId431">
+      <w:hyperlink r:id="rId432">
         <w:r>
           <w:rPr>
             <w:rStyle w:val="Hyperlink"/>
@@ -7654,7 +7671,7 @@
           <w:numId w:val="1002"/>
         </w:numPr>
       </w:pPr>
-      <w:hyperlink r:id="rId432">
+      <w:hyperlink r:id="rId433">
         <w:r>
           <w:rPr>
             <w:rStyle w:val="Hyperlink"/>
@@ -7671,7 +7688,7 @@
           <w:numId w:val="1002"/>
         </w:numPr>
       </w:pPr>
-      <w:hyperlink r:id="rId433">
+      <w:hyperlink r:id="rId434">
         <w:r>
           <w:rPr>
             <w:rStyle w:val="Hyperlink"/>
@@ -7688,7 +7705,7 @@
           <w:numId w:val="1002"/>
         </w:numPr>
       </w:pPr>
-      <w:hyperlink r:id="rId434">
+      <w:hyperlink r:id="rId435">
         <w:r>
           <w:rPr>
             <w:rStyle w:val="Hyperlink"/>
@@ -7705,7 +7722,7 @@
           <w:numId w:val="1002"/>
         </w:numPr>
       </w:pPr>
-      <w:hyperlink r:id="rId435">
+      <w:hyperlink r:id="rId436">
         <w:r>
           <w:rPr>
             <w:rStyle w:val="Hyperlink"/>
@@ -7722,7 +7739,7 @@
           <w:numId w:val="1002"/>
         </w:numPr>
       </w:pPr>
-      <w:hyperlink r:id="rId436">
+      <w:hyperlink r:id="rId437">
         <w:r>
           <w:rPr>
             <w:rStyle w:val="Hyperlink"/>
@@ -7739,7 +7756,7 @@
           <w:numId w:val="1002"/>
         </w:numPr>
       </w:pPr>
-      <w:hyperlink r:id="rId437">
+      <w:hyperlink r:id="rId438">
         <w:r>
           <w:rPr>
             <w:rStyle w:val="Hyperlink"/>
@@ -7756,7 +7773,7 @@
           <w:numId w:val="1002"/>
         </w:numPr>
       </w:pPr>
-      <w:hyperlink r:id="rId438">
+      <w:hyperlink r:id="rId439">
         <w:r>
           <w:rPr>
             <w:rStyle w:val="Hyperlink"/>
@@ -7773,7 +7790,7 @@
           <w:numId w:val="1002"/>
         </w:numPr>
       </w:pPr>
-      <w:hyperlink r:id="rId439">
+      <w:hyperlink r:id="rId440">
         <w:r>
           <w:rPr>
             <w:rStyle w:val="Hyperlink"/>
@@ -7790,7 +7807,7 @@
           <w:numId w:val="1002"/>
         </w:numPr>
       </w:pPr>
-      <w:hyperlink r:id="rId440">
+      <w:hyperlink r:id="rId441">
         <w:r>
           <w:rPr>
             <w:rStyle w:val="Hyperlink"/>
@@ -7807,7 +7824,7 @@
           <w:numId w:val="1002"/>
         </w:numPr>
       </w:pPr>
-      <w:hyperlink r:id="rId441">
+      <w:hyperlink r:id="rId442">
         <w:r>
           <w:rPr>
             <w:rStyle w:val="Hyperlink"/>
@@ -7824,7 +7841,7 @@
           <w:numId w:val="1002"/>
         </w:numPr>
       </w:pPr>
-      <w:hyperlink r:id="rId442">
+      <w:hyperlink r:id="rId443">
         <w:r>
           <w:rPr>
             <w:rStyle w:val="Hyperlink"/>
@@ -7847,7 +7864,7 @@
       <w:r>
         <w:t xml:space="preserve"> </w:t>
       </w:r>
-      <w:hyperlink r:id="rId443">
+      <w:hyperlink r:id="rId444">
         <w:r>
           <w:rPr>
             <w:rStyle w:val="Hyperlink"/>
@@ -7864,7 +7881,7 @@
       <w:r>
         <w:t xml:space="preserve"> </w:t>
       </w:r>
-      <w:hyperlink r:id="rId444">
+      <w:hyperlink r:id="rId445">
         <w:r>
           <w:rPr>
             <w:rStyle w:val="Hyperlink"/>
@@ -7881,7 +7898,7 @@
           <w:numId w:val="1002"/>
         </w:numPr>
       </w:pPr>
-      <w:hyperlink r:id="rId445">
+      <w:hyperlink r:id="rId446">
         <w:r>
           <w:rPr>
             <w:rStyle w:val="Hyperlink"/>
@@ -7898,7 +7915,7 @@
           <w:numId w:val="1002"/>
         </w:numPr>
       </w:pPr>
-      <w:hyperlink r:id="rId446">
+      <w:hyperlink r:id="rId447">
         <w:r>
           <w:rPr>
             <w:rStyle w:val="Hyperlink"/>
@@ -7921,7 +7938,7 @@
       <w:r>
         <w:t xml:space="preserve"> </w:t>
       </w:r>
-      <w:hyperlink r:id="rId447">
+      <w:hyperlink r:id="rId448">
         <w:r>
           <w:rPr>
             <w:rStyle w:val="Hyperlink"/>
@@ -7935,7 +7952,7 @@
       <w:r>
         <w:t xml:space="preserve"> </w:t>
       </w:r>
-      <w:hyperlink r:id="rId448">
+      <w:hyperlink r:id="rId449">
         <w:r>
           <w:rPr>
             <w:rStyle w:val="Hyperlink"/>
@@ -7949,7 +7966,7 @@
       <w:r>
         <w:t xml:space="preserve"> </w:t>
       </w:r>
-      <w:hyperlink r:id="rId449">
+      <w:hyperlink r:id="rId450">
         <w:r>
           <w:rPr>
             <w:rStyle w:val="Hyperlink"/>
@@ -7963,7 +7980,7 @@
       <w:r>
         <w:t xml:space="preserve"> </w:t>
       </w:r>
-      <w:hyperlink r:id="rId450">
+      <w:hyperlink r:id="rId451">
         <w:r>
           <w:rPr>
             <w:rStyle w:val="Hyperlink"/>
@@ -7980,7 +7997,7 @@
       <w:r>
         <w:t xml:space="preserve"> </w:t>
       </w:r>
-      <w:hyperlink r:id="rId451">
+      <w:hyperlink r:id="rId452">
         <w:r>
           <w:rPr>
             <w:rStyle w:val="Hyperlink"/>
@@ -8003,7 +8020,7 @@
       <w:r>
         <w:t xml:space="preserve"> </w:t>
       </w:r>
-      <w:hyperlink r:id="rId452">
+      <w:hyperlink r:id="rId453">
         <w:r>
           <w:rPr>
             <w:rStyle w:val="Hyperlink"/>
@@ -8026,7 +8043,7 @@
       <w:r>
         <w:t xml:space="preserve"> </w:t>
       </w:r>
-      <w:hyperlink r:id="rId453">
+      <w:hyperlink r:id="rId454">
         <w:r>
           <w:rPr>
             <w:rStyle w:val="Hyperlink"/>
@@ -8040,7 +8057,7 @@
       <w:r>
         <w:t xml:space="preserve"> </w:t>
       </w:r>
-      <w:hyperlink r:id="rId454">
+      <w:hyperlink r:id="rId455">
         <w:r>
           <w:rPr>
             <w:rStyle w:val="Hyperlink"/>
@@ -8057,7 +8074,7 @@
       <w:r>
         <w:t xml:space="preserve"> </w:t>
       </w:r>
-      <w:hyperlink r:id="rId455">
+      <w:hyperlink r:id="rId456">
         <w:r>
           <w:rPr>
             <w:rStyle w:val="Hyperlink"/>
@@ -8080,7 +8097,7 @@
       <w:r>
         <w:t xml:space="preserve"> </w:t>
       </w:r>
-      <w:hyperlink r:id="rId456">
+      <w:hyperlink r:id="rId457">
         <w:r>
           <w:rPr>
             <w:rStyle w:val="Hyperlink"/>
@@ -8097,7 +8114,7 @@
       <w:r>
         <w:t xml:space="preserve"> </w:t>
       </w:r>
-      <w:hyperlink r:id="rId457">
+      <w:hyperlink r:id="rId458">
         <w:r>
           <w:rPr>
             <w:rStyle w:val="Hyperlink"/>
@@ -8120,7 +8137,7 @@
       <w:r>
         <w:t xml:space="preserve"> </w:t>
       </w:r>
-      <w:hyperlink r:id="rId458">
+      <w:hyperlink r:id="rId459">
         <w:r>
           <w:rPr>
             <w:rStyle w:val="Hyperlink"/>
@@ -8134,7 +8151,7 @@
       <w:r>
         <w:t xml:space="preserve"> </w:t>
       </w:r>
-      <w:hyperlink r:id="rId459">
+      <w:hyperlink r:id="rId460">
         <w:r>
           <w:rPr>
             <w:rStyle w:val="Hyperlink"/>
@@ -8148,7 +8165,7 @@
       <w:r>
         <w:t xml:space="preserve"> </w:t>
       </w:r>
-      <w:hyperlink r:id="rId460">
+      <w:hyperlink r:id="rId461">
         <w:r>
           <w:rPr>
             <w:rStyle w:val="Hyperlink"/>
@@ -8165,7 +8182,7 @@
       <w:r>
         <w:t xml:space="preserve"> </w:t>
       </w:r>
-      <w:hyperlink r:id="rId461">
+      <w:hyperlink r:id="rId462">
         <w:r>
           <w:rPr>
             <w:rStyle w:val="Hyperlink"/>
@@ -8174,8 +8191,8 @@
         </w:r>
       </w:hyperlink>
     </w:p>
-    <w:bookmarkEnd w:id="462"/>
-    <w:bookmarkStart w:id="598" w:name="libros"/>
+    <w:bookmarkEnd w:id="463"/>
+    <w:bookmarkStart w:id="599" w:name="libros"/>
     <w:p>
       <w:pPr>
         <w:pStyle w:val="Heading2"/>
@@ -8192,7 +8209,7 @@
           <w:numId w:val="1003"/>
         </w:numPr>
       </w:pPr>
-      <w:hyperlink r:id="rId463">
+      <w:hyperlink r:id="rId464">
         <w:r>
           <w:rPr>
             <w:rStyle w:val="Hyperlink"/>
@@ -8209,7 +8226,7 @@
           <w:numId w:val="1003"/>
         </w:numPr>
       </w:pPr>
-      <w:hyperlink r:id="rId464">
+      <w:hyperlink r:id="rId465">
         <w:r>
           <w:rPr>
             <w:rStyle w:val="Hyperlink"/>
@@ -8226,7 +8243,7 @@
           <w:numId w:val="1003"/>
         </w:numPr>
       </w:pPr>
-      <w:hyperlink r:id="rId465">
+      <w:hyperlink r:id="rId466">
         <w:r>
           <w:rPr>
             <w:rStyle w:val="Hyperlink"/>
@@ -8243,7 +8260,7 @@
           <w:numId w:val="1003"/>
         </w:numPr>
       </w:pPr>
-      <w:hyperlink r:id="rId466">
+      <w:hyperlink r:id="rId467">
         <w:r>
           <w:rPr>
             <w:rStyle w:val="Hyperlink"/>
@@ -8260,7 +8277,7 @@
           <w:numId w:val="1003"/>
         </w:numPr>
       </w:pPr>
-      <w:hyperlink r:id="rId467">
+      <w:hyperlink r:id="rId468">
         <w:r>
           <w:rPr>
             <w:rStyle w:val="Hyperlink"/>
@@ -8277,7 +8294,7 @@
           <w:numId w:val="1003"/>
         </w:numPr>
       </w:pPr>
-      <w:hyperlink r:id="rId468">
+      <w:hyperlink r:id="rId469">
         <w:r>
           <w:rPr>
             <w:rStyle w:val="Hyperlink"/>
@@ -8294,7 +8311,7 @@
           <w:numId w:val="1003"/>
         </w:numPr>
       </w:pPr>
-      <w:hyperlink r:id="rId469">
+      <w:hyperlink r:id="rId470">
         <w:r>
           <w:rPr>
             <w:rStyle w:val="Hyperlink"/>
@@ -8311,7 +8328,7 @@
           <w:numId w:val="1003"/>
         </w:numPr>
       </w:pPr>
-      <w:hyperlink r:id="rId470">
+      <w:hyperlink r:id="rId471">
         <w:r>
           <w:rPr>
             <w:rStyle w:val="Hyperlink"/>
@@ -8328,7 +8345,7 @@
           <w:numId w:val="1003"/>
         </w:numPr>
       </w:pPr>
-      <w:hyperlink r:id="rId471">
+      <w:hyperlink r:id="rId472">
         <w:r>
           <w:rPr>
             <w:rStyle w:val="Hyperlink"/>
@@ -8345,7 +8362,7 @@
           <w:numId w:val="1003"/>
         </w:numPr>
       </w:pPr>
-      <w:hyperlink r:id="rId472">
+      <w:hyperlink r:id="rId473">
         <w:r>
           <w:rPr>
             <w:rStyle w:val="Hyperlink"/>
@@ -8362,7 +8379,7 @@
           <w:numId w:val="1003"/>
         </w:numPr>
       </w:pPr>
-      <w:hyperlink r:id="rId473">
+      <w:hyperlink r:id="rId474">
         <w:r>
           <w:rPr>
             <w:rStyle w:val="Hyperlink"/>
@@ -8379,7 +8396,7 @@
           <w:numId w:val="1003"/>
         </w:numPr>
       </w:pPr>
-      <w:hyperlink r:id="rId474">
+      <w:hyperlink r:id="rId475">
         <w:r>
           <w:rPr>
             <w:rStyle w:val="Hyperlink"/>
@@ -8396,7 +8413,7 @@
           <w:numId w:val="1003"/>
         </w:numPr>
       </w:pPr>
-      <w:hyperlink r:id="rId475">
+      <w:hyperlink r:id="rId476">
         <w:r>
           <w:rPr>
             <w:rStyle w:val="Hyperlink"/>
@@ -8413,7 +8430,7 @@
           <w:numId w:val="1003"/>
         </w:numPr>
       </w:pPr>
-      <w:hyperlink r:id="rId476">
+      <w:hyperlink r:id="rId477">
         <w:r>
           <w:rPr>
             <w:rStyle w:val="Hyperlink"/>
@@ -8430,7 +8447,7 @@
           <w:numId w:val="1003"/>
         </w:numPr>
       </w:pPr>
-      <w:hyperlink r:id="rId477">
+      <w:hyperlink r:id="rId478">
         <w:r>
           <w:rPr>
             <w:rStyle w:val="Hyperlink"/>
@@ -8447,7 +8464,7 @@
           <w:numId w:val="1003"/>
         </w:numPr>
       </w:pPr>
-      <w:hyperlink r:id="rId478">
+      <w:hyperlink r:id="rId479">
         <w:r>
           <w:rPr>
             <w:rStyle w:val="Hyperlink"/>
@@ -8464,7 +8481,7 @@
           <w:numId w:val="1003"/>
         </w:numPr>
       </w:pPr>
-      <w:hyperlink r:id="rId479">
+      <w:hyperlink r:id="rId480">
         <w:r>
           <w:rPr>
             <w:rStyle w:val="Hyperlink"/>
@@ -8481,7 +8498,7 @@
           <w:numId w:val="1003"/>
         </w:numPr>
       </w:pPr>
-      <w:hyperlink r:id="rId480">
+      <w:hyperlink r:id="rId481">
         <w:r>
           <w:rPr>
             <w:rStyle w:val="Hyperlink"/>
@@ -8498,7 +8515,7 @@
           <w:numId w:val="1003"/>
         </w:numPr>
       </w:pPr>
-      <w:hyperlink r:id="rId481">
+      <w:hyperlink r:id="rId482">
         <w:r>
           <w:rPr>
             <w:rStyle w:val="Hyperlink"/>
@@ -8515,7 +8532,7 @@
           <w:numId w:val="1003"/>
         </w:numPr>
       </w:pPr>
-      <w:hyperlink r:id="rId482">
+      <w:hyperlink r:id="rId483">
         <w:r>
           <w:rPr>
             <w:rStyle w:val="Hyperlink"/>
@@ -8532,7 +8549,7 @@
           <w:numId w:val="1003"/>
         </w:numPr>
       </w:pPr>
-      <w:hyperlink r:id="rId483">
+      <w:hyperlink r:id="rId484">
         <w:r>
           <w:rPr>
             <w:rStyle w:val="Hyperlink"/>
@@ -8549,7 +8566,7 @@
           <w:numId w:val="1003"/>
         </w:numPr>
       </w:pPr>
-      <w:hyperlink r:id="rId484">
+      <w:hyperlink r:id="rId485">
         <w:r>
           <w:rPr>
             <w:rStyle w:val="Hyperlink"/>
@@ -8566,7 +8583,7 @@
           <w:numId w:val="1003"/>
         </w:numPr>
       </w:pPr>
-      <w:hyperlink r:id="rId485">
+      <w:hyperlink r:id="rId486">
         <w:r>
           <w:rPr>
             <w:rStyle w:val="Hyperlink"/>
@@ -8583,7 +8600,7 @@
           <w:numId w:val="1003"/>
         </w:numPr>
       </w:pPr>
-      <w:hyperlink r:id="rId486">
+      <w:hyperlink r:id="rId487">
         <w:r>
           <w:rPr>
             <w:rStyle w:val="Hyperlink"/>
@@ -8600,7 +8617,7 @@
           <w:numId w:val="1003"/>
         </w:numPr>
       </w:pPr>
-      <w:hyperlink r:id="rId487">
+      <w:hyperlink r:id="rId488">
         <w:r>
           <w:rPr>
             <w:rStyle w:val="Hyperlink"/>
@@ -8617,7 +8634,7 @@
           <w:numId w:val="1003"/>
         </w:numPr>
       </w:pPr>
-      <w:hyperlink r:id="rId488">
+      <w:hyperlink r:id="rId489">
         <w:r>
           <w:rPr>
             <w:rStyle w:val="Hyperlink"/>
@@ -8634,7 +8651,7 @@
           <w:numId w:val="1003"/>
         </w:numPr>
       </w:pPr>
-      <w:hyperlink r:id="rId489">
+      <w:hyperlink r:id="rId490">
         <w:r>
           <w:rPr>
             <w:rStyle w:val="Hyperlink"/>
@@ -8651,7 +8668,7 @@
           <w:numId w:val="1003"/>
         </w:numPr>
       </w:pPr>
-      <w:hyperlink r:id="rId490">
+      <w:hyperlink r:id="rId491">
         <w:r>
           <w:rPr>
             <w:rStyle w:val="Hyperlink"/>
@@ -8668,7 +8685,7 @@
           <w:numId w:val="1003"/>
         </w:numPr>
       </w:pPr>
-      <w:hyperlink r:id="rId491">
+      <w:hyperlink r:id="rId492">
         <w:r>
           <w:rPr>
             <w:rStyle w:val="Hyperlink"/>
@@ -8685,7 +8702,7 @@
           <w:numId w:val="1003"/>
         </w:numPr>
       </w:pPr>
-      <w:hyperlink r:id="rId492">
+      <w:hyperlink r:id="rId493">
         <w:r>
           <w:rPr>
             <w:rStyle w:val="Hyperlink"/>
@@ -8702,7 +8719,7 @@
           <w:numId w:val="1003"/>
         </w:numPr>
       </w:pPr>
-      <w:hyperlink r:id="rId493">
+      <w:hyperlink r:id="rId494">
         <w:r>
           <w:rPr>
             <w:rStyle w:val="Hyperlink"/>
@@ -8719,7 +8736,7 @@
           <w:numId w:val="1003"/>
         </w:numPr>
       </w:pPr>
-      <w:hyperlink r:id="rId494">
+      <w:hyperlink r:id="rId495">
         <w:r>
           <w:rPr>
             <w:rStyle w:val="Hyperlink"/>
@@ -8736,7 +8753,7 @@
           <w:numId w:val="1003"/>
         </w:numPr>
       </w:pPr>
-      <w:hyperlink r:id="rId495">
+      <w:hyperlink r:id="rId496">
         <w:r>
           <w:rPr>
             <w:rStyle w:val="Hyperlink"/>
@@ -8753,7 +8770,7 @@
           <w:numId w:val="1003"/>
         </w:numPr>
       </w:pPr>
-      <w:hyperlink r:id="rId496">
+      <w:hyperlink r:id="rId497">
         <w:r>
           <w:rPr>
             <w:rStyle w:val="Hyperlink"/>
@@ -8770,7 +8787,7 @@
           <w:numId w:val="1003"/>
         </w:numPr>
       </w:pPr>
-      <w:hyperlink r:id="rId497">
+      <w:hyperlink r:id="rId498">
         <w:r>
           <w:rPr>
             <w:rStyle w:val="Hyperlink"/>
@@ -8787,7 +8804,7 @@
           <w:numId w:val="1003"/>
         </w:numPr>
       </w:pPr>
-      <w:hyperlink r:id="rId498">
+      <w:hyperlink r:id="rId499">
         <w:r>
           <w:rPr>
             <w:rStyle w:val="Hyperlink"/>
@@ -8804,7 +8821,7 @@
           <w:numId w:val="1003"/>
         </w:numPr>
       </w:pPr>
-      <w:hyperlink r:id="rId499">
+      <w:hyperlink r:id="rId500">
         <w:r>
           <w:rPr>
             <w:rStyle w:val="Hyperlink"/>
@@ -8821,7 +8838,7 @@
           <w:numId w:val="1003"/>
         </w:numPr>
       </w:pPr>
-      <w:hyperlink r:id="rId500">
+      <w:hyperlink r:id="rId501">
         <w:r>
           <w:rPr>
             <w:rStyle w:val="Hyperlink"/>
@@ -8838,7 +8855,7 @@
           <w:numId w:val="1003"/>
         </w:numPr>
       </w:pPr>
-      <w:hyperlink r:id="rId501">
+      <w:hyperlink r:id="rId502">
         <w:r>
           <w:rPr>
             <w:rStyle w:val="Hyperlink"/>
@@ -8855,7 +8872,7 @@
           <w:numId w:val="1003"/>
         </w:numPr>
       </w:pPr>
-      <w:hyperlink r:id="rId502">
+      <w:hyperlink r:id="rId503">
         <w:r>
           <w:rPr>
             <w:rStyle w:val="Hyperlink"/>
@@ -8872,7 +8889,7 @@
           <w:numId w:val="1003"/>
         </w:numPr>
       </w:pPr>
-      <w:hyperlink r:id="rId503">
+      <w:hyperlink r:id="rId504">
         <w:r>
           <w:rPr>
             <w:rStyle w:val="Hyperlink"/>
@@ -8889,7 +8906,7 @@
           <w:numId w:val="1003"/>
         </w:numPr>
       </w:pPr>
-      <w:hyperlink r:id="rId504">
+      <w:hyperlink r:id="rId505">
         <w:r>
           <w:rPr>
             <w:rStyle w:val="Hyperlink"/>
@@ -8906,7 +8923,7 @@
           <w:numId w:val="1003"/>
         </w:numPr>
       </w:pPr>
-      <w:hyperlink r:id="rId505">
+      <w:hyperlink r:id="rId506">
         <w:r>
           <w:rPr>
             <w:rStyle w:val="Hyperlink"/>
@@ -8923,7 +8940,7 @@
           <w:numId w:val="1003"/>
         </w:numPr>
       </w:pPr>
-      <w:hyperlink r:id="rId506">
+      <w:hyperlink r:id="rId507">
         <w:r>
           <w:rPr>
             <w:rStyle w:val="Hyperlink"/>
@@ -8940,7 +8957,7 @@
           <w:numId w:val="1003"/>
         </w:numPr>
       </w:pPr>
-      <w:hyperlink r:id="rId507">
+      <w:hyperlink r:id="rId508">
         <w:r>
           <w:rPr>
             <w:rStyle w:val="Hyperlink"/>
@@ -8957,7 +8974,7 @@
           <w:numId w:val="1003"/>
         </w:numPr>
       </w:pPr>
-      <w:hyperlink r:id="rId508">
+      <w:hyperlink r:id="rId509">
         <w:r>
           <w:rPr>
             <w:rStyle w:val="Hyperlink"/>
@@ -8974,7 +8991,7 @@
           <w:numId w:val="1003"/>
         </w:numPr>
       </w:pPr>
-      <w:hyperlink r:id="rId509">
+      <w:hyperlink r:id="rId510">
         <w:r>
           <w:rPr>
             <w:rStyle w:val="Hyperlink"/>
@@ -8991,7 +9008,7 @@
           <w:numId w:val="1003"/>
         </w:numPr>
       </w:pPr>
-      <w:hyperlink r:id="rId510">
+      <w:hyperlink r:id="rId511">
         <w:r>
           <w:rPr>
             <w:rStyle w:val="Hyperlink"/>
@@ -9008,7 +9025,7 @@
           <w:numId w:val="1003"/>
         </w:numPr>
       </w:pPr>
-      <w:hyperlink r:id="rId511">
+      <w:hyperlink r:id="rId512">
         <w:r>
           <w:rPr>
             <w:rStyle w:val="Hyperlink"/>
@@ -9025,7 +9042,7 @@
           <w:numId w:val="1003"/>
         </w:numPr>
       </w:pPr>
-      <w:hyperlink r:id="rId512">
+      <w:hyperlink r:id="rId513">
         <w:r>
           <w:rPr>
             <w:rStyle w:val="Hyperlink"/>
@@ -9042,7 +9059,7 @@
           <w:numId w:val="1003"/>
         </w:numPr>
       </w:pPr>
-      <w:hyperlink r:id="rId513">
+      <w:hyperlink r:id="rId514">
         <w:r>
           <w:rPr>
             <w:rStyle w:val="Hyperlink"/>
@@ -9059,7 +9076,7 @@
           <w:numId w:val="1003"/>
         </w:numPr>
       </w:pPr>
-      <w:hyperlink r:id="rId514">
+      <w:hyperlink r:id="rId515">
         <w:r>
           <w:rPr>
             <w:rStyle w:val="Hyperlink"/>
@@ -9076,7 +9093,7 @@
           <w:numId w:val="1003"/>
         </w:numPr>
       </w:pPr>
-      <w:hyperlink r:id="rId515">
+      <w:hyperlink r:id="rId516">
         <w:r>
           <w:rPr>
             <w:rStyle w:val="Hyperlink"/>
@@ -9093,7 +9110,7 @@
           <w:numId w:val="1003"/>
         </w:numPr>
       </w:pPr>
-      <w:hyperlink r:id="rId516">
+      <w:hyperlink r:id="rId517">
         <w:r>
           <w:rPr>
             <w:rStyle w:val="Hyperlink"/>
@@ -9110,7 +9127,7 @@
           <w:numId w:val="1003"/>
         </w:numPr>
       </w:pPr>
-      <w:hyperlink r:id="rId517">
+      <w:hyperlink r:id="rId518">
         <w:r>
           <w:rPr>
             <w:rStyle w:val="Hyperlink"/>
@@ -9127,7 +9144,7 @@
           <w:numId w:val="1003"/>
         </w:numPr>
       </w:pPr>
-      <w:hyperlink r:id="rId518">
+      <w:hyperlink r:id="rId519">
         <w:r>
           <w:rPr>
             <w:rStyle w:val="Hyperlink"/>
@@ -9144,7 +9161,7 @@
           <w:numId w:val="1003"/>
         </w:numPr>
       </w:pPr>
-      <w:hyperlink r:id="rId519">
+      <w:hyperlink r:id="rId520">
         <w:r>
           <w:rPr>
             <w:rStyle w:val="Hyperlink"/>
@@ -9161,7 +9178,7 @@
           <w:numId w:val="1003"/>
         </w:numPr>
       </w:pPr>
-      <w:hyperlink r:id="rId520">
+      <w:hyperlink r:id="rId521">
         <w:r>
           <w:rPr>
             <w:rStyle w:val="Hyperlink"/>
@@ -9178,7 +9195,7 @@
           <w:numId w:val="1003"/>
         </w:numPr>
       </w:pPr>
-      <w:hyperlink r:id="rId521">
+      <w:hyperlink r:id="rId522">
         <w:r>
           <w:rPr>
             <w:rStyle w:val="Hyperlink"/>
@@ -9195,7 +9212,7 @@
           <w:numId w:val="1003"/>
         </w:numPr>
       </w:pPr>
-      <w:hyperlink r:id="rId522">
+      <w:hyperlink r:id="rId523">
         <w:r>
           <w:rPr>
             <w:rStyle w:val="Hyperlink"/>
@@ -9212,7 +9229,7 @@
           <w:numId w:val="1003"/>
         </w:numPr>
       </w:pPr>
-      <w:hyperlink r:id="rId523">
+      <w:hyperlink r:id="rId524">
         <w:r>
           <w:rPr>
             <w:rStyle w:val="Hyperlink"/>
@@ -9229,7 +9246,7 @@
           <w:numId w:val="1003"/>
         </w:numPr>
       </w:pPr>
-      <w:hyperlink r:id="rId524">
+      <w:hyperlink r:id="rId525">
         <w:r>
           <w:rPr>
             <w:rStyle w:val="Hyperlink"/>
@@ -9246,7 +9263,7 @@
           <w:numId w:val="1003"/>
         </w:numPr>
       </w:pPr>
-      <w:hyperlink r:id="rId525">
+      <w:hyperlink r:id="rId526">
         <w:r>
           <w:rPr>
             <w:rStyle w:val="Hyperlink"/>
@@ -9263,7 +9280,7 @@
           <w:numId w:val="1003"/>
         </w:numPr>
       </w:pPr>
-      <w:hyperlink r:id="rId526">
+      <w:hyperlink r:id="rId527">
         <w:r>
           <w:rPr>
             <w:rStyle w:val="Hyperlink"/>
@@ -9280,7 +9297,7 @@
           <w:numId w:val="1003"/>
         </w:numPr>
       </w:pPr>
-      <w:hyperlink r:id="rId527">
+      <w:hyperlink r:id="rId528">
         <w:r>
           <w:rPr>
             <w:rStyle w:val="Hyperlink"/>
@@ -9297,7 +9314,7 @@
           <w:numId w:val="1003"/>
         </w:numPr>
       </w:pPr>
-      <w:hyperlink r:id="rId528">
+      <w:hyperlink r:id="rId529">
         <w:r>
           <w:rPr>
             <w:rStyle w:val="Hyperlink"/>
@@ -9314,7 +9331,7 @@
           <w:numId w:val="1003"/>
         </w:numPr>
       </w:pPr>
-      <w:hyperlink r:id="rId529">
+      <w:hyperlink r:id="rId530">
         <w:r>
           <w:rPr>
             <w:rStyle w:val="Hyperlink"/>
@@ -9331,7 +9348,7 @@
           <w:numId w:val="1003"/>
         </w:numPr>
       </w:pPr>
-      <w:hyperlink r:id="rId530">
+      <w:hyperlink r:id="rId531">
         <w:r>
           <w:rPr>
             <w:rStyle w:val="Hyperlink"/>
@@ -9348,7 +9365,7 @@
           <w:numId w:val="1003"/>
         </w:numPr>
       </w:pPr>
-      <w:hyperlink r:id="rId531">
+      <w:hyperlink r:id="rId532">
         <w:r>
           <w:rPr>
             <w:rStyle w:val="Hyperlink"/>
@@ -9365,7 +9382,7 @@
           <w:numId w:val="1003"/>
         </w:numPr>
       </w:pPr>
-      <w:hyperlink r:id="rId532">
+      <w:hyperlink r:id="rId533">
         <w:r>
           <w:rPr>
             <w:rStyle w:val="Hyperlink"/>
@@ -9382,7 +9399,7 @@
           <w:numId w:val="1003"/>
         </w:numPr>
       </w:pPr>
-      <w:hyperlink r:id="rId533">
+      <w:hyperlink r:id="rId534">
         <w:r>
           <w:rPr>
             <w:rStyle w:val="Hyperlink"/>
@@ -9399,7 +9416,7 @@
           <w:numId w:val="1003"/>
         </w:numPr>
       </w:pPr>
-      <w:hyperlink r:id="rId534">
+      <w:hyperlink r:id="rId535">
         <w:r>
           <w:rPr>
             <w:rStyle w:val="Hyperlink"/>
@@ -9416,7 +9433,7 @@
           <w:numId w:val="1003"/>
         </w:numPr>
       </w:pPr>
-      <w:hyperlink r:id="rId535">
+      <w:hyperlink r:id="rId536">
         <w:r>
           <w:rPr>
             <w:rStyle w:val="Hyperlink"/>
@@ -9433,7 +9450,7 @@
           <w:numId w:val="1003"/>
         </w:numPr>
       </w:pPr>
-      <w:hyperlink r:id="rId536">
+      <w:hyperlink r:id="rId537">
         <w:r>
           <w:rPr>
             <w:rStyle w:val="Hyperlink"/>
@@ -9450,7 +9467,7 @@
           <w:numId w:val="1003"/>
         </w:numPr>
       </w:pPr>
-      <w:hyperlink r:id="rId537">
+      <w:hyperlink r:id="rId538">
         <w:r>
           <w:rPr>
             <w:rStyle w:val="Hyperlink"/>
@@ -9467,7 +9484,7 @@
           <w:numId w:val="1003"/>
         </w:numPr>
       </w:pPr>
-      <w:hyperlink r:id="rId538">
+      <w:hyperlink r:id="rId539">
         <w:r>
           <w:rPr>
             <w:rStyle w:val="Hyperlink"/>
@@ -9484,7 +9501,7 @@
           <w:numId w:val="1003"/>
         </w:numPr>
       </w:pPr>
-      <w:hyperlink r:id="rId539">
+      <w:hyperlink r:id="rId540">
         <w:r>
           <w:rPr>
             <w:rStyle w:val="Hyperlink"/>
@@ -9501,7 +9518,7 @@
           <w:numId w:val="1003"/>
         </w:numPr>
       </w:pPr>
-      <w:hyperlink r:id="rId540">
+      <w:hyperlink r:id="rId541">
         <w:r>
           <w:rPr>
             <w:rStyle w:val="Hyperlink"/>
@@ -9518,7 +9535,7 @@
           <w:numId w:val="1003"/>
         </w:numPr>
       </w:pPr>
-      <w:hyperlink r:id="rId541">
+      <w:hyperlink r:id="rId542">
         <w:r>
           <w:rPr>
             <w:rStyle w:val="Hyperlink"/>
@@ -9535,7 +9552,7 @@
           <w:numId w:val="1003"/>
         </w:numPr>
       </w:pPr>
-      <w:hyperlink r:id="rId542">
+      <w:hyperlink r:id="rId543">
         <w:r>
           <w:rPr>
             <w:rStyle w:val="Hyperlink"/>
@@ -9552,7 +9569,7 @@
           <w:numId w:val="1003"/>
         </w:numPr>
       </w:pPr>
-      <w:hyperlink r:id="rId543">
+      <w:hyperlink r:id="rId544">
         <w:r>
           <w:rPr>
             <w:rStyle w:val="Hyperlink"/>
@@ -9569,7 +9586,7 @@
           <w:numId w:val="1003"/>
         </w:numPr>
       </w:pPr>
-      <w:hyperlink r:id="rId544">
+      <w:hyperlink r:id="rId545">
         <w:r>
           <w:rPr>
             <w:rStyle w:val="Hyperlink"/>
@@ -9586,7 +9603,7 @@
           <w:numId w:val="1003"/>
         </w:numPr>
       </w:pPr>
-      <w:hyperlink r:id="rId545">
+      <w:hyperlink r:id="rId546">
         <w:r>
           <w:rPr>
             <w:rStyle w:val="Hyperlink"/>
@@ -9603,7 +9620,7 @@
           <w:numId w:val="1003"/>
         </w:numPr>
       </w:pPr>
-      <w:hyperlink r:id="rId546">
+      <w:hyperlink r:id="rId547">
         <w:r>
           <w:rPr>
             <w:rStyle w:val="Hyperlink"/>
@@ -9620,7 +9637,7 @@
           <w:numId w:val="1003"/>
         </w:numPr>
       </w:pPr>
-      <w:hyperlink r:id="rId547">
+      <w:hyperlink r:id="rId548">
         <w:r>
           <w:rPr>
             <w:rStyle w:val="Hyperlink"/>
@@ -9637,7 +9654,7 @@
           <w:numId w:val="1003"/>
         </w:numPr>
       </w:pPr>
-      <w:hyperlink r:id="rId548">
+      <w:hyperlink r:id="rId549">
         <w:r>
           <w:rPr>
             <w:rStyle w:val="Hyperlink"/>
@@ -9654,7 +9671,7 @@
           <w:numId w:val="1003"/>
         </w:numPr>
       </w:pPr>
-      <w:hyperlink r:id="rId549">
+      <w:hyperlink r:id="rId550">
         <w:r>
           <w:rPr>
             <w:rStyle w:val="Hyperlink"/>
@@ -9671,7 +9688,7 @@
           <w:numId w:val="1003"/>
         </w:numPr>
       </w:pPr>
-      <w:hyperlink r:id="rId550">
+      <w:hyperlink r:id="rId551">
         <w:r>
           <w:rPr>
             <w:rStyle w:val="Hyperlink"/>
@@ -9688,7 +9705,7 @@
           <w:numId w:val="1003"/>
         </w:numPr>
       </w:pPr>
-      <w:hyperlink r:id="rId551">
+      <w:hyperlink r:id="rId552">
         <w:r>
           <w:rPr>
             <w:rStyle w:val="Hyperlink"/>
@@ -9705,7 +9722,7 @@
           <w:numId w:val="1003"/>
         </w:numPr>
       </w:pPr>
-      <w:hyperlink r:id="rId552">
+      <w:hyperlink r:id="rId553">
         <w:r>
           <w:rPr>
             <w:rStyle w:val="Hyperlink"/>
@@ -9722,7 +9739,7 @@
           <w:numId w:val="1003"/>
         </w:numPr>
       </w:pPr>
-      <w:hyperlink r:id="rId553">
+      <w:hyperlink r:id="rId554">
         <w:r>
           <w:rPr>
             <w:rStyle w:val="Hyperlink"/>
@@ -9739,7 +9756,7 @@
           <w:numId w:val="1003"/>
         </w:numPr>
       </w:pPr>
-      <w:hyperlink r:id="rId554">
+      <w:hyperlink r:id="rId555">
         <w:r>
           <w:rPr>
             <w:rStyle w:val="Hyperlink"/>
@@ -9756,7 +9773,7 @@
           <w:numId w:val="1003"/>
         </w:numPr>
       </w:pPr>
-      <w:hyperlink r:id="rId555">
+      <w:hyperlink r:id="rId556">
         <w:r>
           <w:rPr>
             <w:rStyle w:val="Hyperlink"/>
@@ -9773,7 +9790,7 @@
           <w:numId w:val="1003"/>
         </w:numPr>
       </w:pPr>
-      <w:hyperlink r:id="rId556">
+      <w:hyperlink r:id="rId557">
         <w:r>
           <w:rPr>
             <w:rStyle w:val="Hyperlink"/>
@@ -9790,7 +9807,7 @@
           <w:numId w:val="1003"/>
         </w:numPr>
       </w:pPr>
-      <w:hyperlink r:id="rId557">
+      <w:hyperlink r:id="rId558">
         <w:r>
           <w:rPr>
             <w:rStyle w:val="Hyperlink"/>
@@ -9807,7 +9824,7 @@
           <w:numId w:val="1003"/>
         </w:numPr>
       </w:pPr>
-      <w:hyperlink r:id="rId558">
+      <w:hyperlink r:id="rId559">
         <w:r>
           <w:rPr>
             <w:rStyle w:val="Hyperlink"/>
@@ -9824,7 +9841,7 @@
           <w:numId w:val="1003"/>
         </w:numPr>
       </w:pPr>
-      <w:hyperlink r:id="rId559">
+      <w:hyperlink r:id="rId560">
         <w:r>
           <w:rPr>
             <w:rStyle w:val="Hyperlink"/>
@@ -9841,7 +9858,7 @@
           <w:numId w:val="1003"/>
         </w:numPr>
       </w:pPr>
-      <w:hyperlink r:id="rId560">
+      <w:hyperlink r:id="rId561">
         <w:r>
           <w:rPr>
             <w:rStyle w:val="Hyperlink"/>
@@ -9858,7 +9875,7 @@
           <w:numId w:val="1003"/>
         </w:numPr>
       </w:pPr>
-      <w:hyperlink r:id="rId561">
+      <w:hyperlink r:id="rId562">
         <w:r>
           <w:rPr>
             <w:rStyle w:val="Hyperlink"/>
@@ -9875,7 +9892,7 @@
           <w:numId w:val="1003"/>
         </w:numPr>
       </w:pPr>
-      <w:hyperlink r:id="rId562">
+      <w:hyperlink r:id="rId563">
         <w:r>
           <w:rPr>
             <w:rStyle w:val="Hyperlink"/>
@@ -9892,7 +9909,7 @@
           <w:numId w:val="1003"/>
         </w:numPr>
       </w:pPr>
-      <w:hyperlink r:id="rId563">
+      <w:hyperlink r:id="rId564">
         <w:r>
           <w:rPr>
             <w:rStyle w:val="Hyperlink"/>
@@ -9909,7 +9926,7 @@
           <w:numId w:val="1003"/>
         </w:numPr>
       </w:pPr>
-      <w:hyperlink r:id="rId564">
+      <w:hyperlink r:id="rId565">
         <w:r>
           <w:rPr>
             <w:rStyle w:val="Hyperlink"/>
@@ -9926,7 +9943,7 @@
           <w:numId w:val="1003"/>
         </w:numPr>
       </w:pPr>
-      <w:hyperlink r:id="rId565">
+      <w:hyperlink r:id="rId566">
         <w:r>
           <w:rPr>
             <w:rStyle w:val="Hyperlink"/>
@@ -9943,7 +9960,7 @@
           <w:numId w:val="1003"/>
         </w:numPr>
       </w:pPr>
-      <w:hyperlink r:id="rId566">
+      <w:hyperlink r:id="rId567">
         <w:r>
           <w:rPr>
             <w:rStyle w:val="Hyperlink"/>
@@ -9960,7 +9977,7 @@
           <w:numId w:val="1003"/>
         </w:numPr>
       </w:pPr>
-      <w:hyperlink r:id="rId567">
+      <w:hyperlink r:id="rId568">
         <w:r>
           <w:rPr>
             <w:rStyle w:val="Hyperlink"/>
@@ -9977,7 +9994,7 @@
           <w:numId w:val="1003"/>
         </w:numPr>
       </w:pPr>
-      <w:hyperlink r:id="rId568">
+      <w:hyperlink r:id="rId569">
         <w:r>
           <w:rPr>
             <w:rStyle w:val="Hyperlink"/>
@@ -9994,7 +10011,7 @@
           <w:numId w:val="1003"/>
         </w:numPr>
       </w:pPr>
-      <w:hyperlink r:id="rId569">
+      <w:hyperlink r:id="rId570">
         <w:r>
           <w:rPr>
             <w:rStyle w:val="Hyperlink"/>
@@ -10011,7 +10028,7 @@
           <w:numId w:val="1003"/>
         </w:numPr>
       </w:pPr>
-      <w:hyperlink r:id="rId570">
+      <w:hyperlink r:id="rId571">
         <w:r>
           <w:rPr>
             <w:rStyle w:val="Hyperlink"/>
@@ -10028,7 +10045,7 @@
           <w:numId w:val="1003"/>
         </w:numPr>
       </w:pPr>
-      <w:hyperlink r:id="rId571">
+      <w:hyperlink r:id="rId572">
         <w:r>
           <w:rPr>
             <w:rStyle w:val="Hyperlink"/>
@@ -10045,7 +10062,7 @@
           <w:numId w:val="1003"/>
         </w:numPr>
       </w:pPr>
-      <w:hyperlink r:id="rId572">
+      <w:hyperlink r:id="rId573">
         <w:r>
           <w:rPr>
             <w:rStyle w:val="Hyperlink"/>
@@ -10062,7 +10079,7 @@
           <w:numId w:val="1003"/>
         </w:numPr>
       </w:pPr>
-      <w:hyperlink r:id="rId573">
+      <w:hyperlink r:id="rId574">
         <w:r>
           <w:rPr>
             <w:rStyle w:val="Hyperlink"/>
@@ -10079,7 +10096,7 @@
           <w:numId w:val="1003"/>
         </w:numPr>
       </w:pPr>
-      <w:hyperlink r:id="rId574">
+      <w:hyperlink r:id="rId575">
         <w:r>
           <w:rPr>
             <w:rStyle w:val="Hyperlink"/>
@@ -10096,7 +10113,7 @@
           <w:numId w:val="1003"/>
         </w:numPr>
       </w:pPr>
-      <w:hyperlink r:id="rId575">
+      <w:hyperlink r:id="rId576">
         <w:r>
           <w:rPr>
             <w:rStyle w:val="Hyperlink"/>
@@ -10113,7 +10130,7 @@
           <w:numId w:val="1003"/>
         </w:numPr>
       </w:pPr>
-      <w:hyperlink r:id="rId576">
+      <w:hyperlink r:id="rId577">
         <w:r>
           <w:rPr>
             <w:rStyle w:val="Hyperlink"/>
@@ -10130,7 +10147,7 @@
           <w:numId w:val="1003"/>
         </w:numPr>
       </w:pPr>
-      <w:hyperlink r:id="rId577">
+      <w:hyperlink r:id="rId578">
         <w:r>
           <w:rPr>
             <w:rStyle w:val="Hyperlink"/>
@@ -10147,7 +10164,7 @@
           <w:numId w:val="1003"/>
         </w:numPr>
       </w:pPr>
-      <w:hyperlink r:id="rId578">
+      <w:hyperlink r:id="rId579">
         <w:r>
           <w:rPr>
             <w:rStyle w:val="Hyperlink"/>
@@ -10164,7 +10181,7 @@
           <w:numId w:val="1003"/>
         </w:numPr>
       </w:pPr>
-      <w:hyperlink r:id="rId579">
+      <w:hyperlink r:id="rId580">
         <w:r>
           <w:rPr>
             <w:rStyle w:val="Hyperlink"/>
@@ -10187,7 +10204,7 @@
       <w:r>
         <w:t xml:space="preserve"> </w:t>
       </w:r>
-      <w:hyperlink r:id="rId580">
+      <w:hyperlink r:id="rId581">
         <w:r>
           <w:rPr>
             <w:rStyle w:val="Hyperlink"/>
@@ -10204,7 +10221,7 @@
       <w:r>
         <w:t xml:space="preserve"> </w:t>
       </w:r>
-      <w:hyperlink r:id="rId581">
+      <w:hyperlink r:id="rId582">
         <w:r>
           <w:rPr>
             <w:rStyle w:val="Hyperlink"/>
@@ -10227,7 +10244,7 @@
       <w:r>
         <w:t xml:space="preserve"> </w:t>
       </w:r>
-      <w:hyperlink r:id="rId582">
+      <w:hyperlink r:id="rId583">
         <w:r>
           <w:rPr>
             <w:rStyle w:val="Hyperlink"/>
@@ -10244,7 +10261,7 @@
       <w:r>
         <w:t xml:space="preserve"> </w:t>
       </w:r>
-      <w:hyperlink r:id="rId583">
+      <w:hyperlink r:id="rId584">
         <w:r>
           <w:rPr>
             <w:rStyle w:val="Hyperlink"/>
@@ -10267,7 +10284,7 @@
       <w:r>
         <w:t xml:space="preserve"> </w:t>
       </w:r>
-      <w:hyperlink r:id="rId584">
+      <w:hyperlink r:id="rId585">
         <w:r>
           <w:rPr>
             <w:rStyle w:val="Hyperlink"/>
@@ -10284,7 +10301,7 @@
       <w:r>
         <w:t xml:space="preserve"> </w:t>
       </w:r>
-      <w:hyperlink r:id="rId585">
+      <w:hyperlink r:id="rId586">
         <w:r>
           <w:rPr>
             <w:rStyle w:val="Hyperlink"/>
@@ -10307,7 +10324,7 @@
       <w:r>
         <w:t xml:space="preserve"> </w:t>
       </w:r>
-      <w:hyperlink r:id="rId586">
+      <w:hyperlink r:id="rId587">
         <w:r>
           <w:rPr>
             <w:rStyle w:val="Hyperlink"/>
@@ -10324,7 +10341,7 @@
       <w:r>
         <w:t xml:space="preserve"> </w:t>
       </w:r>
-      <w:hyperlink r:id="rId587">
+      <w:hyperlink r:id="rId588">
         <w:r>
           <w:rPr>
             <w:rStyle w:val="Hyperlink"/>
@@ -10347,7 +10364,7 @@
       <w:r>
         <w:t xml:space="preserve"> </w:t>
       </w:r>
-      <w:hyperlink r:id="rId588">
+      <w:hyperlink r:id="rId589">
         <w:r>
           <w:rPr>
             <w:rStyle w:val="Hyperlink"/>
@@ -10364,7 +10381,7 @@
       <w:r>
         <w:t xml:space="preserve"> </w:t>
       </w:r>
-      <w:hyperlink r:id="rId589">
+      <w:hyperlink r:id="rId590">
         <w:r>
           <w:rPr>
             <w:rStyle w:val="Hyperlink"/>
@@ -10387,7 +10404,7 @@
       <w:r>
         <w:t xml:space="preserve"> </w:t>
       </w:r>
-      <w:hyperlink r:id="rId590">
+      <w:hyperlink r:id="rId591">
         <w:r>
           <w:rPr>
             <w:rStyle w:val="Hyperlink"/>
@@ -10404,7 +10421,7 @@
       <w:r>
         <w:t xml:space="preserve"> </w:t>
       </w:r>
-      <w:hyperlink r:id="rId591">
+      <w:hyperlink r:id="rId592">
         <w:r>
           <w:rPr>
             <w:rStyle w:val="Hyperlink"/>
@@ -10427,7 +10444,7 @@
       <w:r>
         <w:t xml:space="preserve"> </w:t>
       </w:r>
-      <w:hyperlink r:id="rId592">
+      <w:hyperlink r:id="rId593">
         <w:r>
           <w:rPr>
             <w:rStyle w:val="Hyperlink"/>
@@ -10444,7 +10461,7 @@
       <w:r>
         <w:t xml:space="preserve"> </w:t>
       </w:r>
-      <w:hyperlink r:id="rId593">
+      <w:hyperlink r:id="rId594">
         <w:r>
           <w:rPr>
             <w:rStyle w:val="Hyperlink"/>
@@ -10467,7 +10484,7 @@
       <w:r>
         <w:t xml:space="preserve"> </w:t>
       </w:r>
-      <w:hyperlink r:id="rId594">
+      <w:hyperlink r:id="rId595">
         <w:r>
           <w:rPr>
             <w:rStyle w:val="Hyperlink"/>
@@ -10484,7 +10501,7 @@
       <w:r>
         <w:t xml:space="preserve"> </w:t>
       </w:r>
-      <w:hyperlink r:id="rId595">
+      <w:hyperlink r:id="rId596">
         <w:r>
           <w:rPr>
             <w:rStyle w:val="Hyperlink"/>
@@ -10507,7 +10524,7 @@
       <w:r>
         <w:t xml:space="preserve"> </w:t>
       </w:r>
-      <w:hyperlink r:id="rId596">
+      <w:hyperlink r:id="rId597">
         <w:r>
           <w:rPr>
             <w:rStyle w:val="Hyperlink"/>
@@ -10524,7 +10541,7 @@
       <w:r>
         <w:t xml:space="preserve"> </w:t>
       </w:r>
-      <w:hyperlink r:id="rId597">
+      <w:hyperlink r:id="rId598">
         <w:r>
           <w:rPr>
             <w:rStyle w:val="Hyperlink"/>
@@ -10533,8 +10550,8 @@
         </w:r>
       </w:hyperlink>
     </w:p>
-    <w:bookmarkEnd w:id="598"/>
-    <w:bookmarkStart w:id="608" w:name="generar-códigos-qr"/>
+    <w:bookmarkEnd w:id="599"/>
+    <w:bookmarkStart w:id="609" w:name="generar-códigos-qr"/>
     <w:p>
       <w:pPr>
         <w:pStyle w:val="Heading2"/>
@@ -10641,18 +10658,18 @@
           <wp:inline>
             <wp:extent cx="4620126" cy="3696101"/>
             <wp:effectExtent b="0" l="0" r="0" t="0"/>
-            <wp:docPr descr="" title="" id="600" name="Picture"/>
+            <wp:docPr descr="" title="" id="601" name="Picture"/>
             <a:graphic>
               <a:graphicData uri="http://schemas.openxmlformats.org/drawingml/2006/picture">
                 <pic:pic>
                   <pic:nvPicPr>
-                    <pic:cNvPr descr="index_files/figure-docx/generar-QR-Github-1.png" id="601" name="Picture"/>
+                    <pic:cNvPr descr="index_files/figure-docx/generar-QR-Github-1.png" id="602" name="Picture"/>
                     <pic:cNvPicPr>
                       <a:picLocks noChangeArrowheads="1" noChangeAspect="1"/>
                     </pic:cNvPicPr>
                   </pic:nvPicPr>
                   <pic:blipFill>
-                    <a:blip r:embed="rId599"/>
+                    <a:blip r:embed="rId600"/>
                     <a:stretch>
                       <a:fillRect/>
                     </a:stretch>
@@ -10818,18 +10835,18 @@
           <wp:inline>
             <wp:extent cx="4620126" cy="3696101"/>
             <wp:effectExtent b="0" l="0" r="0" t="0"/>
-            <wp:docPr descr="" title="" id="603" name="Picture"/>
+            <wp:docPr descr="" title="" id="604" name="Picture"/>
             <a:graphic>
               <a:graphicData uri="http://schemas.openxmlformats.org/drawingml/2006/picture">
                 <pic:pic>
                   <pic:nvPicPr>
-                    <pic:cNvPr descr="index_files/figure-docx/generar-QR-Github-Pages-1.png" id="604" name="Picture"/>
+                    <pic:cNvPr descr="index_files/figure-docx/generar-QR-Github-Pages-1.png" id="605" name="Picture"/>
                     <pic:cNvPicPr>
                       <a:picLocks noChangeArrowheads="1" noChangeAspect="1"/>
                     </pic:cNvPicPr>
                   </pic:nvPicPr>
                   <pic:blipFill>
-                    <a:blip r:embed="rId602"/>
+                    <a:blip r:embed="rId603"/>
                     <a:stretch>
                       <a:fillRect/>
                     </a:stretch>
@@ -10995,18 +11012,18 @@
           <wp:inline>
             <wp:extent cx="4620126" cy="3696101"/>
             <wp:effectExtent b="0" l="0" r="0" t="0"/>
-            <wp:docPr descr="" title="" id="606" name="Picture"/>
+            <wp:docPr descr="" title="" id="607" name="Picture"/>
             <a:graphic>
               <a:graphicData uri="http://schemas.openxmlformats.org/drawingml/2006/picture">
                 <pic:pic>
                   <pic:nvPicPr>
-                    <pic:cNvPr descr="index_files/figure-docx/generar-QR-Netlify-1.png" id="607" name="Picture"/>
+                    <pic:cNvPr descr="index_files/figure-docx/generar-QR-Netlify-1.png" id="608" name="Picture"/>
                     <pic:cNvPicPr>
                       <a:picLocks noChangeArrowheads="1" noChangeAspect="1"/>
                     </pic:cNvPicPr>
                   </pic:nvPicPr>
                   <pic:blipFill>
-                    <a:blip r:embed="rId605"/>
+                    <a:blip r:embed="rId606"/>
                     <a:stretch>
                       <a:fillRect/>
                     </a:stretch>
@@ -11074,8 +11091,8 @@
         <w:t xml:space="preserve">)</w:t>
       </w:r>
     </w:p>
-    <w:bookmarkEnd w:id="608"/>
-    <w:bookmarkStart w:id="611" w:name="revisar-los-links"/>
+    <w:bookmarkEnd w:id="609"/>
+    <w:bookmarkStart w:id="612" w:name="revisar-los-links"/>
     <w:p>
       <w:pPr>
         <w:pStyle w:val="Heading2"/>
@@ -11094,7 +11111,7 @@
       <w:r>
         <w:t xml:space="preserve"> </w:t>
       </w:r>
-      <w:hyperlink r:id="rId609">
+      <w:hyperlink r:id="rId610">
         <w:r>
           <w:rPr>
             <w:rStyle w:val="VerbatimChar"/>
@@ -11128,7 +11145,7 @@
       <w:r>
         <w:t xml:space="preserve"> </w:t>
       </w:r>
-      <w:hyperlink r:id="rId610">
+      <w:hyperlink r:id="rId611">
         <w:r>
           <w:rPr>
             <w:rStyle w:val="Hyperlink"/>
@@ -11152,7 +11169,7 @@
         <w:t xml:space="preserve">.</w:t>
       </w:r>
     </w:p>
-    <w:bookmarkEnd w:id="611"/>
+    <w:bookmarkEnd w:id="612"/>
     <w:sectPr>
       <w:footnotePr>
         <w:numRestart w:val="eachSect"/>

--- a/docs/index.docx
+++ b/docs/index.docx
@@ -34,7 +34,7 @@
         <w:pStyle w:val="Date"/>
       </w:pPr>
       <w:r>
-        <w:t xml:space="preserve">2026-07-15</w:t>
+        <w:t xml:space="preserve">2026-07-16</w:t>
       </w:r>
     </w:p>
     <w:sdt>
@@ -426,7 +426,7 @@
         <w:t xml:space="preserve">)</w:t>
       </w:r>
     </w:p>
-    <w:bookmarkStart w:id="345" w:name="fuentes-de-datos-abiertos-y-apis"/>
+    <w:bookmarkStart w:id="344" w:name="fuentes-de-datos-abiertos-y-apis"/>
     <w:p>
       <w:pPr>
         <w:pStyle w:val="Heading2"/>
@@ -5982,17 +5982,148 @@
           <w:numId w:val="1001"/>
         </w:numPr>
       </w:pPr>
-      <w:r>
-        <w:t xml:space="preserve">MIT</w:t>
-      </w:r>
-      <w:r>
-        <w:t xml:space="preserve"> </w:t>
-      </w:r>
       <w:hyperlink r:id="rId335">
         <w:r>
           <w:rPr>
             <w:rStyle w:val="Hyperlink"/>
           </w:rPr>
+          <w:t xml:space="preserve">MIT</w:t>
+        </w:r>
+      </w:hyperlink>
+    </w:p>
+    <w:p>
+      <w:pPr>
+        <w:pStyle w:val="Compact"/>
+        <w:numPr>
+          <w:ilvl w:val="0"/>
+          <w:numId w:val="1001"/>
+        </w:numPr>
+      </w:pPr>
+      <w:r>
+        <w:t xml:space="preserve">Natural Earth Vector.</w:t>
+      </w:r>
+      <w:r>
+        <w:t xml:space="preserve"> </w:t>
+      </w:r>
+      <w:hyperlink r:id="rId336">
+        <w:r>
+          <w:rPr>
+            <w:rStyle w:val="Hyperlink"/>
+          </w:rPr>
+          <w:t xml:space="preserve">Github</w:t>
+        </w:r>
+      </w:hyperlink>
+      <w:r>
+        <w:t xml:space="preserve"> </w:t>
+      </w:r>
+      <w:r>
+        <w:t xml:space="preserve">y</w:t>
+      </w:r>
+      <w:r>
+        <w:t xml:space="preserve"> </w:t>
+      </w:r>
+      <w:hyperlink r:id="rId337">
+        <w:r>
+          <w:rPr>
+            <w:rStyle w:val="Hyperlink"/>
+          </w:rPr>
+          <w:t xml:space="preserve">Web</w:t>
+        </w:r>
+      </w:hyperlink>
+    </w:p>
+    <w:p>
+      <w:pPr>
+        <w:pStyle w:val="Compact"/>
+        <w:numPr>
+          <w:ilvl w:val="0"/>
+          <w:numId w:val="1001"/>
+        </w:numPr>
+      </w:pPr>
+      <w:r>
+        <w:t xml:space="preserve">Open Charge Map. Global Open Data registry of electric vehicle charging locations.</w:t>
+      </w:r>
+      <w:r>
+        <w:t xml:space="preserve"> </w:t>
+      </w:r>
+      <w:hyperlink r:id="rId338">
+        <w:r>
+          <w:rPr>
+            <w:rStyle w:val="Hyperlink"/>
+          </w:rPr>
+          <w:t xml:space="preserve">Export</w:t>
+        </w:r>
+      </w:hyperlink>
+      <w:r>
+        <w:t xml:space="preserve"> </w:t>
+      </w:r>
+      <w:r>
+        <w:t xml:space="preserve">y</w:t>
+      </w:r>
+      <w:r>
+        <w:t xml:space="preserve"> </w:t>
+      </w:r>
+      <w:hyperlink r:id="rId339">
+        <w:r>
+          <w:rPr>
+            <w:rStyle w:val="Hyperlink"/>
+          </w:rPr>
+          <w:t xml:space="preserve">Ejemplo</w:t>
+        </w:r>
+      </w:hyperlink>
+    </w:p>
+    <w:p>
+      <w:pPr>
+        <w:pStyle w:val="Compact"/>
+        <w:numPr>
+          <w:ilvl w:val="0"/>
+          <w:numId w:val="1001"/>
+        </w:numPr>
+      </w:pPr>
+      <w:r>
+        <w:t xml:space="preserve">SSL4EO-S12 dataset. Large-scale multimodal multitemporal dataset for unsupervised/self-supervised pre-training in Earth observation</w:t>
+      </w:r>
+      <w:r>
+        <w:t xml:space="preserve"> </w:t>
+      </w:r>
+      <w:hyperlink r:id="rId340">
+        <w:r>
+          <w:rPr>
+            <w:rStyle w:val="Hyperlink"/>
+          </w:rPr>
+          <w:t xml:space="preserve">Paper</w:t>
+        </w:r>
+      </w:hyperlink>
+      <w:r>
+        <w:t xml:space="preserve"> </w:t>
+      </w:r>
+      <w:hyperlink r:id="rId341">
+        <w:r>
+          <w:rPr>
+            <w:rStyle w:val="Hyperlink"/>
+          </w:rPr>
+          <w:t xml:space="preserve">Github</w:t>
+        </w:r>
+      </w:hyperlink>
+    </w:p>
+    <w:p>
+      <w:pPr>
+        <w:pStyle w:val="Compact"/>
+        <w:numPr>
+          <w:ilvl w:val="0"/>
+          <w:numId w:val="1001"/>
+        </w:numPr>
+      </w:pPr>
+      <w:r>
+        <w:t xml:space="preserve">World Bank Open Data</w:t>
+      </w:r>
+      <w:r>
+        <w:t xml:space="preserve"> </w:t>
+      </w:r>
+      <w:hyperlink r:id="rId342">
+        <w:r>
+          <w:rPr>
+            <w:rStyle w:val="Hyperlink"/>
+          </w:rPr>
           <w:t xml:space="preserve">1</w:t>
         </w:r>
       </w:hyperlink>
@@ -6005,7 +6136,7 @@
       <w:r>
         <w:t xml:space="preserve"> </w:t>
       </w:r>
-      <w:hyperlink r:id="rId336">
+      <w:hyperlink r:id="rId343">
         <w:r>
           <w:rPr>
             <w:rStyle w:val="Hyperlink"/>
@@ -6014,21 +6145,1720 @@
         </w:r>
       </w:hyperlink>
     </w:p>
-    <w:p>
-      <w:pPr>
-        <w:pStyle w:val="Compact"/>
-        <w:numPr>
-          <w:ilvl w:val="0"/>
-          <w:numId w:val="1001"/>
-        </w:numPr>
-      </w:pPr>
-      <w:r>
-        <w:t xml:space="preserve">Natural Earth Vector.</w:t>
-      </w:r>
-      <w:r>
-        <w:t xml:space="preserve"> </w:t>
-      </w:r>
-      <w:hyperlink r:id="rId337">
+    <w:bookmarkEnd w:id="344"/>
+    <w:bookmarkStart w:id="462" w:name="otras-referencias-interesantes"/>
+    <w:p>
+      <w:pPr>
+        <w:pStyle w:val="Heading2"/>
+      </w:pPr>
+      <w:r>
+        <w:t xml:space="preserve">2 Otras referencias interesantes</w:t>
+      </w:r>
+    </w:p>
+    <w:p>
+      <w:pPr>
+        <w:pStyle w:val="Compact"/>
+        <w:numPr>
+          <w:ilvl w:val="0"/>
+          <w:numId w:val="1002"/>
+        </w:numPr>
+      </w:pPr>
+      <w:hyperlink r:id="rId345">
+        <w:r>
+          <w:rPr>
+            <w:rStyle w:val="Hyperlink"/>
+          </w:rPr>
+          <w:t xml:space="preserve">100 Active Blogs on Analytics, Big Data, Data Mining, Data Science, Machine Learning</w:t>
+        </w:r>
+      </w:hyperlink>
+    </w:p>
+    <w:p>
+      <w:pPr>
+        <w:pStyle w:val="Compact"/>
+        <w:numPr>
+          <w:ilvl w:val="0"/>
+          <w:numId w:val="1002"/>
+        </w:numPr>
+      </w:pPr>
+      <w:hyperlink r:id="rId346">
+        <w:r>
+          <w:rPr>
+            <w:rStyle w:val="Hyperlink"/>
+          </w:rPr>
+          <w:t xml:space="preserve">100 Free Tutorials for Learning R</w:t>
+        </w:r>
+      </w:hyperlink>
+    </w:p>
+    <w:p>
+      <w:pPr>
+        <w:pStyle w:val="Compact"/>
+        <w:numPr>
+          <w:ilvl w:val="0"/>
+          <w:numId w:val="1002"/>
+        </w:numPr>
+      </w:pPr>
+      <w:hyperlink r:id="rId347">
+        <w:r>
+          <w:rPr>
+            <w:rStyle w:val="Hyperlink"/>
+          </w:rPr>
+          <w:t xml:space="preserve">16 Cursos</w:t>
+        </w:r>
+      </w:hyperlink>
+    </w:p>
+    <w:p>
+      <w:pPr>
+        <w:pStyle w:val="Compact"/>
+        <w:numPr>
+          <w:ilvl w:val="0"/>
+          <w:numId w:val="1002"/>
+        </w:numPr>
+      </w:pPr>
+      <w:hyperlink r:id="rId348">
+        <w:r>
+          <w:rPr>
+            <w:rStyle w:val="Hyperlink"/>
+          </w:rPr>
+          <w:t xml:space="preserve">A dive into R Markdown</w:t>
+        </w:r>
+      </w:hyperlink>
+    </w:p>
+    <w:p>
+      <w:pPr>
+        <w:pStyle w:val="Compact"/>
+        <w:numPr>
+          <w:ilvl w:val="0"/>
+          <w:numId w:val="1002"/>
+        </w:numPr>
+      </w:pPr>
+      <w:hyperlink r:id="rId349">
+        <w:r>
+          <w:rPr>
+            <w:rStyle w:val="Hyperlink"/>
+          </w:rPr>
+          <w:t xml:space="preserve">A ggplot2 Tutorial for Beautiful Plotting in R</w:t>
+        </w:r>
+      </w:hyperlink>
+    </w:p>
+    <w:p>
+      <w:pPr>
+        <w:pStyle w:val="Compact"/>
+        <w:numPr>
+          <w:ilvl w:val="0"/>
+          <w:numId w:val="1002"/>
+        </w:numPr>
+      </w:pPr>
+      <w:hyperlink r:id="rId350">
+        <w:r>
+          <w:rPr>
+            <w:rStyle w:val="Hyperlink"/>
+          </w:rPr>
+          <w:t xml:space="preserve">AiTLAS: Benchmark Arena – Open-source benchmark suite for evaluating deep learning approaches for image classification in Earth Observation (EO)</w:t>
+        </w:r>
+      </w:hyperlink>
+    </w:p>
+    <w:p>
+      <w:pPr>
+        <w:pStyle w:val="Compact"/>
+        <w:numPr>
+          <w:ilvl w:val="0"/>
+          <w:numId w:val="1002"/>
+        </w:numPr>
+      </w:pPr>
+      <w:hyperlink r:id="rId351">
+        <w:r>
+          <w:rPr>
+            <w:rStyle w:val="Hyperlink"/>
+          </w:rPr>
+          <w:t xml:space="preserve">An Introduction to Statistical Learning - Web R &amp; Python</w:t>
+        </w:r>
+      </w:hyperlink>
+    </w:p>
+    <w:p>
+      <w:pPr>
+        <w:pStyle w:val="Compact"/>
+        <w:numPr>
+          <w:ilvl w:val="0"/>
+          <w:numId w:val="1002"/>
+        </w:numPr>
+      </w:pPr>
+      <w:hyperlink r:id="rId352">
+        <w:r>
+          <w:rPr>
+            <w:rStyle w:val="Hyperlink"/>
+          </w:rPr>
+          <w:t xml:space="preserve">Awesome Data Science</w:t>
+        </w:r>
+      </w:hyperlink>
+    </w:p>
+    <w:p>
+      <w:pPr>
+        <w:pStyle w:val="Compact"/>
+        <w:numPr>
+          <w:ilvl w:val="0"/>
+          <w:numId w:val="1002"/>
+        </w:numPr>
+      </w:pPr>
+      <w:hyperlink r:id="rId353">
+        <w:r>
+          <w:rPr>
+            <w:rStyle w:val="Hyperlink"/>
+          </w:rPr>
+          <w:t xml:space="preserve">Awesome R</w:t>
+        </w:r>
+      </w:hyperlink>
+    </w:p>
+    <w:p>
+      <w:pPr>
+        <w:pStyle w:val="Compact"/>
+        <w:numPr>
+          <w:ilvl w:val="0"/>
+          <w:numId w:val="1002"/>
+        </w:numPr>
+      </w:pPr>
+      <w:hyperlink r:id="rId354">
+        <w:r>
+          <w:rPr>
+            <w:rStyle w:val="Hyperlink"/>
+          </w:rPr>
+          <w:t xml:space="preserve">BigEarthNet A Large-Scale Sentinel Benchmark Archive</w:t>
+        </w:r>
+      </w:hyperlink>
+    </w:p>
+    <w:p>
+      <w:pPr>
+        <w:pStyle w:val="Compact"/>
+        <w:numPr>
+          <w:ilvl w:val="0"/>
+          <w:numId w:val="1002"/>
+        </w:numPr>
+      </w:pPr>
+      <w:hyperlink r:id="rId355">
+        <w:r>
+          <w:rPr>
+            <w:rStyle w:val="Hyperlink"/>
+          </w:rPr>
+          <w:t xml:space="preserve">Bivariate Choropleth Maps: A How-to Guide</w:t>
+        </w:r>
+      </w:hyperlink>
+    </w:p>
+    <w:p>
+      <w:pPr>
+        <w:pStyle w:val="Compact"/>
+        <w:numPr>
+          <w:ilvl w:val="0"/>
+          <w:numId w:val="1002"/>
+        </w:numPr>
+      </w:pPr>
+      <w:hyperlink r:id="rId356">
+        <w:r>
+          <w:rPr>
+            <w:rStyle w:val="Hyperlink"/>
+          </w:rPr>
+          <w:t xml:space="preserve">blogdown: Creating Websites with R Markdown</w:t>
+        </w:r>
+      </w:hyperlink>
+    </w:p>
+    <w:p>
+      <w:pPr>
+        <w:pStyle w:val="Compact"/>
+        <w:numPr>
+          <w:ilvl w:val="0"/>
+          <w:numId w:val="1002"/>
+        </w:numPr>
+      </w:pPr>
+      <w:hyperlink r:id="rId357">
+        <w:r>
+          <w:rPr>
+            <w:rStyle w:val="Hyperlink"/>
+          </w:rPr>
+          <w:t xml:space="preserve">Blogs con github</w:t>
+        </w:r>
+      </w:hyperlink>
+      <w:r>
+        <w:t xml:space="preserve"> </w:t>
+      </w:r>
+      <w:r>
+        <w:t xml:space="preserve">y</w:t>
+      </w:r>
+      <w:r>
+        <w:t xml:space="preserve"> </w:t>
+      </w:r>
+      <w:hyperlink r:id="rId358">
+        <w:r>
+          <w:rPr>
+            <w:rStyle w:val="Hyperlink"/>
+          </w:rPr>
+          <w:t xml:space="preserve">Blogs con github y RStudio</w:t>
+        </w:r>
+      </w:hyperlink>
+    </w:p>
+    <w:p>
+      <w:pPr>
+        <w:pStyle w:val="Compact"/>
+        <w:numPr>
+          <w:ilvl w:val="0"/>
+          <w:numId w:val="1002"/>
+        </w:numPr>
+      </w:pPr>
+      <w:hyperlink r:id="rId359">
+        <w:r>
+          <w:rPr>
+            <w:rStyle w:val="Hyperlink"/>
+          </w:rPr>
+          <w:t xml:space="preserve">CAMIS - A PHUSE DVOST Working Group</w:t>
+        </w:r>
+      </w:hyperlink>
+      <w:r>
+        <w:t xml:space="preserve">. The repository below provides examples of statistical methodology in different software and languages, along with a comparison of the results obtained and description of any discrepancies.</w:t>
+      </w:r>
+    </w:p>
+    <w:p>
+      <w:pPr>
+        <w:pStyle w:val="Compact"/>
+        <w:numPr>
+          <w:ilvl w:val="0"/>
+          <w:numId w:val="1002"/>
+        </w:numPr>
+      </w:pPr>
+      <w:hyperlink r:id="rId360">
+        <w:r>
+          <w:rPr>
+            <w:rStyle w:val="Hyperlink"/>
+          </w:rPr>
+          <w:t xml:space="preserve">Chuleta de expresiones regulares</w:t>
+        </w:r>
+      </w:hyperlink>
+    </w:p>
+    <w:p>
+      <w:pPr>
+        <w:pStyle w:val="Compact"/>
+        <w:numPr>
+          <w:ilvl w:val="0"/>
+          <w:numId w:val="1002"/>
+        </w:numPr>
+      </w:pPr>
+      <w:hyperlink r:id="rId361">
+        <w:r>
+          <w:rPr>
+            <w:rStyle w:val="Hyperlink"/>
+          </w:rPr>
+          <w:t xml:space="preserve">Chuleta general de R</w:t>
+        </w:r>
+      </w:hyperlink>
+    </w:p>
+    <w:p>
+      <w:pPr>
+        <w:pStyle w:val="Compact"/>
+        <w:numPr>
+          <w:ilvl w:val="0"/>
+          <w:numId w:val="1002"/>
+        </w:numPr>
+      </w:pPr>
+      <w:hyperlink r:id="rId362">
+        <w:r>
+          <w:rPr>
+            <w:rStyle w:val="Hyperlink"/>
+          </w:rPr>
+          <w:t xml:space="preserve">Codificación de caracteres</w:t>
+        </w:r>
+      </w:hyperlink>
+    </w:p>
+    <w:p>
+      <w:pPr>
+        <w:pStyle w:val="Compact"/>
+        <w:numPr>
+          <w:ilvl w:val="0"/>
+          <w:numId w:val="1002"/>
+        </w:numPr>
+      </w:pPr>
+      <w:hyperlink r:id="rId363">
+        <w:r>
+          <w:rPr>
+            <w:rStyle w:val="Hyperlink"/>
+          </w:rPr>
+          <w:t xml:space="preserve">Common Probability Distributions: The Data Scientist’s Crib Sheet</w:t>
+        </w:r>
+      </w:hyperlink>
+    </w:p>
+    <w:p>
+      <w:pPr>
+        <w:pStyle w:val="Compact"/>
+        <w:numPr>
+          <w:ilvl w:val="0"/>
+          <w:numId w:val="1002"/>
+        </w:numPr>
+      </w:pPr>
+      <w:hyperlink r:id="rId364">
+        <w:r>
+          <w:rPr>
+            <w:rStyle w:val="Hyperlink"/>
+          </w:rPr>
+          <w:t xml:space="preserve">Cómo crear una API en Python</w:t>
+        </w:r>
+      </w:hyperlink>
+    </w:p>
+    <w:p>
+      <w:pPr>
+        <w:pStyle w:val="Compact"/>
+        <w:numPr>
+          <w:ilvl w:val="0"/>
+          <w:numId w:val="1002"/>
+        </w:numPr>
+      </w:pPr>
+      <w:hyperlink r:id="rId365">
+        <w:r>
+          <w:rPr>
+            <w:rStyle w:val="Hyperlink"/>
+          </w:rPr>
+          <w:t xml:space="preserve">Computer vision</w:t>
+        </w:r>
+      </w:hyperlink>
+    </w:p>
+    <w:p>
+      <w:pPr>
+        <w:pStyle w:val="Compact"/>
+        <w:numPr>
+          <w:ilvl w:val="0"/>
+          <w:numId w:val="1002"/>
+        </w:numPr>
+      </w:pPr>
+      <w:hyperlink r:id="rId366">
+        <w:r>
+          <w:rPr>
+            <w:rStyle w:val="Hyperlink"/>
+          </w:rPr>
+          <w:t xml:space="preserve">Computerworld - Paquetes de R interesantes</w:t>
+        </w:r>
+      </w:hyperlink>
+    </w:p>
+    <w:p>
+      <w:pPr>
+        <w:pStyle w:val="Compact"/>
+        <w:numPr>
+          <w:ilvl w:val="0"/>
+          <w:numId w:val="1002"/>
+        </w:numPr>
+      </w:pPr>
+      <w:hyperlink r:id="rId367">
+        <w:r>
+          <w:rPr>
+            <w:rStyle w:val="Hyperlink"/>
+          </w:rPr>
+          <w:t xml:space="preserve">Curso Caltech. Learning from data</w:t>
+        </w:r>
+      </w:hyperlink>
+    </w:p>
+    <w:p>
+      <w:pPr>
+        <w:pStyle w:val="Compact"/>
+        <w:numPr>
+          <w:ilvl w:val="0"/>
+          <w:numId w:val="1002"/>
+        </w:numPr>
+      </w:pPr>
+      <w:hyperlink r:id="rId368">
+        <w:r>
+          <w:rPr>
+            <w:rStyle w:val="Hyperlink"/>
+          </w:rPr>
+          <w:t xml:space="preserve">Cursos para aprender más sobre R</w:t>
+        </w:r>
+      </w:hyperlink>
+    </w:p>
+    <w:p>
+      <w:pPr>
+        <w:pStyle w:val="Compact"/>
+        <w:numPr>
+          <w:ilvl w:val="0"/>
+          <w:numId w:val="1002"/>
+        </w:numPr>
+      </w:pPr>
+      <w:hyperlink r:id="rId369">
+        <w:r>
+          <w:rPr>
+            <w:rStyle w:val="Hyperlink"/>
+          </w:rPr>
+          <w:t xml:space="preserve">Data Science Blogs</w:t>
+        </w:r>
+      </w:hyperlink>
+    </w:p>
+    <w:p>
+      <w:pPr>
+        <w:pStyle w:val="Compact"/>
+        <w:numPr>
+          <w:ilvl w:val="0"/>
+          <w:numId w:val="1002"/>
+        </w:numPr>
+      </w:pPr>
+      <w:hyperlink r:id="rId370">
+        <w:r>
+          <w:rPr>
+            <w:rStyle w:val="Hyperlink"/>
+          </w:rPr>
+          <w:t xml:space="preserve">Data Science Cheatsheets</w:t>
+        </w:r>
+      </w:hyperlink>
+    </w:p>
+    <w:p>
+      <w:pPr>
+        <w:pStyle w:val="Compact"/>
+        <w:numPr>
+          <w:ilvl w:val="0"/>
+          <w:numId w:val="1002"/>
+        </w:numPr>
+      </w:pPr>
+      <w:hyperlink r:id="rId371">
+        <w:r>
+          <w:rPr>
+            <w:rStyle w:val="Hyperlink"/>
+          </w:rPr>
+          <w:t xml:space="preserve">Data Science Collected Resources</w:t>
+        </w:r>
+      </w:hyperlink>
+    </w:p>
+    <w:p>
+      <w:pPr>
+        <w:pStyle w:val="Compact"/>
+        <w:numPr>
+          <w:ilvl w:val="0"/>
+          <w:numId w:val="1002"/>
+        </w:numPr>
+      </w:pPr>
+      <w:hyperlink r:id="rId372">
+        <w:r>
+          <w:rPr>
+            <w:rStyle w:val="Hyperlink"/>
+          </w:rPr>
+          <w:t xml:space="preserve">Data Science Resources</w:t>
+        </w:r>
+      </w:hyperlink>
+    </w:p>
+    <w:p>
+      <w:pPr>
+        <w:pStyle w:val="Compact"/>
+        <w:numPr>
+          <w:ilvl w:val="0"/>
+          <w:numId w:val="1002"/>
+        </w:numPr>
+      </w:pPr>
+      <w:hyperlink r:id="rId373">
+        <w:r>
+          <w:rPr>
+            <w:rStyle w:val="Hyperlink"/>
+          </w:rPr>
+          <w:t xml:space="preserve">Data Scientist Roadmap</w:t>
+        </w:r>
+      </w:hyperlink>
+    </w:p>
+    <w:p>
+      <w:pPr>
+        <w:pStyle w:val="Compact"/>
+        <w:numPr>
+          <w:ilvl w:val="0"/>
+          <w:numId w:val="1002"/>
+        </w:numPr>
+      </w:pPr>
+      <w:hyperlink r:id="rId374">
+        <w:r>
+          <w:rPr>
+            <w:rStyle w:val="Hyperlink"/>
+          </w:rPr>
+          <w:t xml:space="preserve">Data Viz Catalogue</w:t>
+        </w:r>
+      </w:hyperlink>
+    </w:p>
+    <w:p>
+      <w:pPr>
+        <w:pStyle w:val="Compact"/>
+        <w:numPr>
+          <w:ilvl w:val="0"/>
+          <w:numId w:val="1002"/>
+        </w:numPr>
+      </w:pPr>
+      <w:hyperlink r:id="rId375">
+        <w:r>
+          <w:rPr>
+            <w:rStyle w:val="Hyperlink"/>
+          </w:rPr>
+          <w:t xml:space="preserve">Dataviz Project</w:t>
+        </w:r>
+      </w:hyperlink>
+    </w:p>
+    <w:p>
+      <w:pPr>
+        <w:pStyle w:val="Compact"/>
+        <w:numPr>
+          <w:ilvl w:val="0"/>
+          <w:numId w:val="1002"/>
+        </w:numPr>
+      </w:pPr>
+      <w:hyperlink r:id="rId376">
+        <w:r>
+          <w:rPr>
+            <w:rStyle w:val="Hyperlink"/>
+          </w:rPr>
+          <w:t xml:space="preserve">Dealing with Regular Expressions</w:t>
+        </w:r>
+      </w:hyperlink>
+    </w:p>
+    <w:p>
+      <w:pPr>
+        <w:pStyle w:val="Compact"/>
+        <w:numPr>
+          <w:ilvl w:val="0"/>
+          <w:numId w:val="1002"/>
+        </w:numPr>
+      </w:pPr>
+      <w:hyperlink r:id="rId377">
+        <w:r>
+          <w:rPr>
+            <w:rStyle w:val="Hyperlink"/>
+          </w:rPr>
+          <w:t xml:space="preserve">Ejemplos de Shiny</w:t>
+        </w:r>
+      </w:hyperlink>
+    </w:p>
+    <w:p>
+      <w:pPr>
+        <w:pStyle w:val="Compact"/>
+        <w:numPr>
+          <w:ilvl w:val="0"/>
+          <w:numId w:val="1002"/>
+        </w:numPr>
+      </w:pPr>
+      <w:hyperlink r:id="rId378">
+        <w:r>
+          <w:rPr>
+            <w:rStyle w:val="Hyperlink"/>
+          </w:rPr>
+          <w:t xml:space="preserve">Estadística con R</w:t>
+        </w:r>
+      </w:hyperlink>
+    </w:p>
+    <w:p>
+      <w:pPr>
+        <w:pStyle w:val="Compact"/>
+        <w:numPr>
+          <w:ilvl w:val="0"/>
+          <w:numId w:val="1002"/>
+        </w:numPr>
+      </w:pPr>
+      <w:hyperlink r:id="rId379">
+        <w:r>
+          <w:rPr>
+            <w:rStyle w:val="Hyperlink"/>
+          </w:rPr>
+          <w:t xml:space="preserve">EUMETSAT science studies</w:t>
+        </w:r>
+      </w:hyperlink>
+    </w:p>
+    <w:p>
+      <w:pPr>
+        <w:pStyle w:val="Compact"/>
+        <w:numPr>
+          <w:ilvl w:val="0"/>
+          <w:numId w:val="1002"/>
+        </w:numPr>
+      </w:pPr>
+      <w:hyperlink r:id="rId380">
+        <w:r>
+          <w:rPr>
+            <w:rStyle w:val="Hyperlink"/>
+          </w:rPr>
+          <w:t xml:space="preserve">Feature Engineering for Machine Learning</w:t>
+        </w:r>
+      </w:hyperlink>
+    </w:p>
+    <w:p>
+      <w:pPr>
+        <w:pStyle w:val="Compact"/>
+        <w:numPr>
+          <w:ilvl w:val="0"/>
+          <w:numId w:val="1002"/>
+        </w:numPr>
+      </w:pPr>
+      <w:hyperlink r:id="rId381">
+        <w:r>
+          <w:rPr>
+            <w:rStyle w:val="Hyperlink"/>
+          </w:rPr>
+          <w:t xml:space="preserve">Financial-Times / chart-doctor</w:t>
+        </w:r>
+      </w:hyperlink>
+    </w:p>
+    <w:p>
+      <w:pPr>
+        <w:pStyle w:val="Compact"/>
+        <w:numPr>
+          <w:ilvl w:val="0"/>
+          <w:numId w:val="1002"/>
+        </w:numPr>
+      </w:pPr>
+      <w:hyperlink r:id="rId382">
+        <w:r>
+          <w:rPr>
+            <w:rStyle w:val="Hyperlink"/>
+          </w:rPr>
+          <w:t xml:space="preserve">Formatos a medida para R Markdown</w:t>
+        </w:r>
+      </w:hyperlink>
+    </w:p>
+    <w:p>
+      <w:pPr>
+        <w:pStyle w:val="Compact"/>
+        <w:numPr>
+          <w:ilvl w:val="0"/>
+          <w:numId w:val="1002"/>
+        </w:numPr>
+      </w:pPr>
+      <w:hyperlink r:id="rId383">
+        <w:r>
+          <w:rPr>
+            <w:rStyle w:val="Hyperlink"/>
+          </w:rPr>
+          <w:t xml:space="preserve">Free R Reading Material</w:t>
+        </w:r>
+      </w:hyperlink>
+    </w:p>
+    <w:p>
+      <w:pPr>
+        <w:pStyle w:val="Compact"/>
+        <w:numPr>
+          <w:ilvl w:val="0"/>
+          <w:numId w:val="1002"/>
+        </w:numPr>
+      </w:pPr>
+      <w:hyperlink r:id="rId384">
+        <w:r>
+          <w:rPr>
+            <w:rStyle w:val="Hyperlink"/>
+          </w:rPr>
+          <w:t xml:space="preserve">From Data to Viz</w:t>
+        </w:r>
+      </w:hyperlink>
+    </w:p>
+    <w:p>
+      <w:pPr>
+        <w:pStyle w:val="Compact"/>
+        <w:numPr>
+          <w:ilvl w:val="0"/>
+          <w:numId w:val="1002"/>
+        </w:numPr>
+      </w:pPr>
+      <w:hyperlink r:id="rId385">
+        <w:r>
+          <w:rPr>
+            <w:rStyle w:val="Hyperlink"/>
+          </w:rPr>
+          <w:t xml:space="preserve">Galerias de graficos</w:t>
+        </w:r>
+      </w:hyperlink>
+    </w:p>
+    <w:p>
+      <w:pPr>
+        <w:pStyle w:val="Compact"/>
+        <w:numPr>
+          <w:ilvl w:val="0"/>
+          <w:numId w:val="1002"/>
+        </w:numPr>
+      </w:pPr>
+      <w:hyperlink r:id="rId386">
+        <w:r>
+          <w:rPr>
+            <w:rStyle w:val="Hyperlink"/>
+          </w:rPr>
+          <w:t xml:space="preserve">Ggplot</w:t>
+        </w:r>
+      </w:hyperlink>
+    </w:p>
+    <w:p>
+      <w:pPr>
+        <w:pStyle w:val="Compact"/>
+        <w:numPr>
+          <w:ilvl w:val="0"/>
+          <w:numId w:val="1002"/>
+        </w:numPr>
+      </w:pPr>
+      <w:hyperlink r:id="rId387">
+        <w:r>
+          <w:rPr>
+            <w:rStyle w:val="Hyperlink"/>
+          </w:rPr>
+          <w:t xml:space="preserve">GIS and mapping</w:t>
+        </w:r>
+      </w:hyperlink>
+    </w:p>
+    <w:p>
+      <w:pPr>
+        <w:pStyle w:val="Compact"/>
+        <w:numPr>
+          <w:ilvl w:val="0"/>
+          <w:numId w:val="1002"/>
+        </w:numPr>
+      </w:pPr>
+      <w:hyperlink r:id="rId388">
+        <w:r>
+          <w:rPr>
+            <w:rStyle w:val="Hyperlink"/>
+          </w:rPr>
+          <w:t xml:space="preserve">GIS formats</w:t>
+        </w:r>
+      </w:hyperlink>
+    </w:p>
+    <w:p>
+      <w:pPr>
+        <w:pStyle w:val="Compact"/>
+        <w:numPr>
+          <w:ilvl w:val="0"/>
+          <w:numId w:val="1002"/>
+        </w:numPr>
+      </w:pPr>
+      <w:hyperlink r:id="rId389">
+        <w:r>
+          <w:rPr>
+            <w:rStyle w:val="Hyperlink"/>
+          </w:rPr>
+          <w:t xml:space="preserve">Glosario de Machine Learning de Google</w:t>
+        </w:r>
+      </w:hyperlink>
+    </w:p>
+    <w:p>
+      <w:pPr>
+        <w:pStyle w:val="Compact"/>
+        <w:numPr>
+          <w:ilvl w:val="0"/>
+          <w:numId w:val="1002"/>
+        </w:numPr>
+      </w:pPr>
+      <w:hyperlink r:id="rId390">
+        <w:r>
+          <w:rPr>
+            <w:rStyle w:val="Hyperlink"/>
+          </w:rPr>
+          <w:t xml:space="preserve">Google Dataset Search</w:t>
+        </w:r>
+      </w:hyperlink>
+    </w:p>
+    <w:p>
+      <w:pPr>
+        <w:pStyle w:val="Compact"/>
+        <w:numPr>
+          <w:ilvl w:val="0"/>
+          <w:numId w:val="1002"/>
+        </w:numPr>
+      </w:pPr>
+      <w:hyperlink r:id="rId391">
+        <w:r>
+          <w:rPr>
+            <w:rStyle w:val="Hyperlink"/>
+          </w:rPr>
+          <w:t xml:space="preserve">Google Rules of Machine Learning: Best Practices for ML Engineering</w:t>
+        </w:r>
+      </w:hyperlink>
+    </w:p>
+    <w:p>
+      <w:pPr>
+        <w:pStyle w:val="Compact"/>
+        <w:numPr>
+          <w:ilvl w:val="0"/>
+          <w:numId w:val="1002"/>
+        </w:numPr>
+      </w:pPr>
+      <w:hyperlink r:id="rId392">
+        <w:r>
+          <w:rPr>
+            <w:rStyle w:val="Hyperlink"/>
+          </w:rPr>
+          <w:t xml:space="preserve">Google’s best practices in machine learning</w:t>
+        </w:r>
+      </w:hyperlink>
+    </w:p>
+    <w:p>
+      <w:pPr>
+        <w:pStyle w:val="Compact"/>
+        <w:numPr>
+          <w:ilvl w:val="0"/>
+          <w:numId w:val="1002"/>
+        </w:numPr>
+      </w:pPr>
+      <w:hyperlink r:id="rId393">
+        <w:r>
+          <w:rPr>
+            <w:rStyle w:val="Hyperlink"/>
+          </w:rPr>
+          <w:t xml:space="preserve">HDRIs Images (HDRIs)</w:t>
+        </w:r>
+      </w:hyperlink>
+      <w:r>
+        <w:t xml:space="preserve">)</w:t>
+      </w:r>
+    </w:p>
+    <w:p>
+      <w:pPr>
+        <w:pStyle w:val="Compact"/>
+        <w:numPr>
+          <w:ilvl w:val="0"/>
+          <w:numId w:val="1002"/>
+        </w:numPr>
+      </w:pPr>
+      <w:hyperlink r:id="rId394">
+        <w:r>
+          <w:rPr>
+            <w:rStyle w:val="Hyperlink"/>
+          </w:rPr>
+          <w:t xml:space="preserve">HOT - Drone Tasking Manager</w:t>
+        </w:r>
+      </w:hyperlink>
+    </w:p>
+    <w:p>
+      <w:pPr>
+        <w:pStyle w:val="Compact"/>
+        <w:numPr>
+          <w:ilvl w:val="0"/>
+          <w:numId w:val="1002"/>
+        </w:numPr>
+      </w:pPr>
+      <w:hyperlink r:id="rId395">
+        <w:r>
+          <w:rPr>
+            <w:rStyle w:val="Hyperlink"/>
+          </w:rPr>
+          <w:t xml:space="preserve">htmlwidgets for R - gallery</w:t>
+        </w:r>
+      </w:hyperlink>
+    </w:p>
+    <w:p>
+      <w:pPr>
+        <w:pStyle w:val="Compact"/>
+        <w:numPr>
+          <w:ilvl w:val="0"/>
+          <w:numId w:val="1002"/>
+        </w:numPr>
+      </w:pPr>
+      <w:hyperlink r:id="rId396">
+        <w:r>
+          <w:rPr>
+            <w:rStyle w:val="Hyperlink"/>
+          </w:rPr>
+          <w:t xml:space="preserve">IDEAtlas. Developing AI-based methods to map and characterize informal settlements from Earth Observation data</w:t>
+        </w:r>
+      </w:hyperlink>
+    </w:p>
+    <w:p>
+      <w:pPr>
+        <w:pStyle w:val="Compact"/>
+        <w:numPr>
+          <w:ilvl w:val="0"/>
+          <w:numId w:val="1002"/>
+        </w:numPr>
+      </w:pPr>
+      <w:hyperlink r:id="rId397">
+        <w:r>
+          <w:rPr>
+            <w:rStyle w:val="Hyperlink"/>
+          </w:rPr>
+          <w:t xml:space="preserve">Información de Rmarkdown en R Studio</w:t>
+        </w:r>
+      </w:hyperlink>
+    </w:p>
+    <w:p>
+      <w:pPr>
+        <w:pStyle w:val="Compact"/>
+        <w:numPr>
+          <w:ilvl w:val="0"/>
+          <w:numId w:val="1002"/>
+        </w:numPr>
+      </w:pPr>
+      <w:hyperlink r:id="rId398">
+        <w:r>
+          <w:rPr>
+            <w:rStyle w:val="Hyperlink"/>
+          </w:rPr>
+          <w:t xml:space="preserve">Information is Beautiful Awards</w:t>
+        </w:r>
+      </w:hyperlink>
+    </w:p>
+    <w:p>
+      <w:pPr>
+        <w:pStyle w:val="Compact"/>
+        <w:numPr>
+          <w:ilvl w:val="0"/>
+          <w:numId w:val="1002"/>
+        </w:numPr>
+      </w:pPr>
+      <w:hyperlink r:id="rId399">
+        <w:r>
+          <w:rPr>
+            <w:rStyle w:val="Hyperlink"/>
+          </w:rPr>
+          <w:t xml:space="preserve">Information is beautiful</w:t>
+        </w:r>
+      </w:hyperlink>
+    </w:p>
+    <w:p>
+      <w:pPr>
+        <w:pStyle w:val="Compact"/>
+        <w:numPr>
+          <w:ilvl w:val="0"/>
+          <w:numId w:val="1002"/>
+        </w:numPr>
+      </w:pPr>
+      <w:hyperlink r:id="rId400">
+        <w:r>
+          <w:rPr>
+            <w:rStyle w:val="Hyperlink"/>
+          </w:rPr>
+          <w:t xml:space="preserve">Information is Beautiful</w:t>
+        </w:r>
+      </w:hyperlink>
+    </w:p>
+    <w:p>
+      <w:pPr>
+        <w:pStyle w:val="Compact"/>
+        <w:numPr>
+          <w:ilvl w:val="0"/>
+          <w:numId w:val="1002"/>
+        </w:numPr>
+      </w:pPr>
+      <w:hyperlink r:id="rId401">
+        <w:r>
+          <w:rPr>
+            <w:rStyle w:val="Hyperlink"/>
+          </w:rPr>
+          <w:t xml:space="preserve">Interactive 4D LiDAR Segmentation</w:t>
+        </w:r>
+      </w:hyperlink>
+    </w:p>
+    <w:p>
+      <w:pPr>
+        <w:pStyle w:val="Compact"/>
+        <w:numPr>
+          <w:ilvl w:val="0"/>
+          <w:numId w:val="1002"/>
+        </w:numPr>
+      </w:pPr>
+      <w:hyperlink r:id="rId402">
+        <w:r>
+          <w:rPr>
+            <w:rStyle w:val="Hyperlink"/>
+          </w:rPr>
+          <w:t xml:space="preserve">Investigative Journalism with Satellite Images</w:t>
+        </w:r>
+      </w:hyperlink>
+    </w:p>
+    <w:p>
+      <w:pPr>
+        <w:pStyle w:val="Compact"/>
+        <w:numPr>
+          <w:ilvl w:val="0"/>
+          <w:numId w:val="1002"/>
+        </w:numPr>
+      </w:pPr>
+      <w:hyperlink r:id="rId403">
+        <w:r>
+          <w:rPr>
+            <w:rStyle w:val="Hyperlink"/>
+          </w:rPr>
+          <w:t xml:space="preserve">Kaggle Winning Solutions</w:t>
+        </w:r>
+      </w:hyperlink>
+    </w:p>
+    <w:p>
+      <w:pPr>
+        <w:pStyle w:val="Compact"/>
+        <w:numPr>
+          <w:ilvl w:val="0"/>
+          <w:numId w:val="1002"/>
+        </w:numPr>
+      </w:pPr>
+      <w:hyperlink r:id="rId404">
+        <w:r>
+          <w:rPr>
+            <w:rStyle w:val="Hyperlink"/>
+          </w:rPr>
+          <w:t xml:space="preserve">Microsoft Presidio - Data Protection and De-identification SDK</w:t>
+        </w:r>
+      </w:hyperlink>
+    </w:p>
+    <w:p>
+      <w:pPr>
+        <w:pStyle w:val="Compact"/>
+        <w:numPr>
+          <w:ilvl w:val="0"/>
+          <w:numId w:val="1002"/>
+        </w:numPr>
+      </w:pPr>
+      <w:hyperlink r:id="rId405">
+        <w:r>
+          <w:rPr>
+            <w:rStyle w:val="Hyperlink"/>
+          </w:rPr>
+          <w:t xml:space="preserve">Naming files</w:t>
+        </w:r>
+      </w:hyperlink>
+    </w:p>
+    <w:p>
+      <w:pPr>
+        <w:pStyle w:val="Compact"/>
+        <w:numPr>
+          <w:ilvl w:val="0"/>
+          <w:numId w:val="1002"/>
+        </w:numPr>
+      </w:pPr>
+      <w:hyperlink r:id="rId406">
+        <w:r>
+          <w:rPr>
+            <w:rStyle w:val="Hyperlink"/>
+          </w:rPr>
+          <w:t xml:space="preserve">Otra lista de recursos variados en Github</w:t>
+        </w:r>
+      </w:hyperlink>
+    </w:p>
+    <w:p>
+      <w:pPr>
+        <w:pStyle w:val="Compact"/>
+        <w:numPr>
+          <w:ilvl w:val="0"/>
+          <w:numId w:val="1002"/>
+        </w:numPr>
+      </w:pPr>
+      <w:hyperlink r:id="rId407">
+        <w:r>
+          <w:rPr>
+            <w:rStyle w:val="Hyperlink"/>
+          </w:rPr>
+          <w:t xml:space="preserve">overpass turbo - Herremaienta de filtrado para OSM</w:t>
+        </w:r>
+      </w:hyperlink>
+    </w:p>
+    <w:p>
+      <w:pPr>
+        <w:pStyle w:val="Compact"/>
+        <w:numPr>
+          <w:ilvl w:val="0"/>
+          <w:numId w:val="1002"/>
+        </w:numPr>
+      </w:pPr>
+      <w:hyperlink r:id="rId408">
+        <w:r>
+          <w:rPr>
+            <w:rStyle w:val="Hyperlink"/>
+          </w:rPr>
+          <w:t xml:space="preserve">Pandoc User’s Guide</w:t>
+        </w:r>
+      </w:hyperlink>
+    </w:p>
+    <w:p>
+      <w:pPr>
+        <w:pStyle w:val="Compact"/>
+        <w:numPr>
+          <w:ilvl w:val="0"/>
+          <w:numId w:val="1002"/>
+        </w:numPr>
+      </w:pPr>
+      <w:hyperlink r:id="rId409">
+        <w:r>
+          <w:rPr>
+            <w:rStyle w:val="Hyperlink"/>
+          </w:rPr>
+          <w:t xml:space="preserve">Periodic Table Of Visualization Methods</w:t>
+        </w:r>
+      </w:hyperlink>
+    </w:p>
+    <w:p>
+      <w:pPr>
+        <w:pStyle w:val="Compact"/>
+        <w:numPr>
+          <w:ilvl w:val="0"/>
+          <w:numId w:val="1002"/>
+        </w:numPr>
+      </w:pPr>
+      <w:hyperlink r:id="rId410">
+        <w:r>
+          <w:rPr>
+            <w:rStyle w:val="Hyperlink"/>
+          </w:rPr>
+          <w:t xml:space="preserve">Plataforma H2O</w:t>
+        </w:r>
+      </w:hyperlink>
+    </w:p>
+    <w:p>
+      <w:pPr>
+        <w:pStyle w:val="Compact"/>
+        <w:numPr>
+          <w:ilvl w:val="0"/>
+          <w:numId w:val="1002"/>
+        </w:numPr>
+      </w:pPr>
+      <w:hyperlink r:id="rId411">
+        <w:r>
+          <w:rPr>
+            <w:rStyle w:val="Hyperlink"/>
+          </w:rPr>
+          <w:t xml:space="preserve">Practical Introduction to Web Scraping in R</w:t>
+        </w:r>
+      </w:hyperlink>
+    </w:p>
+    <w:p>
+      <w:pPr>
+        <w:pStyle w:val="Compact"/>
+        <w:numPr>
+          <w:ilvl w:val="0"/>
+          <w:numId w:val="1002"/>
+        </w:numPr>
+      </w:pPr>
+      <w:hyperlink r:id="rId412">
+        <w:r>
+          <w:rPr>
+            <w:rStyle w:val="Hyperlink"/>
+          </w:rPr>
+          <w:t xml:space="preserve">R Code – Best practices</w:t>
+        </w:r>
+      </w:hyperlink>
+    </w:p>
+    <w:p>
+      <w:pPr>
+        <w:pStyle w:val="Compact"/>
+        <w:numPr>
+          <w:ilvl w:val="0"/>
+          <w:numId w:val="1002"/>
+        </w:numPr>
+      </w:pPr>
+      <w:hyperlink r:id="rId413">
+        <w:r>
+          <w:rPr>
+            <w:rStyle w:val="Hyperlink"/>
+          </w:rPr>
+          <w:t xml:space="preserve">R Coding Style Guide</w:t>
+        </w:r>
+      </w:hyperlink>
+    </w:p>
+    <w:p>
+      <w:pPr>
+        <w:pStyle w:val="Compact"/>
+        <w:numPr>
+          <w:ilvl w:val="0"/>
+          <w:numId w:val="1002"/>
+        </w:numPr>
+      </w:pPr>
+      <w:hyperlink r:id="rId414">
+        <w:r>
+          <w:rPr>
+            <w:rStyle w:val="Hyperlink"/>
+          </w:rPr>
+          <w:t xml:space="preserve">R Data Science Tutorials</w:t>
+        </w:r>
+      </w:hyperlink>
+    </w:p>
+    <w:p>
+      <w:pPr>
+        <w:pStyle w:val="Compact"/>
+        <w:numPr>
+          <w:ilvl w:val="0"/>
+          <w:numId w:val="1002"/>
+        </w:numPr>
+      </w:pPr>
+      <w:hyperlink r:id="rId415">
+        <w:r>
+          <w:rPr>
+            <w:rStyle w:val="Hyperlink"/>
+          </w:rPr>
+          <w:t xml:space="preserve">R for Water Resources Data Science</w:t>
+        </w:r>
+      </w:hyperlink>
+    </w:p>
+    <w:p>
+      <w:pPr>
+        <w:pStyle w:val="Compact"/>
+        <w:numPr>
+          <w:ilvl w:val="0"/>
+          <w:numId w:val="1002"/>
+        </w:numPr>
+      </w:pPr>
+      <w:hyperlink r:id="rId416">
+        <w:r>
+          <w:rPr>
+            <w:rStyle w:val="Hyperlink"/>
+          </w:rPr>
+          <w:t xml:space="preserve">R Learning Path: From beginner to expert in R in 7 steps</w:t>
+        </w:r>
+      </w:hyperlink>
+    </w:p>
+    <w:p>
+      <w:pPr>
+        <w:pStyle w:val="Compact"/>
+        <w:numPr>
+          <w:ilvl w:val="0"/>
+          <w:numId w:val="1002"/>
+        </w:numPr>
+      </w:pPr>
+      <w:hyperlink r:id="rId417">
+        <w:r>
+          <w:rPr>
+            <w:rStyle w:val="Hyperlink"/>
+          </w:rPr>
+          <w:t xml:space="preserve">R Markdown cheatsheet</w:t>
+        </w:r>
+      </w:hyperlink>
+    </w:p>
+    <w:p>
+      <w:pPr>
+        <w:pStyle w:val="Compact"/>
+        <w:numPr>
+          <w:ilvl w:val="0"/>
+          <w:numId w:val="1002"/>
+        </w:numPr>
+      </w:pPr>
+      <w:hyperlink r:id="rId418">
+        <w:r>
+          <w:rPr>
+            <w:rStyle w:val="Hyperlink"/>
+          </w:rPr>
+          <w:t xml:space="preserve">R Markdown referencia</w:t>
+        </w:r>
+      </w:hyperlink>
+    </w:p>
+    <w:p>
+      <w:pPr>
+        <w:pStyle w:val="Compact"/>
+        <w:numPr>
+          <w:ilvl w:val="0"/>
+          <w:numId w:val="1002"/>
+        </w:numPr>
+      </w:pPr>
+      <w:hyperlink r:id="rId419">
+        <w:r>
+          <w:rPr>
+            <w:rStyle w:val="Hyperlink"/>
+          </w:rPr>
+          <w:t xml:space="preserve">R package primer</w:t>
+        </w:r>
+      </w:hyperlink>
+    </w:p>
+    <w:p>
+      <w:pPr>
+        <w:pStyle w:val="Compact"/>
+        <w:numPr>
+          <w:ilvl w:val="0"/>
+          <w:numId w:val="1002"/>
+        </w:numPr>
+      </w:pPr>
+      <w:hyperlink r:id="rId420">
+        <w:r>
+          <w:rPr>
+            <w:rStyle w:val="Hyperlink"/>
+          </w:rPr>
+          <w:t xml:space="preserve">R Universe search</w:t>
+        </w:r>
+      </w:hyperlink>
+    </w:p>
+    <w:p>
+      <w:pPr>
+        <w:pStyle w:val="Compact"/>
+        <w:numPr>
+          <w:ilvl w:val="0"/>
+          <w:numId w:val="1002"/>
+        </w:numPr>
+      </w:pPr>
+      <w:hyperlink r:id="rId421">
+        <w:r>
+          <w:rPr>
+            <w:rStyle w:val="Hyperlink"/>
+          </w:rPr>
+          <w:t xml:space="preserve">RDocumentation</w:t>
+        </w:r>
+      </w:hyperlink>
+    </w:p>
+    <w:p>
+      <w:pPr>
+        <w:pStyle w:val="Compact"/>
+        <w:numPr>
+          <w:ilvl w:val="0"/>
+          <w:numId w:val="1002"/>
+        </w:numPr>
+      </w:pPr>
+      <w:hyperlink r:id="rId422">
+        <w:r>
+          <w:rPr>
+            <w:rStyle w:val="Hyperlink"/>
+          </w:rPr>
+          <w:t xml:space="preserve">Regular Expression Language - Quick Reference</w:t>
+        </w:r>
+      </w:hyperlink>
+    </w:p>
+    <w:p>
+      <w:pPr>
+        <w:pStyle w:val="Compact"/>
+        <w:numPr>
+          <w:ilvl w:val="0"/>
+          <w:numId w:val="1002"/>
+        </w:numPr>
+      </w:pPr>
+      <w:hyperlink r:id="rId423">
+        <w:r>
+          <w:rPr>
+            <w:rStyle w:val="Hyperlink"/>
+          </w:rPr>
+          <w:t xml:space="preserve">Regular Expressions Every R programmer Should Know</w:t>
+        </w:r>
+      </w:hyperlink>
+    </w:p>
+    <w:p>
+      <w:pPr>
+        <w:pStyle w:val="Compact"/>
+        <w:numPr>
+          <w:ilvl w:val="0"/>
+          <w:numId w:val="1002"/>
+        </w:numPr>
+      </w:pPr>
+      <w:hyperlink r:id="rId424">
+        <w:r>
+          <w:rPr>
+            <w:rStyle w:val="Hyperlink"/>
+          </w:rPr>
+          <w:t xml:space="preserve">Remote Sensing for OSINT</w:t>
+        </w:r>
+      </w:hyperlink>
+    </w:p>
+    <w:p>
+      <w:pPr>
+        <w:pStyle w:val="Compact"/>
+        <w:numPr>
+          <w:ilvl w:val="0"/>
+          <w:numId w:val="1002"/>
+        </w:numPr>
+      </w:pPr>
+      <w:hyperlink r:id="rId425">
+        <w:r>
+          <w:rPr>
+            <w:rStyle w:val="Hyperlink"/>
+          </w:rPr>
+          <w:t xml:space="preserve">Remote sensing image retrieval</w:t>
+        </w:r>
+      </w:hyperlink>
+    </w:p>
+    <w:p>
+      <w:pPr>
+        <w:pStyle w:val="Compact"/>
+        <w:numPr>
+          <w:ilvl w:val="0"/>
+          <w:numId w:val="1002"/>
+        </w:numPr>
+      </w:pPr>
+      <w:hyperlink r:id="rId426">
+        <w:r>
+          <w:rPr>
+            <w:rStyle w:val="Hyperlink"/>
+          </w:rPr>
+          <w:t xml:space="preserve">RMarkdown Driven Development (RmdDD)</w:t>
+        </w:r>
+      </w:hyperlink>
+    </w:p>
+    <w:p>
+      <w:pPr>
+        <w:pStyle w:val="Compact"/>
+        <w:numPr>
+          <w:ilvl w:val="0"/>
+          <w:numId w:val="1002"/>
+        </w:numPr>
+      </w:pPr>
+      <w:hyperlink r:id="rId427">
+        <w:r>
+          <w:rPr>
+            <w:rStyle w:val="Hyperlink"/>
+          </w:rPr>
+          <w:t xml:space="preserve">rseek.org - rstats search engine</w:t>
+        </w:r>
+      </w:hyperlink>
+    </w:p>
+    <w:p>
+      <w:pPr>
+        <w:pStyle w:val="Compact"/>
+        <w:numPr>
+          <w:ilvl w:val="0"/>
+          <w:numId w:val="1002"/>
+        </w:numPr>
+      </w:pPr>
+      <w:hyperlink r:id="rId428">
+        <w:r>
+          <w:rPr>
+            <w:rStyle w:val="Hyperlink"/>
+          </w:rPr>
+          <w:t xml:space="preserve">Rstudio cheatsheets</w:t>
+        </w:r>
+      </w:hyperlink>
+    </w:p>
+    <w:p>
+      <w:pPr>
+        <w:pStyle w:val="Compact"/>
+        <w:numPr>
+          <w:ilvl w:val="0"/>
+          <w:numId w:val="1002"/>
+        </w:numPr>
+      </w:pPr>
+      <w:hyperlink r:id="rId429">
+        <w:r>
+          <w:rPr>
+            <w:rStyle w:val="Hyperlink"/>
+          </w:rPr>
+          <w:t xml:space="preserve">Simplifying the ROC and AUC metrics</w:t>
+        </w:r>
+      </w:hyperlink>
+    </w:p>
+    <w:p>
+      <w:pPr>
+        <w:pStyle w:val="Compact"/>
+        <w:numPr>
+          <w:ilvl w:val="0"/>
+          <w:numId w:val="1002"/>
+        </w:numPr>
+      </w:pPr>
+      <w:hyperlink r:id="rId430">
+        <w:r>
+          <w:rPr>
+            <w:rStyle w:val="Hyperlink"/>
+          </w:rPr>
+          <w:t xml:space="preserve">Soporte técnico de RStudio</w:t>
+        </w:r>
+      </w:hyperlink>
+    </w:p>
+    <w:p>
+      <w:pPr>
+        <w:pStyle w:val="Compact"/>
+        <w:numPr>
+          <w:ilvl w:val="0"/>
+          <w:numId w:val="1002"/>
+        </w:numPr>
+      </w:pPr>
+      <w:hyperlink r:id="rId431">
+        <w:r>
+          <w:rPr>
+            <w:rStyle w:val="Hyperlink"/>
+          </w:rPr>
+          <w:t xml:space="preserve">Study finds 94% of business spreadsheets have critical errors</w:t>
+        </w:r>
+      </w:hyperlink>
+    </w:p>
+    <w:p>
+      <w:pPr>
+        <w:pStyle w:val="Compact"/>
+        <w:numPr>
+          <w:ilvl w:val="0"/>
+          <w:numId w:val="1002"/>
+        </w:numPr>
+      </w:pPr>
+      <w:hyperlink r:id="rId432">
+        <w:r>
+          <w:rPr>
+            <w:rStyle w:val="Hyperlink"/>
+          </w:rPr>
+          <w:t xml:space="preserve">Template para documentos científicos con Rmarkdown</w:t>
+        </w:r>
+      </w:hyperlink>
+    </w:p>
+    <w:p>
+      <w:pPr>
+        <w:pStyle w:val="Compact"/>
+        <w:numPr>
+          <w:ilvl w:val="0"/>
+          <w:numId w:val="1002"/>
+        </w:numPr>
+      </w:pPr>
+      <w:hyperlink r:id="rId433">
+        <w:r>
+          <w:rPr>
+            <w:rStyle w:val="Hyperlink"/>
+          </w:rPr>
+          <w:t xml:space="preserve">The Chartmaker Directory</w:t>
+        </w:r>
+      </w:hyperlink>
+    </w:p>
+    <w:p>
+      <w:pPr>
+        <w:pStyle w:val="Compact"/>
+        <w:numPr>
+          <w:ilvl w:val="0"/>
+          <w:numId w:val="1002"/>
+        </w:numPr>
+      </w:pPr>
+      <w:hyperlink r:id="rId434">
+        <w:r>
+          <w:rPr>
+            <w:rStyle w:val="Hyperlink"/>
+          </w:rPr>
+          <w:t xml:space="preserve">The Data Visualisation Catalogue</w:t>
+        </w:r>
+      </w:hyperlink>
+    </w:p>
+    <w:p>
+      <w:pPr>
+        <w:pStyle w:val="Compact"/>
+        <w:numPr>
+          <w:ilvl w:val="0"/>
+          <w:numId w:val="1002"/>
+        </w:numPr>
+      </w:pPr>
+      <w:hyperlink r:id="rId435">
+        <w:r>
+          <w:rPr>
+            <w:rStyle w:val="Hyperlink"/>
+          </w:rPr>
+          <w:t xml:space="preserve">The R Graph Gallery</w:t>
+        </w:r>
+      </w:hyperlink>
+    </w:p>
+    <w:p>
+      <w:pPr>
+        <w:pStyle w:val="Compact"/>
+        <w:numPr>
+          <w:ilvl w:val="0"/>
+          <w:numId w:val="1002"/>
+        </w:numPr>
+      </w:pPr>
+      <w:hyperlink r:id="rId436">
+        <w:r>
+          <w:rPr>
+            <w:rStyle w:val="Hyperlink"/>
+          </w:rPr>
+          <w:t xml:space="preserve">The TimeViz Browser 2.0</w:t>
+        </w:r>
+      </w:hyperlink>
+    </w:p>
+    <w:p>
+      <w:pPr>
+        <w:pStyle w:val="Compact"/>
+        <w:numPr>
+          <w:ilvl w:val="0"/>
+          <w:numId w:val="1002"/>
+        </w:numPr>
+      </w:pPr>
+      <w:hyperlink r:id="rId437">
+        <w:r>
+          <w:rPr>
+            <w:rStyle w:val="Hyperlink"/>
+          </w:rPr>
+          <w:t xml:space="preserve">Tipos de licencias de software</w:t>
+        </w:r>
+      </w:hyperlink>
+    </w:p>
+    <w:p>
+      <w:pPr>
+        <w:pStyle w:val="Compact"/>
+        <w:numPr>
+          <w:ilvl w:val="0"/>
+          <w:numId w:val="1002"/>
+        </w:numPr>
+      </w:pPr>
+      <w:hyperlink r:id="rId438">
+        <w:r>
+          <w:rPr>
+            <w:rStyle w:val="Hyperlink"/>
+          </w:rPr>
+          <w:t xml:space="preserve">Tipos de licencias open data (minicurso de data.europa.edu)</w:t>
+        </w:r>
+      </w:hyperlink>
+    </w:p>
+    <w:p>
+      <w:pPr>
+        <w:pStyle w:val="Compact"/>
+        <w:numPr>
+          <w:ilvl w:val="0"/>
+          <w:numId w:val="1002"/>
+        </w:numPr>
+      </w:pPr>
+      <w:hyperlink r:id="rId439">
+        <w:r>
+          <w:rPr>
+            <w:rStyle w:val="Hyperlink"/>
+          </w:rPr>
+          <w:t xml:space="preserve">Tutorials for learning R</w:t>
+        </w:r>
+      </w:hyperlink>
+    </w:p>
+    <w:p>
+      <w:pPr>
+        <w:pStyle w:val="Compact"/>
+        <w:numPr>
+          <w:ilvl w:val="0"/>
+          <w:numId w:val="1002"/>
+        </w:numPr>
+      </w:pPr>
+      <w:hyperlink r:id="rId440">
+        <w:r>
+          <w:rPr>
+            <w:rStyle w:val="Hyperlink"/>
+          </w:rPr>
+          <w:t xml:space="preserve">UK government using R to modernize reporting of official statistics</w:t>
+        </w:r>
+      </w:hyperlink>
+    </w:p>
+    <w:p>
+      <w:pPr>
+        <w:pStyle w:val="Compact"/>
+        <w:numPr>
+          <w:ilvl w:val="0"/>
+          <w:numId w:val="1002"/>
+        </w:numPr>
+      </w:pPr>
+      <w:hyperlink r:id="rId441">
+        <w:r>
+          <w:rPr>
+            <w:rStyle w:val="Hyperlink"/>
+          </w:rPr>
+          <w:t xml:space="preserve">Usar git</w:t>
+        </w:r>
+      </w:hyperlink>
+    </w:p>
+    <w:p>
+      <w:pPr>
+        <w:pStyle w:val="Compact"/>
+        <w:numPr>
+          <w:ilvl w:val="0"/>
+          <w:numId w:val="1002"/>
+        </w:numPr>
+      </w:pPr>
+      <w:hyperlink r:id="rId442">
+        <w:r>
+          <w:rPr>
+            <w:rStyle w:val="Hyperlink"/>
+          </w:rPr>
+          <w:t xml:space="preserve">useR! Machine Learning Tutorial</w:t>
+        </w:r>
+      </w:hyperlink>
+    </w:p>
+    <w:p>
+      <w:pPr>
+        <w:pStyle w:val="Compact"/>
+        <w:numPr>
+          <w:ilvl w:val="0"/>
+          <w:numId w:val="1002"/>
+        </w:numPr>
+      </w:pPr>
+      <w:r>
+        <w:t xml:space="preserve">Using Geospatial Data in R</w:t>
+      </w:r>
+      <w:r>
+        <w:t xml:space="preserve"> </w:t>
+      </w:r>
+      <w:hyperlink r:id="rId443">
+        <w:r>
+          <w:rPr>
+            <w:rStyle w:val="Hyperlink"/>
+          </w:rPr>
+          <w:t xml:space="preserve">Post</w:t>
+        </w:r>
+      </w:hyperlink>
+      <w:r>
+        <w:t xml:space="preserve"> </w:t>
+      </w:r>
+      <w:r>
+        <w:t xml:space="preserve">&amp;</w:t>
+      </w:r>
+      <w:r>
+        <w:t xml:space="preserve"> </w:t>
+      </w:r>
+      <w:hyperlink r:id="rId444">
         <w:r>
           <w:rPr>
             <w:rStyle w:val="Hyperlink"/>
@@ -6036,6 +7866,182 @@
           <w:t xml:space="preserve">Github</w:t>
         </w:r>
       </w:hyperlink>
+    </w:p>
+    <w:p>
+      <w:pPr>
+        <w:pStyle w:val="Compact"/>
+        <w:numPr>
+          <w:ilvl w:val="0"/>
+          <w:numId w:val="1002"/>
+        </w:numPr>
+      </w:pPr>
+      <w:hyperlink r:id="rId445">
+        <w:r>
+          <w:rPr>
+            <w:rStyle w:val="Hyperlink"/>
+          </w:rPr>
+          <w:t xml:space="preserve">Utilizando Sweave y Knitr</w:t>
+        </w:r>
+      </w:hyperlink>
+    </w:p>
+    <w:p>
+      <w:pPr>
+        <w:pStyle w:val="Compact"/>
+        <w:numPr>
+          <w:ilvl w:val="0"/>
+          <w:numId w:val="1002"/>
+        </w:numPr>
+      </w:pPr>
+      <w:hyperlink r:id="rId446">
+        <w:r>
+          <w:rPr>
+            <w:rStyle w:val="Hyperlink"/>
+          </w:rPr>
+          <w:t xml:space="preserve">Writing an R package from scratch</w:t>
+        </w:r>
+      </w:hyperlink>
+    </w:p>
+    <w:p>
+      <w:pPr>
+        <w:pStyle w:val="Compact"/>
+        <w:numPr>
+          <w:ilvl w:val="0"/>
+          <w:numId w:val="1002"/>
+        </w:numPr>
+      </w:pPr>
+      <w:r>
+        <w:t xml:space="preserve">Global Fishing Watch. AI and satellite imagery to reveal the expanding footprint of human activity at sea.</w:t>
+      </w:r>
+      <w:r>
+        <w:t xml:space="preserve"> </w:t>
+      </w:r>
+      <w:hyperlink r:id="rId447">
+        <w:r>
+          <w:rPr>
+            <w:rStyle w:val="Hyperlink"/>
+          </w:rPr>
+          <w:t xml:space="preserve">Post</w:t>
+        </w:r>
+      </w:hyperlink>
+      <w:r>
+        <w:t xml:space="preserve">.</w:t>
+      </w:r>
+      <w:r>
+        <w:t xml:space="preserve"> </w:t>
+      </w:r>
+      <w:hyperlink r:id="rId448">
+        <w:r>
+          <w:rPr>
+            <w:rStyle w:val="Hyperlink"/>
+          </w:rPr>
+          <w:t xml:space="preserve">Github</w:t>
+        </w:r>
+      </w:hyperlink>
+      <w:r>
+        <w:t xml:space="preserve">.</w:t>
+      </w:r>
+      <w:r>
+        <w:t xml:space="preserve"> </w:t>
+      </w:r>
+      <w:hyperlink r:id="rId449">
+        <w:r>
+          <w:rPr>
+            <w:rStyle w:val="Hyperlink"/>
+          </w:rPr>
+          <w:t xml:space="preserve">Train data</w:t>
+        </w:r>
+      </w:hyperlink>
+      <w:r>
+        <w:t xml:space="preserve">.</w:t>
+      </w:r>
+      <w:r>
+        <w:t xml:space="preserve"> </w:t>
+      </w:r>
+      <w:hyperlink r:id="rId450">
+        <w:r>
+          <w:rPr>
+            <w:rStyle w:val="Hyperlink"/>
+          </w:rPr>
+          <w:t xml:space="preserve">Analysis data</w:t>
+        </w:r>
+      </w:hyperlink>
+      <w:r>
+        <w:t xml:space="preserve"> </w:t>
+      </w:r>
+      <w:r>
+        <w:t xml:space="preserve">and</w:t>
+      </w:r>
+      <w:r>
+        <w:t xml:space="preserve"> </w:t>
+      </w:r>
+      <w:hyperlink r:id="rId451">
+        <w:r>
+          <w:rPr>
+            <w:rStyle w:val="Hyperlink"/>
+          </w:rPr>
+          <w:t xml:space="preserve">Vessel detection from Sentinel-1 SAR</w:t>
+        </w:r>
+      </w:hyperlink>
+    </w:p>
+    <w:p>
+      <w:pPr>
+        <w:pStyle w:val="Compact"/>
+        <w:numPr>
+          <w:ilvl w:val="0"/>
+          <w:numId w:val="1002"/>
+        </w:numPr>
+      </w:pPr>
+      <w:r>
+        <w:t xml:space="preserve">Legalidad Web sraping:</w:t>
+      </w:r>
+      <w:r>
+        <w:t xml:space="preserve"> </w:t>
+      </w:r>
+      <w:hyperlink r:id="rId452">
+        <w:r>
+          <w:rPr>
+            <w:rStyle w:val="Hyperlink"/>
+          </w:rPr>
+          <w:t xml:space="preserve">Is Web Scraping Legal? : The Definitive Guide (2024 update)</w:t>
+        </w:r>
+      </w:hyperlink>
+    </w:p>
+    <w:p>
+      <w:pPr>
+        <w:pStyle w:val="Compact"/>
+        <w:numPr>
+          <w:ilvl w:val="0"/>
+          <w:numId w:val="1002"/>
+        </w:numPr>
+      </w:pPr>
+      <w:r>
+        <w:t xml:space="preserve">Pautas para dar formato al código programando en R:</w:t>
+      </w:r>
+      <w:r>
+        <w:t xml:space="preserve"> </w:t>
+      </w:r>
+      <w:hyperlink r:id="rId453">
+        <w:r>
+          <w:rPr>
+            <w:rStyle w:val="Hyperlink"/>
+          </w:rPr>
+          <w:t xml:space="preserve">Google</w:t>
+        </w:r>
+      </w:hyperlink>
+      <w:r>
+        <w:t xml:space="preserve">,</w:t>
+      </w:r>
+      <w:r>
+        <w:t xml:space="preserve"> </w:t>
+      </w:r>
+      <w:hyperlink r:id="rId454">
+        <w:r>
+          <w:rPr>
+            <w:rStyle w:val="Hyperlink"/>
+          </w:rPr>
+          <w:t xml:space="preserve">Hadley Wickham (RStudio)</w:t>
+        </w:r>
+      </w:hyperlink>
       <w:r>
         <w:t xml:space="preserve"> </w:t>
       </w:r>
@@ -6045,35 +8051,35 @@
       <w:r>
         <w:t xml:space="preserve"> </w:t>
       </w:r>
-      <w:hyperlink r:id="rId338">
-        <w:r>
-          <w:rPr>
-            <w:rStyle w:val="Hyperlink"/>
-          </w:rPr>
-          <w:t xml:space="preserve">Web</w:t>
-        </w:r>
-      </w:hyperlink>
-    </w:p>
-    <w:p>
-      <w:pPr>
-        <w:pStyle w:val="Compact"/>
-        <w:numPr>
-          <w:ilvl w:val="0"/>
-          <w:numId w:val="1001"/>
-        </w:numPr>
-      </w:pPr>
-      <w:r>
-        <w:t xml:space="preserve">Open Charge Map. Global Open Data registry of electric vehicle charging locations.</w:t>
-      </w:r>
-      <w:r>
-        <w:t xml:space="preserve"> </w:t>
-      </w:r>
-      <w:hyperlink r:id="rId339">
-        <w:r>
-          <w:rPr>
-            <w:rStyle w:val="Hyperlink"/>
-          </w:rPr>
-          <w:t xml:space="preserve">Export</w:t>
+      <w:hyperlink r:id="rId455">
+        <w:r>
+          <w:rPr>
+            <w:rStyle w:val="Hyperlink"/>
+          </w:rPr>
+          <w:t xml:space="preserve">Coding Club</w:t>
+        </w:r>
+      </w:hyperlink>
+    </w:p>
+    <w:p>
+      <w:pPr>
+        <w:pStyle w:val="Compact"/>
+        <w:numPr>
+          <w:ilvl w:val="0"/>
+          <w:numId w:val="1002"/>
+        </w:numPr>
+      </w:pPr>
+      <w:r>
+        <w:t xml:space="preserve">Sistemas de Coordenadas.</w:t>
+      </w:r>
+      <w:r>
+        <w:t xml:space="preserve"> </w:t>
+      </w:r>
+      <w:hyperlink r:id="rId456">
+        <w:r>
+          <w:rPr>
+            <w:rStyle w:val="Hyperlink"/>
+          </w:rPr>
+          <w:t xml:space="preserve">Aqui</w:t>
         </w:r>
       </w:hyperlink>
       <w:r>
@@ -6085,69 +8091,63 @@
       <w:r>
         <w:t xml:space="preserve"> </w:t>
       </w:r>
-      <w:hyperlink r:id="rId340">
-        <w:r>
-          <w:rPr>
-            <w:rStyle w:val="Hyperlink"/>
-          </w:rPr>
-          <w:t xml:space="preserve">Ejemplo</w:t>
-        </w:r>
-      </w:hyperlink>
-    </w:p>
-    <w:p>
-      <w:pPr>
-        <w:pStyle w:val="Compact"/>
-        <w:numPr>
-          <w:ilvl w:val="0"/>
-          <w:numId w:val="1001"/>
-        </w:numPr>
-      </w:pPr>
-      <w:r>
-        <w:t xml:space="preserve">SSL4EO-S12 dataset. Large-scale multimodal multitemporal dataset for unsupervised/self-supervised pre-training in Earth observation</w:t>
-      </w:r>
-      <w:r>
-        <w:t xml:space="preserve"> </w:t>
-      </w:r>
-      <w:hyperlink r:id="rId341">
-        <w:r>
-          <w:rPr>
-            <w:rStyle w:val="Hyperlink"/>
-          </w:rPr>
-          <w:t xml:space="preserve">Paper</w:t>
-        </w:r>
-      </w:hyperlink>
-      <w:r>
-        <w:t xml:space="preserve"> </w:t>
-      </w:r>
-      <w:hyperlink r:id="rId342">
-        <w:r>
-          <w:rPr>
-            <w:rStyle w:val="Hyperlink"/>
-          </w:rPr>
-          <w:t xml:space="preserve">Github</w:t>
-        </w:r>
-      </w:hyperlink>
-    </w:p>
-    <w:p>
-      <w:pPr>
-        <w:pStyle w:val="Compact"/>
-        <w:numPr>
-          <w:ilvl w:val="0"/>
-          <w:numId w:val="1001"/>
-        </w:numPr>
-      </w:pPr>
-      <w:r>
-        <w:t xml:space="preserve">World Bank Open Data</w:t>
-      </w:r>
-      <w:r>
-        <w:t xml:space="preserve"> </w:t>
-      </w:r>
-      <w:hyperlink r:id="rId343">
-        <w:r>
-          <w:rPr>
-            <w:rStyle w:val="Hyperlink"/>
-          </w:rPr>
-          <w:t xml:space="preserve">1</w:t>
+      <w:hyperlink r:id="rId457">
+        <w:r>
+          <w:rPr>
+            <w:rStyle w:val="Hyperlink"/>
+          </w:rPr>
+          <w:t xml:space="preserve">aqui</w:t>
+        </w:r>
+      </w:hyperlink>
+    </w:p>
+    <w:p>
+      <w:pPr>
+        <w:pStyle w:val="Compact"/>
+        <w:numPr>
+          <w:ilvl w:val="0"/>
+          <w:numId w:val="1002"/>
+        </w:numPr>
+      </w:pPr>
+      <w:r>
+        <w:t xml:space="preserve">Statistical Learning de Stanford with R</w:t>
+      </w:r>
+      <w:r>
+        <w:t xml:space="preserve"> </w:t>
+      </w:r>
+      <w:hyperlink r:id="rId458">
+        <w:r>
+          <w:rPr>
+            <w:rStyle w:val="Hyperlink"/>
+          </w:rPr>
+          <w:t xml:space="preserve">Curso</w:t>
+        </w:r>
+      </w:hyperlink>
+      <w:r>
+        <w:t xml:space="preserve">,</w:t>
+      </w:r>
+      <w:r>
+        <w:t xml:space="preserve"> </w:t>
+      </w:r>
+      <w:hyperlink r:id="rId459">
+        <w:r>
+          <w:rPr>
+            <w:rStyle w:val="Hyperlink"/>
+          </w:rPr>
+          <w:t xml:space="preserve">Libro</w:t>
+        </w:r>
+      </w:hyperlink>
+      <w:r>
+        <w:t xml:space="preserve">,</w:t>
+      </w:r>
+      <w:r>
+        <w:t xml:space="preserve"> </w:t>
+      </w:r>
+      <w:hyperlink r:id="rId460">
+        <w:r>
+          <w:rPr>
+            <w:rStyle w:val="Hyperlink"/>
+          </w:rPr>
+          <w:t xml:space="preserve">Código</w:t>
         </w:r>
       </w:hyperlink>
       <w:r>
@@ -6159,243 +8159,2034 @@
       <w:r>
         <w:t xml:space="preserve"> </w:t>
       </w:r>
-      <w:hyperlink r:id="rId344">
-        <w:r>
-          <w:rPr>
-            <w:rStyle w:val="Hyperlink"/>
-          </w:rPr>
-          <w:t xml:space="preserve">2</w:t>
-        </w:r>
-      </w:hyperlink>
-    </w:p>
-    <w:bookmarkEnd w:id="345"/>
-    <w:bookmarkStart w:id="463" w:name="otras-referencias-interesantes"/>
+      <w:hyperlink r:id="rId461">
+        <w:r>
+          <w:rPr>
+            <w:rStyle w:val="Hyperlink"/>
+          </w:rPr>
+          <w:t xml:space="preserve">Transparencias</w:t>
+        </w:r>
+      </w:hyperlink>
+    </w:p>
+    <w:bookmarkEnd w:id="462"/>
+    <w:bookmarkStart w:id="598" w:name="libros"/>
     <w:p>
       <w:pPr>
         <w:pStyle w:val="Heading2"/>
       </w:pPr>
       <w:r>
-        <w:t xml:space="preserve">2 Otras referencias interesantes</w:t>
-      </w:r>
-    </w:p>
-    <w:p>
-      <w:pPr>
-        <w:pStyle w:val="Compact"/>
-        <w:numPr>
-          <w:ilvl w:val="0"/>
-          <w:numId w:val="1002"/>
-        </w:numPr>
-      </w:pPr>
-      <w:hyperlink r:id="rId346">
-        <w:r>
-          <w:rPr>
-            <w:rStyle w:val="Hyperlink"/>
-          </w:rPr>
-          <w:t xml:space="preserve">100 Active Blogs on Analytics, Big Data, Data Mining, Data Science, Machine Learning</w:t>
-        </w:r>
-      </w:hyperlink>
-    </w:p>
-    <w:p>
-      <w:pPr>
-        <w:pStyle w:val="Compact"/>
-        <w:numPr>
-          <w:ilvl w:val="0"/>
-          <w:numId w:val="1002"/>
-        </w:numPr>
-      </w:pPr>
-      <w:hyperlink r:id="rId347">
-        <w:r>
-          <w:rPr>
-            <w:rStyle w:val="Hyperlink"/>
-          </w:rPr>
-          <w:t xml:space="preserve">100 Free Tutorials for Learning R</w:t>
-        </w:r>
-      </w:hyperlink>
-    </w:p>
-    <w:p>
-      <w:pPr>
-        <w:pStyle w:val="Compact"/>
-        <w:numPr>
-          <w:ilvl w:val="0"/>
-          <w:numId w:val="1002"/>
-        </w:numPr>
-      </w:pPr>
-      <w:hyperlink r:id="rId348">
-        <w:r>
-          <w:rPr>
-            <w:rStyle w:val="Hyperlink"/>
-          </w:rPr>
-          <w:t xml:space="preserve">16 Cursos</w:t>
-        </w:r>
-      </w:hyperlink>
-    </w:p>
-    <w:p>
-      <w:pPr>
-        <w:pStyle w:val="Compact"/>
-        <w:numPr>
-          <w:ilvl w:val="0"/>
-          <w:numId w:val="1002"/>
-        </w:numPr>
-      </w:pPr>
-      <w:hyperlink r:id="rId349">
-        <w:r>
-          <w:rPr>
-            <w:rStyle w:val="Hyperlink"/>
-          </w:rPr>
-          <w:t xml:space="preserve">A dive into R Markdown</w:t>
-        </w:r>
-      </w:hyperlink>
-    </w:p>
-    <w:p>
-      <w:pPr>
-        <w:pStyle w:val="Compact"/>
-        <w:numPr>
-          <w:ilvl w:val="0"/>
-          <w:numId w:val="1002"/>
-        </w:numPr>
-      </w:pPr>
-      <w:hyperlink r:id="rId350">
-        <w:r>
-          <w:rPr>
-            <w:rStyle w:val="Hyperlink"/>
-          </w:rPr>
-          <w:t xml:space="preserve">A ggplot2 Tutorial for Beautiful Plotting in R</w:t>
-        </w:r>
-      </w:hyperlink>
-    </w:p>
-    <w:p>
-      <w:pPr>
-        <w:pStyle w:val="Compact"/>
-        <w:numPr>
-          <w:ilvl w:val="0"/>
-          <w:numId w:val="1002"/>
-        </w:numPr>
-      </w:pPr>
-      <w:hyperlink r:id="rId351">
-        <w:r>
-          <w:rPr>
-            <w:rStyle w:val="Hyperlink"/>
-          </w:rPr>
-          <w:t xml:space="preserve">AiTLAS: Benchmark Arena – Open-source benchmark suite for evaluating deep learning approaches for image classification in Earth Observation (EO)</w:t>
-        </w:r>
-      </w:hyperlink>
-    </w:p>
-    <w:p>
-      <w:pPr>
-        <w:pStyle w:val="Compact"/>
-        <w:numPr>
-          <w:ilvl w:val="0"/>
-          <w:numId w:val="1002"/>
-        </w:numPr>
-      </w:pPr>
-      <w:hyperlink r:id="rId352">
-        <w:r>
-          <w:rPr>
-            <w:rStyle w:val="Hyperlink"/>
-          </w:rPr>
-          <w:t xml:space="preserve">An Introduction to Statistical Learning - Web R &amp; Python</w:t>
-        </w:r>
-      </w:hyperlink>
-    </w:p>
-    <w:p>
-      <w:pPr>
-        <w:pStyle w:val="Compact"/>
-        <w:numPr>
-          <w:ilvl w:val="0"/>
-          <w:numId w:val="1002"/>
-        </w:numPr>
-      </w:pPr>
-      <w:hyperlink r:id="rId353">
-        <w:r>
-          <w:rPr>
-            <w:rStyle w:val="Hyperlink"/>
-          </w:rPr>
-          <w:t xml:space="preserve">Awesome Data Science</w:t>
-        </w:r>
-      </w:hyperlink>
-    </w:p>
-    <w:p>
-      <w:pPr>
-        <w:pStyle w:val="Compact"/>
-        <w:numPr>
-          <w:ilvl w:val="0"/>
-          <w:numId w:val="1002"/>
-        </w:numPr>
-      </w:pPr>
-      <w:hyperlink r:id="rId354">
-        <w:r>
-          <w:rPr>
-            <w:rStyle w:val="Hyperlink"/>
-          </w:rPr>
-          <w:t xml:space="preserve">Awesome R</w:t>
-        </w:r>
-      </w:hyperlink>
-    </w:p>
-    <w:p>
-      <w:pPr>
-        <w:pStyle w:val="Compact"/>
-        <w:numPr>
-          <w:ilvl w:val="0"/>
-          <w:numId w:val="1002"/>
-        </w:numPr>
-      </w:pPr>
-      <w:hyperlink r:id="rId355">
-        <w:r>
-          <w:rPr>
-            <w:rStyle w:val="Hyperlink"/>
-          </w:rPr>
-          <w:t xml:space="preserve">BigEarthNet A Large-Scale Sentinel Benchmark Archive</w:t>
-        </w:r>
-      </w:hyperlink>
-    </w:p>
-    <w:p>
-      <w:pPr>
-        <w:pStyle w:val="Compact"/>
-        <w:numPr>
-          <w:ilvl w:val="0"/>
-          <w:numId w:val="1002"/>
-        </w:numPr>
-      </w:pPr>
-      <w:hyperlink r:id="rId356">
-        <w:r>
-          <w:rPr>
-            <w:rStyle w:val="Hyperlink"/>
-          </w:rPr>
-          <w:t xml:space="preserve">Bivariate Choropleth Maps: A How-to Guide</w:t>
-        </w:r>
-      </w:hyperlink>
-    </w:p>
-    <w:p>
-      <w:pPr>
-        <w:pStyle w:val="Compact"/>
-        <w:numPr>
-          <w:ilvl w:val="0"/>
-          <w:numId w:val="1002"/>
-        </w:numPr>
-      </w:pPr>
-      <w:hyperlink r:id="rId357">
-        <w:r>
-          <w:rPr>
-            <w:rStyle w:val="Hyperlink"/>
-          </w:rPr>
-          <w:t xml:space="preserve">blogdown: Creating Websites with R Markdown</w:t>
-        </w:r>
-      </w:hyperlink>
-    </w:p>
-    <w:p>
-      <w:pPr>
-        <w:pStyle w:val="Compact"/>
-        <w:numPr>
-          <w:ilvl w:val="0"/>
-          <w:numId w:val="1002"/>
-        </w:numPr>
-      </w:pPr>
-      <w:hyperlink r:id="rId358">
-        <w:r>
-          <w:rPr>
-            <w:rStyle w:val="Hyperlink"/>
-          </w:rPr>
-          <w:t xml:space="preserve">Blogs con github</w:t>
+        <w:t xml:space="preserve">3 Libros</w:t>
+      </w:r>
+    </w:p>
+    <w:p>
+      <w:pPr>
+        <w:pStyle w:val="Compact"/>
+        <w:numPr>
+          <w:ilvl w:val="0"/>
+          <w:numId w:val="1003"/>
+        </w:numPr>
+      </w:pPr>
+      <w:hyperlink r:id="rId463">
+        <w:r>
+          <w:rPr>
+            <w:rStyle w:val="Hyperlink"/>
+          </w:rPr>
+          <w:t xml:space="preserve">10 Free Must-Read Books for Machine Learning and Data Science</w:t>
+        </w:r>
+      </w:hyperlink>
+    </w:p>
+    <w:p>
+      <w:pPr>
+        <w:pStyle w:val="Compact"/>
+        <w:numPr>
+          <w:ilvl w:val="0"/>
+          <w:numId w:val="1003"/>
+        </w:numPr>
+      </w:pPr>
+      <w:hyperlink r:id="rId464">
+        <w:r>
+          <w:rPr>
+            <w:rStyle w:val="Hyperlink"/>
+          </w:rPr>
+          <w:t xml:space="preserve">Advanced R</w:t>
+        </w:r>
+      </w:hyperlink>
+    </w:p>
+    <w:p>
+      <w:pPr>
+        <w:pStyle w:val="Compact"/>
+        <w:numPr>
+          <w:ilvl w:val="0"/>
+          <w:numId w:val="1003"/>
+        </w:numPr>
+      </w:pPr>
+      <w:hyperlink r:id="rId465">
+        <w:r>
+          <w:rPr>
+            <w:rStyle w:val="Hyperlink"/>
+          </w:rPr>
+          <w:t xml:space="preserve">Advanced Spatial Modeling with Stochastic Partial Differential Equations Using R and INLA</w:t>
+        </w:r>
+      </w:hyperlink>
+    </w:p>
+    <w:p>
+      <w:pPr>
+        <w:pStyle w:val="Compact"/>
+        <w:numPr>
+          <w:ilvl w:val="0"/>
+          <w:numId w:val="1003"/>
+        </w:numPr>
+      </w:pPr>
+      <w:hyperlink r:id="rId466">
+        <w:r>
+          <w:rPr>
+            <w:rStyle w:val="Hyperlink"/>
+          </w:rPr>
+          <w:t xml:space="preserve">AI With R</w:t>
+        </w:r>
+      </w:hyperlink>
+    </w:p>
+    <w:p>
+      <w:pPr>
+        <w:pStyle w:val="Compact"/>
+        <w:numPr>
+          <w:ilvl w:val="0"/>
+          <w:numId w:val="1003"/>
+        </w:numPr>
+      </w:pPr>
+      <w:hyperlink r:id="rId467">
+        <w:r>
+          <w:rPr>
+            <w:rStyle w:val="Hyperlink"/>
+          </w:rPr>
+          <w:t xml:space="preserve">An Introduction to R</w:t>
+        </w:r>
+      </w:hyperlink>
+    </w:p>
+    <w:p>
+      <w:pPr>
+        <w:pStyle w:val="Compact"/>
+        <w:numPr>
+          <w:ilvl w:val="0"/>
+          <w:numId w:val="1003"/>
+        </w:numPr>
+      </w:pPr>
+      <w:hyperlink r:id="rId468">
+        <w:r>
+          <w:rPr>
+            <w:rStyle w:val="Hyperlink"/>
+          </w:rPr>
+          <w:t xml:space="preserve">An Introduction to Spatial Data Analysis and Visualisation in R</w:t>
+        </w:r>
+      </w:hyperlink>
+    </w:p>
+    <w:p>
+      <w:pPr>
+        <w:pStyle w:val="Compact"/>
+        <w:numPr>
+          <w:ilvl w:val="0"/>
+          <w:numId w:val="1003"/>
+        </w:numPr>
+      </w:pPr>
+      <w:hyperlink r:id="rId469">
+        <w:r>
+          <w:rPr>
+            <w:rStyle w:val="Hyperlink"/>
+          </w:rPr>
+          <w:t xml:space="preserve">An R companion to Statistics: data analysis and modelling</w:t>
+        </w:r>
+      </w:hyperlink>
+    </w:p>
+    <w:p>
+      <w:pPr>
+        <w:pStyle w:val="Compact"/>
+        <w:numPr>
+          <w:ilvl w:val="0"/>
+          <w:numId w:val="1003"/>
+        </w:numPr>
+      </w:pPr>
+      <w:hyperlink r:id="rId470">
+        <w:r>
+          <w:rPr>
+            <w:rStyle w:val="Hyperlink"/>
+          </w:rPr>
+          <w:t xml:space="preserve">Análisis de datos y algoritmos de predicción con R</w:t>
+        </w:r>
+      </w:hyperlink>
+    </w:p>
+    <w:p>
+      <w:pPr>
+        <w:pStyle w:val="Compact"/>
+        <w:numPr>
+          <w:ilvl w:val="0"/>
+          <w:numId w:val="1003"/>
+        </w:numPr>
+      </w:pPr>
+      <w:hyperlink r:id="rId471">
+        <w:r>
+          <w:rPr>
+            <w:rStyle w:val="Hyperlink"/>
+          </w:rPr>
+          <w:t xml:space="preserve">Análisis espacial con R</w:t>
+        </w:r>
+      </w:hyperlink>
+    </w:p>
+    <w:p>
+      <w:pPr>
+        <w:pStyle w:val="Compact"/>
+        <w:numPr>
+          <w:ilvl w:val="0"/>
+          <w:numId w:val="1003"/>
+        </w:numPr>
+      </w:pPr>
+      <w:hyperlink r:id="rId472">
+        <w:r>
+          <w:rPr>
+            <w:rStyle w:val="Hyperlink"/>
+          </w:rPr>
+          <w:t xml:space="preserve">Applied Data Science for Credit Risk</w:t>
+        </w:r>
+      </w:hyperlink>
+    </w:p>
+    <w:p>
+      <w:pPr>
+        <w:pStyle w:val="Compact"/>
+        <w:numPr>
+          <w:ilvl w:val="0"/>
+          <w:numId w:val="1003"/>
+        </w:numPr>
+      </w:pPr>
+      <w:hyperlink r:id="rId473">
+        <w:r>
+          <w:rPr>
+            <w:rStyle w:val="Hyperlink"/>
+          </w:rPr>
+          <w:t xml:space="preserve">Aprendiendo R sin morir en el intento</w:t>
+        </w:r>
+      </w:hyperlink>
+    </w:p>
+    <w:p>
+      <w:pPr>
+        <w:pStyle w:val="Compact"/>
+        <w:numPr>
+          <w:ilvl w:val="0"/>
+          <w:numId w:val="1003"/>
+        </w:numPr>
+      </w:pPr>
+      <w:hyperlink r:id="rId474">
+        <w:r>
+          <w:rPr>
+            <w:rStyle w:val="Hyperlink"/>
+          </w:rPr>
+          <w:t xml:space="preserve">Aprendizaje Estadístico con R</w:t>
+        </w:r>
+      </w:hyperlink>
+    </w:p>
+    <w:p>
+      <w:pPr>
+        <w:pStyle w:val="Compact"/>
+        <w:numPr>
+          <w:ilvl w:val="0"/>
+          <w:numId w:val="1003"/>
+        </w:numPr>
+      </w:pPr>
+      <w:hyperlink r:id="rId475">
+        <w:r>
+          <w:rPr>
+            <w:rStyle w:val="Hyperlink"/>
+          </w:rPr>
+          <w:t xml:space="preserve">Bayesian inference with INLA</w:t>
+        </w:r>
+      </w:hyperlink>
+    </w:p>
+    <w:p>
+      <w:pPr>
+        <w:pStyle w:val="Compact"/>
+        <w:numPr>
+          <w:ilvl w:val="0"/>
+          <w:numId w:val="1003"/>
+        </w:numPr>
+      </w:pPr>
+      <w:hyperlink r:id="rId476">
+        <w:r>
+          <w:rPr>
+            <w:rStyle w:val="Hyperlink"/>
+          </w:rPr>
+          <w:t xml:space="preserve">Bayesian analysis of capture-recapture data with hidden Markov models</w:t>
+        </w:r>
+      </w:hyperlink>
+    </w:p>
+    <w:p>
+      <w:pPr>
+        <w:pStyle w:val="Compact"/>
+        <w:numPr>
+          <w:ilvl w:val="0"/>
+          <w:numId w:val="1003"/>
+        </w:numPr>
+      </w:pPr>
+      <w:hyperlink r:id="rId477">
+        <w:r>
+          <w:rPr>
+            <w:rStyle w:val="Hyperlink"/>
+          </w:rPr>
+          <w:t xml:space="preserve">BBC Visual and Data Journalism cookbook for R graphics</w:t>
+        </w:r>
+      </w:hyperlink>
+    </w:p>
+    <w:p>
+      <w:pPr>
+        <w:pStyle w:val="Compact"/>
+        <w:numPr>
+          <w:ilvl w:val="0"/>
+          <w:numId w:val="1003"/>
+        </w:numPr>
+      </w:pPr>
+      <w:hyperlink r:id="rId478">
+        <w:r>
+          <w:rPr>
+            <w:rStyle w:val="Hyperlink"/>
+          </w:rPr>
+          <w:t xml:space="preserve">Big Book of R</w:t>
+        </w:r>
+      </w:hyperlink>
+    </w:p>
+    <w:p>
+      <w:pPr>
+        <w:pStyle w:val="Compact"/>
+        <w:numPr>
+          <w:ilvl w:val="0"/>
+          <w:numId w:val="1003"/>
+        </w:numPr>
+      </w:pPr>
+      <w:hyperlink r:id="rId479">
+        <w:r>
+          <w:rPr>
+            <w:rStyle w:val="Hyperlink"/>
+          </w:rPr>
+          <w:t xml:space="preserve">Bioinformática Estadística. Análisis estadístico de datos Ómicos</w:t>
+        </w:r>
+      </w:hyperlink>
+    </w:p>
+    <w:p>
+      <w:pPr>
+        <w:pStyle w:val="Compact"/>
+        <w:numPr>
+          <w:ilvl w:val="0"/>
+          <w:numId w:val="1003"/>
+        </w:numPr>
+      </w:pPr>
+      <w:hyperlink r:id="rId480">
+        <w:r>
+          <w:rPr>
+            <w:rStyle w:val="Hyperlink"/>
+          </w:rPr>
+          <w:t xml:space="preserve">Biological Data Science with R</w:t>
+        </w:r>
+      </w:hyperlink>
+    </w:p>
+    <w:p>
+      <w:pPr>
+        <w:pStyle w:val="Compact"/>
+        <w:numPr>
+          <w:ilvl w:val="0"/>
+          <w:numId w:val="1003"/>
+        </w:numPr>
+      </w:pPr>
+      <w:hyperlink r:id="rId481">
+        <w:r>
+          <w:rPr>
+            <w:rStyle w:val="Hyperlink"/>
+          </w:rPr>
+          <w:t xml:space="preserve">Building reproducible analytical pipelines with R</w:t>
+        </w:r>
+      </w:hyperlink>
+    </w:p>
+    <w:p>
+      <w:pPr>
+        <w:pStyle w:val="Compact"/>
+        <w:numPr>
+          <w:ilvl w:val="0"/>
+          <w:numId w:val="1003"/>
+        </w:numPr>
+      </w:pPr>
+      <w:hyperlink r:id="rId482">
+        <w:r>
+          <w:rPr>
+            <w:rStyle w:val="Hyperlink"/>
+          </w:rPr>
+          <w:t xml:space="preserve">Command Line Basics for R Users</w:t>
+        </w:r>
+      </w:hyperlink>
+    </w:p>
+    <w:p>
+      <w:pPr>
+        <w:pStyle w:val="Compact"/>
+        <w:numPr>
+          <w:ilvl w:val="0"/>
+          <w:numId w:val="1003"/>
+        </w:numPr>
+      </w:pPr>
+      <w:hyperlink r:id="rId483">
+        <w:r>
+          <w:rPr>
+            <w:rStyle w:val="Hyperlink"/>
+          </w:rPr>
+          <w:t xml:space="preserve">Creating APIs in R with Plumber</w:t>
+        </w:r>
+      </w:hyperlink>
+    </w:p>
+    <w:p>
+      <w:pPr>
+        <w:pStyle w:val="Compact"/>
+        <w:numPr>
+          <w:ilvl w:val="0"/>
+          <w:numId w:val="1003"/>
+        </w:numPr>
+      </w:pPr>
+      <w:hyperlink r:id="rId484">
+        <w:r>
+          <w:rPr>
+            <w:rStyle w:val="Hyperlink"/>
+          </w:rPr>
+          <w:t xml:space="preserve">Data Analysis and Prediction Algorithms with R</w:t>
+        </w:r>
+      </w:hyperlink>
+    </w:p>
+    <w:p>
+      <w:pPr>
+        <w:pStyle w:val="Compact"/>
+        <w:numPr>
+          <w:ilvl w:val="0"/>
+          <w:numId w:val="1003"/>
+        </w:numPr>
+      </w:pPr>
+      <w:hyperlink r:id="rId485">
+        <w:r>
+          <w:rPr>
+            <w:rStyle w:val="Hyperlink"/>
+          </w:rPr>
+          <w:t xml:space="preserve">Data Management in Large-Scale Education Research</w:t>
+        </w:r>
+      </w:hyperlink>
+    </w:p>
+    <w:p>
+      <w:pPr>
+        <w:pStyle w:val="Compact"/>
+        <w:numPr>
+          <w:ilvl w:val="0"/>
+          <w:numId w:val="1003"/>
+        </w:numPr>
+      </w:pPr>
+      <w:hyperlink r:id="rId486">
+        <w:r>
+          <w:rPr>
+            <w:rStyle w:val="Hyperlink"/>
+          </w:rPr>
+          <w:t xml:space="preserve">Data Science in Education Using R</w:t>
+        </w:r>
+      </w:hyperlink>
+    </w:p>
+    <w:p>
+      <w:pPr>
+        <w:pStyle w:val="Compact"/>
+        <w:numPr>
+          <w:ilvl w:val="0"/>
+          <w:numId w:val="1003"/>
+        </w:numPr>
+      </w:pPr>
+      <w:hyperlink r:id="rId487">
+        <w:r>
+          <w:rPr>
+            <w:rStyle w:val="Hyperlink"/>
+          </w:rPr>
+          <w:t xml:space="preserve">Data Skills for Reproducible Science</w:t>
+        </w:r>
+      </w:hyperlink>
+    </w:p>
+    <w:p>
+      <w:pPr>
+        <w:pStyle w:val="Compact"/>
+        <w:numPr>
+          <w:ilvl w:val="0"/>
+          <w:numId w:val="1003"/>
+        </w:numPr>
+      </w:pPr>
+      <w:hyperlink r:id="rId488">
+        <w:r>
+          <w:rPr>
+            <w:rStyle w:val="Hyperlink"/>
+          </w:rPr>
+          <w:t xml:space="preserve">Data Visualization with R</w:t>
+        </w:r>
+      </w:hyperlink>
+    </w:p>
+    <w:p>
+      <w:pPr>
+        <w:pStyle w:val="Compact"/>
+        <w:numPr>
+          <w:ilvl w:val="0"/>
+          <w:numId w:val="1003"/>
+        </w:numPr>
+      </w:pPr>
+      <w:hyperlink r:id="rId489">
+        <w:r>
+          <w:rPr>
+            <w:rStyle w:val="Hyperlink"/>
+          </w:rPr>
+          <w:t xml:space="preserve">Databases using R by RStudio</w:t>
+        </w:r>
+      </w:hyperlink>
+    </w:p>
+    <w:p>
+      <w:pPr>
+        <w:pStyle w:val="Compact"/>
+        <w:numPr>
+          <w:ilvl w:val="0"/>
+          <w:numId w:val="1003"/>
+        </w:numPr>
+      </w:pPr>
+      <w:hyperlink r:id="rId490">
+        <w:r>
+          <w:rPr>
+            <w:rStyle w:val="Hyperlink"/>
+          </w:rPr>
+          <w:t xml:space="preserve">Dendrometria</w:t>
+        </w:r>
+      </w:hyperlink>
+    </w:p>
+    <w:p>
+      <w:pPr>
+        <w:pStyle w:val="Compact"/>
+        <w:numPr>
+          <w:ilvl w:val="0"/>
+          <w:numId w:val="1003"/>
+        </w:numPr>
+      </w:pPr>
+      <w:hyperlink r:id="rId491">
+        <w:r>
+          <w:rPr>
+            <w:rStyle w:val="Hyperlink"/>
+          </w:rPr>
+          <w:t xml:space="preserve">Deep Learning and Scientific Computing with R torch</w:t>
+        </w:r>
+      </w:hyperlink>
+    </w:p>
+    <w:p>
+      <w:pPr>
+        <w:pStyle w:val="Compact"/>
+        <w:numPr>
+          <w:ilvl w:val="0"/>
+          <w:numId w:val="1003"/>
+        </w:numPr>
+      </w:pPr>
+      <w:hyperlink r:id="rId492">
+        <w:r>
+          <w:rPr>
+            <w:rStyle w:val="Hyperlink"/>
+          </w:rPr>
+          <w:t xml:space="preserve">Deep Learning</w:t>
+        </w:r>
+      </w:hyperlink>
+    </w:p>
+    <w:p>
+      <w:pPr>
+        <w:pStyle w:val="Compact"/>
+        <w:numPr>
+          <w:ilvl w:val="0"/>
+          <w:numId w:val="1003"/>
+        </w:numPr>
+      </w:pPr>
+      <w:hyperlink r:id="rId493">
+        <w:r>
+          <w:rPr>
+            <w:rStyle w:val="Hyperlink"/>
+          </w:rPr>
+          <w:t xml:space="preserve">Digital Soil Mapping with R</w:t>
+        </w:r>
+      </w:hyperlink>
+    </w:p>
+    <w:p>
+      <w:pPr>
+        <w:pStyle w:val="Compact"/>
+        <w:numPr>
+          <w:ilvl w:val="0"/>
+          <w:numId w:val="1003"/>
+        </w:numPr>
+      </w:pPr>
+      <w:hyperlink r:id="rId494">
+        <w:r>
+          <w:rPr>
+            <w:rStyle w:val="Hyperlink"/>
+          </w:rPr>
+          <w:t xml:space="preserve">Econometrics with the Tidyverse</w:t>
+        </w:r>
+      </w:hyperlink>
+    </w:p>
+    <w:p>
+      <w:pPr>
+        <w:pStyle w:val="Compact"/>
+        <w:numPr>
+          <w:ilvl w:val="0"/>
+          <w:numId w:val="1003"/>
+        </w:numPr>
+      </w:pPr>
+      <w:hyperlink r:id="rId495">
+        <w:r>
+          <w:rPr>
+            <w:rStyle w:val="Hyperlink"/>
+          </w:rPr>
+          <w:t xml:space="preserve">Efficient R programming</w:t>
+        </w:r>
+      </w:hyperlink>
+    </w:p>
+    <w:p>
+      <w:pPr>
+        <w:pStyle w:val="Compact"/>
+        <w:numPr>
+          <w:ilvl w:val="0"/>
+          <w:numId w:val="1003"/>
+        </w:numPr>
+      </w:pPr>
+      <w:hyperlink r:id="rId496">
+        <w:r>
+          <w:rPr>
+            <w:rStyle w:val="Hyperlink"/>
+          </w:rPr>
+          <w:t xml:space="preserve">Efficient Machine Learning with R</w:t>
+        </w:r>
+      </w:hyperlink>
+    </w:p>
+    <w:p>
+      <w:pPr>
+        <w:pStyle w:val="Compact"/>
+        <w:numPr>
+          <w:ilvl w:val="0"/>
+          <w:numId w:val="1003"/>
+        </w:numPr>
+      </w:pPr>
+      <w:hyperlink r:id="rId497">
+        <w:r>
+          <w:rPr>
+            <w:rStyle w:val="Hyperlink"/>
+          </w:rPr>
+          <w:t xml:space="preserve">Elegant and informative maps with tmap</w:t>
+        </w:r>
+      </w:hyperlink>
+    </w:p>
+    <w:p>
+      <w:pPr>
+        <w:pStyle w:val="Compact"/>
+        <w:numPr>
+          <w:ilvl w:val="0"/>
+          <w:numId w:val="1003"/>
+        </w:numPr>
+      </w:pPr>
+      <w:hyperlink r:id="rId498">
+        <w:r>
+          <w:rPr>
+            <w:rStyle w:val="Hyperlink"/>
+          </w:rPr>
+          <w:t xml:space="preserve">Engineering Production-Grade Shiny Apps</w:t>
+        </w:r>
+      </w:hyperlink>
+    </w:p>
+    <w:p>
+      <w:pPr>
+        <w:pStyle w:val="Compact"/>
+        <w:numPr>
+          <w:ilvl w:val="0"/>
+          <w:numId w:val="1003"/>
+        </w:numPr>
+      </w:pPr>
+      <w:hyperlink r:id="rId499">
+        <w:r>
+          <w:rPr>
+            <w:rStyle w:val="Hyperlink"/>
+          </w:rPr>
+          <w:t xml:space="preserve">Estadística básica</w:t>
+        </w:r>
+      </w:hyperlink>
+    </w:p>
+    <w:p>
+      <w:pPr>
+        <w:pStyle w:val="Compact"/>
+        <w:numPr>
+          <w:ilvl w:val="0"/>
+          <w:numId w:val="1003"/>
+        </w:numPr>
+      </w:pPr>
+      <w:hyperlink r:id="rId500">
+        <w:r>
+          <w:rPr>
+            <w:rStyle w:val="Hyperlink"/>
+          </w:rPr>
+          <w:t xml:space="preserve">Estilometría, análisis de textos en R para filólogos</w:t>
+        </w:r>
+      </w:hyperlink>
+    </w:p>
+    <w:p>
+      <w:pPr>
+        <w:pStyle w:val="Compact"/>
+        <w:numPr>
+          <w:ilvl w:val="0"/>
+          <w:numId w:val="1003"/>
+        </w:numPr>
+      </w:pPr>
+      <w:hyperlink r:id="rId501">
+        <w:r>
+          <w:rPr>
+            <w:rStyle w:val="Hyperlink"/>
+          </w:rPr>
+          <w:t xml:space="preserve">Exploring Complex Survey Data Analysis Using R</w:t>
+        </w:r>
+      </w:hyperlink>
+    </w:p>
+    <w:p>
+      <w:pPr>
+        <w:pStyle w:val="Compact"/>
+        <w:numPr>
+          <w:ilvl w:val="0"/>
+          <w:numId w:val="1003"/>
+        </w:numPr>
+      </w:pPr>
+      <w:hyperlink r:id="rId502">
+        <w:r>
+          <w:rPr>
+            <w:rStyle w:val="Hyperlink"/>
+          </w:rPr>
+          <w:t xml:space="preserve">Exploratory Data Analysis with R - Roger D. Peng</w:t>
+        </w:r>
+      </w:hyperlink>
+    </w:p>
+    <w:p>
+      <w:pPr>
+        <w:pStyle w:val="Compact"/>
+        <w:numPr>
+          <w:ilvl w:val="0"/>
+          <w:numId w:val="1003"/>
+        </w:numPr>
+      </w:pPr>
+      <w:hyperlink r:id="rId503">
+        <w:r>
+          <w:rPr>
+            <w:rStyle w:val="Hyperlink"/>
+          </w:rPr>
+          <w:t xml:space="preserve">Forecasting: Principles and Practice</w:t>
+        </w:r>
+      </w:hyperlink>
+    </w:p>
+    <w:p>
+      <w:pPr>
+        <w:pStyle w:val="Compact"/>
+        <w:numPr>
+          <w:ilvl w:val="0"/>
+          <w:numId w:val="1003"/>
+        </w:numPr>
+      </w:pPr>
+      <w:hyperlink r:id="rId504">
+        <w:r>
+          <w:rPr>
+            <w:rStyle w:val="Hyperlink"/>
+          </w:rPr>
+          <w:t xml:space="preserve">Forecasting: Principles and Practice, the Pythonic Way</w:t>
+        </w:r>
+      </w:hyperlink>
+    </w:p>
+    <w:p>
+      <w:pPr>
+        <w:pStyle w:val="Compact"/>
+        <w:numPr>
+          <w:ilvl w:val="0"/>
+          <w:numId w:val="1003"/>
+        </w:numPr>
+      </w:pPr>
+      <w:hyperlink r:id="rId505">
+        <w:r>
+          <w:rPr>
+            <w:rStyle w:val="Hyperlink"/>
+          </w:rPr>
+          <w:t xml:space="preserve">Forecasting and Analytics with the Augmented Dynamic Adaptive Model (ADAM)</w:t>
+        </w:r>
+      </w:hyperlink>
+    </w:p>
+    <w:p>
+      <w:pPr>
+        <w:pStyle w:val="Compact"/>
+        <w:numPr>
+          <w:ilvl w:val="0"/>
+          <w:numId w:val="1003"/>
+        </w:numPr>
+      </w:pPr>
+      <w:hyperlink r:id="rId506">
+        <w:r>
+          <w:rPr>
+            <w:rStyle w:val="Hyperlink"/>
+          </w:rPr>
+          <w:t xml:space="preserve">Feature Engineering A-Z</w:t>
+        </w:r>
+      </w:hyperlink>
+    </w:p>
+    <w:p>
+      <w:pPr>
+        <w:pStyle w:val="Compact"/>
+        <w:numPr>
+          <w:ilvl w:val="0"/>
+          <w:numId w:val="1003"/>
+        </w:numPr>
+      </w:pPr>
+      <w:hyperlink r:id="rId507">
+        <w:r>
+          <w:rPr>
+            <w:rStyle w:val="Hyperlink"/>
+          </w:rPr>
+          <w:t xml:space="preserve">Geospatial Data Carpentry for Urbanism</w:t>
+        </w:r>
+      </w:hyperlink>
+    </w:p>
+    <w:p>
+      <w:pPr>
+        <w:pStyle w:val="Compact"/>
+        <w:numPr>
+          <w:ilvl w:val="0"/>
+          <w:numId w:val="1003"/>
+        </w:numPr>
+      </w:pPr>
+      <w:hyperlink r:id="rId508">
+        <w:r>
+          <w:rPr>
+            <w:rStyle w:val="Hyperlink"/>
+          </w:rPr>
+          <w:t xml:space="preserve">Geospatial Health Data: Modeling and Visualization with R-INLA and Shiny</w:t>
+        </w:r>
+      </w:hyperlink>
+    </w:p>
+    <w:p>
+      <w:pPr>
+        <w:pStyle w:val="Compact"/>
+        <w:numPr>
+          <w:ilvl w:val="0"/>
+          <w:numId w:val="1003"/>
+        </w:numPr>
+      </w:pPr>
+      <w:hyperlink r:id="rId509">
+        <w:r>
+          <w:rPr>
+            <w:rStyle w:val="Hyperlink"/>
+          </w:rPr>
+          <w:t xml:space="preserve">Handbook of Graphs and Networks in People Analytics With Examples in R and Python</w:t>
+        </w:r>
+      </w:hyperlink>
+    </w:p>
+    <w:p>
+      <w:pPr>
+        <w:pStyle w:val="Compact"/>
+        <w:numPr>
+          <w:ilvl w:val="0"/>
+          <w:numId w:val="1003"/>
+        </w:numPr>
+      </w:pPr>
+      <w:hyperlink r:id="rId510">
+        <w:r>
+          <w:rPr>
+            <w:rStyle w:val="Hyperlink"/>
+          </w:rPr>
+          <w:t xml:space="preserve">Handbook of Regression Modeling in People Analytics</w:t>
+        </w:r>
+      </w:hyperlink>
+    </w:p>
+    <w:p>
+      <w:pPr>
+        <w:pStyle w:val="Compact"/>
+        <w:numPr>
+          <w:ilvl w:val="0"/>
+          <w:numId w:val="1003"/>
+        </w:numPr>
+      </w:pPr>
+      <w:hyperlink r:id="rId511">
+        <w:r>
+          <w:rPr>
+            <w:rStyle w:val="Hyperlink"/>
+          </w:rPr>
+          <w:t xml:space="preserve">Handling Strings with R</w:t>
+        </w:r>
+      </w:hyperlink>
+    </w:p>
+    <w:p>
+      <w:pPr>
+        <w:pStyle w:val="Compact"/>
+        <w:numPr>
+          <w:ilvl w:val="0"/>
+          <w:numId w:val="1003"/>
+        </w:numPr>
+      </w:pPr>
+      <w:hyperlink r:id="rId512">
+        <w:r>
+          <w:rPr>
+            <w:rStyle w:val="Hyperlink"/>
+          </w:rPr>
+          <w:t xml:space="preserve">Hands-On Data Visualization</w:t>
+        </w:r>
+      </w:hyperlink>
+    </w:p>
+    <w:p>
+      <w:pPr>
+        <w:pStyle w:val="Compact"/>
+        <w:numPr>
+          <w:ilvl w:val="0"/>
+          <w:numId w:val="1003"/>
+        </w:numPr>
+      </w:pPr>
+      <w:hyperlink r:id="rId513">
+        <w:r>
+          <w:rPr>
+            <w:rStyle w:val="Hyperlink"/>
+          </w:rPr>
+          <w:t xml:space="preserve">Hands-On Machine Learning with R</w:t>
+        </w:r>
+      </w:hyperlink>
+    </w:p>
+    <w:p>
+      <w:pPr>
+        <w:pStyle w:val="Compact"/>
+        <w:numPr>
+          <w:ilvl w:val="0"/>
+          <w:numId w:val="1003"/>
+        </w:numPr>
+      </w:pPr>
+      <w:hyperlink r:id="rId514">
+        <w:r>
+          <w:rPr>
+            <w:rStyle w:val="Hyperlink"/>
+          </w:rPr>
+          <w:t xml:space="preserve">Hands-On Programming with R</w:t>
+        </w:r>
+      </w:hyperlink>
+    </w:p>
+    <w:p>
+      <w:pPr>
+        <w:pStyle w:val="Compact"/>
+        <w:numPr>
+          <w:ilvl w:val="0"/>
+          <w:numId w:val="1003"/>
+        </w:numPr>
+      </w:pPr>
+      <w:hyperlink r:id="rId515">
+        <w:r>
+          <w:rPr>
+            <w:rStyle w:val="Hyperlink"/>
+          </w:rPr>
+          <w:t xml:space="preserve">Happy Git and GitHub for the useR</w:t>
+        </w:r>
+      </w:hyperlink>
+    </w:p>
+    <w:p>
+      <w:pPr>
+        <w:pStyle w:val="Compact"/>
+        <w:numPr>
+          <w:ilvl w:val="0"/>
+          <w:numId w:val="1003"/>
+        </w:numPr>
+      </w:pPr>
+      <w:hyperlink r:id="rId516">
+        <w:r>
+          <w:rPr>
+            <w:rStyle w:val="Hyperlink"/>
+          </w:rPr>
+          <w:t xml:space="preserve">Herramientas para usar modelos de lenguaje de gran escala (LLM) en R</w:t>
+        </w:r>
+      </w:hyperlink>
+    </w:p>
+    <w:p>
+      <w:pPr>
+        <w:pStyle w:val="Compact"/>
+        <w:numPr>
+          <w:ilvl w:val="0"/>
+          <w:numId w:val="1003"/>
+        </w:numPr>
+      </w:pPr>
+      <w:hyperlink r:id="rId517">
+        <w:r>
+          <w:rPr>
+            <w:rStyle w:val="Hyperlink"/>
+          </w:rPr>
+          <w:t xml:space="preserve">Interpretable Machine Learning</w:t>
+        </w:r>
+      </w:hyperlink>
+    </w:p>
+    <w:p>
+      <w:pPr>
+        <w:pStyle w:val="Compact"/>
+        <w:numPr>
+          <w:ilvl w:val="0"/>
+          <w:numId w:val="1003"/>
+        </w:numPr>
+      </w:pPr>
+      <w:hyperlink r:id="rId518">
+        <w:r>
+          <w:rPr>
+            <w:rStyle w:val="Hyperlink"/>
+          </w:rPr>
+          <w:t xml:space="preserve">Introducción a R</w:t>
+        </w:r>
+      </w:hyperlink>
+    </w:p>
+    <w:p>
+      <w:pPr>
+        <w:pStyle w:val="Compact"/>
+        <w:numPr>
+          <w:ilvl w:val="0"/>
+          <w:numId w:val="1003"/>
+        </w:numPr>
+      </w:pPr>
+      <w:hyperlink r:id="rId519">
+        <w:r>
+          <w:rPr>
+            <w:rStyle w:val="Hyperlink"/>
+          </w:rPr>
+          <w:t xml:space="preserve">Introduction to Econometrics with R</w:t>
+        </w:r>
+      </w:hyperlink>
+    </w:p>
+    <w:p>
+      <w:pPr>
+        <w:pStyle w:val="Compact"/>
+        <w:numPr>
+          <w:ilvl w:val="0"/>
+          <w:numId w:val="1003"/>
+        </w:numPr>
+      </w:pPr>
+      <w:hyperlink r:id="rId520">
+        <w:r>
+          <w:rPr>
+            <w:rStyle w:val="Hyperlink"/>
+          </w:rPr>
+          <w:t xml:space="preserve">Introduction to Probability for Data Science</w:t>
+        </w:r>
+      </w:hyperlink>
+    </w:p>
+    <w:p>
+      <w:pPr>
+        <w:pStyle w:val="Compact"/>
+        <w:numPr>
+          <w:ilvl w:val="0"/>
+          <w:numId w:val="1003"/>
+        </w:numPr>
+      </w:pPr>
+      <w:hyperlink r:id="rId521">
+        <w:r>
+          <w:rPr>
+            <w:rStyle w:val="Hyperlink"/>
+          </w:rPr>
+          <w:t xml:space="preserve">Introduction to urban accessibility: a practical guide in R</w:t>
+        </w:r>
+      </w:hyperlink>
+    </w:p>
+    <w:p>
+      <w:pPr>
+        <w:pStyle w:val="Compact"/>
+        <w:numPr>
+          <w:ilvl w:val="0"/>
+          <w:numId w:val="1003"/>
+        </w:numPr>
+      </w:pPr>
+      <w:hyperlink r:id="rId522">
+        <w:r>
+          <w:rPr>
+            <w:rStyle w:val="Hyperlink"/>
+          </w:rPr>
+          <w:t xml:space="preserve">JavaScript for R</w:t>
+        </w:r>
+      </w:hyperlink>
+    </w:p>
+    <w:p>
+      <w:pPr>
+        <w:pStyle w:val="Compact"/>
+        <w:numPr>
+          <w:ilvl w:val="0"/>
+          <w:numId w:val="1003"/>
+        </w:numPr>
+      </w:pPr>
+      <w:hyperlink r:id="rId523">
+        <w:r>
+          <w:rPr>
+            <w:rStyle w:val="Hyperlink"/>
+          </w:rPr>
+          <w:t xml:space="preserve">Large Language Model tools for R</w:t>
+        </w:r>
+      </w:hyperlink>
+    </w:p>
+    <w:p>
+      <w:pPr>
+        <w:pStyle w:val="Compact"/>
+        <w:numPr>
+          <w:ilvl w:val="0"/>
+          <w:numId w:val="1003"/>
+        </w:numPr>
+      </w:pPr>
+      <w:hyperlink r:id="rId524">
+        <w:r>
+          <w:rPr>
+            <w:rStyle w:val="Hyperlink"/>
+          </w:rPr>
+          <w:t xml:space="preserve">Learning Statistics with R</w:t>
+        </w:r>
+      </w:hyperlink>
+    </w:p>
+    <w:p>
+      <w:pPr>
+        <w:pStyle w:val="Compact"/>
+        <w:numPr>
+          <w:ilvl w:val="0"/>
+          <w:numId w:val="1003"/>
+        </w:numPr>
+      </w:pPr>
+      <w:hyperlink r:id="rId525">
+        <w:r>
+          <w:rPr>
+            <w:rStyle w:val="Hyperlink"/>
+          </w:rPr>
+          <w:t xml:space="preserve">Libro Vivo de Ciencia de Datos</w:t>
+        </w:r>
+      </w:hyperlink>
+    </w:p>
+    <w:p>
+      <w:pPr>
+        <w:pStyle w:val="Compact"/>
+        <w:numPr>
+          <w:ilvl w:val="0"/>
+          <w:numId w:val="1003"/>
+        </w:numPr>
+      </w:pPr>
+      <w:hyperlink r:id="rId526">
+        <w:r>
+          <w:rPr>
+            <w:rStyle w:val="Hyperlink"/>
+          </w:rPr>
+          <w:t xml:space="preserve">Linear Algebra for Data Science</w:t>
+        </w:r>
+      </w:hyperlink>
+    </w:p>
+    <w:p>
+      <w:pPr>
+        <w:pStyle w:val="Compact"/>
+        <w:numPr>
+          <w:ilvl w:val="0"/>
+          <w:numId w:val="1003"/>
+        </w:numPr>
+      </w:pPr>
+      <w:hyperlink r:id="rId527">
+        <w:r>
+          <w:rPr>
+            <w:rStyle w:val="Hyperlink"/>
+          </w:rPr>
+          <w:t xml:space="preserve">Model to Meaning</w:t>
+        </w:r>
+      </w:hyperlink>
+    </w:p>
+    <w:p>
+      <w:pPr>
+        <w:pStyle w:val="Compact"/>
+        <w:numPr>
+          <w:ilvl w:val="0"/>
+          <w:numId w:val="1003"/>
+        </w:numPr>
+      </w:pPr>
+      <w:hyperlink r:id="rId528">
+        <w:r>
+          <w:rPr>
+            <w:rStyle w:val="Hyperlink"/>
+          </w:rPr>
+          <w:t xml:space="preserve">Modern R with the tidyverse</w:t>
+        </w:r>
+      </w:hyperlink>
+    </w:p>
+    <w:p>
+      <w:pPr>
+        <w:pStyle w:val="Compact"/>
+        <w:numPr>
+          <w:ilvl w:val="0"/>
+          <w:numId w:val="1003"/>
+        </w:numPr>
+      </w:pPr>
+      <w:hyperlink r:id="rId529">
+        <w:r>
+          <w:rPr>
+            <w:rStyle w:val="Hyperlink"/>
+          </w:rPr>
+          <w:t xml:space="preserve">NASA Earthdata Cloud Cookbook</w:t>
+        </w:r>
+      </w:hyperlink>
+    </w:p>
+    <w:p>
+      <w:pPr>
+        <w:pStyle w:val="Compact"/>
+        <w:numPr>
+          <w:ilvl w:val="0"/>
+          <w:numId w:val="1003"/>
+        </w:numPr>
+      </w:pPr>
+      <w:hyperlink r:id="rId530">
+        <w:r>
+          <w:rPr>
+            <w:rStyle w:val="Hyperlink"/>
+          </w:rPr>
+          <w:t xml:space="preserve">Officeverse R &amp; Office</w:t>
+        </w:r>
+      </w:hyperlink>
+    </w:p>
+    <w:p>
+      <w:pPr>
+        <w:pStyle w:val="Compact"/>
+        <w:numPr>
+          <w:ilvl w:val="0"/>
+          <w:numId w:val="1003"/>
+        </w:numPr>
+      </w:pPr>
+      <w:hyperlink r:id="rId531">
+        <w:r>
+          <w:rPr>
+            <w:rStyle w:val="Hyperlink"/>
+          </w:rPr>
+          <w:t xml:space="preserve">Open Source Technology in Clinical Data Analysis</w:t>
+        </w:r>
+      </w:hyperlink>
+    </w:p>
+    <w:p>
+      <w:pPr>
+        <w:pStyle w:val="Compact"/>
+        <w:numPr>
+          <w:ilvl w:val="0"/>
+          <w:numId w:val="1003"/>
+        </w:numPr>
+      </w:pPr>
+      <w:hyperlink r:id="rId532">
+        <w:r>
+          <w:rPr>
+            <w:rStyle w:val="Hyperlink"/>
+          </w:rPr>
+          <w:t xml:space="preserve">Outstanding User Interfaces with Shiny</w:t>
+        </w:r>
+      </w:hyperlink>
+    </w:p>
+    <w:p>
+      <w:pPr>
+        <w:pStyle w:val="Compact"/>
+        <w:numPr>
+          <w:ilvl w:val="0"/>
+          <w:numId w:val="1003"/>
+        </w:numPr>
+      </w:pPr>
+      <w:hyperlink r:id="rId533">
+        <w:r>
+          <w:rPr>
+            <w:rStyle w:val="Hyperlink"/>
+          </w:rPr>
+          <w:t xml:space="preserve">Predictive Soil Mapping with R</w:t>
+        </w:r>
+      </w:hyperlink>
+    </w:p>
+    <w:p>
+      <w:pPr>
+        <w:pStyle w:val="Compact"/>
+        <w:numPr>
+          <w:ilvl w:val="0"/>
+          <w:numId w:val="1003"/>
+        </w:numPr>
+      </w:pPr>
+      <w:hyperlink r:id="rId534">
+        <w:r>
+          <w:rPr>
+            <w:rStyle w:val="Hyperlink"/>
+          </w:rPr>
+          <w:t xml:space="preserve">Probabilidad básica</w:t>
+        </w:r>
+      </w:hyperlink>
+    </w:p>
+    <w:p>
+      <w:pPr>
+        <w:pStyle w:val="Compact"/>
+        <w:numPr>
+          <w:ilvl w:val="0"/>
+          <w:numId w:val="1003"/>
+        </w:numPr>
+      </w:pPr>
+      <w:hyperlink r:id="rId535">
+        <w:r>
+          <w:rPr>
+            <w:rStyle w:val="Hyperlink"/>
+          </w:rPr>
+          <w:t xml:space="preserve">Quantitative Politics with R</w:t>
+        </w:r>
+      </w:hyperlink>
+    </w:p>
+    <w:p>
+      <w:pPr>
+        <w:pStyle w:val="Compact"/>
+        <w:numPr>
+          <w:ilvl w:val="0"/>
+          <w:numId w:val="1003"/>
+        </w:numPr>
+      </w:pPr>
+      <w:hyperlink r:id="rId536">
+        <w:r>
+          <w:rPr>
+            <w:rStyle w:val="Hyperlink"/>
+          </w:rPr>
+          <w:t xml:space="preserve">R Advanced Spatial Lessons</w:t>
+        </w:r>
+      </w:hyperlink>
+    </w:p>
+    <w:p>
+      <w:pPr>
+        <w:pStyle w:val="Compact"/>
+        <w:numPr>
+          <w:ilvl w:val="0"/>
+          <w:numId w:val="1003"/>
+        </w:numPr>
+      </w:pPr>
+      <w:hyperlink r:id="rId537">
+        <w:r>
+          <w:rPr>
+            <w:rStyle w:val="Hyperlink"/>
+          </w:rPr>
+          <w:t xml:space="preserve">R for Data Analysis</w:t>
+        </w:r>
+      </w:hyperlink>
+    </w:p>
+    <w:p>
+      <w:pPr>
+        <w:pStyle w:val="Compact"/>
+        <w:numPr>
+          <w:ilvl w:val="0"/>
+          <w:numId w:val="1003"/>
+        </w:numPr>
+      </w:pPr>
+      <w:hyperlink r:id="rId538">
+        <w:r>
+          <w:rPr>
+            <w:rStyle w:val="Hyperlink"/>
+          </w:rPr>
+          <w:t xml:space="preserve">R for data science: tidyverse and beyond</w:t>
+        </w:r>
+      </w:hyperlink>
+    </w:p>
+    <w:p>
+      <w:pPr>
+        <w:pStyle w:val="Compact"/>
+        <w:numPr>
+          <w:ilvl w:val="0"/>
+          <w:numId w:val="1003"/>
+        </w:numPr>
+      </w:pPr>
+      <w:hyperlink r:id="rId539">
+        <w:r>
+          <w:rPr>
+            <w:rStyle w:val="Hyperlink"/>
+          </w:rPr>
+          <w:t xml:space="preserve">R for everyone</w:t>
+        </w:r>
+      </w:hyperlink>
+    </w:p>
+    <w:p>
+      <w:pPr>
+        <w:pStyle w:val="Compact"/>
+        <w:numPr>
+          <w:ilvl w:val="0"/>
+          <w:numId w:val="1003"/>
+        </w:numPr>
+      </w:pPr>
+      <w:hyperlink r:id="rId540">
+        <w:r>
+          <w:rPr>
+            <w:rStyle w:val="Hyperlink"/>
+          </w:rPr>
+          <w:t xml:space="preserve">R for Health Data Science</w:t>
+        </w:r>
+      </w:hyperlink>
+    </w:p>
+    <w:p>
+      <w:pPr>
+        <w:pStyle w:val="Compact"/>
+        <w:numPr>
+          <w:ilvl w:val="0"/>
+          <w:numId w:val="1003"/>
+        </w:numPr>
+      </w:pPr>
+      <w:hyperlink r:id="rId541">
+        <w:r>
+          <w:rPr>
+            <w:rStyle w:val="Hyperlink"/>
+          </w:rPr>
+          <w:t xml:space="preserve">R Graphics Cookbook</w:t>
+        </w:r>
+      </w:hyperlink>
+    </w:p>
+    <w:p>
+      <w:pPr>
+        <w:pStyle w:val="Compact"/>
+        <w:numPr>
+          <w:ilvl w:val="0"/>
+          <w:numId w:val="1003"/>
+        </w:numPr>
+      </w:pPr>
+      <w:hyperlink r:id="rId542">
+        <w:r>
+          <w:rPr>
+            <w:rStyle w:val="Hyperlink"/>
+          </w:rPr>
+          <w:t xml:space="preserve">R in action</w:t>
+        </w:r>
+      </w:hyperlink>
+    </w:p>
+    <w:p>
+      <w:pPr>
+        <w:pStyle w:val="Compact"/>
+        <w:numPr>
+          <w:ilvl w:val="0"/>
+          <w:numId w:val="1003"/>
+        </w:numPr>
+      </w:pPr>
+      <w:hyperlink r:id="rId543">
+        <w:r>
+          <w:rPr>
+            <w:rStyle w:val="Hyperlink"/>
+          </w:rPr>
+          <w:t xml:space="preserve">R intro</w:t>
+        </w:r>
+      </w:hyperlink>
+    </w:p>
+    <w:p>
+      <w:pPr>
+        <w:pStyle w:val="Compact"/>
+        <w:numPr>
+          <w:ilvl w:val="0"/>
+          <w:numId w:val="1003"/>
+        </w:numPr>
+      </w:pPr>
+      <w:hyperlink r:id="rId544">
+        <w:r>
+          <w:rPr>
+            <w:rStyle w:val="Hyperlink"/>
+          </w:rPr>
+          <w:t xml:space="preserve">R Markdown Cookbook</w:t>
+        </w:r>
+      </w:hyperlink>
+    </w:p>
+    <w:p>
+      <w:pPr>
+        <w:pStyle w:val="Compact"/>
+        <w:numPr>
+          <w:ilvl w:val="0"/>
+          <w:numId w:val="1003"/>
+        </w:numPr>
+      </w:pPr>
+      <w:hyperlink r:id="rId545">
+        <w:r>
+          <w:rPr>
+            <w:rStyle w:val="Hyperlink"/>
+          </w:rPr>
+          <w:t xml:space="preserve">R Markdown: The Definitive Guide</w:t>
+        </w:r>
+      </w:hyperlink>
+    </w:p>
+    <w:p>
+      <w:pPr>
+        <w:pStyle w:val="Compact"/>
+        <w:numPr>
+          <w:ilvl w:val="0"/>
+          <w:numId w:val="1003"/>
+        </w:numPr>
+      </w:pPr>
+      <w:hyperlink r:id="rId546">
+        <w:r>
+          <w:rPr>
+            <w:rStyle w:val="Hyperlink"/>
+          </w:rPr>
+          <w:t xml:space="preserve">R Notes for Professionals</w:t>
+        </w:r>
+      </w:hyperlink>
+    </w:p>
+    <w:p>
+      <w:pPr>
+        <w:pStyle w:val="Compact"/>
+        <w:numPr>
+          <w:ilvl w:val="0"/>
+          <w:numId w:val="1003"/>
+        </w:numPr>
+      </w:pPr>
+      <w:hyperlink r:id="rId547">
+        <w:r>
+          <w:rPr>
+            <w:rStyle w:val="Hyperlink"/>
+          </w:rPr>
+          <w:t xml:space="preserve">R Packages</w:t>
+        </w:r>
+      </w:hyperlink>
+    </w:p>
+    <w:p>
+      <w:pPr>
+        <w:pStyle w:val="Compact"/>
+        <w:numPr>
+          <w:ilvl w:val="0"/>
+          <w:numId w:val="1003"/>
+        </w:numPr>
+      </w:pPr>
+      <w:hyperlink r:id="rId548">
+        <w:r>
+          <w:rPr>
+            <w:rStyle w:val="Hyperlink"/>
+          </w:rPr>
+          <w:t xml:space="preserve">R para principiantes</w:t>
+        </w:r>
+      </w:hyperlink>
+    </w:p>
+    <w:p>
+      <w:pPr>
+        <w:pStyle w:val="Compact"/>
+        <w:numPr>
+          <w:ilvl w:val="0"/>
+          <w:numId w:val="1003"/>
+        </w:numPr>
+      </w:pPr>
+      <w:hyperlink r:id="rId549">
+        <w:r>
+          <w:rPr>
+            <w:rStyle w:val="Hyperlink"/>
+          </w:rPr>
+          <w:t xml:space="preserve">R para profesionales de los datos: una introducción</w:t>
+        </w:r>
+      </w:hyperlink>
+    </w:p>
+    <w:p>
+      <w:pPr>
+        <w:pStyle w:val="Compact"/>
+        <w:numPr>
+          <w:ilvl w:val="0"/>
+          <w:numId w:val="1003"/>
+        </w:numPr>
+      </w:pPr>
+      <w:hyperlink r:id="rId550">
+        <w:r>
+          <w:rPr>
+            <w:rStyle w:val="Hyperlink"/>
+          </w:rPr>
+          <w:t xml:space="preserve">R Programming for Data Science. Roger D. Peng.</w:t>
+        </w:r>
+      </w:hyperlink>
+    </w:p>
+    <w:p>
+      <w:pPr>
+        <w:pStyle w:val="Compact"/>
+        <w:numPr>
+          <w:ilvl w:val="0"/>
+          <w:numId w:val="1003"/>
+        </w:numPr>
+      </w:pPr>
+      <w:hyperlink r:id="rId551">
+        <w:r>
+          <w:rPr>
+            <w:rStyle w:val="Hyperlink"/>
+          </w:rPr>
+          <w:t xml:space="preserve">R Programming for Data Science</w:t>
+        </w:r>
+      </w:hyperlink>
+    </w:p>
+    <w:p>
+      <w:pPr>
+        <w:pStyle w:val="Compact"/>
+        <w:numPr>
+          <w:ilvl w:val="0"/>
+          <w:numId w:val="1003"/>
+        </w:numPr>
+      </w:pPr>
+      <w:hyperlink r:id="rId552">
+        <w:r>
+          <w:rPr>
+            <w:rStyle w:val="Hyperlink"/>
+          </w:rPr>
+          <w:t xml:space="preserve">R4JournalismBook</w:t>
+        </w:r>
+      </w:hyperlink>
+    </w:p>
+    <w:p>
+      <w:pPr>
+        <w:pStyle w:val="Compact"/>
+        <w:numPr>
+          <w:ilvl w:val="0"/>
+          <w:numId w:val="1003"/>
+        </w:numPr>
+      </w:pPr>
+      <w:hyperlink r:id="rId553">
+        <w:r>
+          <w:rPr>
+            <w:rStyle w:val="Hyperlink"/>
+          </w:rPr>
+          <w:t xml:space="preserve">rstudio4edu</w:t>
+        </w:r>
+      </w:hyperlink>
+    </w:p>
+    <w:p>
+      <w:pPr>
+        <w:pStyle w:val="Compact"/>
+        <w:numPr>
+          <w:ilvl w:val="0"/>
+          <w:numId w:val="1003"/>
+        </w:numPr>
+      </w:pPr>
+      <w:hyperlink r:id="rId554">
+        <w:r>
+          <w:rPr>
+            <w:rStyle w:val="Hyperlink"/>
+          </w:rPr>
+          <w:t xml:space="preserve">Simulación Estadística con R</w:t>
+        </w:r>
+      </w:hyperlink>
+    </w:p>
+    <w:p>
+      <w:pPr>
+        <w:pStyle w:val="Compact"/>
+        <w:numPr>
+          <w:ilvl w:val="0"/>
+          <w:numId w:val="1003"/>
+        </w:numPr>
+      </w:pPr>
+      <w:hyperlink r:id="rId555">
+        <w:r>
+          <w:rPr>
+            <w:rStyle w:val="Hyperlink"/>
+          </w:rPr>
+          <w:t xml:space="preserve">Spatial Analysis With R</w:t>
+        </w:r>
+      </w:hyperlink>
+    </w:p>
+    <w:p>
+      <w:pPr>
+        <w:pStyle w:val="Compact"/>
+        <w:numPr>
+          <w:ilvl w:val="0"/>
+          <w:numId w:val="1003"/>
+        </w:numPr>
+      </w:pPr>
+      <w:hyperlink r:id="rId556">
+        <w:r>
+          <w:rPr>
+            <w:rStyle w:val="Hyperlink"/>
+          </w:rPr>
+          <w:t xml:space="preserve">Spatial Data Management with DuckDB</w:t>
+        </w:r>
+      </w:hyperlink>
+    </w:p>
+    <w:p>
+      <w:pPr>
+        <w:pStyle w:val="Compact"/>
+        <w:numPr>
+          <w:ilvl w:val="0"/>
+          <w:numId w:val="1003"/>
+        </w:numPr>
+      </w:pPr>
+      <w:hyperlink r:id="rId557">
+        <w:r>
+          <w:rPr>
+            <w:rStyle w:val="Hyperlink"/>
+          </w:rPr>
+          <w:t xml:space="preserve">Spatial Data Science with applications in R</w:t>
+        </w:r>
+      </w:hyperlink>
+    </w:p>
+    <w:p>
+      <w:pPr>
+        <w:pStyle w:val="Compact"/>
+        <w:numPr>
+          <w:ilvl w:val="0"/>
+          <w:numId w:val="1003"/>
+        </w:numPr>
+      </w:pPr>
+      <w:hyperlink r:id="rId558">
+        <w:r>
+          <w:rPr>
+            <w:rStyle w:val="Hyperlink"/>
+          </w:rPr>
+          <w:t xml:space="preserve">Spatial Data Science</w:t>
+        </w:r>
+      </w:hyperlink>
+    </w:p>
+    <w:p>
+      <w:pPr>
+        <w:pStyle w:val="Compact"/>
+        <w:numPr>
+          <w:ilvl w:val="0"/>
+          <w:numId w:val="1003"/>
+        </w:numPr>
+      </w:pPr>
+      <w:hyperlink r:id="rId559">
+        <w:r>
+          <w:rPr>
+            <w:rStyle w:val="Hyperlink"/>
+          </w:rPr>
+          <w:t xml:space="preserve">Spatial Microsimulation with R</w:t>
+        </w:r>
+      </w:hyperlink>
+    </w:p>
+    <w:p>
+      <w:pPr>
+        <w:pStyle w:val="Compact"/>
+        <w:numPr>
+          <w:ilvl w:val="0"/>
+          <w:numId w:val="1003"/>
+        </w:numPr>
+      </w:pPr>
+      <w:hyperlink r:id="rId560">
+        <w:r>
+          <w:rPr>
+            <w:rStyle w:val="Hyperlink"/>
+          </w:rPr>
+          <w:t xml:space="preserve">Spatial Modelling for Data Scientists</w:t>
+        </w:r>
+      </w:hyperlink>
+    </w:p>
+    <w:p>
+      <w:pPr>
+        <w:pStyle w:val="Compact"/>
+        <w:numPr>
+          <w:ilvl w:val="0"/>
+          <w:numId w:val="1003"/>
+        </w:numPr>
+      </w:pPr>
+      <w:hyperlink r:id="rId561">
+        <w:r>
+          <w:rPr>
+            <w:rStyle w:val="Hyperlink"/>
+          </w:rPr>
+          <w:t xml:space="preserve">Spatial Statistics for Data Science: Theory and Practice with R</w:t>
+        </w:r>
+      </w:hyperlink>
+    </w:p>
+    <w:p>
+      <w:pPr>
+        <w:pStyle w:val="Compact"/>
+        <w:numPr>
+          <w:ilvl w:val="0"/>
+          <w:numId w:val="1003"/>
+        </w:numPr>
+      </w:pPr>
+      <w:hyperlink r:id="rId562">
+        <w:r>
+          <w:rPr>
+            <w:rStyle w:val="Hyperlink"/>
+          </w:rPr>
+          <w:t xml:space="preserve">Statistical Inference via Data Science</w:t>
+        </w:r>
+      </w:hyperlink>
+    </w:p>
+    <w:p>
+      <w:pPr>
+        <w:pStyle w:val="Compact"/>
+        <w:numPr>
+          <w:ilvl w:val="0"/>
+          <w:numId w:val="1003"/>
+        </w:numPr>
+      </w:pPr>
+      <w:hyperlink r:id="rId563">
+        <w:r>
+          <w:rPr>
+            <w:rStyle w:val="Hyperlink"/>
+          </w:rPr>
+          <w:t xml:space="preserve">Supervised Machine Learning for Text Analysis in R</w:t>
+        </w:r>
+      </w:hyperlink>
+    </w:p>
+    <w:p>
+      <w:pPr>
+        <w:pStyle w:val="Compact"/>
+        <w:numPr>
+          <w:ilvl w:val="0"/>
+          <w:numId w:val="1003"/>
+        </w:numPr>
+      </w:pPr>
+      <w:hyperlink r:id="rId564">
+        <w:r>
+          <w:rPr>
+            <w:rStyle w:val="Hyperlink"/>
+          </w:rPr>
+          <w:t xml:space="preserve">Technical Foundations of Informatics</w:t>
+        </w:r>
+      </w:hyperlink>
+    </w:p>
+    <w:p>
+      <w:pPr>
+        <w:pStyle w:val="Compact"/>
+        <w:numPr>
+          <w:ilvl w:val="0"/>
+          <w:numId w:val="1003"/>
+        </w:numPr>
+      </w:pPr>
+      <w:hyperlink r:id="rId565">
+        <w:r>
+          <w:rPr>
+            <w:rStyle w:val="Hyperlink"/>
+          </w:rPr>
+          <w:t xml:space="preserve">Text Mining with R</w:t>
+        </w:r>
+      </w:hyperlink>
+    </w:p>
+    <w:p>
+      <w:pPr>
+        <w:pStyle w:val="Compact"/>
+        <w:numPr>
+          <w:ilvl w:val="0"/>
+          <w:numId w:val="1003"/>
+        </w:numPr>
+      </w:pPr>
+      <w:hyperlink r:id="rId566">
+        <w:r>
+          <w:rPr>
+            <w:rStyle w:val="Hyperlink"/>
+          </w:rPr>
+          <w:t xml:space="preserve">The 20 Best Data Science Books Available online in 2020</w:t>
+        </w:r>
+      </w:hyperlink>
+    </w:p>
+    <w:p>
+      <w:pPr>
+        <w:pStyle w:val="Compact"/>
+        <w:numPr>
+          <w:ilvl w:val="0"/>
+          <w:numId w:val="1003"/>
+        </w:numPr>
+      </w:pPr>
+      <w:hyperlink r:id="rId567">
+        <w:r>
+          <w:rPr>
+            <w:rStyle w:val="Hyperlink"/>
+          </w:rPr>
+          <w:t xml:space="preserve">The Art of Data Science</w:t>
+        </w:r>
+      </w:hyperlink>
+    </w:p>
+    <w:p>
+      <w:pPr>
+        <w:pStyle w:val="Compact"/>
+        <w:numPr>
+          <w:ilvl w:val="0"/>
+          <w:numId w:val="1003"/>
+        </w:numPr>
+      </w:pPr>
+      <w:hyperlink r:id="rId568">
+        <w:r>
+          <w:rPr>
+            <w:rStyle w:val="Hyperlink"/>
+          </w:rPr>
+          <w:t xml:space="preserve">The caret Package</w:t>
+        </w:r>
+      </w:hyperlink>
+    </w:p>
+    <w:p>
+      <w:pPr>
+        <w:pStyle w:val="Compact"/>
+        <w:numPr>
+          <w:ilvl w:val="0"/>
+          <w:numId w:val="1003"/>
+        </w:numPr>
+      </w:pPr>
+      <w:hyperlink r:id="rId569">
+        <w:r>
+          <w:rPr>
+            <w:rStyle w:val="Hyperlink"/>
+          </w:rPr>
+          <w:t xml:space="preserve">The Epidemiologist R Handbook</w:t>
+        </w:r>
+      </w:hyperlink>
+    </w:p>
+    <w:p>
+      <w:pPr>
+        <w:pStyle w:val="Compact"/>
+        <w:numPr>
+          <w:ilvl w:val="0"/>
+          <w:numId w:val="1003"/>
+        </w:numPr>
+      </w:pPr>
+      <w:hyperlink r:id="rId570">
+        <w:r>
+          <w:rPr>
+            <w:rStyle w:val="Hyperlink"/>
+          </w:rPr>
+          <w:t xml:space="preserve">The R Book</w:t>
+        </w:r>
+      </w:hyperlink>
+    </w:p>
+    <w:p>
+      <w:pPr>
+        <w:pStyle w:val="Compact"/>
+        <w:numPr>
+          <w:ilvl w:val="0"/>
+          <w:numId w:val="1003"/>
+        </w:numPr>
+      </w:pPr>
+      <w:hyperlink r:id="rId571">
+        <w:r>
+          <w:rPr>
+            <w:rStyle w:val="Hyperlink"/>
+          </w:rPr>
+          <w:t xml:space="preserve">The Rust Programming Language</w:t>
+        </w:r>
+      </w:hyperlink>
+    </w:p>
+    <w:p>
+      <w:pPr>
+        <w:pStyle w:val="Compact"/>
+        <w:numPr>
+          <w:ilvl w:val="0"/>
+          <w:numId w:val="1003"/>
+        </w:numPr>
+      </w:pPr>
+      <w:hyperlink r:id="rId572">
+        <w:r>
+          <w:rPr>
+            <w:rStyle w:val="Hyperlink"/>
+          </w:rPr>
+          <w:t xml:space="preserve">The Shiny AWS Book</w:t>
+        </w:r>
+      </w:hyperlink>
+    </w:p>
+    <w:p>
+      <w:pPr>
+        <w:pStyle w:val="Compact"/>
+        <w:numPr>
+          <w:ilvl w:val="0"/>
+          <w:numId w:val="1003"/>
+        </w:numPr>
+      </w:pPr>
+      <w:hyperlink r:id="rId573">
+        <w:r>
+          <w:rPr>
+            <w:rStyle w:val="Hyperlink"/>
+          </w:rPr>
+          <w:t xml:space="preserve">Think Bayes 2e</w:t>
+        </w:r>
+      </w:hyperlink>
+    </w:p>
+    <w:p>
+      <w:pPr>
+        <w:pStyle w:val="Compact"/>
+        <w:numPr>
+          <w:ilvl w:val="0"/>
+          <w:numId w:val="1003"/>
+        </w:numPr>
+      </w:pPr>
+      <w:hyperlink r:id="rId574">
+        <w:r>
+          <w:rPr>
+            <w:rStyle w:val="Hyperlink"/>
+          </w:rPr>
+          <w:t xml:space="preserve">Tidy Finance with R</w:t>
+        </w:r>
+      </w:hyperlink>
+    </w:p>
+    <w:p>
+      <w:pPr>
+        <w:pStyle w:val="Compact"/>
+        <w:numPr>
+          <w:ilvl w:val="0"/>
+          <w:numId w:val="1003"/>
+        </w:numPr>
+      </w:pPr>
+      <w:hyperlink r:id="rId575">
+        <w:r>
+          <w:rPr>
+            <w:rStyle w:val="Hyperlink"/>
+          </w:rPr>
+          <w:t xml:space="preserve">Tidy Finance</w:t>
+        </w:r>
+      </w:hyperlink>
+    </w:p>
+    <w:p>
+      <w:pPr>
+        <w:pStyle w:val="Compact"/>
+        <w:numPr>
+          <w:ilvl w:val="0"/>
+          <w:numId w:val="1003"/>
+        </w:numPr>
+      </w:pPr>
+      <w:hyperlink r:id="rId576">
+        <w:r>
+          <w:rPr>
+            <w:rStyle w:val="Hyperlink"/>
+          </w:rPr>
+          <w:t xml:space="preserve">Todos los libros en bookdown</w:t>
+        </w:r>
+      </w:hyperlink>
+    </w:p>
+    <w:p>
+      <w:pPr>
+        <w:pStyle w:val="Compact"/>
+        <w:numPr>
+          <w:ilvl w:val="0"/>
+          <w:numId w:val="1003"/>
+        </w:numPr>
+      </w:pPr>
+      <w:hyperlink r:id="rId577">
+        <w:r>
+          <w:rPr>
+            <w:rStyle w:val="Hyperlink"/>
+          </w:rPr>
+          <w:t xml:space="preserve">Twitter for Scientists</w:t>
+        </w:r>
+      </w:hyperlink>
+    </w:p>
+    <w:p>
+      <w:pPr>
+        <w:pStyle w:val="Compact"/>
+        <w:numPr>
+          <w:ilvl w:val="0"/>
+          <w:numId w:val="1003"/>
+        </w:numPr>
+      </w:pPr>
+      <w:hyperlink r:id="rId578">
+        <w:r>
+          <w:rPr>
+            <w:rStyle w:val="Hyperlink"/>
+          </w:rPr>
+          <w:t xml:space="preserve">What They Forgot to Teach You About R</w:t>
+        </w:r>
+      </w:hyperlink>
+    </w:p>
+    <w:p>
+      <w:pPr>
+        <w:pStyle w:val="Compact"/>
+        <w:numPr>
+          <w:ilvl w:val="0"/>
+          <w:numId w:val="1003"/>
+        </w:numPr>
+      </w:pPr>
+      <w:hyperlink r:id="rId579">
+        <w:r>
+          <w:rPr>
+            <w:rStyle w:val="Hyperlink"/>
+          </w:rPr>
+          <w:t xml:space="preserve">YaRrr! The Pirate’s Guide to R</w:t>
+        </w:r>
+      </w:hyperlink>
+    </w:p>
+    <w:p>
+      <w:pPr>
+        <w:pStyle w:val="Compact"/>
+        <w:numPr>
+          <w:ilvl w:val="0"/>
+          <w:numId w:val="1003"/>
+        </w:numPr>
+      </w:pPr>
+      <w:r>
+        <w:t xml:space="preserve">Applied Statistics with R</w:t>
+      </w:r>
+      <w:r>
+        <w:t xml:space="preserve"> </w:t>
+      </w:r>
+      <w:hyperlink r:id="rId580">
+        <w:r>
+          <w:rPr>
+            <w:rStyle w:val="Hyperlink"/>
+          </w:rPr>
+          <w:t xml:space="preserve">Libro</w:t>
         </w:r>
       </w:hyperlink>
       <w:r>
@@ -6407,1662 +10198,35 @@
       <w:r>
         <w:t xml:space="preserve"> </w:t>
       </w:r>
-      <w:hyperlink r:id="rId359">
-        <w:r>
-          <w:rPr>
-            <w:rStyle w:val="Hyperlink"/>
-          </w:rPr>
-          <w:t xml:space="preserve">Blogs con github y RStudio</w:t>
-        </w:r>
-      </w:hyperlink>
-    </w:p>
-    <w:p>
-      <w:pPr>
-        <w:pStyle w:val="Compact"/>
-        <w:numPr>
-          <w:ilvl w:val="0"/>
-          <w:numId w:val="1002"/>
-        </w:numPr>
-      </w:pPr>
-      <w:hyperlink r:id="rId360">
-        <w:r>
-          <w:rPr>
-            <w:rStyle w:val="Hyperlink"/>
-          </w:rPr>
-          <w:t xml:space="preserve">CAMIS - A PHUSE DVOST Working Group</w:t>
-        </w:r>
-      </w:hyperlink>
-      <w:r>
-        <w:t xml:space="preserve">. The repository below provides examples of statistical methodology in different software and languages, along with a comparison of the results obtained and description of any discrepancies.</w:t>
-      </w:r>
-    </w:p>
-    <w:p>
-      <w:pPr>
-        <w:pStyle w:val="Compact"/>
-        <w:numPr>
-          <w:ilvl w:val="0"/>
-          <w:numId w:val="1002"/>
-        </w:numPr>
-      </w:pPr>
-      <w:hyperlink r:id="rId361">
-        <w:r>
-          <w:rPr>
-            <w:rStyle w:val="Hyperlink"/>
-          </w:rPr>
-          <w:t xml:space="preserve">Chuleta de expresiones regulares</w:t>
-        </w:r>
-      </w:hyperlink>
-    </w:p>
-    <w:p>
-      <w:pPr>
-        <w:pStyle w:val="Compact"/>
-        <w:numPr>
-          <w:ilvl w:val="0"/>
-          <w:numId w:val="1002"/>
-        </w:numPr>
-      </w:pPr>
-      <w:hyperlink r:id="rId362">
-        <w:r>
-          <w:rPr>
-            <w:rStyle w:val="Hyperlink"/>
-          </w:rPr>
-          <w:t xml:space="preserve">Chuleta general de R</w:t>
-        </w:r>
-      </w:hyperlink>
-    </w:p>
-    <w:p>
-      <w:pPr>
-        <w:pStyle w:val="Compact"/>
-        <w:numPr>
-          <w:ilvl w:val="0"/>
-          <w:numId w:val="1002"/>
-        </w:numPr>
-      </w:pPr>
-      <w:hyperlink r:id="rId363">
-        <w:r>
-          <w:rPr>
-            <w:rStyle w:val="Hyperlink"/>
-          </w:rPr>
-          <w:t xml:space="preserve">Codificación de caracteres</w:t>
-        </w:r>
-      </w:hyperlink>
-    </w:p>
-    <w:p>
-      <w:pPr>
-        <w:pStyle w:val="Compact"/>
-        <w:numPr>
-          <w:ilvl w:val="0"/>
-          <w:numId w:val="1002"/>
-        </w:numPr>
-      </w:pPr>
-      <w:hyperlink r:id="rId364">
-        <w:r>
-          <w:rPr>
-            <w:rStyle w:val="Hyperlink"/>
-          </w:rPr>
-          <w:t xml:space="preserve">Common Probability Distributions: The Data Scientist’s Crib Sheet</w:t>
-        </w:r>
-      </w:hyperlink>
-    </w:p>
-    <w:p>
-      <w:pPr>
-        <w:pStyle w:val="Compact"/>
-        <w:numPr>
-          <w:ilvl w:val="0"/>
-          <w:numId w:val="1002"/>
-        </w:numPr>
-      </w:pPr>
-      <w:hyperlink r:id="rId365">
-        <w:r>
-          <w:rPr>
-            <w:rStyle w:val="Hyperlink"/>
-          </w:rPr>
-          <w:t xml:space="preserve">Cómo crear una API en Python</w:t>
-        </w:r>
-      </w:hyperlink>
-    </w:p>
-    <w:p>
-      <w:pPr>
-        <w:pStyle w:val="Compact"/>
-        <w:numPr>
-          <w:ilvl w:val="0"/>
-          <w:numId w:val="1002"/>
-        </w:numPr>
-      </w:pPr>
-      <w:hyperlink r:id="rId366">
-        <w:r>
-          <w:rPr>
-            <w:rStyle w:val="Hyperlink"/>
-          </w:rPr>
-          <w:t xml:space="preserve">Computer vision</w:t>
-        </w:r>
-      </w:hyperlink>
-    </w:p>
-    <w:p>
-      <w:pPr>
-        <w:pStyle w:val="Compact"/>
-        <w:numPr>
-          <w:ilvl w:val="0"/>
-          <w:numId w:val="1002"/>
-        </w:numPr>
-      </w:pPr>
-      <w:hyperlink r:id="rId367">
-        <w:r>
-          <w:rPr>
-            <w:rStyle w:val="Hyperlink"/>
-          </w:rPr>
-          <w:t xml:space="preserve">Computerworld - Paquetes de R interesantes</w:t>
-        </w:r>
-      </w:hyperlink>
-    </w:p>
-    <w:p>
-      <w:pPr>
-        <w:pStyle w:val="Compact"/>
-        <w:numPr>
-          <w:ilvl w:val="0"/>
-          <w:numId w:val="1002"/>
-        </w:numPr>
-      </w:pPr>
-      <w:hyperlink r:id="rId368">
-        <w:r>
-          <w:rPr>
-            <w:rStyle w:val="Hyperlink"/>
-          </w:rPr>
-          <w:t xml:space="preserve">Curso Caltech. Learning from data</w:t>
-        </w:r>
-      </w:hyperlink>
-    </w:p>
-    <w:p>
-      <w:pPr>
-        <w:pStyle w:val="Compact"/>
-        <w:numPr>
-          <w:ilvl w:val="0"/>
-          <w:numId w:val="1002"/>
-        </w:numPr>
-      </w:pPr>
-      <w:hyperlink r:id="rId369">
-        <w:r>
-          <w:rPr>
-            <w:rStyle w:val="Hyperlink"/>
-          </w:rPr>
-          <w:t xml:space="preserve">Cursos para aprender más sobre R</w:t>
-        </w:r>
-      </w:hyperlink>
-    </w:p>
-    <w:p>
-      <w:pPr>
-        <w:pStyle w:val="Compact"/>
-        <w:numPr>
-          <w:ilvl w:val="0"/>
-          <w:numId w:val="1002"/>
-        </w:numPr>
-      </w:pPr>
-      <w:hyperlink r:id="rId370">
-        <w:r>
-          <w:rPr>
-            <w:rStyle w:val="Hyperlink"/>
-          </w:rPr>
-          <w:t xml:space="preserve">Data Science Blogs</w:t>
-        </w:r>
-      </w:hyperlink>
-    </w:p>
-    <w:p>
-      <w:pPr>
-        <w:pStyle w:val="Compact"/>
-        <w:numPr>
-          <w:ilvl w:val="0"/>
-          <w:numId w:val="1002"/>
-        </w:numPr>
-      </w:pPr>
-      <w:hyperlink r:id="rId371">
-        <w:r>
-          <w:rPr>
-            <w:rStyle w:val="Hyperlink"/>
-          </w:rPr>
-          <w:t xml:space="preserve">Data Science Cheatsheets</w:t>
-        </w:r>
-      </w:hyperlink>
-    </w:p>
-    <w:p>
-      <w:pPr>
-        <w:pStyle w:val="Compact"/>
-        <w:numPr>
-          <w:ilvl w:val="0"/>
-          <w:numId w:val="1002"/>
-        </w:numPr>
-      </w:pPr>
-      <w:hyperlink r:id="rId372">
-        <w:r>
-          <w:rPr>
-            <w:rStyle w:val="Hyperlink"/>
-          </w:rPr>
-          <w:t xml:space="preserve">Data Science Collected Resources</w:t>
-        </w:r>
-      </w:hyperlink>
-    </w:p>
-    <w:p>
-      <w:pPr>
-        <w:pStyle w:val="Compact"/>
-        <w:numPr>
-          <w:ilvl w:val="0"/>
-          <w:numId w:val="1002"/>
-        </w:numPr>
-      </w:pPr>
-      <w:hyperlink r:id="rId373">
-        <w:r>
-          <w:rPr>
-            <w:rStyle w:val="Hyperlink"/>
-          </w:rPr>
-          <w:t xml:space="preserve">Data Science Resources</w:t>
-        </w:r>
-      </w:hyperlink>
-    </w:p>
-    <w:p>
-      <w:pPr>
-        <w:pStyle w:val="Compact"/>
-        <w:numPr>
-          <w:ilvl w:val="0"/>
-          <w:numId w:val="1002"/>
-        </w:numPr>
-      </w:pPr>
-      <w:hyperlink r:id="rId374">
-        <w:r>
-          <w:rPr>
-            <w:rStyle w:val="Hyperlink"/>
-          </w:rPr>
-          <w:t xml:space="preserve">Data Scientist Roadmap</w:t>
-        </w:r>
-      </w:hyperlink>
-    </w:p>
-    <w:p>
-      <w:pPr>
-        <w:pStyle w:val="Compact"/>
-        <w:numPr>
-          <w:ilvl w:val="0"/>
-          <w:numId w:val="1002"/>
-        </w:numPr>
-      </w:pPr>
-      <w:hyperlink r:id="rId375">
-        <w:r>
-          <w:rPr>
-            <w:rStyle w:val="Hyperlink"/>
-          </w:rPr>
-          <w:t xml:space="preserve">Data Viz Catalogue</w:t>
-        </w:r>
-      </w:hyperlink>
-    </w:p>
-    <w:p>
-      <w:pPr>
-        <w:pStyle w:val="Compact"/>
-        <w:numPr>
-          <w:ilvl w:val="0"/>
-          <w:numId w:val="1002"/>
-        </w:numPr>
-      </w:pPr>
-      <w:hyperlink r:id="rId376">
-        <w:r>
-          <w:rPr>
-            <w:rStyle w:val="Hyperlink"/>
-          </w:rPr>
-          <w:t xml:space="preserve">Dataviz Project</w:t>
-        </w:r>
-      </w:hyperlink>
-    </w:p>
-    <w:p>
-      <w:pPr>
-        <w:pStyle w:val="Compact"/>
-        <w:numPr>
-          <w:ilvl w:val="0"/>
-          <w:numId w:val="1002"/>
-        </w:numPr>
-      </w:pPr>
-      <w:hyperlink r:id="rId377">
-        <w:r>
-          <w:rPr>
-            <w:rStyle w:val="Hyperlink"/>
-          </w:rPr>
-          <w:t xml:space="preserve">Dealing with Regular Expressions</w:t>
-        </w:r>
-      </w:hyperlink>
-    </w:p>
-    <w:p>
-      <w:pPr>
-        <w:pStyle w:val="Compact"/>
-        <w:numPr>
-          <w:ilvl w:val="0"/>
-          <w:numId w:val="1002"/>
-        </w:numPr>
-      </w:pPr>
-      <w:hyperlink r:id="rId378">
-        <w:r>
-          <w:rPr>
-            <w:rStyle w:val="Hyperlink"/>
-          </w:rPr>
-          <w:t xml:space="preserve">Ejemplos de Shiny</w:t>
-        </w:r>
-      </w:hyperlink>
-    </w:p>
-    <w:p>
-      <w:pPr>
-        <w:pStyle w:val="Compact"/>
-        <w:numPr>
-          <w:ilvl w:val="0"/>
-          <w:numId w:val="1002"/>
-        </w:numPr>
-      </w:pPr>
-      <w:hyperlink r:id="rId379">
-        <w:r>
-          <w:rPr>
-            <w:rStyle w:val="Hyperlink"/>
-          </w:rPr>
-          <w:t xml:space="preserve">Estadística con R</w:t>
-        </w:r>
-      </w:hyperlink>
-    </w:p>
-    <w:p>
-      <w:pPr>
-        <w:pStyle w:val="Compact"/>
-        <w:numPr>
-          <w:ilvl w:val="0"/>
-          <w:numId w:val="1002"/>
-        </w:numPr>
-      </w:pPr>
-      <w:hyperlink r:id="rId380">
-        <w:r>
-          <w:rPr>
-            <w:rStyle w:val="Hyperlink"/>
-          </w:rPr>
-          <w:t xml:space="preserve">EUMETSAT science studies</w:t>
-        </w:r>
-      </w:hyperlink>
-    </w:p>
-    <w:p>
-      <w:pPr>
-        <w:pStyle w:val="Compact"/>
-        <w:numPr>
-          <w:ilvl w:val="0"/>
-          <w:numId w:val="1002"/>
-        </w:numPr>
-      </w:pPr>
-      <w:hyperlink r:id="rId381">
-        <w:r>
-          <w:rPr>
-            <w:rStyle w:val="Hyperlink"/>
-          </w:rPr>
-          <w:t xml:space="preserve">Feature Engineering for Machine Learning</w:t>
-        </w:r>
-      </w:hyperlink>
-    </w:p>
-    <w:p>
-      <w:pPr>
-        <w:pStyle w:val="Compact"/>
-        <w:numPr>
-          <w:ilvl w:val="0"/>
-          <w:numId w:val="1002"/>
-        </w:numPr>
-      </w:pPr>
-      <w:hyperlink r:id="rId382">
-        <w:r>
-          <w:rPr>
-            <w:rStyle w:val="Hyperlink"/>
-          </w:rPr>
-          <w:t xml:space="preserve">Financial-Times / chart-doctor</w:t>
-        </w:r>
-      </w:hyperlink>
-    </w:p>
-    <w:p>
-      <w:pPr>
-        <w:pStyle w:val="Compact"/>
-        <w:numPr>
-          <w:ilvl w:val="0"/>
-          <w:numId w:val="1002"/>
-        </w:numPr>
-      </w:pPr>
-      <w:hyperlink r:id="rId383">
-        <w:r>
-          <w:rPr>
-            <w:rStyle w:val="Hyperlink"/>
-          </w:rPr>
-          <w:t xml:space="preserve">Formatos a medida para R Markdown</w:t>
-        </w:r>
-      </w:hyperlink>
-    </w:p>
-    <w:p>
-      <w:pPr>
-        <w:pStyle w:val="Compact"/>
-        <w:numPr>
-          <w:ilvl w:val="0"/>
-          <w:numId w:val="1002"/>
-        </w:numPr>
-      </w:pPr>
-      <w:hyperlink r:id="rId384">
-        <w:r>
-          <w:rPr>
-            <w:rStyle w:val="Hyperlink"/>
-          </w:rPr>
-          <w:t xml:space="preserve">Free R Reading Material</w:t>
-        </w:r>
-      </w:hyperlink>
-    </w:p>
-    <w:p>
-      <w:pPr>
-        <w:pStyle w:val="Compact"/>
-        <w:numPr>
-          <w:ilvl w:val="0"/>
-          <w:numId w:val="1002"/>
-        </w:numPr>
-      </w:pPr>
-      <w:hyperlink r:id="rId385">
-        <w:r>
-          <w:rPr>
-            <w:rStyle w:val="Hyperlink"/>
-          </w:rPr>
-          <w:t xml:space="preserve">From Data to Viz</w:t>
-        </w:r>
-      </w:hyperlink>
-    </w:p>
-    <w:p>
-      <w:pPr>
-        <w:pStyle w:val="Compact"/>
-        <w:numPr>
-          <w:ilvl w:val="0"/>
-          <w:numId w:val="1002"/>
-        </w:numPr>
-      </w:pPr>
-      <w:hyperlink r:id="rId386">
-        <w:r>
-          <w:rPr>
-            <w:rStyle w:val="Hyperlink"/>
-          </w:rPr>
-          <w:t xml:space="preserve">Galerias de graficos</w:t>
-        </w:r>
-      </w:hyperlink>
-    </w:p>
-    <w:p>
-      <w:pPr>
-        <w:pStyle w:val="Compact"/>
-        <w:numPr>
-          <w:ilvl w:val="0"/>
-          <w:numId w:val="1002"/>
-        </w:numPr>
-      </w:pPr>
-      <w:hyperlink r:id="rId387">
-        <w:r>
-          <w:rPr>
-            <w:rStyle w:val="Hyperlink"/>
-          </w:rPr>
-          <w:t xml:space="preserve">Ggplot</w:t>
-        </w:r>
-      </w:hyperlink>
-    </w:p>
-    <w:p>
-      <w:pPr>
-        <w:pStyle w:val="Compact"/>
-        <w:numPr>
-          <w:ilvl w:val="0"/>
-          <w:numId w:val="1002"/>
-        </w:numPr>
-      </w:pPr>
-      <w:hyperlink r:id="rId388">
-        <w:r>
-          <w:rPr>
-            <w:rStyle w:val="Hyperlink"/>
-          </w:rPr>
-          <w:t xml:space="preserve">GIS and mapping</w:t>
-        </w:r>
-      </w:hyperlink>
-    </w:p>
-    <w:p>
-      <w:pPr>
-        <w:pStyle w:val="Compact"/>
-        <w:numPr>
-          <w:ilvl w:val="0"/>
-          <w:numId w:val="1002"/>
-        </w:numPr>
-      </w:pPr>
-      <w:hyperlink r:id="rId389">
-        <w:r>
-          <w:rPr>
-            <w:rStyle w:val="Hyperlink"/>
-          </w:rPr>
-          <w:t xml:space="preserve">GIS formats</w:t>
-        </w:r>
-      </w:hyperlink>
-    </w:p>
-    <w:p>
-      <w:pPr>
-        <w:pStyle w:val="Compact"/>
-        <w:numPr>
-          <w:ilvl w:val="0"/>
-          <w:numId w:val="1002"/>
-        </w:numPr>
-      </w:pPr>
-      <w:hyperlink r:id="rId390">
-        <w:r>
-          <w:rPr>
-            <w:rStyle w:val="Hyperlink"/>
-          </w:rPr>
-          <w:t xml:space="preserve">Glosario de Machine Learning de Google</w:t>
-        </w:r>
-      </w:hyperlink>
-    </w:p>
-    <w:p>
-      <w:pPr>
-        <w:pStyle w:val="Compact"/>
-        <w:numPr>
-          <w:ilvl w:val="0"/>
-          <w:numId w:val="1002"/>
-        </w:numPr>
-      </w:pPr>
-      <w:hyperlink r:id="rId391">
-        <w:r>
-          <w:rPr>
-            <w:rStyle w:val="Hyperlink"/>
-          </w:rPr>
-          <w:t xml:space="preserve">Google Dataset Search</w:t>
-        </w:r>
-      </w:hyperlink>
-    </w:p>
-    <w:p>
-      <w:pPr>
-        <w:pStyle w:val="Compact"/>
-        <w:numPr>
-          <w:ilvl w:val="0"/>
-          <w:numId w:val="1002"/>
-        </w:numPr>
-      </w:pPr>
-      <w:hyperlink r:id="rId392">
-        <w:r>
-          <w:rPr>
-            <w:rStyle w:val="Hyperlink"/>
-          </w:rPr>
-          <w:t xml:space="preserve">Google Rules of Machine Learning: Best Practices for ML Engineering</w:t>
-        </w:r>
-      </w:hyperlink>
-    </w:p>
-    <w:p>
-      <w:pPr>
-        <w:pStyle w:val="Compact"/>
-        <w:numPr>
-          <w:ilvl w:val="0"/>
-          <w:numId w:val="1002"/>
-        </w:numPr>
-      </w:pPr>
-      <w:hyperlink r:id="rId393">
-        <w:r>
-          <w:rPr>
-            <w:rStyle w:val="Hyperlink"/>
-          </w:rPr>
-          <w:t xml:space="preserve">Google’s best practices in machine learning</w:t>
-        </w:r>
-      </w:hyperlink>
-    </w:p>
-    <w:p>
-      <w:pPr>
-        <w:pStyle w:val="Compact"/>
-        <w:numPr>
-          <w:ilvl w:val="0"/>
-          <w:numId w:val="1002"/>
-        </w:numPr>
-      </w:pPr>
-      <w:hyperlink r:id="rId394">
-        <w:r>
-          <w:rPr>
-            <w:rStyle w:val="Hyperlink"/>
-          </w:rPr>
-          <w:t xml:space="preserve">HDRIs Images (HDRIs)</w:t>
-        </w:r>
-      </w:hyperlink>
-      <w:r>
-        <w:t xml:space="preserve">)</w:t>
-      </w:r>
-    </w:p>
-    <w:p>
-      <w:pPr>
-        <w:pStyle w:val="Compact"/>
-        <w:numPr>
-          <w:ilvl w:val="0"/>
-          <w:numId w:val="1002"/>
-        </w:numPr>
-      </w:pPr>
-      <w:hyperlink r:id="rId395">
-        <w:r>
-          <w:rPr>
-            <w:rStyle w:val="Hyperlink"/>
-          </w:rPr>
-          <w:t xml:space="preserve">HOT - Drone Tasking Manager</w:t>
-        </w:r>
-      </w:hyperlink>
-    </w:p>
-    <w:p>
-      <w:pPr>
-        <w:pStyle w:val="Compact"/>
-        <w:numPr>
-          <w:ilvl w:val="0"/>
-          <w:numId w:val="1002"/>
-        </w:numPr>
-      </w:pPr>
-      <w:hyperlink r:id="rId396">
-        <w:r>
-          <w:rPr>
-            <w:rStyle w:val="Hyperlink"/>
-          </w:rPr>
-          <w:t xml:space="preserve">htmlwidgets for R - gallery</w:t>
-        </w:r>
-      </w:hyperlink>
-    </w:p>
-    <w:p>
-      <w:pPr>
-        <w:pStyle w:val="Compact"/>
-        <w:numPr>
-          <w:ilvl w:val="0"/>
-          <w:numId w:val="1002"/>
-        </w:numPr>
-      </w:pPr>
-      <w:hyperlink r:id="rId397">
-        <w:r>
-          <w:rPr>
-            <w:rStyle w:val="Hyperlink"/>
-          </w:rPr>
-          <w:t xml:space="preserve">IDEAtlas. Developing AI-based methods to map and characterize informal settlements from Earth Observation data</w:t>
-        </w:r>
-      </w:hyperlink>
-    </w:p>
-    <w:p>
-      <w:pPr>
-        <w:pStyle w:val="Compact"/>
-        <w:numPr>
-          <w:ilvl w:val="0"/>
-          <w:numId w:val="1002"/>
-        </w:numPr>
-      </w:pPr>
-      <w:hyperlink r:id="rId398">
-        <w:r>
-          <w:rPr>
-            <w:rStyle w:val="Hyperlink"/>
-          </w:rPr>
-          <w:t xml:space="preserve">Información de Rmarkdown en R Studio</w:t>
-        </w:r>
-      </w:hyperlink>
-    </w:p>
-    <w:p>
-      <w:pPr>
-        <w:pStyle w:val="Compact"/>
-        <w:numPr>
-          <w:ilvl w:val="0"/>
-          <w:numId w:val="1002"/>
-        </w:numPr>
-      </w:pPr>
-      <w:hyperlink r:id="rId399">
-        <w:r>
-          <w:rPr>
-            <w:rStyle w:val="Hyperlink"/>
-          </w:rPr>
-          <w:t xml:space="preserve">Information is Beautiful Awards</w:t>
-        </w:r>
-      </w:hyperlink>
-    </w:p>
-    <w:p>
-      <w:pPr>
-        <w:pStyle w:val="Compact"/>
-        <w:numPr>
-          <w:ilvl w:val="0"/>
-          <w:numId w:val="1002"/>
-        </w:numPr>
-      </w:pPr>
-      <w:hyperlink r:id="rId400">
-        <w:r>
-          <w:rPr>
-            <w:rStyle w:val="Hyperlink"/>
-          </w:rPr>
-          <w:t xml:space="preserve">Information is beautiful</w:t>
-        </w:r>
-      </w:hyperlink>
-    </w:p>
-    <w:p>
-      <w:pPr>
-        <w:pStyle w:val="Compact"/>
-        <w:numPr>
-          <w:ilvl w:val="0"/>
-          <w:numId w:val="1002"/>
-        </w:numPr>
-      </w:pPr>
-      <w:hyperlink r:id="rId401">
-        <w:r>
-          <w:rPr>
-            <w:rStyle w:val="Hyperlink"/>
-          </w:rPr>
-          <w:t xml:space="preserve">Information is Beautiful</w:t>
-        </w:r>
-      </w:hyperlink>
-    </w:p>
-    <w:p>
-      <w:pPr>
-        <w:pStyle w:val="Compact"/>
-        <w:numPr>
-          <w:ilvl w:val="0"/>
-          <w:numId w:val="1002"/>
-        </w:numPr>
-      </w:pPr>
-      <w:hyperlink r:id="rId402">
-        <w:r>
-          <w:rPr>
-            <w:rStyle w:val="Hyperlink"/>
-          </w:rPr>
-          <w:t xml:space="preserve">Interactive 4D LiDAR Segmentation</w:t>
-        </w:r>
-      </w:hyperlink>
-    </w:p>
-    <w:p>
-      <w:pPr>
-        <w:pStyle w:val="Compact"/>
-        <w:numPr>
-          <w:ilvl w:val="0"/>
-          <w:numId w:val="1002"/>
-        </w:numPr>
-      </w:pPr>
-      <w:hyperlink r:id="rId403">
-        <w:r>
-          <w:rPr>
-            <w:rStyle w:val="Hyperlink"/>
-          </w:rPr>
-          <w:t xml:space="preserve">Investigative Journalism with Satellite Images</w:t>
-        </w:r>
-      </w:hyperlink>
-    </w:p>
-    <w:p>
-      <w:pPr>
-        <w:pStyle w:val="Compact"/>
-        <w:numPr>
-          <w:ilvl w:val="0"/>
-          <w:numId w:val="1002"/>
-        </w:numPr>
-      </w:pPr>
-      <w:hyperlink r:id="rId404">
-        <w:r>
-          <w:rPr>
-            <w:rStyle w:val="Hyperlink"/>
-          </w:rPr>
-          <w:t xml:space="preserve">Kaggle Winning Solutions</w:t>
-        </w:r>
-      </w:hyperlink>
-    </w:p>
-    <w:p>
-      <w:pPr>
-        <w:pStyle w:val="Compact"/>
-        <w:numPr>
-          <w:ilvl w:val="0"/>
-          <w:numId w:val="1002"/>
-        </w:numPr>
-      </w:pPr>
-      <w:hyperlink r:id="rId405">
-        <w:r>
-          <w:rPr>
-            <w:rStyle w:val="Hyperlink"/>
-          </w:rPr>
-          <w:t xml:space="preserve">Microsoft Presidio - Data Protection and De-identification SDK</w:t>
-        </w:r>
-      </w:hyperlink>
-    </w:p>
-    <w:p>
-      <w:pPr>
-        <w:pStyle w:val="Compact"/>
-        <w:numPr>
-          <w:ilvl w:val="0"/>
-          <w:numId w:val="1002"/>
-        </w:numPr>
-      </w:pPr>
-      <w:hyperlink r:id="rId406">
-        <w:r>
-          <w:rPr>
-            <w:rStyle w:val="Hyperlink"/>
-          </w:rPr>
-          <w:t xml:space="preserve">Naming files</w:t>
-        </w:r>
-      </w:hyperlink>
-    </w:p>
-    <w:p>
-      <w:pPr>
-        <w:pStyle w:val="Compact"/>
-        <w:numPr>
-          <w:ilvl w:val="0"/>
-          <w:numId w:val="1002"/>
-        </w:numPr>
-      </w:pPr>
-      <w:hyperlink r:id="rId407">
-        <w:r>
-          <w:rPr>
-            <w:rStyle w:val="Hyperlink"/>
-          </w:rPr>
-          <w:t xml:space="preserve">Otra lista de recursos variados en Github</w:t>
-        </w:r>
-      </w:hyperlink>
-    </w:p>
-    <w:p>
-      <w:pPr>
-        <w:pStyle w:val="Compact"/>
-        <w:numPr>
-          <w:ilvl w:val="0"/>
-          <w:numId w:val="1002"/>
-        </w:numPr>
-      </w:pPr>
-      <w:hyperlink r:id="rId408">
-        <w:r>
-          <w:rPr>
-            <w:rStyle w:val="Hyperlink"/>
-          </w:rPr>
-          <w:t xml:space="preserve">overpass turbo - Herremaienta de filtrado para OSM</w:t>
-        </w:r>
-      </w:hyperlink>
-    </w:p>
-    <w:p>
-      <w:pPr>
-        <w:pStyle w:val="Compact"/>
-        <w:numPr>
-          <w:ilvl w:val="0"/>
-          <w:numId w:val="1002"/>
-        </w:numPr>
-      </w:pPr>
-      <w:hyperlink r:id="rId409">
-        <w:r>
-          <w:rPr>
-            <w:rStyle w:val="Hyperlink"/>
-          </w:rPr>
-          <w:t xml:space="preserve">Pandoc User’s Guide</w:t>
-        </w:r>
-      </w:hyperlink>
-    </w:p>
-    <w:p>
-      <w:pPr>
-        <w:pStyle w:val="Compact"/>
-        <w:numPr>
-          <w:ilvl w:val="0"/>
-          <w:numId w:val="1002"/>
-        </w:numPr>
-      </w:pPr>
-      <w:hyperlink r:id="rId410">
-        <w:r>
-          <w:rPr>
-            <w:rStyle w:val="Hyperlink"/>
-          </w:rPr>
-          <w:t xml:space="preserve">Periodic Table Of Visualization Methods</w:t>
-        </w:r>
-      </w:hyperlink>
-    </w:p>
-    <w:p>
-      <w:pPr>
-        <w:pStyle w:val="Compact"/>
-        <w:numPr>
-          <w:ilvl w:val="0"/>
-          <w:numId w:val="1002"/>
-        </w:numPr>
-      </w:pPr>
-      <w:hyperlink r:id="rId411">
-        <w:r>
-          <w:rPr>
-            <w:rStyle w:val="Hyperlink"/>
-          </w:rPr>
-          <w:t xml:space="preserve">Plataforma H2O</w:t>
-        </w:r>
-      </w:hyperlink>
-    </w:p>
-    <w:p>
-      <w:pPr>
-        <w:pStyle w:val="Compact"/>
-        <w:numPr>
-          <w:ilvl w:val="0"/>
-          <w:numId w:val="1002"/>
-        </w:numPr>
-      </w:pPr>
-      <w:hyperlink r:id="rId412">
-        <w:r>
-          <w:rPr>
-            <w:rStyle w:val="Hyperlink"/>
-          </w:rPr>
-          <w:t xml:space="preserve">Practical Introduction to Web Scraping in R</w:t>
-        </w:r>
-      </w:hyperlink>
-    </w:p>
-    <w:p>
-      <w:pPr>
-        <w:pStyle w:val="Compact"/>
-        <w:numPr>
-          <w:ilvl w:val="0"/>
-          <w:numId w:val="1002"/>
-        </w:numPr>
-      </w:pPr>
-      <w:hyperlink r:id="rId413">
-        <w:r>
-          <w:rPr>
-            <w:rStyle w:val="Hyperlink"/>
-          </w:rPr>
-          <w:t xml:space="preserve">R Code – Best practices</w:t>
-        </w:r>
-      </w:hyperlink>
-    </w:p>
-    <w:p>
-      <w:pPr>
-        <w:pStyle w:val="Compact"/>
-        <w:numPr>
-          <w:ilvl w:val="0"/>
-          <w:numId w:val="1002"/>
-        </w:numPr>
-      </w:pPr>
-      <w:hyperlink r:id="rId414">
-        <w:r>
-          <w:rPr>
-            <w:rStyle w:val="Hyperlink"/>
-          </w:rPr>
-          <w:t xml:space="preserve">R Coding Style Guide</w:t>
-        </w:r>
-      </w:hyperlink>
-    </w:p>
-    <w:p>
-      <w:pPr>
-        <w:pStyle w:val="Compact"/>
-        <w:numPr>
-          <w:ilvl w:val="0"/>
-          <w:numId w:val="1002"/>
-        </w:numPr>
-      </w:pPr>
-      <w:hyperlink r:id="rId415">
-        <w:r>
-          <w:rPr>
-            <w:rStyle w:val="Hyperlink"/>
-          </w:rPr>
-          <w:t xml:space="preserve">R Data Science Tutorials</w:t>
-        </w:r>
-      </w:hyperlink>
-    </w:p>
-    <w:p>
-      <w:pPr>
-        <w:pStyle w:val="Compact"/>
-        <w:numPr>
-          <w:ilvl w:val="0"/>
-          <w:numId w:val="1002"/>
-        </w:numPr>
-      </w:pPr>
-      <w:hyperlink r:id="rId416">
-        <w:r>
-          <w:rPr>
-            <w:rStyle w:val="Hyperlink"/>
-          </w:rPr>
-          <w:t xml:space="preserve">R for Water Resources Data Science</w:t>
-        </w:r>
-      </w:hyperlink>
-    </w:p>
-    <w:p>
-      <w:pPr>
-        <w:pStyle w:val="Compact"/>
-        <w:numPr>
-          <w:ilvl w:val="0"/>
-          <w:numId w:val="1002"/>
-        </w:numPr>
-      </w:pPr>
-      <w:hyperlink r:id="rId417">
-        <w:r>
-          <w:rPr>
-            <w:rStyle w:val="Hyperlink"/>
-          </w:rPr>
-          <w:t xml:space="preserve">R Learning Path: From beginner to expert in R in 7 steps</w:t>
-        </w:r>
-      </w:hyperlink>
-    </w:p>
-    <w:p>
-      <w:pPr>
-        <w:pStyle w:val="Compact"/>
-        <w:numPr>
-          <w:ilvl w:val="0"/>
-          <w:numId w:val="1002"/>
-        </w:numPr>
-      </w:pPr>
-      <w:hyperlink r:id="rId418">
-        <w:r>
-          <w:rPr>
-            <w:rStyle w:val="Hyperlink"/>
-          </w:rPr>
-          <w:t xml:space="preserve">R Markdown cheatsheet</w:t>
-        </w:r>
-      </w:hyperlink>
-    </w:p>
-    <w:p>
-      <w:pPr>
-        <w:pStyle w:val="Compact"/>
-        <w:numPr>
-          <w:ilvl w:val="0"/>
-          <w:numId w:val="1002"/>
-        </w:numPr>
-      </w:pPr>
-      <w:hyperlink r:id="rId419">
-        <w:r>
-          <w:rPr>
-            <w:rStyle w:val="Hyperlink"/>
-          </w:rPr>
-          <w:t xml:space="preserve">R Markdown referencia</w:t>
-        </w:r>
-      </w:hyperlink>
-    </w:p>
-    <w:p>
-      <w:pPr>
-        <w:pStyle w:val="Compact"/>
-        <w:numPr>
-          <w:ilvl w:val="0"/>
-          <w:numId w:val="1002"/>
-        </w:numPr>
-      </w:pPr>
-      <w:hyperlink r:id="rId420">
-        <w:r>
-          <w:rPr>
-            <w:rStyle w:val="Hyperlink"/>
-          </w:rPr>
-          <w:t xml:space="preserve">R package primer</w:t>
-        </w:r>
-      </w:hyperlink>
-    </w:p>
-    <w:p>
-      <w:pPr>
-        <w:pStyle w:val="Compact"/>
-        <w:numPr>
-          <w:ilvl w:val="0"/>
-          <w:numId w:val="1002"/>
-        </w:numPr>
-      </w:pPr>
-      <w:hyperlink r:id="rId421">
-        <w:r>
-          <w:rPr>
-            <w:rStyle w:val="Hyperlink"/>
-          </w:rPr>
-          <w:t xml:space="preserve">R Universe search</w:t>
-        </w:r>
-      </w:hyperlink>
-    </w:p>
-    <w:p>
-      <w:pPr>
-        <w:pStyle w:val="Compact"/>
-        <w:numPr>
-          <w:ilvl w:val="0"/>
-          <w:numId w:val="1002"/>
-        </w:numPr>
-      </w:pPr>
-      <w:hyperlink r:id="rId422">
-        <w:r>
-          <w:rPr>
-            <w:rStyle w:val="Hyperlink"/>
-          </w:rPr>
-          <w:t xml:space="preserve">RDocumentation</w:t>
-        </w:r>
-      </w:hyperlink>
-    </w:p>
-    <w:p>
-      <w:pPr>
-        <w:pStyle w:val="Compact"/>
-        <w:numPr>
-          <w:ilvl w:val="0"/>
-          <w:numId w:val="1002"/>
-        </w:numPr>
-      </w:pPr>
-      <w:hyperlink r:id="rId423">
-        <w:r>
-          <w:rPr>
-            <w:rStyle w:val="Hyperlink"/>
-          </w:rPr>
-          <w:t xml:space="preserve">Regular Expression Language - Quick Reference</w:t>
-        </w:r>
-      </w:hyperlink>
-    </w:p>
-    <w:p>
-      <w:pPr>
-        <w:pStyle w:val="Compact"/>
-        <w:numPr>
-          <w:ilvl w:val="0"/>
-          <w:numId w:val="1002"/>
-        </w:numPr>
-      </w:pPr>
-      <w:hyperlink r:id="rId424">
-        <w:r>
-          <w:rPr>
-            <w:rStyle w:val="Hyperlink"/>
-          </w:rPr>
-          <w:t xml:space="preserve">Regular Expressions Every R programmer Should Know</w:t>
-        </w:r>
-      </w:hyperlink>
-    </w:p>
-    <w:p>
-      <w:pPr>
-        <w:pStyle w:val="Compact"/>
-        <w:numPr>
-          <w:ilvl w:val="0"/>
-          <w:numId w:val="1002"/>
-        </w:numPr>
-      </w:pPr>
-      <w:hyperlink r:id="rId425">
-        <w:r>
-          <w:rPr>
-            <w:rStyle w:val="Hyperlink"/>
-          </w:rPr>
-          <w:t xml:space="preserve">Remote Sensing for OSINT</w:t>
-        </w:r>
-      </w:hyperlink>
-    </w:p>
-    <w:p>
-      <w:pPr>
-        <w:pStyle w:val="Compact"/>
-        <w:numPr>
-          <w:ilvl w:val="0"/>
-          <w:numId w:val="1002"/>
-        </w:numPr>
-      </w:pPr>
-      <w:hyperlink r:id="rId426">
-        <w:r>
-          <w:rPr>
-            <w:rStyle w:val="Hyperlink"/>
-          </w:rPr>
-          <w:t xml:space="preserve">Remote sensing image retrieval</w:t>
-        </w:r>
-      </w:hyperlink>
-    </w:p>
-    <w:p>
-      <w:pPr>
-        <w:pStyle w:val="Compact"/>
-        <w:numPr>
-          <w:ilvl w:val="0"/>
-          <w:numId w:val="1002"/>
-        </w:numPr>
-      </w:pPr>
-      <w:hyperlink r:id="rId427">
-        <w:r>
-          <w:rPr>
-            <w:rStyle w:val="Hyperlink"/>
-          </w:rPr>
-          <w:t xml:space="preserve">RMarkdown Driven Development (RmdDD)</w:t>
-        </w:r>
-      </w:hyperlink>
-    </w:p>
-    <w:p>
-      <w:pPr>
-        <w:pStyle w:val="Compact"/>
-        <w:numPr>
-          <w:ilvl w:val="0"/>
-          <w:numId w:val="1002"/>
-        </w:numPr>
-      </w:pPr>
-      <w:hyperlink r:id="rId428">
-        <w:r>
-          <w:rPr>
-            <w:rStyle w:val="Hyperlink"/>
-          </w:rPr>
-          <w:t xml:space="preserve">rseek.org - rstats search engine</w:t>
-        </w:r>
-      </w:hyperlink>
-    </w:p>
-    <w:p>
-      <w:pPr>
-        <w:pStyle w:val="Compact"/>
-        <w:numPr>
-          <w:ilvl w:val="0"/>
-          <w:numId w:val="1002"/>
-        </w:numPr>
-      </w:pPr>
-      <w:hyperlink r:id="rId429">
-        <w:r>
-          <w:rPr>
-            <w:rStyle w:val="Hyperlink"/>
-          </w:rPr>
-          <w:t xml:space="preserve">Rstudio cheatsheets</w:t>
-        </w:r>
-      </w:hyperlink>
-    </w:p>
-    <w:p>
-      <w:pPr>
-        <w:pStyle w:val="Compact"/>
-        <w:numPr>
-          <w:ilvl w:val="0"/>
-          <w:numId w:val="1002"/>
-        </w:numPr>
-      </w:pPr>
-      <w:hyperlink r:id="rId430">
-        <w:r>
-          <w:rPr>
-            <w:rStyle w:val="Hyperlink"/>
-          </w:rPr>
-          <w:t xml:space="preserve">Simplifying the ROC and AUC metrics</w:t>
-        </w:r>
-      </w:hyperlink>
-    </w:p>
-    <w:p>
-      <w:pPr>
-        <w:pStyle w:val="Compact"/>
-        <w:numPr>
-          <w:ilvl w:val="0"/>
-          <w:numId w:val="1002"/>
-        </w:numPr>
-      </w:pPr>
-      <w:hyperlink r:id="rId431">
-        <w:r>
-          <w:rPr>
-            <w:rStyle w:val="Hyperlink"/>
-          </w:rPr>
-          <w:t xml:space="preserve">Soporte técnico de RStudio</w:t>
-        </w:r>
-      </w:hyperlink>
-    </w:p>
-    <w:p>
-      <w:pPr>
-        <w:pStyle w:val="Compact"/>
-        <w:numPr>
-          <w:ilvl w:val="0"/>
-          <w:numId w:val="1002"/>
-        </w:numPr>
-      </w:pPr>
-      <w:hyperlink r:id="rId432">
-        <w:r>
-          <w:rPr>
-            <w:rStyle w:val="Hyperlink"/>
-          </w:rPr>
-          <w:t xml:space="preserve">Study finds 94% of business spreadsheets have critical errors</w:t>
-        </w:r>
-      </w:hyperlink>
-    </w:p>
-    <w:p>
-      <w:pPr>
-        <w:pStyle w:val="Compact"/>
-        <w:numPr>
-          <w:ilvl w:val="0"/>
-          <w:numId w:val="1002"/>
-        </w:numPr>
-      </w:pPr>
-      <w:hyperlink r:id="rId433">
-        <w:r>
-          <w:rPr>
-            <w:rStyle w:val="Hyperlink"/>
-          </w:rPr>
-          <w:t xml:space="preserve">Template para documentos científicos con Rmarkdown</w:t>
-        </w:r>
-      </w:hyperlink>
-    </w:p>
-    <w:p>
-      <w:pPr>
-        <w:pStyle w:val="Compact"/>
-        <w:numPr>
-          <w:ilvl w:val="0"/>
-          <w:numId w:val="1002"/>
-        </w:numPr>
-      </w:pPr>
-      <w:hyperlink r:id="rId434">
-        <w:r>
-          <w:rPr>
-            <w:rStyle w:val="Hyperlink"/>
-          </w:rPr>
-          <w:t xml:space="preserve">The Chartmaker Directory</w:t>
-        </w:r>
-      </w:hyperlink>
-    </w:p>
-    <w:p>
-      <w:pPr>
-        <w:pStyle w:val="Compact"/>
-        <w:numPr>
-          <w:ilvl w:val="0"/>
-          <w:numId w:val="1002"/>
-        </w:numPr>
-      </w:pPr>
-      <w:hyperlink r:id="rId435">
-        <w:r>
-          <w:rPr>
-            <w:rStyle w:val="Hyperlink"/>
-          </w:rPr>
-          <w:t xml:space="preserve">The Data Visualisation Catalogue</w:t>
-        </w:r>
-      </w:hyperlink>
-    </w:p>
-    <w:p>
-      <w:pPr>
-        <w:pStyle w:val="Compact"/>
-        <w:numPr>
-          <w:ilvl w:val="0"/>
-          <w:numId w:val="1002"/>
-        </w:numPr>
-      </w:pPr>
-      <w:hyperlink r:id="rId436">
-        <w:r>
-          <w:rPr>
-            <w:rStyle w:val="Hyperlink"/>
-          </w:rPr>
-          <w:t xml:space="preserve">The R Graph Gallery</w:t>
-        </w:r>
-      </w:hyperlink>
-    </w:p>
-    <w:p>
-      <w:pPr>
-        <w:pStyle w:val="Compact"/>
-        <w:numPr>
-          <w:ilvl w:val="0"/>
-          <w:numId w:val="1002"/>
-        </w:numPr>
-      </w:pPr>
-      <w:hyperlink r:id="rId437">
-        <w:r>
-          <w:rPr>
-            <w:rStyle w:val="Hyperlink"/>
-          </w:rPr>
-          <w:t xml:space="preserve">The TimeViz Browser 2.0</w:t>
-        </w:r>
-      </w:hyperlink>
-    </w:p>
-    <w:p>
-      <w:pPr>
-        <w:pStyle w:val="Compact"/>
-        <w:numPr>
-          <w:ilvl w:val="0"/>
-          <w:numId w:val="1002"/>
-        </w:numPr>
-      </w:pPr>
-      <w:hyperlink r:id="rId438">
-        <w:r>
-          <w:rPr>
-            <w:rStyle w:val="Hyperlink"/>
-          </w:rPr>
-          <w:t xml:space="preserve">Tipos de licencias de software</w:t>
-        </w:r>
-      </w:hyperlink>
-    </w:p>
-    <w:p>
-      <w:pPr>
-        <w:pStyle w:val="Compact"/>
-        <w:numPr>
-          <w:ilvl w:val="0"/>
-          <w:numId w:val="1002"/>
-        </w:numPr>
-      </w:pPr>
-      <w:hyperlink r:id="rId439">
-        <w:r>
-          <w:rPr>
-            <w:rStyle w:val="Hyperlink"/>
-          </w:rPr>
-          <w:t xml:space="preserve">Tipos de licencias open data (minicurso de data.europa.edu)</w:t>
-        </w:r>
-      </w:hyperlink>
-    </w:p>
-    <w:p>
-      <w:pPr>
-        <w:pStyle w:val="Compact"/>
-        <w:numPr>
-          <w:ilvl w:val="0"/>
-          <w:numId w:val="1002"/>
-        </w:numPr>
-      </w:pPr>
-      <w:hyperlink r:id="rId440">
-        <w:r>
-          <w:rPr>
-            <w:rStyle w:val="Hyperlink"/>
-          </w:rPr>
-          <w:t xml:space="preserve">Tutorials for learning R</w:t>
-        </w:r>
-      </w:hyperlink>
-    </w:p>
-    <w:p>
-      <w:pPr>
-        <w:pStyle w:val="Compact"/>
-        <w:numPr>
-          <w:ilvl w:val="0"/>
-          <w:numId w:val="1002"/>
-        </w:numPr>
-      </w:pPr>
-      <w:hyperlink r:id="rId441">
-        <w:r>
-          <w:rPr>
-            <w:rStyle w:val="Hyperlink"/>
-          </w:rPr>
-          <w:t xml:space="preserve">UK government using R to modernize reporting of official statistics</w:t>
-        </w:r>
-      </w:hyperlink>
-    </w:p>
-    <w:p>
-      <w:pPr>
-        <w:pStyle w:val="Compact"/>
-        <w:numPr>
-          <w:ilvl w:val="0"/>
-          <w:numId w:val="1002"/>
-        </w:numPr>
-      </w:pPr>
-      <w:hyperlink r:id="rId442">
-        <w:r>
-          <w:rPr>
-            <w:rStyle w:val="Hyperlink"/>
-          </w:rPr>
-          <w:t xml:space="preserve">Usar git</w:t>
-        </w:r>
-      </w:hyperlink>
-    </w:p>
-    <w:p>
-      <w:pPr>
-        <w:pStyle w:val="Compact"/>
-        <w:numPr>
-          <w:ilvl w:val="0"/>
-          <w:numId w:val="1002"/>
-        </w:numPr>
-      </w:pPr>
-      <w:hyperlink r:id="rId443">
-        <w:r>
-          <w:rPr>
-            <w:rStyle w:val="Hyperlink"/>
-          </w:rPr>
-          <w:t xml:space="preserve">useR! Machine Learning Tutorial</w:t>
-        </w:r>
-      </w:hyperlink>
-    </w:p>
-    <w:p>
-      <w:pPr>
-        <w:pStyle w:val="Compact"/>
-        <w:numPr>
-          <w:ilvl w:val="0"/>
-          <w:numId w:val="1002"/>
-        </w:numPr>
-      </w:pPr>
-      <w:r>
-        <w:t xml:space="preserve">Using Geospatial Data in R</w:t>
-      </w:r>
-      <w:r>
-        <w:t xml:space="preserve"> </w:t>
-      </w:r>
-      <w:hyperlink r:id="rId444">
-        <w:r>
-          <w:rPr>
-            <w:rStyle w:val="Hyperlink"/>
-          </w:rPr>
-          <w:t xml:space="preserve">Post</w:t>
-        </w:r>
-      </w:hyperlink>
-      <w:r>
-        <w:t xml:space="preserve"> </w:t>
-      </w:r>
-      <w:r>
-        <w:t xml:space="preserve">&amp;</w:t>
-      </w:r>
-      <w:r>
-        <w:t xml:space="preserve"> </w:t>
-      </w:r>
-      <w:hyperlink r:id="rId445">
-        <w:r>
-          <w:rPr>
-            <w:rStyle w:val="Hyperlink"/>
-          </w:rPr>
-          <w:t xml:space="preserve">Github</w:t>
-        </w:r>
-      </w:hyperlink>
-    </w:p>
-    <w:p>
-      <w:pPr>
-        <w:pStyle w:val="Compact"/>
-        <w:numPr>
-          <w:ilvl w:val="0"/>
-          <w:numId w:val="1002"/>
-        </w:numPr>
-      </w:pPr>
-      <w:hyperlink r:id="rId446">
-        <w:r>
-          <w:rPr>
-            <w:rStyle w:val="Hyperlink"/>
-          </w:rPr>
-          <w:t xml:space="preserve">Utilizando Sweave y Knitr</w:t>
-        </w:r>
-      </w:hyperlink>
-    </w:p>
-    <w:p>
-      <w:pPr>
-        <w:pStyle w:val="Compact"/>
-        <w:numPr>
-          <w:ilvl w:val="0"/>
-          <w:numId w:val="1002"/>
-        </w:numPr>
-      </w:pPr>
-      <w:hyperlink r:id="rId447">
-        <w:r>
-          <w:rPr>
-            <w:rStyle w:val="Hyperlink"/>
-          </w:rPr>
-          <w:t xml:space="preserve">Writing an R package from scratch</w:t>
-        </w:r>
-      </w:hyperlink>
-    </w:p>
-    <w:p>
-      <w:pPr>
-        <w:pStyle w:val="Compact"/>
-        <w:numPr>
-          <w:ilvl w:val="0"/>
-          <w:numId w:val="1002"/>
-        </w:numPr>
-      </w:pPr>
-      <w:r>
-        <w:t xml:space="preserve">Global Fishing Watch. AI and satellite imagery to reveal the expanding footprint of human activity at sea.</w:t>
-      </w:r>
-      <w:r>
-        <w:t xml:space="preserve"> </w:t>
-      </w:r>
-      <w:hyperlink r:id="rId448">
-        <w:r>
-          <w:rPr>
-            <w:rStyle w:val="Hyperlink"/>
-          </w:rPr>
-          <w:t xml:space="preserve">Post</w:t>
-        </w:r>
-      </w:hyperlink>
-      <w:r>
-        <w:t xml:space="preserve">.</w:t>
-      </w:r>
-      <w:r>
-        <w:t xml:space="preserve"> </w:t>
-      </w:r>
-      <w:hyperlink r:id="rId449">
-        <w:r>
-          <w:rPr>
-            <w:rStyle w:val="Hyperlink"/>
-          </w:rPr>
-          <w:t xml:space="preserve">Github</w:t>
-        </w:r>
-      </w:hyperlink>
-      <w:r>
-        <w:t xml:space="preserve">.</w:t>
-      </w:r>
-      <w:r>
-        <w:t xml:space="preserve"> </w:t>
-      </w:r>
-      <w:hyperlink r:id="rId450">
-        <w:r>
-          <w:rPr>
-            <w:rStyle w:val="Hyperlink"/>
-          </w:rPr>
-          <w:t xml:space="preserve">Train data</w:t>
-        </w:r>
-      </w:hyperlink>
-      <w:r>
-        <w:t xml:space="preserve">.</w:t>
-      </w:r>
-      <w:r>
-        <w:t xml:space="preserve"> </w:t>
-      </w:r>
-      <w:hyperlink r:id="rId451">
-        <w:r>
-          <w:rPr>
-            <w:rStyle w:val="Hyperlink"/>
-          </w:rPr>
-          <w:t xml:space="preserve">Analysis data</w:t>
-        </w:r>
-      </w:hyperlink>
-      <w:r>
-        <w:t xml:space="preserve"> </w:t>
-      </w:r>
-      <w:r>
-        <w:t xml:space="preserve">and</w:t>
-      </w:r>
-      <w:r>
-        <w:t xml:space="preserve"> </w:t>
-      </w:r>
-      <w:hyperlink r:id="rId452">
-        <w:r>
-          <w:rPr>
-            <w:rStyle w:val="Hyperlink"/>
-          </w:rPr>
-          <w:t xml:space="preserve">Vessel detection from Sentinel-1 SAR</w:t>
-        </w:r>
-      </w:hyperlink>
-    </w:p>
-    <w:p>
-      <w:pPr>
-        <w:pStyle w:val="Compact"/>
-        <w:numPr>
-          <w:ilvl w:val="0"/>
-          <w:numId w:val="1002"/>
-        </w:numPr>
-      </w:pPr>
-      <w:r>
-        <w:t xml:space="preserve">Legalidad Web sraping:</w:t>
-      </w:r>
-      <w:r>
-        <w:t xml:space="preserve"> </w:t>
-      </w:r>
-      <w:hyperlink r:id="rId453">
-        <w:r>
-          <w:rPr>
-            <w:rStyle w:val="Hyperlink"/>
-          </w:rPr>
-          <w:t xml:space="preserve">Is Web Scraping Legal? : The Definitive Guide (2024 update)</w:t>
-        </w:r>
-      </w:hyperlink>
-    </w:p>
-    <w:p>
-      <w:pPr>
-        <w:pStyle w:val="Compact"/>
-        <w:numPr>
-          <w:ilvl w:val="0"/>
-          <w:numId w:val="1002"/>
-        </w:numPr>
-      </w:pPr>
-      <w:r>
-        <w:t xml:space="preserve">Pautas para dar formato al código programando en R:</w:t>
-      </w:r>
-      <w:r>
-        <w:t xml:space="preserve"> </w:t>
-      </w:r>
-      <w:hyperlink r:id="rId454">
-        <w:r>
-          <w:rPr>
-            <w:rStyle w:val="Hyperlink"/>
-          </w:rPr>
-          <w:t xml:space="preserve">Google</w:t>
-        </w:r>
-      </w:hyperlink>
-      <w:r>
-        <w:t xml:space="preserve">,</w:t>
-      </w:r>
-      <w:r>
-        <w:t xml:space="preserve"> </w:t>
-      </w:r>
-      <w:hyperlink r:id="rId455">
-        <w:r>
-          <w:rPr>
-            <w:rStyle w:val="Hyperlink"/>
-          </w:rPr>
-          <w:t xml:space="preserve">Hadley Wickham (RStudio)</w:t>
+      <w:hyperlink r:id="rId581">
+        <w:r>
+          <w:rPr>
+            <w:rStyle w:val="Hyperlink"/>
+          </w:rPr>
+          <w:t xml:space="preserve">Código</w:t>
+        </w:r>
+      </w:hyperlink>
+    </w:p>
+    <w:p>
+      <w:pPr>
+        <w:pStyle w:val="Compact"/>
+        <w:numPr>
+          <w:ilvl w:val="0"/>
+          <w:numId w:val="1003"/>
+        </w:numPr>
+      </w:pPr>
+      <w:r>
+        <w:t xml:space="preserve">Data Science Live Book</w:t>
+      </w:r>
+      <w:r>
+        <w:t xml:space="preserve"> </w:t>
+      </w:r>
+      <w:hyperlink r:id="rId582">
+        <w:r>
+          <w:rPr>
+            <w:rStyle w:val="Hyperlink"/>
+          </w:rPr>
+          <w:t xml:space="preserve">Libro</w:t>
         </w:r>
       </w:hyperlink>
       <w:r>
@@ -8074,35 +10238,35 @@
       <w:r>
         <w:t xml:space="preserve"> </w:t>
       </w:r>
-      <w:hyperlink r:id="rId456">
-        <w:r>
-          <w:rPr>
-            <w:rStyle w:val="Hyperlink"/>
-          </w:rPr>
-          <w:t xml:space="preserve">Coding Club</w:t>
-        </w:r>
-      </w:hyperlink>
-    </w:p>
-    <w:p>
-      <w:pPr>
-        <w:pStyle w:val="Compact"/>
-        <w:numPr>
-          <w:ilvl w:val="0"/>
-          <w:numId w:val="1002"/>
-        </w:numPr>
-      </w:pPr>
-      <w:r>
-        <w:t xml:space="preserve">Sistemas de Coordenadas.</w:t>
-      </w:r>
-      <w:r>
-        <w:t xml:space="preserve"> </w:t>
-      </w:r>
-      <w:hyperlink r:id="rId457">
-        <w:r>
-          <w:rPr>
-            <w:rStyle w:val="Hyperlink"/>
-          </w:rPr>
-          <w:t xml:space="preserve">Aqui</w:t>
+      <w:hyperlink r:id="rId583">
+        <w:r>
+          <w:rPr>
+            <w:rStyle w:val="Hyperlink"/>
+          </w:rPr>
+          <w:t xml:space="preserve">Código</w:t>
+        </w:r>
+      </w:hyperlink>
+    </w:p>
+    <w:p>
+      <w:pPr>
+        <w:pStyle w:val="Compact"/>
+        <w:numPr>
+          <w:ilvl w:val="0"/>
+          <w:numId w:val="1003"/>
+        </w:numPr>
+      </w:pPr>
+      <w:r>
+        <w:t xml:space="preserve">Fundamentals of Data Visualization</w:t>
+      </w:r>
+      <w:r>
+        <w:t xml:space="preserve"> </w:t>
+      </w:r>
+      <w:hyperlink r:id="rId584">
+        <w:r>
+          <w:rPr>
+            <w:rStyle w:val="Hyperlink"/>
+          </w:rPr>
+          <w:t xml:space="preserve">Libro</w:t>
         </w:r>
       </w:hyperlink>
       <w:r>
@@ -8114,44 +10278,30 @@
       <w:r>
         <w:t xml:space="preserve"> </w:t>
       </w:r>
-      <w:hyperlink r:id="rId458">
-        <w:r>
-          <w:rPr>
-            <w:rStyle w:val="Hyperlink"/>
-          </w:rPr>
-          <w:t xml:space="preserve">aqui</w:t>
-        </w:r>
-      </w:hyperlink>
-    </w:p>
-    <w:p>
-      <w:pPr>
-        <w:pStyle w:val="Compact"/>
-        <w:numPr>
-          <w:ilvl w:val="0"/>
-          <w:numId w:val="1002"/>
-        </w:numPr>
-      </w:pPr>
-      <w:r>
-        <w:t xml:space="preserve">Statistical Learning de Stanford with R</w:t>
-      </w:r>
-      <w:r>
-        <w:t xml:space="preserve"> </w:t>
-      </w:r>
-      <w:hyperlink r:id="rId459">
-        <w:r>
-          <w:rPr>
-            <w:rStyle w:val="Hyperlink"/>
-          </w:rPr>
-          <w:t xml:space="preserve">Curso</w:t>
-        </w:r>
-      </w:hyperlink>
-      <w:r>
-        <w:t xml:space="preserve">,</w:t>
-      </w:r>
-      <w:r>
-        <w:t xml:space="preserve"> </w:t>
-      </w:r>
-      <w:hyperlink r:id="rId460">
+      <w:hyperlink r:id="rId585">
+        <w:r>
+          <w:rPr>
+            <w:rStyle w:val="Hyperlink"/>
+          </w:rPr>
+          <w:t xml:space="preserve">Código</w:t>
+        </w:r>
+      </w:hyperlink>
+    </w:p>
+    <w:p>
+      <w:pPr>
+        <w:pStyle w:val="Compact"/>
+        <w:numPr>
+          <w:ilvl w:val="0"/>
+          <w:numId w:val="1003"/>
+        </w:numPr>
+      </w:pPr>
+      <w:r>
+        <w:t xml:space="preserve">Geocomputation with R</w:t>
+      </w:r>
+      <w:r>
+        <w:t xml:space="preserve"> </w:t>
+      </w:r>
+      <w:hyperlink r:id="rId586">
         <w:r>
           <w:rPr>
             <w:rStyle w:val="Hyperlink"/>
@@ -8160,12 +10310,15 @@
         </w:r>
       </w:hyperlink>
       <w:r>
-        <w:t xml:space="preserve">,</w:t>
-      </w:r>
-      <w:r>
-        <w:t xml:space="preserve"> </w:t>
-      </w:r>
-      <w:hyperlink r:id="rId461">
+        <w:t xml:space="preserve"> </w:t>
+      </w:r>
+      <w:r>
+        <w:t xml:space="preserve">y</w:t>
+      </w:r>
+      <w:r>
+        <w:t xml:space="preserve"> </w:t>
+      </w:r>
+      <w:hyperlink r:id="rId587">
         <w:r>
           <w:rPr>
             <w:rStyle w:val="Hyperlink"/>
@@ -8173,6 +10326,29 @@
           <w:t xml:space="preserve">Código</w:t>
         </w:r>
       </w:hyperlink>
+    </w:p>
+    <w:p>
+      <w:pPr>
+        <w:pStyle w:val="Compact"/>
+        <w:numPr>
+          <w:ilvl w:val="0"/>
+          <w:numId w:val="1003"/>
+        </w:numPr>
+      </w:pPr>
+      <w:r>
+        <w:t xml:space="preserve">Introduction to Data Science</w:t>
+      </w:r>
+      <w:r>
+        <w:t xml:space="preserve"> </w:t>
+      </w:r>
+      <w:hyperlink r:id="rId588">
+        <w:r>
+          <w:rPr>
+            <w:rStyle w:val="Hyperlink"/>
+          </w:rPr>
+          <w:t xml:space="preserve">Libro</w:t>
+        </w:r>
+      </w:hyperlink>
       <w:r>
         <w:t xml:space="preserve"> </w:t>
       </w:r>
@@ -8182,24 +10358,14 @@
       <w:r>
         <w:t xml:space="preserve"> </w:t>
       </w:r>
-      <w:hyperlink r:id="rId462">
-        <w:r>
-          <w:rPr>
-            <w:rStyle w:val="Hyperlink"/>
-          </w:rPr>
-          <w:t xml:space="preserve">Transparencias</w:t>
-        </w:r>
-      </w:hyperlink>
-    </w:p>
-    <w:bookmarkEnd w:id="463"/>
-    <w:bookmarkStart w:id="599" w:name="libros"/>
-    <w:p>
-      <w:pPr>
-        <w:pStyle w:val="Heading2"/>
-      </w:pPr>
-      <w:r>
-        <w:t xml:space="preserve">3 Libros</w:t>
-      </w:r>
+      <w:hyperlink r:id="rId589">
+        <w:r>
+          <w:rPr>
+            <w:rStyle w:val="Hyperlink"/>
+          </w:rPr>
+          <w:t xml:space="preserve">Código</w:t>
+        </w:r>
+      </w:hyperlink>
     </w:p>
     <w:p>
       <w:pPr>
@@ -8209,12 +10375,35 @@
           <w:numId w:val="1003"/>
         </w:numPr>
       </w:pPr>
-      <w:hyperlink r:id="rId464">
-        <w:r>
-          <w:rPr>
-            <w:rStyle w:val="Hyperlink"/>
-          </w:rPr>
-          <w:t xml:space="preserve">10 Free Must-Read Books for Machine Learning and Data Science</w:t>
+      <w:r>
+        <w:t xml:space="preserve">Mastering Apache Spark with R</w:t>
+      </w:r>
+      <w:r>
+        <w:t xml:space="preserve"> </w:t>
+      </w:r>
+      <w:hyperlink r:id="rId590">
+        <w:r>
+          <w:rPr>
+            <w:rStyle w:val="Hyperlink"/>
+          </w:rPr>
+          <w:t xml:space="preserve">Libro</w:t>
+        </w:r>
+      </w:hyperlink>
+      <w:r>
+        <w:t xml:space="preserve"> </w:t>
+      </w:r>
+      <w:r>
+        <w:t xml:space="preserve">y</w:t>
+      </w:r>
+      <w:r>
+        <w:t xml:space="preserve"> </w:t>
+      </w:r>
+      <w:hyperlink r:id="rId591">
+        <w:r>
+          <w:rPr>
+            <w:rStyle w:val="Hyperlink"/>
+          </w:rPr>
+          <w:t xml:space="preserve">Código</w:t>
         </w:r>
       </w:hyperlink>
     </w:p>
@@ -8226,12 +10415,35 @@
           <w:numId w:val="1003"/>
         </w:numPr>
       </w:pPr>
-      <w:hyperlink r:id="rId465">
-        <w:r>
-          <w:rPr>
-            <w:rStyle w:val="Hyperlink"/>
-          </w:rPr>
-          <w:t xml:space="preserve">Advanced R</w:t>
+      <w:r>
+        <w:t xml:space="preserve">R for Data Science.</w:t>
+      </w:r>
+      <w:r>
+        <w:t xml:space="preserve"> </w:t>
+      </w:r>
+      <w:hyperlink r:id="rId592">
+        <w:r>
+          <w:rPr>
+            <w:rStyle w:val="Hyperlink"/>
+          </w:rPr>
+          <w:t xml:space="preserve">Inglés</w:t>
+        </w:r>
+      </w:hyperlink>
+      <w:r>
+        <w:t xml:space="preserve"> </w:t>
+      </w:r>
+      <w:r>
+        <w:t xml:space="preserve">y</w:t>
+      </w:r>
+      <w:r>
+        <w:t xml:space="preserve"> </w:t>
+      </w:r>
+      <w:hyperlink r:id="rId593">
+        <w:r>
+          <w:rPr>
+            <w:rStyle w:val="Hyperlink"/>
+          </w:rPr>
+          <w:t xml:space="preserve">Castellano</w:t>
         </w:r>
       </w:hyperlink>
     </w:p>
@@ -8243,12 +10455,35 @@
           <w:numId w:val="1003"/>
         </w:numPr>
       </w:pPr>
-      <w:hyperlink r:id="rId466">
-        <w:r>
-          <w:rPr>
-            <w:rStyle w:val="Hyperlink"/>
-          </w:rPr>
-          <w:t xml:space="preserve">Advanced Spatial Modeling with Stochastic Partial Differential Equations Using R and INLA</w:t>
+      <w:r>
+        <w:t xml:space="preserve">R for Statistical Learning</w:t>
+      </w:r>
+      <w:r>
+        <w:t xml:space="preserve"> </w:t>
+      </w:r>
+      <w:hyperlink r:id="rId594">
+        <w:r>
+          <w:rPr>
+            <w:rStyle w:val="Hyperlink"/>
+          </w:rPr>
+          <w:t xml:space="preserve">Libro</w:t>
+        </w:r>
+      </w:hyperlink>
+      <w:r>
+        <w:t xml:space="preserve"> </w:t>
+      </w:r>
+      <w:r>
+        <w:t xml:space="preserve">y</w:t>
+      </w:r>
+      <w:r>
+        <w:t xml:space="preserve"> </w:t>
+      </w:r>
+      <w:hyperlink r:id="rId595">
+        <w:r>
+          <w:rPr>
+            <w:rStyle w:val="Hyperlink"/>
+          </w:rPr>
+          <w:t xml:space="preserve">Código</w:t>
         </w:r>
       </w:hyperlink>
     </w:p>
@@ -8260,1951 +10495,13 @@
           <w:numId w:val="1003"/>
         </w:numPr>
       </w:pPr>
-      <w:hyperlink r:id="rId467">
-        <w:r>
-          <w:rPr>
-            <w:rStyle w:val="Hyperlink"/>
-          </w:rPr>
-          <w:t xml:space="preserve">AI With R</w:t>
-        </w:r>
-      </w:hyperlink>
-    </w:p>
-    <w:p>
-      <w:pPr>
-        <w:pStyle w:val="Compact"/>
-        <w:numPr>
-          <w:ilvl w:val="0"/>
-          <w:numId w:val="1003"/>
-        </w:numPr>
-      </w:pPr>
-      <w:hyperlink r:id="rId468">
-        <w:r>
-          <w:rPr>
-            <w:rStyle w:val="Hyperlink"/>
-          </w:rPr>
-          <w:t xml:space="preserve">An Introduction to R</w:t>
-        </w:r>
-      </w:hyperlink>
-    </w:p>
-    <w:p>
-      <w:pPr>
-        <w:pStyle w:val="Compact"/>
-        <w:numPr>
-          <w:ilvl w:val="0"/>
-          <w:numId w:val="1003"/>
-        </w:numPr>
-      </w:pPr>
-      <w:hyperlink r:id="rId469">
-        <w:r>
-          <w:rPr>
-            <w:rStyle w:val="Hyperlink"/>
-          </w:rPr>
-          <w:t xml:space="preserve">An Introduction to Spatial Data Analysis and Visualisation in R</w:t>
-        </w:r>
-      </w:hyperlink>
-    </w:p>
-    <w:p>
-      <w:pPr>
-        <w:pStyle w:val="Compact"/>
-        <w:numPr>
-          <w:ilvl w:val="0"/>
-          <w:numId w:val="1003"/>
-        </w:numPr>
-      </w:pPr>
-      <w:hyperlink r:id="rId470">
-        <w:r>
-          <w:rPr>
-            <w:rStyle w:val="Hyperlink"/>
-          </w:rPr>
-          <w:t xml:space="preserve">An R companion to Statistics: data analysis and modelling</w:t>
-        </w:r>
-      </w:hyperlink>
-    </w:p>
-    <w:p>
-      <w:pPr>
-        <w:pStyle w:val="Compact"/>
-        <w:numPr>
-          <w:ilvl w:val="0"/>
-          <w:numId w:val="1003"/>
-        </w:numPr>
-      </w:pPr>
-      <w:hyperlink r:id="rId471">
-        <w:r>
-          <w:rPr>
-            <w:rStyle w:val="Hyperlink"/>
-          </w:rPr>
-          <w:t xml:space="preserve">Análisis de datos y algoritmos de predicción con R</w:t>
-        </w:r>
-      </w:hyperlink>
-    </w:p>
-    <w:p>
-      <w:pPr>
-        <w:pStyle w:val="Compact"/>
-        <w:numPr>
-          <w:ilvl w:val="0"/>
-          <w:numId w:val="1003"/>
-        </w:numPr>
-      </w:pPr>
-      <w:hyperlink r:id="rId472">
-        <w:r>
-          <w:rPr>
-            <w:rStyle w:val="Hyperlink"/>
-          </w:rPr>
-          <w:t xml:space="preserve">Análisis espacial con R</w:t>
-        </w:r>
-      </w:hyperlink>
-    </w:p>
-    <w:p>
-      <w:pPr>
-        <w:pStyle w:val="Compact"/>
-        <w:numPr>
-          <w:ilvl w:val="0"/>
-          <w:numId w:val="1003"/>
-        </w:numPr>
-      </w:pPr>
-      <w:hyperlink r:id="rId473">
-        <w:r>
-          <w:rPr>
-            <w:rStyle w:val="Hyperlink"/>
-          </w:rPr>
-          <w:t xml:space="preserve">Applied Data Science for Credit Risk</w:t>
-        </w:r>
-      </w:hyperlink>
-    </w:p>
-    <w:p>
-      <w:pPr>
-        <w:pStyle w:val="Compact"/>
-        <w:numPr>
-          <w:ilvl w:val="0"/>
-          <w:numId w:val="1003"/>
-        </w:numPr>
-      </w:pPr>
-      <w:hyperlink r:id="rId474">
-        <w:r>
-          <w:rPr>
-            <w:rStyle w:val="Hyperlink"/>
-          </w:rPr>
-          <w:t xml:space="preserve">Aprendiendo R sin morir en el intento</w:t>
-        </w:r>
-      </w:hyperlink>
-    </w:p>
-    <w:p>
-      <w:pPr>
-        <w:pStyle w:val="Compact"/>
-        <w:numPr>
-          <w:ilvl w:val="0"/>
-          <w:numId w:val="1003"/>
-        </w:numPr>
-      </w:pPr>
-      <w:hyperlink r:id="rId475">
-        <w:r>
-          <w:rPr>
-            <w:rStyle w:val="Hyperlink"/>
-          </w:rPr>
-          <w:t xml:space="preserve">Aprendizaje Estadístico con R</w:t>
-        </w:r>
-      </w:hyperlink>
-    </w:p>
-    <w:p>
-      <w:pPr>
-        <w:pStyle w:val="Compact"/>
-        <w:numPr>
-          <w:ilvl w:val="0"/>
-          <w:numId w:val="1003"/>
-        </w:numPr>
-      </w:pPr>
-      <w:hyperlink r:id="rId476">
-        <w:r>
-          <w:rPr>
-            <w:rStyle w:val="Hyperlink"/>
-          </w:rPr>
-          <w:t xml:space="preserve">Bayesian inference with INLA</w:t>
-        </w:r>
-      </w:hyperlink>
-    </w:p>
-    <w:p>
-      <w:pPr>
-        <w:pStyle w:val="Compact"/>
-        <w:numPr>
-          <w:ilvl w:val="0"/>
-          <w:numId w:val="1003"/>
-        </w:numPr>
-      </w:pPr>
-      <w:hyperlink r:id="rId477">
-        <w:r>
-          <w:rPr>
-            <w:rStyle w:val="Hyperlink"/>
-          </w:rPr>
-          <w:t xml:space="preserve">Bayesian analysis of capture-recapture data with hidden Markov models</w:t>
-        </w:r>
-      </w:hyperlink>
-    </w:p>
-    <w:p>
-      <w:pPr>
-        <w:pStyle w:val="Compact"/>
-        <w:numPr>
-          <w:ilvl w:val="0"/>
-          <w:numId w:val="1003"/>
-        </w:numPr>
-      </w:pPr>
-      <w:hyperlink r:id="rId478">
-        <w:r>
-          <w:rPr>
-            <w:rStyle w:val="Hyperlink"/>
-          </w:rPr>
-          <w:t xml:space="preserve">BBC Visual and Data Journalism cookbook for R graphics</w:t>
-        </w:r>
-      </w:hyperlink>
-    </w:p>
-    <w:p>
-      <w:pPr>
-        <w:pStyle w:val="Compact"/>
-        <w:numPr>
-          <w:ilvl w:val="0"/>
-          <w:numId w:val="1003"/>
-        </w:numPr>
-      </w:pPr>
-      <w:hyperlink r:id="rId479">
-        <w:r>
-          <w:rPr>
-            <w:rStyle w:val="Hyperlink"/>
-          </w:rPr>
-          <w:t xml:space="preserve">Big Book of R</w:t>
-        </w:r>
-      </w:hyperlink>
-    </w:p>
-    <w:p>
-      <w:pPr>
-        <w:pStyle w:val="Compact"/>
-        <w:numPr>
-          <w:ilvl w:val="0"/>
-          <w:numId w:val="1003"/>
-        </w:numPr>
-      </w:pPr>
-      <w:hyperlink r:id="rId480">
-        <w:r>
-          <w:rPr>
-            <w:rStyle w:val="Hyperlink"/>
-          </w:rPr>
-          <w:t xml:space="preserve">Bioinformática Estadística. Análisis estadístico de datos Ómicos</w:t>
-        </w:r>
-      </w:hyperlink>
-    </w:p>
-    <w:p>
-      <w:pPr>
-        <w:pStyle w:val="Compact"/>
-        <w:numPr>
-          <w:ilvl w:val="0"/>
-          <w:numId w:val="1003"/>
-        </w:numPr>
-      </w:pPr>
-      <w:hyperlink r:id="rId481">
-        <w:r>
-          <w:rPr>
-            <w:rStyle w:val="Hyperlink"/>
-          </w:rPr>
-          <w:t xml:space="preserve">Biological Data Science with R</w:t>
-        </w:r>
-      </w:hyperlink>
-    </w:p>
-    <w:p>
-      <w:pPr>
-        <w:pStyle w:val="Compact"/>
-        <w:numPr>
-          <w:ilvl w:val="0"/>
-          <w:numId w:val="1003"/>
-        </w:numPr>
-      </w:pPr>
-      <w:hyperlink r:id="rId482">
-        <w:r>
-          <w:rPr>
-            <w:rStyle w:val="Hyperlink"/>
-          </w:rPr>
-          <w:t xml:space="preserve">Building reproducible analytical pipelines with R</w:t>
-        </w:r>
-      </w:hyperlink>
-    </w:p>
-    <w:p>
-      <w:pPr>
-        <w:pStyle w:val="Compact"/>
-        <w:numPr>
-          <w:ilvl w:val="0"/>
-          <w:numId w:val="1003"/>
-        </w:numPr>
-      </w:pPr>
-      <w:hyperlink r:id="rId483">
-        <w:r>
-          <w:rPr>
-            <w:rStyle w:val="Hyperlink"/>
-          </w:rPr>
-          <w:t xml:space="preserve">Command Line Basics for R Users</w:t>
-        </w:r>
-      </w:hyperlink>
-    </w:p>
-    <w:p>
-      <w:pPr>
-        <w:pStyle w:val="Compact"/>
-        <w:numPr>
-          <w:ilvl w:val="0"/>
-          <w:numId w:val="1003"/>
-        </w:numPr>
-      </w:pPr>
-      <w:hyperlink r:id="rId484">
-        <w:r>
-          <w:rPr>
-            <w:rStyle w:val="Hyperlink"/>
-          </w:rPr>
-          <w:t xml:space="preserve">Creating APIs in R with Plumber</w:t>
-        </w:r>
-      </w:hyperlink>
-    </w:p>
-    <w:p>
-      <w:pPr>
-        <w:pStyle w:val="Compact"/>
-        <w:numPr>
-          <w:ilvl w:val="0"/>
-          <w:numId w:val="1003"/>
-        </w:numPr>
-      </w:pPr>
-      <w:hyperlink r:id="rId485">
-        <w:r>
-          <w:rPr>
-            <w:rStyle w:val="Hyperlink"/>
-          </w:rPr>
-          <w:t xml:space="preserve">Data Analysis and Prediction Algorithms with R</w:t>
-        </w:r>
-      </w:hyperlink>
-    </w:p>
-    <w:p>
-      <w:pPr>
-        <w:pStyle w:val="Compact"/>
-        <w:numPr>
-          <w:ilvl w:val="0"/>
-          <w:numId w:val="1003"/>
-        </w:numPr>
-      </w:pPr>
-      <w:hyperlink r:id="rId486">
-        <w:r>
-          <w:rPr>
-            <w:rStyle w:val="Hyperlink"/>
-          </w:rPr>
-          <w:t xml:space="preserve">Data Management in Large-Scale Education Research</w:t>
-        </w:r>
-      </w:hyperlink>
-    </w:p>
-    <w:p>
-      <w:pPr>
-        <w:pStyle w:val="Compact"/>
-        <w:numPr>
-          <w:ilvl w:val="0"/>
-          <w:numId w:val="1003"/>
-        </w:numPr>
-      </w:pPr>
-      <w:hyperlink r:id="rId487">
-        <w:r>
-          <w:rPr>
-            <w:rStyle w:val="Hyperlink"/>
-          </w:rPr>
-          <w:t xml:space="preserve">Data Science in Education Using R</w:t>
-        </w:r>
-      </w:hyperlink>
-    </w:p>
-    <w:p>
-      <w:pPr>
-        <w:pStyle w:val="Compact"/>
-        <w:numPr>
-          <w:ilvl w:val="0"/>
-          <w:numId w:val="1003"/>
-        </w:numPr>
-      </w:pPr>
-      <w:hyperlink r:id="rId488">
-        <w:r>
-          <w:rPr>
-            <w:rStyle w:val="Hyperlink"/>
-          </w:rPr>
-          <w:t xml:space="preserve">Data Skills for Reproducible Science</w:t>
-        </w:r>
-      </w:hyperlink>
-    </w:p>
-    <w:p>
-      <w:pPr>
-        <w:pStyle w:val="Compact"/>
-        <w:numPr>
-          <w:ilvl w:val="0"/>
-          <w:numId w:val="1003"/>
-        </w:numPr>
-      </w:pPr>
-      <w:hyperlink r:id="rId489">
-        <w:r>
-          <w:rPr>
-            <w:rStyle w:val="Hyperlink"/>
-          </w:rPr>
-          <w:t xml:space="preserve">Data Visualization with R</w:t>
-        </w:r>
-      </w:hyperlink>
-    </w:p>
-    <w:p>
-      <w:pPr>
-        <w:pStyle w:val="Compact"/>
-        <w:numPr>
-          <w:ilvl w:val="0"/>
-          <w:numId w:val="1003"/>
-        </w:numPr>
-      </w:pPr>
-      <w:hyperlink r:id="rId490">
-        <w:r>
-          <w:rPr>
-            <w:rStyle w:val="Hyperlink"/>
-          </w:rPr>
-          <w:t xml:space="preserve">Databases using R by RStudio</w:t>
-        </w:r>
-      </w:hyperlink>
-    </w:p>
-    <w:p>
-      <w:pPr>
-        <w:pStyle w:val="Compact"/>
-        <w:numPr>
-          <w:ilvl w:val="0"/>
-          <w:numId w:val="1003"/>
-        </w:numPr>
-      </w:pPr>
-      <w:hyperlink r:id="rId491">
-        <w:r>
-          <w:rPr>
-            <w:rStyle w:val="Hyperlink"/>
-          </w:rPr>
-          <w:t xml:space="preserve">Dendrometria</w:t>
-        </w:r>
-      </w:hyperlink>
-    </w:p>
-    <w:p>
-      <w:pPr>
-        <w:pStyle w:val="Compact"/>
-        <w:numPr>
-          <w:ilvl w:val="0"/>
-          <w:numId w:val="1003"/>
-        </w:numPr>
-      </w:pPr>
-      <w:hyperlink r:id="rId492">
-        <w:r>
-          <w:rPr>
-            <w:rStyle w:val="Hyperlink"/>
-          </w:rPr>
-          <w:t xml:space="preserve">Deep Learning and Scientific Computing with R torch</w:t>
-        </w:r>
-      </w:hyperlink>
-    </w:p>
-    <w:p>
-      <w:pPr>
-        <w:pStyle w:val="Compact"/>
-        <w:numPr>
-          <w:ilvl w:val="0"/>
-          <w:numId w:val="1003"/>
-        </w:numPr>
-      </w:pPr>
-      <w:hyperlink r:id="rId493">
-        <w:r>
-          <w:rPr>
-            <w:rStyle w:val="Hyperlink"/>
-          </w:rPr>
-          <w:t xml:space="preserve">Deep Learning</w:t>
-        </w:r>
-      </w:hyperlink>
-    </w:p>
-    <w:p>
-      <w:pPr>
-        <w:pStyle w:val="Compact"/>
-        <w:numPr>
-          <w:ilvl w:val="0"/>
-          <w:numId w:val="1003"/>
-        </w:numPr>
-      </w:pPr>
-      <w:hyperlink r:id="rId494">
-        <w:r>
-          <w:rPr>
-            <w:rStyle w:val="Hyperlink"/>
-          </w:rPr>
-          <w:t xml:space="preserve">Digital Soil Mapping with R</w:t>
-        </w:r>
-      </w:hyperlink>
-    </w:p>
-    <w:p>
-      <w:pPr>
-        <w:pStyle w:val="Compact"/>
-        <w:numPr>
-          <w:ilvl w:val="0"/>
-          <w:numId w:val="1003"/>
-        </w:numPr>
-      </w:pPr>
-      <w:hyperlink r:id="rId495">
-        <w:r>
-          <w:rPr>
-            <w:rStyle w:val="Hyperlink"/>
-          </w:rPr>
-          <w:t xml:space="preserve">Econometrics with the Tidyverse</w:t>
-        </w:r>
-      </w:hyperlink>
-    </w:p>
-    <w:p>
-      <w:pPr>
-        <w:pStyle w:val="Compact"/>
-        <w:numPr>
-          <w:ilvl w:val="0"/>
-          <w:numId w:val="1003"/>
-        </w:numPr>
-      </w:pPr>
-      <w:hyperlink r:id="rId496">
-        <w:r>
-          <w:rPr>
-            <w:rStyle w:val="Hyperlink"/>
-          </w:rPr>
-          <w:t xml:space="preserve">Efficient R programming</w:t>
-        </w:r>
-      </w:hyperlink>
-    </w:p>
-    <w:p>
-      <w:pPr>
-        <w:pStyle w:val="Compact"/>
-        <w:numPr>
-          <w:ilvl w:val="0"/>
-          <w:numId w:val="1003"/>
-        </w:numPr>
-      </w:pPr>
-      <w:hyperlink r:id="rId497">
-        <w:r>
-          <w:rPr>
-            <w:rStyle w:val="Hyperlink"/>
-          </w:rPr>
-          <w:t xml:space="preserve">Efficient Machine Learning with R</w:t>
-        </w:r>
-      </w:hyperlink>
-    </w:p>
-    <w:p>
-      <w:pPr>
-        <w:pStyle w:val="Compact"/>
-        <w:numPr>
-          <w:ilvl w:val="0"/>
-          <w:numId w:val="1003"/>
-        </w:numPr>
-      </w:pPr>
-      <w:hyperlink r:id="rId498">
-        <w:r>
-          <w:rPr>
-            <w:rStyle w:val="Hyperlink"/>
-          </w:rPr>
-          <w:t xml:space="preserve">Elegant and informative maps with tmap</w:t>
-        </w:r>
-      </w:hyperlink>
-    </w:p>
-    <w:p>
-      <w:pPr>
-        <w:pStyle w:val="Compact"/>
-        <w:numPr>
-          <w:ilvl w:val="0"/>
-          <w:numId w:val="1003"/>
-        </w:numPr>
-      </w:pPr>
-      <w:hyperlink r:id="rId499">
-        <w:r>
-          <w:rPr>
-            <w:rStyle w:val="Hyperlink"/>
-          </w:rPr>
-          <w:t xml:space="preserve">Engineering Production-Grade Shiny Apps</w:t>
-        </w:r>
-      </w:hyperlink>
-    </w:p>
-    <w:p>
-      <w:pPr>
-        <w:pStyle w:val="Compact"/>
-        <w:numPr>
-          <w:ilvl w:val="0"/>
-          <w:numId w:val="1003"/>
-        </w:numPr>
-      </w:pPr>
-      <w:hyperlink r:id="rId500">
-        <w:r>
-          <w:rPr>
-            <w:rStyle w:val="Hyperlink"/>
-          </w:rPr>
-          <w:t xml:space="preserve">Estadística básica</w:t>
-        </w:r>
-      </w:hyperlink>
-    </w:p>
-    <w:p>
-      <w:pPr>
-        <w:pStyle w:val="Compact"/>
-        <w:numPr>
-          <w:ilvl w:val="0"/>
-          <w:numId w:val="1003"/>
-        </w:numPr>
-      </w:pPr>
-      <w:hyperlink r:id="rId501">
-        <w:r>
-          <w:rPr>
-            <w:rStyle w:val="Hyperlink"/>
-          </w:rPr>
-          <w:t xml:space="preserve">Estilometría, análisis de textos en R para filólogos</w:t>
-        </w:r>
-      </w:hyperlink>
-    </w:p>
-    <w:p>
-      <w:pPr>
-        <w:pStyle w:val="Compact"/>
-        <w:numPr>
-          <w:ilvl w:val="0"/>
-          <w:numId w:val="1003"/>
-        </w:numPr>
-      </w:pPr>
-      <w:hyperlink r:id="rId502">
-        <w:r>
-          <w:rPr>
-            <w:rStyle w:val="Hyperlink"/>
-          </w:rPr>
-          <w:t xml:space="preserve">Exploring Complex Survey Data Analysis Using R</w:t>
-        </w:r>
-      </w:hyperlink>
-    </w:p>
-    <w:p>
-      <w:pPr>
-        <w:pStyle w:val="Compact"/>
-        <w:numPr>
-          <w:ilvl w:val="0"/>
-          <w:numId w:val="1003"/>
-        </w:numPr>
-      </w:pPr>
-      <w:hyperlink r:id="rId503">
-        <w:r>
-          <w:rPr>
-            <w:rStyle w:val="Hyperlink"/>
-          </w:rPr>
-          <w:t xml:space="preserve">Exploratory Data Analysis with R - Roger D. Peng</w:t>
-        </w:r>
-      </w:hyperlink>
-    </w:p>
-    <w:p>
-      <w:pPr>
-        <w:pStyle w:val="Compact"/>
-        <w:numPr>
-          <w:ilvl w:val="0"/>
-          <w:numId w:val="1003"/>
-        </w:numPr>
-      </w:pPr>
-      <w:hyperlink r:id="rId504">
-        <w:r>
-          <w:rPr>
-            <w:rStyle w:val="Hyperlink"/>
-          </w:rPr>
-          <w:t xml:space="preserve">Forecasting: Principles and Practice</w:t>
-        </w:r>
-      </w:hyperlink>
-    </w:p>
-    <w:p>
-      <w:pPr>
-        <w:pStyle w:val="Compact"/>
-        <w:numPr>
-          <w:ilvl w:val="0"/>
-          <w:numId w:val="1003"/>
-        </w:numPr>
-      </w:pPr>
-      <w:hyperlink r:id="rId505">
-        <w:r>
-          <w:rPr>
-            <w:rStyle w:val="Hyperlink"/>
-          </w:rPr>
-          <w:t xml:space="preserve">Forecasting: Principles and Practice, the Pythonic Way</w:t>
-        </w:r>
-      </w:hyperlink>
-    </w:p>
-    <w:p>
-      <w:pPr>
-        <w:pStyle w:val="Compact"/>
-        <w:numPr>
-          <w:ilvl w:val="0"/>
-          <w:numId w:val="1003"/>
-        </w:numPr>
-      </w:pPr>
-      <w:hyperlink r:id="rId506">
-        <w:r>
-          <w:rPr>
-            <w:rStyle w:val="Hyperlink"/>
-          </w:rPr>
-          <w:t xml:space="preserve">Forecasting and Analytics with the Augmented Dynamic Adaptive Model (ADAM)</w:t>
-        </w:r>
-      </w:hyperlink>
-    </w:p>
-    <w:p>
-      <w:pPr>
-        <w:pStyle w:val="Compact"/>
-        <w:numPr>
-          <w:ilvl w:val="0"/>
-          <w:numId w:val="1003"/>
-        </w:numPr>
-      </w:pPr>
-      <w:hyperlink r:id="rId507">
-        <w:r>
-          <w:rPr>
-            <w:rStyle w:val="Hyperlink"/>
-          </w:rPr>
-          <w:t xml:space="preserve">Feature Engineering A-Z</w:t>
-        </w:r>
-      </w:hyperlink>
-    </w:p>
-    <w:p>
-      <w:pPr>
-        <w:pStyle w:val="Compact"/>
-        <w:numPr>
-          <w:ilvl w:val="0"/>
-          <w:numId w:val="1003"/>
-        </w:numPr>
-      </w:pPr>
-      <w:hyperlink r:id="rId508">
-        <w:r>
-          <w:rPr>
-            <w:rStyle w:val="Hyperlink"/>
-          </w:rPr>
-          <w:t xml:space="preserve">Geospatial Data Carpentry for Urbanism</w:t>
-        </w:r>
-      </w:hyperlink>
-    </w:p>
-    <w:p>
-      <w:pPr>
-        <w:pStyle w:val="Compact"/>
-        <w:numPr>
-          <w:ilvl w:val="0"/>
-          <w:numId w:val="1003"/>
-        </w:numPr>
-      </w:pPr>
-      <w:hyperlink r:id="rId509">
-        <w:r>
-          <w:rPr>
-            <w:rStyle w:val="Hyperlink"/>
-          </w:rPr>
-          <w:t xml:space="preserve">Geospatial Health Data: Modeling and Visualization with R-INLA and Shiny</w:t>
-        </w:r>
-      </w:hyperlink>
-    </w:p>
-    <w:p>
-      <w:pPr>
-        <w:pStyle w:val="Compact"/>
-        <w:numPr>
-          <w:ilvl w:val="0"/>
-          <w:numId w:val="1003"/>
-        </w:numPr>
-      </w:pPr>
-      <w:hyperlink r:id="rId510">
-        <w:r>
-          <w:rPr>
-            <w:rStyle w:val="Hyperlink"/>
-          </w:rPr>
-          <w:t xml:space="preserve">Handbook of Graphs and Networks in People Analytics With Examples in R and Python</w:t>
-        </w:r>
-      </w:hyperlink>
-    </w:p>
-    <w:p>
-      <w:pPr>
-        <w:pStyle w:val="Compact"/>
-        <w:numPr>
-          <w:ilvl w:val="0"/>
-          <w:numId w:val="1003"/>
-        </w:numPr>
-      </w:pPr>
-      <w:hyperlink r:id="rId511">
-        <w:r>
-          <w:rPr>
-            <w:rStyle w:val="Hyperlink"/>
-          </w:rPr>
-          <w:t xml:space="preserve">Handbook of Regression Modeling in People Analytics</w:t>
-        </w:r>
-      </w:hyperlink>
-    </w:p>
-    <w:p>
-      <w:pPr>
-        <w:pStyle w:val="Compact"/>
-        <w:numPr>
-          <w:ilvl w:val="0"/>
-          <w:numId w:val="1003"/>
-        </w:numPr>
-      </w:pPr>
-      <w:hyperlink r:id="rId512">
-        <w:r>
-          <w:rPr>
-            <w:rStyle w:val="Hyperlink"/>
-          </w:rPr>
-          <w:t xml:space="preserve">Handling Strings with R</w:t>
-        </w:r>
-      </w:hyperlink>
-    </w:p>
-    <w:p>
-      <w:pPr>
-        <w:pStyle w:val="Compact"/>
-        <w:numPr>
-          <w:ilvl w:val="0"/>
-          <w:numId w:val="1003"/>
-        </w:numPr>
-      </w:pPr>
-      <w:hyperlink r:id="rId513">
-        <w:r>
-          <w:rPr>
-            <w:rStyle w:val="Hyperlink"/>
-          </w:rPr>
-          <w:t xml:space="preserve">Hands-On Data Visualization</w:t>
-        </w:r>
-      </w:hyperlink>
-    </w:p>
-    <w:p>
-      <w:pPr>
-        <w:pStyle w:val="Compact"/>
-        <w:numPr>
-          <w:ilvl w:val="0"/>
-          <w:numId w:val="1003"/>
-        </w:numPr>
-      </w:pPr>
-      <w:hyperlink r:id="rId514">
-        <w:r>
-          <w:rPr>
-            <w:rStyle w:val="Hyperlink"/>
-          </w:rPr>
-          <w:t xml:space="preserve">Hands-On Machine Learning with R</w:t>
-        </w:r>
-      </w:hyperlink>
-    </w:p>
-    <w:p>
-      <w:pPr>
-        <w:pStyle w:val="Compact"/>
-        <w:numPr>
-          <w:ilvl w:val="0"/>
-          <w:numId w:val="1003"/>
-        </w:numPr>
-      </w:pPr>
-      <w:hyperlink r:id="rId515">
-        <w:r>
-          <w:rPr>
-            <w:rStyle w:val="Hyperlink"/>
-          </w:rPr>
-          <w:t xml:space="preserve">Hands-On Programming with R</w:t>
-        </w:r>
-      </w:hyperlink>
-    </w:p>
-    <w:p>
-      <w:pPr>
-        <w:pStyle w:val="Compact"/>
-        <w:numPr>
-          <w:ilvl w:val="0"/>
-          <w:numId w:val="1003"/>
-        </w:numPr>
-      </w:pPr>
-      <w:hyperlink r:id="rId516">
-        <w:r>
-          <w:rPr>
-            <w:rStyle w:val="Hyperlink"/>
-          </w:rPr>
-          <w:t xml:space="preserve">Happy Git and GitHub for the useR</w:t>
-        </w:r>
-      </w:hyperlink>
-    </w:p>
-    <w:p>
-      <w:pPr>
-        <w:pStyle w:val="Compact"/>
-        <w:numPr>
-          <w:ilvl w:val="0"/>
-          <w:numId w:val="1003"/>
-        </w:numPr>
-      </w:pPr>
-      <w:hyperlink r:id="rId517">
-        <w:r>
-          <w:rPr>
-            <w:rStyle w:val="Hyperlink"/>
-          </w:rPr>
-          <w:t xml:space="preserve">Herramientas para usar modelos de lenguaje de gran escala (LLM) en R</w:t>
-        </w:r>
-      </w:hyperlink>
-    </w:p>
-    <w:p>
-      <w:pPr>
-        <w:pStyle w:val="Compact"/>
-        <w:numPr>
-          <w:ilvl w:val="0"/>
-          <w:numId w:val="1003"/>
-        </w:numPr>
-      </w:pPr>
-      <w:hyperlink r:id="rId518">
-        <w:r>
-          <w:rPr>
-            <w:rStyle w:val="Hyperlink"/>
-          </w:rPr>
-          <w:t xml:space="preserve">Interpretable Machine Learning</w:t>
-        </w:r>
-      </w:hyperlink>
-    </w:p>
-    <w:p>
-      <w:pPr>
-        <w:pStyle w:val="Compact"/>
-        <w:numPr>
-          <w:ilvl w:val="0"/>
-          <w:numId w:val="1003"/>
-        </w:numPr>
-      </w:pPr>
-      <w:hyperlink r:id="rId519">
-        <w:r>
-          <w:rPr>
-            <w:rStyle w:val="Hyperlink"/>
-          </w:rPr>
-          <w:t xml:space="preserve">Introducción a R</w:t>
-        </w:r>
-      </w:hyperlink>
-    </w:p>
-    <w:p>
-      <w:pPr>
-        <w:pStyle w:val="Compact"/>
-        <w:numPr>
-          <w:ilvl w:val="0"/>
-          <w:numId w:val="1003"/>
-        </w:numPr>
-      </w:pPr>
-      <w:hyperlink r:id="rId520">
-        <w:r>
-          <w:rPr>
-            <w:rStyle w:val="Hyperlink"/>
-          </w:rPr>
-          <w:t xml:space="preserve">Introduction to Econometrics with R</w:t>
-        </w:r>
-      </w:hyperlink>
-    </w:p>
-    <w:p>
-      <w:pPr>
-        <w:pStyle w:val="Compact"/>
-        <w:numPr>
-          <w:ilvl w:val="0"/>
-          <w:numId w:val="1003"/>
-        </w:numPr>
-      </w:pPr>
-      <w:hyperlink r:id="rId521">
-        <w:r>
-          <w:rPr>
-            <w:rStyle w:val="Hyperlink"/>
-          </w:rPr>
-          <w:t xml:space="preserve">Introduction to Probability for Data Science</w:t>
-        </w:r>
-      </w:hyperlink>
-    </w:p>
-    <w:p>
-      <w:pPr>
-        <w:pStyle w:val="Compact"/>
-        <w:numPr>
-          <w:ilvl w:val="0"/>
-          <w:numId w:val="1003"/>
-        </w:numPr>
-      </w:pPr>
-      <w:hyperlink r:id="rId522">
-        <w:r>
-          <w:rPr>
-            <w:rStyle w:val="Hyperlink"/>
-          </w:rPr>
-          <w:t xml:space="preserve">Introduction to urban accessibility: a practical guide in R</w:t>
-        </w:r>
-      </w:hyperlink>
-    </w:p>
-    <w:p>
-      <w:pPr>
-        <w:pStyle w:val="Compact"/>
-        <w:numPr>
-          <w:ilvl w:val="0"/>
-          <w:numId w:val="1003"/>
-        </w:numPr>
-      </w:pPr>
-      <w:hyperlink r:id="rId523">
-        <w:r>
-          <w:rPr>
-            <w:rStyle w:val="Hyperlink"/>
-          </w:rPr>
-          <w:t xml:space="preserve">JavaScript for R</w:t>
-        </w:r>
-      </w:hyperlink>
-    </w:p>
-    <w:p>
-      <w:pPr>
-        <w:pStyle w:val="Compact"/>
-        <w:numPr>
-          <w:ilvl w:val="0"/>
-          <w:numId w:val="1003"/>
-        </w:numPr>
-      </w:pPr>
-      <w:hyperlink r:id="rId524">
-        <w:r>
-          <w:rPr>
-            <w:rStyle w:val="Hyperlink"/>
-          </w:rPr>
-          <w:t xml:space="preserve">Large Language Model tools for R</w:t>
-        </w:r>
-      </w:hyperlink>
-    </w:p>
-    <w:p>
-      <w:pPr>
-        <w:pStyle w:val="Compact"/>
-        <w:numPr>
-          <w:ilvl w:val="0"/>
-          <w:numId w:val="1003"/>
-        </w:numPr>
-      </w:pPr>
-      <w:hyperlink r:id="rId525">
-        <w:r>
-          <w:rPr>
-            <w:rStyle w:val="Hyperlink"/>
-          </w:rPr>
-          <w:t xml:space="preserve">Learning Statistics with R</w:t>
-        </w:r>
-      </w:hyperlink>
-    </w:p>
-    <w:p>
-      <w:pPr>
-        <w:pStyle w:val="Compact"/>
-        <w:numPr>
-          <w:ilvl w:val="0"/>
-          <w:numId w:val="1003"/>
-        </w:numPr>
-      </w:pPr>
-      <w:hyperlink r:id="rId526">
-        <w:r>
-          <w:rPr>
-            <w:rStyle w:val="Hyperlink"/>
-          </w:rPr>
-          <w:t xml:space="preserve">Libro Vivo de Ciencia de Datos</w:t>
-        </w:r>
-      </w:hyperlink>
-    </w:p>
-    <w:p>
-      <w:pPr>
-        <w:pStyle w:val="Compact"/>
-        <w:numPr>
-          <w:ilvl w:val="0"/>
-          <w:numId w:val="1003"/>
-        </w:numPr>
-      </w:pPr>
-      <w:hyperlink r:id="rId527">
-        <w:r>
-          <w:rPr>
-            <w:rStyle w:val="Hyperlink"/>
-          </w:rPr>
-          <w:t xml:space="preserve">Linear Algebra for Data Science</w:t>
-        </w:r>
-      </w:hyperlink>
-    </w:p>
-    <w:p>
-      <w:pPr>
-        <w:pStyle w:val="Compact"/>
-        <w:numPr>
-          <w:ilvl w:val="0"/>
-          <w:numId w:val="1003"/>
-        </w:numPr>
-      </w:pPr>
-      <w:hyperlink r:id="rId528">
-        <w:r>
-          <w:rPr>
-            <w:rStyle w:val="Hyperlink"/>
-          </w:rPr>
-          <w:t xml:space="preserve">Model to Meaning</w:t>
-        </w:r>
-      </w:hyperlink>
-    </w:p>
-    <w:p>
-      <w:pPr>
-        <w:pStyle w:val="Compact"/>
-        <w:numPr>
-          <w:ilvl w:val="0"/>
-          <w:numId w:val="1003"/>
-        </w:numPr>
-      </w:pPr>
-      <w:hyperlink r:id="rId529">
-        <w:r>
-          <w:rPr>
-            <w:rStyle w:val="Hyperlink"/>
-          </w:rPr>
-          <w:t xml:space="preserve">Modern R with the tidyverse</w:t>
-        </w:r>
-      </w:hyperlink>
-    </w:p>
-    <w:p>
-      <w:pPr>
-        <w:pStyle w:val="Compact"/>
-        <w:numPr>
-          <w:ilvl w:val="0"/>
-          <w:numId w:val="1003"/>
-        </w:numPr>
-      </w:pPr>
-      <w:hyperlink r:id="rId530">
-        <w:r>
-          <w:rPr>
-            <w:rStyle w:val="Hyperlink"/>
-          </w:rPr>
-          <w:t xml:space="preserve">NASA Earthdata Cloud Cookbook</w:t>
-        </w:r>
-      </w:hyperlink>
-    </w:p>
-    <w:p>
-      <w:pPr>
-        <w:pStyle w:val="Compact"/>
-        <w:numPr>
-          <w:ilvl w:val="0"/>
-          <w:numId w:val="1003"/>
-        </w:numPr>
-      </w:pPr>
-      <w:hyperlink r:id="rId531">
-        <w:r>
-          <w:rPr>
-            <w:rStyle w:val="Hyperlink"/>
-          </w:rPr>
-          <w:t xml:space="preserve">Officeverse R &amp; Office</w:t>
-        </w:r>
-      </w:hyperlink>
-    </w:p>
-    <w:p>
-      <w:pPr>
-        <w:pStyle w:val="Compact"/>
-        <w:numPr>
-          <w:ilvl w:val="0"/>
-          <w:numId w:val="1003"/>
-        </w:numPr>
-      </w:pPr>
-      <w:hyperlink r:id="rId532">
-        <w:r>
-          <w:rPr>
-            <w:rStyle w:val="Hyperlink"/>
-          </w:rPr>
-          <w:t xml:space="preserve">Open Source Technology in Clinical Data Analysis</w:t>
-        </w:r>
-      </w:hyperlink>
-    </w:p>
-    <w:p>
-      <w:pPr>
-        <w:pStyle w:val="Compact"/>
-        <w:numPr>
-          <w:ilvl w:val="0"/>
-          <w:numId w:val="1003"/>
-        </w:numPr>
-      </w:pPr>
-      <w:hyperlink r:id="rId533">
-        <w:r>
-          <w:rPr>
-            <w:rStyle w:val="Hyperlink"/>
-          </w:rPr>
-          <w:t xml:space="preserve">Outstanding User Interfaces with Shiny</w:t>
-        </w:r>
-      </w:hyperlink>
-    </w:p>
-    <w:p>
-      <w:pPr>
-        <w:pStyle w:val="Compact"/>
-        <w:numPr>
-          <w:ilvl w:val="0"/>
-          <w:numId w:val="1003"/>
-        </w:numPr>
-      </w:pPr>
-      <w:hyperlink r:id="rId534">
-        <w:r>
-          <w:rPr>
-            <w:rStyle w:val="Hyperlink"/>
-          </w:rPr>
-          <w:t xml:space="preserve">Predictive Soil Mapping with R</w:t>
-        </w:r>
-      </w:hyperlink>
-    </w:p>
-    <w:p>
-      <w:pPr>
-        <w:pStyle w:val="Compact"/>
-        <w:numPr>
-          <w:ilvl w:val="0"/>
-          <w:numId w:val="1003"/>
-        </w:numPr>
-      </w:pPr>
-      <w:hyperlink r:id="rId535">
-        <w:r>
-          <w:rPr>
-            <w:rStyle w:val="Hyperlink"/>
-          </w:rPr>
-          <w:t xml:space="preserve">Probabilidad básica</w:t>
-        </w:r>
-      </w:hyperlink>
-    </w:p>
-    <w:p>
-      <w:pPr>
-        <w:pStyle w:val="Compact"/>
-        <w:numPr>
-          <w:ilvl w:val="0"/>
-          <w:numId w:val="1003"/>
-        </w:numPr>
-      </w:pPr>
-      <w:hyperlink r:id="rId536">
-        <w:r>
-          <w:rPr>
-            <w:rStyle w:val="Hyperlink"/>
-          </w:rPr>
-          <w:t xml:space="preserve">Quantitative Politics with R</w:t>
-        </w:r>
-      </w:hyperlink>
-    </w:p>
-    <w:p>
-      <w:pPr>
-        <w:pStyle w:val="Compact"/>
-        <w:numPr>
-          <w:ilvl w:val="0"/>
-          <w:numId w:val="1003"/>
-        </w:numPr>
-      </w:pPr>
-      <w:hyperlink r:id="rId537">
-        <w:r>
-          <w:rPr>
-            <w:rStyle w:val="Hyperlink"/>
-          </w:rPr>
-          <w:t xml:space="preserve">R Advanced Spatial Lessons</w:t>
-        </w:r>
-      </w:hyperlink>
-    </w:p>
-    <w:p>
-      <w:pPr>
-        <w:pStyle w:val="Compact"/>
-        <w:numPr>
-          <w:ilvl w:val="0"/>
-          <w:numId w:val="1003"/>
-        </w:numPr>
-      </w:pPr>
-      <w:hyperlink r:id="rId538">
-        <w:r>
-          <w:rPr>
-            <w:rStyle w:val="Hyperlink"/>
-          </w:rPr>
-          <w:t xml:space="preserve">R for Data Analysis</w:t>
-        </w:r>
-      </w:hyperlink>
-    </w:p>
-    <w:p>
-      <w:pPr>
-        <w:pStyle w:val="Compact"/>
-        <w:numPr>
-          <w:ilvl w:val="0"/>
-          <w:numId w:val="1003"/>
-        </w:numPr>
-      </w:pPr>
-      <w:hyperlink r:id="rId539">
-        <w:r>
-          <w:rPr>
-            <w:rStyle w:val="Hyperlink"/>
-          </w:rPr>
-          <w:t xml:space="preserve">R for data science: tidyverse and beyond</w:t>
-        </w:r>
-      </w:hyperlink>
-    </w:p>
-    <w:p>
-      <w:pPr>
-        <w:pStyle w:val="Compact"/>
-        <w:numPr>
-          <w:ilvl w:val="0"/>
-          <w:numId w:val="1003"/>
-        </w:numPr>
-      </w:pPr>
-      <w:hyperlink r:id="rId540">
-        <w:r>
-          <w:rPr>
-            <w:rStyle w:val="Hyperlink"/>
-          </w:rPr>
-          <w:t xml:space="preserve">R for everyone</w:t>
-        </w:r>
-      </w:hyperlink>
-    </w:p>
-    <w:p>
-      <w:pPr>
-        <w:pStyle w:val="Compact"/>
-        <w:numPr>
-          <w:ilvl w:val="0"/>
-          <w:numId w:val="1003"/>
-        </w:numPr>
-      </w:pPr>
-      <w:hyperlink r:id="rId541">
-        <w:r>
-          <w:rPr>
-            <w:rStyle w:val="Hyperlink"/>
-          </w:rPr>
-          <w:t xml:space="preserve">R for Health Data Science</w:t>
-        </w:r>
-      </w:hyperlink>
-    </w:p>
-    <w:p>
-      <w:pPr>
-        <w:pStyle w:val="Compact"/>
-        <w:numPr>
-          <w:ilvl w:val="0"/>
-          <w:numId w:val="1003"/>
-        </w:numPr>
-      </w:pPr>
-      <w:hyperlink r:id="rId542">
-        <w:r>
-          <w:rPr>
-            <w:rStyle w:val="Hyperlink"/>
-          </w:rPr>
-          <w:t xml:space="preserve">R Graphics Cookbook</w:t>
-        </w:r>
-      </w:hyperlink>
-    </w:p>
-    <w:p>
-      <w:pPr>
-        <w:pStyle w:val="Compact"/>
-        <w:numPr>
-          <w:ilvl w:val="0"/>
-          <w:numId w:val="1003"/>
-        </w:numPr>
-      </w:pPr>
-      <w:hyperlink r:id="rId543">
-        <w:r>
-          <w:rPr>
-            <w:rStyle w:val="Hyperlink"/>
-          </w:rPr>
-          <w:t xml:space="preserve">R in action</w:t>
-        </w:r>
-      </w:hyperlink>
-    </w:p>
-    <w:p>
-      <w:pPr>
-        <w:pStyle w:val="Compact"/>
-        <w:numPr>
-          <w:ilvl w:val="0"/>
-          <w:numId w:val="1003"/>
-        </w:numPr>
-      </w:pPr>
-      <w:hyperlink r:id="rId544">
-        <w:r>
-          <w:rPr>
-            <w:rStyle w:val="Hyperlink"/>
-          </w:rPr>
-          <w:t xml:space="preserve">R intro</w:t>
-        </w:r>
-      </w:hyperlink>
-    </w:p>
-    <w:p>
-      <w:pPr>
-        <w:pStyle w:val="Compact"/>
-        <w:numPr>
-          <w:ilvl w:val="0"/>
-          <w:numId w:val="1003"/>
-        </w:numPr>
-      </w:pPr>
-      <w:hyperlink r:id="rId545">
-        <w:r>
-          <w:rPr>
-            <w:rStyle w:val="Hyperlink"/>
-          </w:rPr>
-          <w:t xml:space="preserve">R Markdown Cookbook</w:t>
-        </w:r>
-      </w:hyperlink>
-    </w:p>
-    <w:p>
-      <w:pPr>
-        <w:pStyle w:val="Compact"/>
-        <w:numPr>
-          <w:ilvl w:val="0"/>
-          <w:numId w:val="1003"/>
-        </w:numPr>
-      </w:pPr>
-      <w:hyperlink r:id="rId546">
-        <w:r>
-          <w:rPr>
-            <w:rStyle w:val="Hyperlink"/>
-          </w:rPr>
-          <w:t xml:space="preserve">R Markdown: The Definitive Guide</w:t>
-        </w:r>
-      </w:hyperlink>
-    </w:p>
-    <w:p>
-      <w:pPr>
-        <w:pStyle w:val="Compact"/>
-        <w:numPr>
-          <w:ilvl w:val="0"/>
-          <w:numId w:val="1003"/>
-        </w:numPr>
-      </w:pPr>
-      <w:hyperlink r:id="rId547">
-        <w:r>
-          <w:rPr>
-            <w:rStyle w:val="Hyperlink"/>
-          </w:rPr>
-          <w:t xml:space="preserve">R Notes for Professionals</w:t>
-        </w:r>
-      </w:hyperlink>
-    </w:p>
-    <w:p>
-      <w:pPr>
-        <w:pStyle w:val="Compact"/>
-        <w:numPr>
-          <w:ilvl w:val="0"/>
-          <w:numId w:val="1003"/>
-        </w:numPr>
-      </w:pPr>
-      <w:hyperlink r:id="rId548">
-        <w:r>
-          <w:rPr>
-            <w:rStyle w:val="Hyperlink"/>
-          </w:rPr>
-          <w:t xml:space="preserve">R Packages</w:t>
-        </w:r>
-      </w:hyperlink>
-    </w:p>
-    <w:p>
-      <w:pPr>
-        <w:pStyle w:val="Compact"/>
-        <w:numPr>
-          <w:ilvl w:val="0"/>
-          <w:numId w:val="1003"/>
-        </w:numPr>
-      </w:pPr>
-      <w:hyperlink r:id="rId549">
-        <w:r>
-          <w:rPr>
-            <w:rStyle w:val="Hyperlink"/>
-          </w:rPr>
-          <w:t xml:space="preserve">R para principiantes</w:t>
-        </w:r>
-      </w:hyperlink>
-    </w:p>
-    <w:p>
-      <w:pPr>
-        <w:pStyle w:val="Compact"/>
-        <w:numPr>
-          <w:ilvl w:val="0"/>
-          <w:numId w:val="1003"/>
-        </w:numPr>
-      </w:pPr>
-      <w:hyperlink r:id="rId550">
-        <w:r>
-          <w:rPr>
-            <w:rStyle w:val="Hyperlink"/>
-          </w:rPr>
-          <w:t xml:space="preserve">R para profesionales de los datos: una introducción</w:t>
-        </w:r>
-      </w:hyperlink>
-    </w:p>
-    <w:p>
-      <w:pPr>
-        <w:pStyle w:val="Compact"/>
-        <w:numPr>
-          <w:ilvl w:val="0"/>
-          <w:numId w:val="1003"/>
-        </w:numPr>
-      </w:pPr>
-      <w:hyperlink r:id="rId551">
-        <w:r>
-          <w:rPr>
-            <w:rStyle w:val="Hyperlink"/>
-          </w:rPr>
-          <w:t xml:space="preserve">R Programming for Data Science. Roger D. Peng.</w:t>
-        </w:r>
-      </w:hyperlink>
-    </w:p>
-    <w:p>
-      <w:pPr>
-        <w:pStyle w:val="Compact"/>
-        <w:numPr>
-          <w:ilvl w:val="0"/>
-          <w:numId w:val="1003"/>
-        </w:numPr>
-      </w:pPr>
-      <w:hyperlink r:id="rId552">
-        <w:r>
-          <w:rPr>
-            <w:rStyle w:val="Hyperlink"/>
-          </w:rPr>
-          <w:t xml:space="preserve">R Programming for Data Science</w:t>
-        </w:r>
-      </w:hyperlink>
-    </w:p>
-    <w:p>
-      <w:pPr>
-        <w:pStyle w:val="Compact"/>
-        <w:numPr>
-          <w:ilvl w:val="0"/>
-          <w:numId w:val="1003"/>
-        </w:numPr>
-      </w:pPr>
-      <w:hyperlink r:id="rId553">
-        <w:r>
-          <w:rPr>
-            <w:rStyle w:val="Hyperlink"/>
-          </w:rPr>
-          <w:t xml:space="preserve">R4JournalismBook</w:t>
-        </w:r>
-      </w:hyperlink>
-    </w:p>
-    <w:p>
-      <w:pPr>
-        <w:pStyle w:val="Compact"/>
-        <w:numPr>
-          <w:ilvl w:val="0"/>
-          <w:numId w:val="1003"/>
-        </w:numPr>
-      </w:pPr>
-      <w:hyperlink r:id="rId554">
-        <w:r>
-          <w:rPr>
-            <w:rStyle w:val="Hyperlink"/>
-          </w:rPr>
-          <w:t xml:space="preserve">rstudio4edu</w:t>
-        </w:r>
-      </w:hyperlink>
-    </w:p>
-    <w:p>
-      <w:pPr>
-        <w:pStyle w:val="Compact"/>
-        <w:numPr>
-          <w:ilvl w:val="0"/>
-          <w:numId w:val="1003"/>
-        </w:numPr>
-      </w:pPr>
-      <w:hyperlink r:id="rId555">
-        <w:r>
-          <w:rPr>
-            <w:rStyle w:val="Hyperlink"/>
-          </w:rPr>
-          <w:t xml:space="preserve">Simulación Estadística con R</w:t>
-        </w:r>
-      </w:hyperlink>
-    </w:p>
-    <w:p>
-      <w:pPr>
-        <w:pStyle w:val="Compact"/>
-        <w:numPr>
-          <w:ilvl w:val="0"/>
-          <w:numId w:val="1003"/>
-        </w:numPr>
-      </w:pPr>
-      <w:hyperlink r:id="rId556">
-        <w:r>
-          <w:rPr>
-            <w:rStyle w:val="Hyperlink"/>
-          </w:rPr>
-          <w:t xml:space="preserve">Spatial Analysis With R</w:t>
-        </w:r>
-      </w:hyperlink>
-    </w:p>
-    <w:p>
-      <w:pPr>
-        <w:pStyle w:val="Compact"/>
-        <w:numPr>
-          <w:ilvl w:val="0"/>
-          <w:numId w:val="1003"/>
-        </w:numPr>
-      </w:pPr>
-      <w:hyperlink r:id="rId557">
-        <w:r>
-          <w:rPr>
-            <w:rStyle w:val="Hyperlink"/>
-          </w:rPr>
-          <w:t xml:space="preserve">Spatial Data Management with DuckDB</w:t>
-        </w:r>
-      </w:hyperlink>
-    </w:p>
-    <w:p>
-      <w:pPr>
-        <w:pStyle w:val="Compact"/>
-        <w:numPr>
-          <w:ilvl w:val="0"/>
-          <w:numId w:val="1003"/>
-        </w:numPr>
-      </w:pPr>
-      <w:hyperlink r:id="rId558">
-        <w:r>
-          <w:rPr>
-            <w:rStyle w:val="Hyperlink"/>
-          </w:rPr>
-          <w:t xml:space="preserve">Spatial Data Science with applications in R</w:t>
-        </w:r>
-      </w:hyperlink>
-    </w:p>
-    <w:p>
-      <w:pPr>
-        <w:pStyle w:val="Compact"/>
-        <w:numPr>
-          <w:ilvl w:val="0"/>
-          <w:numId w:val="1003"/>
-        </w:numPr>
-      </w:pPr>
-      <w:hyperlink r:id="rId559">
-        <w:r>
-          <w:rPr>
-            <w:rStyle w:val="Hyperlink"/>
-          </w:rPr>
-          <w:t xml:space="preserve">Spatial Data Science</w:t>
-        </w:r>
-      </w:hyperlink>
-    </w:p>
-    <w:p>
-      <w:pPr>
-        <w:pStyle w:val="Compact"/>
-        <w:numPr>
-          <w:ilvl w:val="0"/>
-          <w:numId w:val="1003"/>
-        </w:numPr>
-      </w:pPr>
-      <w:hyperlink r:id="rId560">
-        <w:r>
-          <w:rPr>
-            <w:rStyle w:val="Hyperlink"/>
-          </w:rPr>
-          <w:t xml:space="preserve">Spatial Microsimulation with R</w:t>
-        </w:r>
-      </w:hyperlink>
-    </w:p>
-    <w:p>
-      <w:pPr>
-        <w:pStyle w:val="Compact"/>
-        <w:numPr>
-          <w:ilvl w:val="0"/>
-          <w:numId w:val="1003"/>
-        </w:numPr>
-      </w:pPr>
-      <w:hyperlink r:id="rId561">
-        <w:r>
-          <w:rPr>
-            <w:rStyle w:val="Hyperlink"/>
-          </w:rPr>
-          <w:t xml:space="preserve">Spatial Modelling for Data Scientists</w:t>
-        </w:r>
-      </w:hyperlink>
-    </w:p>
-    <w:p>
-      <w:pPr>
-        <w:pStyle w:val="Compact"/>
-        <w:numPr>
-          <w:ilvl w:val="0"/>
-          <w:numId w:val="1003"/>
-        </w:numPr>
-      </w:pPr>
-      <w:hyperlink r:id="rId562">
-        <w:r>
-          <w:rPr>
-            <w:rStyle w:val="Hyperlink"/>
-          </w:rPr>
-          <w:t xml:space="preserve">Spatial Statistics for Data Science: Theory and Practice with R</w:t>
-        </w:r>
-      </w:hyperlink>
-    </w:p>
-    <w:p>
-      <w:pPr>
-        <w:pStyle w:val="Compact"/>
-        <w:numPr>
-          <w:ilvl w:val="0"/>
-          <w:numId w:val="1003"/>
-        </w:numPr>
-      </w:pPr>
-      <w:hyperlink r:id="rId563">
-        <w:r>
-          <w:rPr>
-            <w:rStyle w:val="Hyperlink"/>
-          </w:rPr>
-          <w:t xml:space="preserve">Statistical Inference via Data Science</w:t>
-        </w:r>
-      </w:hyperlink>
-    </w:p>
-    <w:p>
-      <w:pPr>
-        <w:pStyle w:val="Compact"/>
-        <w:numPr>
-          <w:ilvl w:val="0"/>
-          <w:numId w:val="1003"/>
-        </w:numPr>
-      </w:pPr>
-      <w:hyperlink r:id="rId564">
-        <w:r>
-          <w:rPr>
-            <w:rStyle w:val="Hyperlink"/>
-          </w:rPr>
-          <w:t xml:space="preserve">Supervised Machine Learning for Text Analysis in R</w:t>
-        </w:r>
-      </w:hyperlink>
-    </w:p>
-    <w:p>
-      <w:pPr>
-        <w:pStyle w:val="Compact"/>
-        <w:numPr>
-          <w:ilvl w:val="0"/>
-          <w:numId w:val="1003"/>
-        </w:numPr>
-      </w:pPr>
-      <w:hyperlink r:id="rId565">
-        <w:r>
-          <w:rPr>
-            <w:rStyle w:val="Hyperlink"/>
-          </w:rPr>
-          <w:t xml:space="preserve">Technical Foundations of Informatics</w:t>
-        </w:r>
-      </w:hyperlink>
-    </w:p>
-    <w:p>
-      <w:pPr>
-        <w:pStyle w:val="Compact"/>
-        <w:numPr>
-          <w:ilvl w:val="0"/>
-          <w:numId w:val="1003"/>
-        </w:numPr>
-      </w:pPr>
-      <w:hyperlink r:id="rId566">
-        <w:r>
-          <w:rPr>
-            <w:rStyle w:val="Hyperlink"/>
-          </w:rPr>
-          <w:t xml:space="preserve">Text Mining with R</w:t>
-        </w:r>
-      </w:hyperlink>
-    </w:p>
-    <w:p>
-      <w:pPr>
-        <w:pStyle w:val="Compact"/>
-        <w:numPr>
-          <w:ilvl w:val="0"/>
-          <w:numId w:val="1003"/>
-        </w:numPr>
-      </w:pPr>
-      <w:hyperlink r:id="rId567">
-        <w:r>
-          <w:rPr>
-            <w:rStyle w:val="Hyperlink"/>
-          </w:rPr>
-          <w:t xml:space="preserve">The 20 Best Data Science Books Available online in 2020</w:t>
-        </w:r>
-      </w:hyperlink>
-    </w:p>
-    <w:p>
-      <w:pPr>
-        <w:pStyle w:val="Compact"/>
-        <w:numPr>
-          <w:ilvl w:val="0"/>
-          <w:numId w:val="1003"/>
-        </w:numPr>
-      </w:pPr>
-      <w:hyperlink r:id="rId568">
-        <w:r>
-          <w:rPr>
-            <w:rStyle w:val="Hyperlink"/>
-          </w:rPr>
-          <w:t xml:space="preserve">The Art of Data Science</w:t>
-        </w:r>
-      </w:hyperlink>
-    </w:p>
-    <w:p>
-      <w:pPr>
-        <w:pStyle w:val="Compact"/>
-        <w:numPr>
-          <w:ilvl w:val="0"/>
-          <w:numId w:val="1003"/>
-        </w:numPr>
-      </w:pPr>
-      <w:hyperlink r:id="rId569">
-        <w:r>
-          <w:rPr>
-            <w:rStyle w:val="Hyperlink"/>
-          </w:rPr>
-          <w:t xml:space="preserve">The caret Package</w:t>
-        </w:r>
-      </w:hyperlink>
-    </w:p>
-    <w:p>
-      <w:pPr>
-        <w:pStyle w:val="Compact"/>
-        <w:numPr>
-          <w:ilvl w:val="0"/>
-          <w:numId w:val="1003"/>
-        </w:numPr>
-      </w:pPr>
-      <w:hyperlink r:id="rId570">
-        <w:r>
-          <w:rPr>
-            <w:rStyle w:val="Hyperlink"/>
-          </w:rPr>
-          <w:t xml:space="preserve">The Epidemiologist R Handbook</w:t>
-        </w:r>
-      </w:hyperlink>
-    </w:p>
-    <w:p>
-      <w:pPr>
-        <w:pStyle w:val="Compact"/>
-        <w:numPr>
-          <w:ilvl w:val="0"/>
-          <w:numId w:val="1003"/>
-        </w:numPr>
-      </w:pPr>
-      <w:hyperlink r:id="rId571">
-        <w:r>
-          <w:rPr>
-            <w:rStyle w:val="Hyperlink"/>
-          </w:rPr>
-          <w:t xml:space="preserve">The R Book</w:t>
-        </w:r>
-      </w:hyperlink>
-    </w:p>
-    <w:p>
-      <w:pPr>
-        <w:pStyle w:val="Compact"/>
-        <w:numPr>
-          <w:ilvl w:val="0"/>
-          <w:numId w:val="1003"/>
-        </w:numPr>
-      </w:pPr>
-      <w:hyperlink r:id="rId572">
-        <w:r>
-          <w:rPr>
-            <w:rStyle w:val="Hyperlink"/>
-          </w:rPr>
-          <w:t xml:space="preserve">The Rust Programming Language</w:t>
-        </w:r>
-      </w:hyperlink>
-    </w:p>
-    <w:p>
-      <w:pPr>
-        <w:pStyle w:val="Compact"/>
-        <w:numPr>
-          <w:ilvl w:val="0"/>
-          <w:numId w:val="1003"/>
-        </w:numPr>
-      </w:pPr>
-      <w:hyperlink r:id="rId573">
-        <w:r>
-          <w:rPr>
-            <w:rStyle w:val="Hyperlink"/>
-          </w:rPr>
-          <w:t xml:space="preserve">The Shiny AWS Book</w:t>
-        </w:r>
-      </w:hyperlink>
-    </w:p>
-    <w:p>
-      <w:pPr>
-        <w:pStyle w:val="Compact"/>
-        <w:numPr>
-          <w:ilvl w:val="0"/>
-          <w:numId w:val="1003"/>
-        </w:numPr>
-      </w:pPr>
-      <w:hyperlink r:id="rId574">
-        <w:r>
-          <w:rPr>
-            <w:rStyle w:val="Hyperlink"/>
-          </w:rPr>
-          <w:t xml:space="preserve">Think Bayes 2e</w:t>
-        </w:r>
-      </w:hyperlink>
-    </w:p>
-    <w:p>
-      <w:pPr>
-        <w:pStyle w:val="Compact"/>
-        <w:numPr>
-          <w:ilvl w:val="0"/>
-          <w:numId w:val="1003"/>
-        </w:numPr>
-      </w:pPr>
-      <w:hyperlink r:id="rId575">
-        <w:r>
-          <w:rPr>
-            <w:rStyle w:val="Hyperlink"/>
-          </w:rPr>
-          <w:t xml:space="preserve">Tidy Finance with R</w:t>
-        </w:r>
-      </w:hyperlink>
-    </w:p>
-    <w:p>
-      <w:pPr>
-        <w:pStyle w:val="Compact"/>
-        <w:numPr>
-          <w:ilvl w:val="0"/>
-          <w:numId w:val="1003"/>
-        </w:numPr>
-      </w:pPr>
-      <w:hyperlink r:id="rId576">
-        <w:r>
-          <w:rPr>
-            <w:rStyle w:val="Hyperlink"/>
-          </w:rPr>
-          <w:t xml:space="preserve">Tidy Finance</w:t>
-        </w:r>
-      </w:hyperlink>
-    </w:p>
-    <w:p>
-      <w:pPr>
-        <w:pStyle w:val="Compact"/>
-        <w:numPr>
-          <w:ilvl w:val="0"/>
-          <w:numId w:val="1003"/>
-        </w:numPr>
-      </w:pPr>
-      <w:hyperlink r:id="rId577">
-        <w:r>
-          <w:rPr>
-            <w:rStyle w:val="Hyperlink"/>
-          </w:rPr>
-          <w:t xml:space="preserve">Todos los libros en bookdown</w:t>
-        </w:r>
-      </w:hyperlink>
-    </w:p>
-    <w:p>
-      <w:pPr>
-        <w:pStyle w:val="Compact"/>
-        <w:numPr>
-          <w:ilvl w:val="0"/>
-          <w:numId w:val="1003"/>
-        </w:numPr>
-      </w:pPr>
-      <w:hyperlink r:id="rId578">
-        <w:r>
-          <w:rPr>
-            <w:rStyle w:val="Hyperlink"/>
-          </w:rPr>
-          <w:t xml:space="preserve">Twitter for Scientists</w:t>
-        </w:r>
-      </w:hyperlink>
-    </w:p>
-    <w:p>
-      <w:pPr>
-        <w:pStyle w:val="Compact"/>
-        <w:numPr>
-          <w:ilvl w:val="0"/>
-          <w:numId w:val="1003"/>
-        </w:numPr>
-      </w:pPr>
-      <w:hyperlink r:id="rId579">
-        <w:r>
-          <w:rPr>
-            <w:rStyle w:val="Hyperlink"/>
-          </w:rPr>
-          <w:t xml:space="preserve">What They Forgot to Teach You About R</w:t>
-        </w:r>
-      </w:hyperlink>
-    </w:p>
-    <w:p>
-      <w:pPr>
-        <w:pStyle w:val="Compact"/>
-        <w:numPr>
-          <w:ilvl w:val="0"/>
-          <w:numId w:val="1003"/>
-        </w:numPr>
-      </w:pPr>
-      <w:hyperlink r:id="rId580">
-        <w:r>
-          <w:rPr>
-            <w:rStyle w:val="Hyperlink"/>
-          </w:rPr>
-          <w:t xml:space="preserve">YaRrr! The Pirate’s Guide to R</w:t>
-        </w:r>
-      </w:hyperlink>
-    </w:p>
-    <w:p>
-      <w:pPr>
-        <w:pStyle w:val="Compact"/>
-        <w:numPr>
-          <w:ilvl w:val="0"/>
-          <w:numId w:val="1003"/>
-        </w:numPr>
-      </w:pPr>
-      <w:r>
-        <w:t xml:space="preserve">Applied Statistics with R</w:t>
-      </w:r>
-      <w:r>
-        <w:t xml:space="preserve"> </w:t>
-      </w:r>
-      <w:hyperlink r:id="rId581">
+      <w:r>
+        <w:t xml:space="preserve">sits: Satellite Image Time Series Analysis on Earth Observation Data Cubes</w:t>
+      </w:r>
+      <w:r>
+        <w:t xml:space="preserve"> </w:t>
+      </w:r>
+      <w:hyperlink r:id="rId596">
         <w:r>
           <w:rPr>
             <w:rStyle w:val="Hyperlink"/>
@@ -10221,337 +10518,17 @@
       <w:r>
         <w:t xml:space="preserve"> </w:t>
       </w:r>
-      <w:hyperlink r:id="rId582">
-        <w:r>
-          <w:rPr>
-            <w:rStyle w:val="Hyperlink"/>
-          </w:rPr>
-          <w:t xml:space="preserve">Código</w:t>
-        </w:r>
-      </w:hyperlink>
-    </w:p>
-    <w:p>
-      <w:pPr>
-        <w:pStyle w:val="Compact"/>
-        <w:numPr>
-          <w:ilvl w:val="0"/>
-          <w:numId w:val="1003"/>
-        </w:numPr>
-      </w:pPr>
-      <w:r>
-        <w:t xml:space="preserve">Data Science Live Book</w:t>
-      </w:r>
-      <w:r>
-        <w:t xml:space="preserve"> </w:t>
-      </w:r>
-      <w:hyperlink r:id="rId583">
-        <w:r>
-          <w:rPr>
-            <w:rStyle w:val="Hyperlink"/>
-          </w:rPr>
-          <w:t xml:space="preserve">Libro</w:t>
-        </w:r>
-      </w:hyperlink>
-      <w:r>
-        <w:t xml:space="preserve"> </w:t>
-      </w:r>
-      <w:r>
-        <w:t xml:space="preserve">y</w:t>
-      </w:r>
-      <w:r>
-        <w:t xml:space="preserve"> </w:t>
-      </w:r>
-      <w:hyperlink r:id="rId584">
-        <w:r>
-          <w:rPr>
-            <w:rStyle w:val="Hyperlink"/>
-          </w:rPr>
-          <w:t xml:space="preserve">Código</w:t>
-        </w:r>
-      </w:hyperlink>
-    </w:p>
-    <w:p>
-      <w:pPr>
-        <w:pStyle w:val="Compact"/>
-        <w:numPr>
-          <w:ilvl w:val="0"/>
-          <w:numId w:val="1003"/>
-        </w:numPr>
-      </w:pPr>
-      <w:r>
-        <w:t xml:space="preserve">Fundamentals of Data Visualization</w:t>
-      </w:r>
-      <w:r>
-        <w:t xml:space="preserve"> </w:t>
-      </w:r>
-      <w:hyperlink r:id="rId585">
-        <w:r>
-          <w:rPr>
-            <w:rStyle w:val="Hyperlink"/>
-          </w:rPr>
-          <w:t xml:space="preserve">Libro</w:t>
-        </w:r>
-      </w:hyperlink>
-      <w:r>
-        <w:t xml:space="preserve"> </w:t>
-      </w:r>
-      <w:r>
-        <w:t xml:space="preserve">y</w:t>
-      </w:r>
-      <w:r>
-        <w:t xml:space="preserve"> </w:t>
-      </w:r>
-      <w:hyperlink r:id="rId586">
-        <w:r>
-          <w:rPr>
-            <w:rStyle w:val="Hyperlink"/>
-          </w:rPr>
-          <w:t xml:space="preserve">Código</w:t>
-        </w:r>
-      </w:hyperlink>
-    </w:p>
-    <w:p>
-      <w:pPr>
-        <w:pStyle w:val="Compact"/>
-        <w:numPr>
-          <w:ilvl w:val="0"/>
-          <w:numId w:val="1003"/>
-        </w:numPr>
-      </w:pPr>
-      <w:r>
-        <w:t xml:space="preserve">Geocomputation with R</w:t>
-      </w:r>
-      <w:r>
-        <w:t xml:space="preserve"> </w:t>
-      </w:r>
-      <w:hyperlink r:id="rId587">
-        <w:r>
-          <w:rPr>
-            <w:rStyle w:val="Hyperlink"/>
-          </w:rPr>
-          <w:t xml:space="preserve">Libro</w:t>
-        </w:r>
-      </w:hyperlink>
-      <w:r>
-        <w:t xml:space="preserve"> </w:t>
-      </w:r>
-      <w:r>
-        <w:t xml:space="preserve">y</w:t>
-      </w:r>
-      <w:r>
-        <w:t xml:space="preserve"> </w:t>
-      </w:r>
-      <w:hyperlink r:id="rId588">
-        <w:r>
-          <w:rPr>
-            <w:rStyle w:val="Hyperlink"/>
-          </w:rPr>
-          <w:t xml:space="preserve">Código</w:t>
-        </w:r>
-      </w:hyperlink>
-    </w:p>
-    <w:p>
-      <w:pPr>
-        <w:pStyle w:val="Compact"/>
-        <w:numPr>
-          <w:ilvl w:val="0"/>
-          <w:numId w:val="1003"/>
-        </w:numPr>
-      </w:pPr>
-      <w:r>
-        <w:t xml:space="preserve">Introduction to Data Science</w:t>
-      </w:r>
-      <w:r>
-        <w:t xml:space="preserve"> </w:t>
-      </w:r>
-      <w:hyperlink r:id="rId589">
-        <w:r>
-          <w:rPr>
-            <w:rStyle w:val="Hyperlink"/>
-          </w:rPr>
-          <w:t xml:space="preserve">Libro</w:t>
-        </w:r>
-      </w:hyperlink>
-      <w:r>
-        <w:t xml:space="preserve"> </w:t>
-      </w:r>
-      <w:r>
-        <w:t xml:space="preserve">y</w:t>
-      </w:r>
-      <w:r>
-        <w:t xml:space="preserve"> </w:t>
-      </w:r>
-      <w:hyperlink r:id="rId590">
-        <w:r>
-          <w:rPr>
-            <w:rStyle w:val="Hyperlink"/>
-          </w:rPr>
-          <w:t xml:space="preserve">Código</w:t>
-        </w:r>
-      </w:hyperlink>
-    </w:p>
-    <w:p>
-      <w:pPr>
-        <w:pStyle w:val="Compact"/>
-        <w:numPr>
-          <w:ilvl w:val="0"/>
-          <w:numId w:val="1003"/>
-        </w:numPr>
-      </w:pPr>
-      <w:r>
-        <w:t xml:space="preserve">Mastering Apache Spark with R</w:t>
-      </w:r>
-      <w:r>
-        <w:t xml:space="preserve"> </w:t>
-      </w:r>
-      <w:hyperlink r:id="rId591">
-        <w:r>
-          <w:rPr>
-            <w:rStyle w:val="Hyperlink"/>
-          </w:rPr>
-          <w:t xml:space="preserve">Libro</w:t>
-        </w:r>
-      </w:hyperlink>
-      <w:r>
-        <w:t xml:space="preserve"> </w:t>
-      </w:r>
-      <w:r>
-        <w:t xml:space="preserve">y</w:t>
-      </w:r>
-      <w:r>
-        <w:t xml:space="preserve"> </w:t>
-      </w:r>
-      <w:hyperlink r:id="rId592">
-        <w:r>
-          <w:rPr>
-            <w:rStyle w:val="Hyperlink"/>
-          </w:rPr>
-          <w:t xml:space="preserve">Código</w:t>
-        </w:r>
-      </w:hyperlink>
-    </w:p>
-    <w:p>
-      <w:pPr>
-        <w:pStyle w:val="Compact"/>
-        <w:numPr>
-          <w:ilvl w:val="0"/>
-          <w:numId w:val="1003"/>
-        </w:numPr>
-      </w:pPr>
-      <w:r>
-        <w:t xml:space="preserve">R for Data Science.</w:t>
-      </w:r>
-      <w:r>
-        <w:t xml:space="preserve"> </w:t>
-      </w:r>
-      <w:hyperlink r:id="rId593">
-        <w:r>
-          <w:rPr>
-            <w:rStyle w:val="Hyperlink"/>
-          </w:rPr>
-          <w:t xml:space="preserve">Inglés</w:t>
-        </w:r>
-      </w:hyperlink>
-      <w:r>
-        <w:t xml:space="preserve"> </w:t>
-      </w:r>
-      <w:r>
-        <w:t xml:space="preserve">y</w:t>
-      </w:r>
-      <w:r>
-        <w:t xml:space="preserve"> </w:t>
-      </w:r>
-      <w:hyperlink r:id="rId594">
-        <w:r>
-          <w:rPr>
-            <w:rStyle w:val="Hyperlink"/>
-          </w:rPr>
-          <w:t xml:space="preserve">Castellano</w:t>
-        </w:r>
-      </w:hyperlink>
-    </w:p>
-    <w:p>
-      <w:pPr>
-        <w:pStyle w:val="Compact"/>
-        <w:numPr>
-          <w:ilvl w:val="0"/>
-          <w:numId w:val="1003"/>
-        </w:numPr>
-      </w:pPr>
-      <w:r>
-        <w:t xml:space="preserve">R for Statistical Learning</w:t>
-      </w:r>
-      <w:r>
-        <w:t xml:space="preserve"> </w:t>
-      </w:r>
-      <w:hyperlink r:id="rId595">
-        <w:r>
-          <w:rPr>
-            <w:rStyle w:val="Hyperlink"/>
-          </w:rPr>
-          <w:t xml:space="preserve">Libro</w:t>
-        </w:r>
-      </w:hyperlink>
-      <w:r>
-        <w:t xml:space="preserve"> </w:t>
-      </w:r>
-      <w:r>
-        <w:t xml:space="preserve">y</w:t>
-      </w:r>
-      <w:r>
-        <w:t xml:space="preserve"> </w:t>
-      </w:r>
-      <w:hyperlink r:id="rId596">
-        <w:r>
-          <w:rPr>
-            <w:rStyle w:val="Hyperlink"/>
-          </w:rPr>
-          <w:t xml:space="preserve">Código</w:t>
-        </w:r>
-      </w:hyperlink>
-    </w:p>
-    <w:p>
-      <w:pPr>
-        <w:pStyle w:val="Compact"/>
-        <w:numPr>
-          <w:ilvl w:val="0"/>
-          <w:numId w:val="1003"/>
-        </w:numPr>
-      </w:pPr>
-      <w:r>
-        <w:t xml:space="preserve">sits: Satellite Image Time Series Analysis on Earth Observation Data Cubes</w:t>
-      </w:r>
-      <w:r>
-        <w:t xml:space="preserve"> </w:t>
-      </w:r>
       <w:hyperlink r:id="rId597">
         <w:r>
           <w:rPr>
             <w:rStyle w:val="Hyperlink"/>
           </w:rPr>
-          <w:t xml:space="preserve">Libro</w:t>
-        </w:r>
-      </w:hyperlink>
-      <w:r>
-        <w:t xml:space="preserve"> </w:t>
-      </w:r>
-      <w:r>
-        <w:t xml:space="preserve">y</w:t>
-      </w:r>
-      <w:r>
-        <w:t xml:space="preserve"> </w:t>
-      </w:r>
-      <w:hyperlink r:id="rId598">
-        <w:r>
-          <w:rPr>
-            <w:rStyle w:val="Hyperlink"/>
-          </w:rPr>
           <w:t xml:space="preserve">Kaggle</w:t>
         </w:r>
       </w:hyperlink>
     </w:p>
-    <w:bookmarkEnd w:id="599"/>
-    <w:bookmarkStart w:id="609" w:name="generar-códigos-qr"/>
+    <w:bookmarkEnd w:id="598"/>
+    <w:bookmarkStart w:id="608" w:name="generar-códigos-qr"/>
     <w:p>
       <w:pPr>
         <w:pStyle w:val="Heading2"/>
@@ -10658,18 +10635,18 @@
           <wp:inline>
             <wp:extent cx="4620126" cy="3696101"/>
             <wp:effectExtent b="0" l="0" r="0" t="0"/>
-            <wp:docPr descr="" title="" id="601" name="Picture"/>
+            <wp:docPr descr="" title="" id="600" name="Picture"/>
             <a:graphic>
               <a:graphicData uri="http://schemas.openxmlformats.org/drawingml/2006/picture">
                 <pic:pic>
                   <pic:nvPicPr>
-                    <pic:cNvPr descr="index_files/figure-docx/generar-QR-Github-1.png" id="602" name="Picture"/>
+                    <pic:cNvPr descr="index_files/figure-docx/generar-QR-Github-1.png" id="601" name="Picture"/>
                     <pic:cNvPicPr>
                       <a:picLocks noChangeArrowheads="1" noChangeAspect="1"/>
                     </pic:cNvPicPr>
                   </pic:nvPicPr>
                   <pic:blipFill>
-                    <a:blip r:embed="rId600"/>
+                    <a:blip r:embed="rId599"/>
                     <a:stretch>
                       <a:fillRect/>
                     </a:stretch>
@@ -10835,18 +10812,18 @@
           <wp:inline>
             <wp:extent cx="4620126" cy="3696101"/>
             <wp:effectExtent b="0" l="0" r="0" t="0"/>
-            <wp:docPr descr="" title="" id="604" name="Picture"/>
+            <wp:docPr descr="" title="" id="603" name="Picture"/>
             <a:graphic>
               <a:graphicData uri="http://schemas.openxmlformats.org/drawingml/2006/picture">
                 <pic:pic>
                   <pic:nvPicPr>
-                    <pic:cNvPr descr="index_files/figure-docx/generar-QR-Github-Pages-1.png" id="605" name="Picture"/>
+                    <pic:cNvPr descr="index_files/figure-docx/generar-QR-Github-Pages-1.png" id="604" name="Picture"/>
                     <pic:cNvPicPr>
                       <a:picLocks noChangeArrowheads="1" noChangeAspect="1"/>
                     </pic:cNvPicPr>
                   </pic:nvPicPr>
                   <pic:blipFill>
-                    <a:blip r:embed="rId603"/>
+                    <a:blip r:embed="rId602"/>
                     <a:stretch>
                       <a:fillRect/>
                     </a:stretch>
@@ -11012,18 +10989,18 @@
           <wp:inline>
             <wp:extent cx="4620126" cy="3696101"/>
             <wp:effectExtent b="0" l="0" r="0" t="0"/>
-            <wp:docPr descr="" title="" id="607" name="Picture"/>
+            <wp:docPr descr="" title="" id="606" name="Picture"/>
             <a:graphic>
               <a:graphicData uri="http://schemas.openxmlformats.org/drawingml/2006/picture">
                 <pic:pic>
                   <pic:nvPicPr>
-                    <pic:cNvPr descr="index_files/figure-docx/generar-QR-Netlify-1.png" id="608" name="Picture"/>
+                    <pic:cNvPr descr="index_files/figure-docx/generar-QR-Netlify-1.png" id="607" name="Picture"/>
                     <pic:cNvPicPr>
                       <a:picLocks noChangeArrowheads="1" noChangeAspect="1"/>
                     </pic:cNvPicPr>
                   </pic:nvPicPr>
                   <pic:blipFill>
-                    <a:blip r:embed="rId606"/>
+                    <a:blip r:embed="rId605"/>
                     <a:stretch>
                       <a:fillRect/>
                     </a:stretch>
@@ -11091,8 +11068,8 @@
         <w:t xml:space="preserve">)</w:t>
       </w:r>
     </w:p>
-    <w:bookmarkEnd w:id="609"/>
-    <w:bookmarkStart w:id="612" w:name="revisar-los-links"/>
+    <w:bookmarkEnd w:id="608"/>
+    <w:bookmarkStart w:id="611" w:name="revisar-los-links"/>
     <w:p>
       <w:pPr>
         <w:pStyle w:val="Heading2"/>
@@ -11111,41 +11088,41 @@
       <w:r>
         <w:t xml:space="preserve"> </w:t>
       </w:r>
+      <w:hyperlink r:id="rId609">
+        <w:r>
+          <w:rPr>
+            <w:rStyle w:val="VerbatimChar"/>
+          </w:rPr>
+          <w:t xml:space="preserve">revisar_links.R</w:t>
+        </w:r>
+      </w:hyperlink>
+      <w:r>
+        <w:t xml:space="preserve"> </w:t>
+      </w:r>
+      <w:r>
+        <w:t xml:space="preserve">para revisar si los links son válidos. Para que sea mas fácil su uso, recopila los links del repositorio público de</w:t>
+      </w:r>
+      <w:r>
+        <w:t xml:space="preserve"> </w:t>
+      </w:r>
+      <w:hyperlink r:id="rId10">
+        <w:r>
+          <w:rPr>
+            <w:rStyle w:val="Hyperlink"/>
+          </w:rPr>
+          <w:t xml:space="preserve">Open Data</w:t>
+        </w:r>
+      </w:hyperlink>
+      <w:r>
+        <w:t xml:space="preserve"> </w:t>
+      </w:r>
+      <w:r>
+        <w:t xml:space="preserve">en el fichero</w:t>
+      </w:r>
+      <w:r>
+        <w:t xml:space="preserve"> </w:t>
+      </w:r>
       <w:hyperlink r:id="rId610">
-        <w:r>
-          <w:rPr>
-            <w:rStyle w:val="VerbatimChar"/>
-          </w:rPr>
-          <w:t xml:space="preserve">revisar_links.R</w:t>
-        </w:r>
-      </w:hyperlink>
-      <w:r>
-        <w:t xml:space="preserve"> </w:t>
-      </w:r>
-      <w:r>
-        <w:t xml:space="preserve">para revisar si los links son válidos. Para que sea mas fácil su uso, recopila los links del repositorio público de</w:t>
-      </w:r>
-      <w:r>
-        <w:t xml:space="preserve"> </w:t>
-      </w:r>
-      <w:hyperlink r:id="rId10">
-        <w:r>
-          <w:rPr>
-            <w:rStyle w:val="Hyperlink"/>
-          </w:rPr>
-          <w:t xml:space="preserve">Open Data</w:t>
-        </w:r>
-      </w:hyperlink>
-      <w:r>
-        <w:t xml:space="preserve"> </w:t>
-      </w:r>
-      <w:r>
-        <w:t xml:space="preserve">en el fichero</w:t>
-      </w:r>
-      <w:r>
-        <w:t xml:space="preserve"> </w:t>
-      </w:r>
-      <w:hyperlink r:id="rId611">
         <w:r>
           <w:rPr>
             <w:rStyle w:val="Hyperlink"/>
@@ -11169,7 +11146,7 @@
         <w:t xml:space="preserve">.</w:t>
       </w:r>
     </w:p>
-    <w:bookmarkEnd w:id="612"/>
+    <w:bookmarkEnd w:id="611"/>
     <w:sectPr>
       <w:footnotePr>
         <w:numRestart w:val="eachSect"/>

--- a/docs/index.docx
+++ b/docs/index.docx
@@ -34,7 +34,7 @@
         <w:pStyle w:val="Date"/>
       </w:pPr>
       <w:r>
-        <w:t xml:space="preserve">2026-07-16</w:t>
+        <w:t xml:space="preserve">2026-08-25</w:t>
       </w:r>
     </w:p>
     <w:sdt>
@@ -426,7 +426,7 @@
         <w:t xml:space="preserve">)</w:t>
       </w:r>
     </w:p>
-    <w:bookmarkStart w:id="344" w:name="fuentes-de-datos-abiertos-y-apis"/>
+    <w:bookmarkStart w:id="346" w:name="fuentes-de-datos-abiertos-y-apis"/>
     <w:p>
       <w:pPr>
         <w:pStyle w:val="Heading2"/>
@@ -1357,9 +1357,15 @@
           <w:rPr>
             <w:rStyle w:val="Hyperlink"/>
           </w:rPr>
-          <w:t xml:space="preserve">Copernicus Open Access Hub</w:t>
-        </w:r>
-      </w:hyperlink>
+          <w:t xml:space="preserve">Copernicus Data Space Ecosystem</w:t>
+        </w:r>
+      </w:hyperlink>
+      <w:r>
+        <w:t xml:space="preserve"> </w:t>
+      </w:r>
+      <w:r>
+        <w:t xml:space="preserve">- Sucesor del antiguo Copernicus Open Access Hub (scihub), retirado.</w:t>
+      </w:r>
     </w:p>
     <w:p>
       <w:pPr>
@@ -1590,6 +1596,29 @@
           <w:rPr>
             <w:rStyle w:val="Hyperlink"/>
           </w:rPr>
+          <w:t xml:space="preserve">Databook</w:t>
+        </w:r>
+      </w:hyperlink>
+      <w:r>
+        <w:t xml:space="preserve"> </w:t>
+      </w:r>
+      <w:r>
+        <w:t xml:space="preserve">- Indicadores públicos consolidados por país: 244 países, 108 conjuntos de datos con licencia abierta (Banco Mundial WDI, OMS, UNESCO, ONU DESA, CIA World Factbook). Cada cifra con su fuente y año. En 25 idiomas.</w:t>
+      </w:r>
+    </w:p>
+    <w:p>
+      <w:pPr>
+        <w:pStyle w:val="Compact"/>
+        <w:numPr>
+          <w:ilvl w:val="0"/>
+          <w:numId w:val="1001"/>
+        </w:numPr>
+      </w:pPr>
+      <w:hyperlink r:id="rId88">
+        <w:r>
+          <w:rPr>
+            <w:rStyle w:val="Hyperlink"/>
+          </w:rPr>
           <w:t xml:space="preserve">Datasets de ejemplo de IBM Watson Analytics</w:t>
         </w:r>
       </w:hyperlink>
@@ -1602,7 +1631,7 @@
           <w:numId w:val="1001"/>
         </w:numPr>
       </w:pPr>
-      <w:hyperlink r:id="rId88">
+      <w:hyperlink r:id="rId89">
         <w:r>
           <w:rPr>
             <w:rStyle w:val="Hyperlink"/>
@@ -1619,7 +1648,7 @@
           <w:numId w:val="1001"/>
         </w:numPr>
       </w:pPr>
-      <w:hyperlink r:id="rId89">
+      <w:hyperlink r:id="rId90">
         <w:r>
           <w:rPr>
             <w:rStyle w:val="Hyperlink"/>
@@ -1636,7 +1665,7 @@
           <w:numId w:val="1001"/>
         </w:numPr>
       </w:pPr>
-      <w:hyperlink r:id="rId90">
+      <w:hyperlink r:id="rId91">
         <w:r>
           <w:rPr>
             <w:rStyle w:val="Hyperlink"/>
@@ -1653,7 +1682,7 @@
           <w:numId w:val="1001"/>
         </w:numPr>
       </w:pPr>
-      <w:hyperlink r:id="rId91">
+      <w:hyperlink r:id="rId92">
         <w:r>
           <w:rPr>
             <w:rStyle w:val="Hyperlink"/>
@@ -1670,7 +1699,7 @@
           <w:numId w:val="1001"/>
         </w:numPr>
       </w:pPr>
-      <w:hyperlink r:id="rId92">
+      <w:hyperlink r:id="rId93">
         <w:r>
           <w:rPr>
             <w:rStyle w:val="Hyperlink"/>
@@ -1687,7 +1716,7 @@
           <w:numId w:val="1001"/>
         </w:numPr>
       </w:pPr>
-      <w:hyperlink r:id="rId93">
+      <w:hyperlink r:id="rId94">
         <w:r>
           <w:rPr>
             <w:rStyle w:val="Hyperlink"/>
@@ -1704,7 +1733,7 @@
           <w:numId w:val="1001"/>
         </w:numPr>
       </w:pPr>
-      <w:hyperlink r:id="rId94">
+      <w:hyperlink r:id="rId95">
         <w:r>
           <w:rPr>
             <w:rStyle w:val="Hyperlink"/>
@@ -1721,7 +1750,7 @@
           <w:numId w:val="1001"/>
         </w:numPr>
       </w:pPr>
-      <w:hyperlink r:id="rId95">
+      <w:hyperlink r:id="rId96">
         <w:r>
           <w:rPr>
             <w:rStyle w:val="Hyperlink"/>
@@ -1738,7 +1767,7 @@
           <w:numId w:val="1001"/>
         </w:numPr>
       </w:pPr>
-      <w:hyperlink r:id="rId96">
+      <w:hyperlink r:id="rId97">
         <w:r>
           <w:rPr>
             <w:rStyle w:val="Hyperlink"/>
@@ -1755,7 +1784,7 @@
           <w:numId w:val="1001"/>
         </w:numPr>
       </w:pPr>
-      <w:hyperlink r:id="rId97">
+      <w:hyperlink r:id="rId98">
         <w:r>
           <w:rPr>
             <w:rStyle w:val="Hyperlink"/>
@@ -1772,7 +1801,7 @@
           <w:numId w:val="1001"/>
         </w:numPr>
       </w:pPr>
-      <w:hyperlink r:id="rId98">
+      <w:hyperlink r:id="rId99">
         <w:r>
           <w:rPr>
             <w:rStyle w:val="Hyperlink"/>
@@ -1789,7 +1818,7 @@
           <w:numId w:val="1001"/>
         </w:numPr>
       </w:pPr>
-      <w:hyperlink r:id="rId99">
+      <w:hyperlink r:id="rId100">
         <w:r>
           <w:rPr>
             <w:rStyle w:val="Hyperlink"/>
@@ -1806,7 +1835,7 @@
           <w:numId w:val="1001"/>
         </w:numPr>
       </w:pPr>
-      <w:hyperlink r:id="rId100">
+      <w:hyperlink r:id="rId101">
         <w:r>
           <w:rPr>
             <w:rStyle w:val="Hyperlink"/>
@@ -1823,7 +1852,7 @@
           <w:numId w:val="1001"/>
         </w:numPr>
       </w:pPr>
-      <w:hyperlink r:id="rId101">
+      <w:hyperlink r:id="rId102">
         <w:r>
           <w:rPr>
             <w:rStyle w:val="Hyperlink"/>
@@ -1840,7 +1869,7 @@
           <w:numId w:val="1001"/>
         </w:numPr>
       </w:pPr>
-      <w:hyperlink r:id="rId102">
+      <w:hyperlink r:id="rId103">
         <w:r>
           <w:rPr>
             <w:rStyle w:val="Hyperlink"/>
@@ -1857,7 +1886,7 @@
           <w:numId w:val="1001"/>
         </w:numPr>
       </w:pPr>
-      <w:hyperlink r:id="rId103">
+      <w:hyperlink r:id="rId104">
         <w:r>
           <w:rPr>
             <w:rStyle w:val="Hyperlink"/>
@@ -1874,7 +1903,7 @@
           <w:numId w:val="1001"/>
         </w:numPr>
       </w:pPr>
-      <w:hyperlink r:id="rId104">
+      <w:hyperlink r:id="rId105">
         <w:r>
           <w:rPr>
             <w:rStyle w:val="Hyperlink"/>
@@ -1891,7 +1920,7 @@
           <w:numId w:val="1001"/>
         </w:numPr>
       </w:pPr>
-      <w:hyperlink r:id="rId105">
+      <w:hyperlink r:id="rId106">
         <w:r>
           <w:rPr>
             <w:rStyle w:val="Hyperlink"/>
@@ -1908,7 +1937,7 @@
           <w:numId w:val="1001"/>
         </w:numPr>
       </w:pPr>
-      <w:hyperlink r:id="rId106">
+      <w:hyperlink r:id="rId107">
         <w:r>
           <w:rPr>
             <w:rStyle w:val="Hyperlink"/>
@@ -1925,7 +1954,7 @@
           <w:numId w:val="1001"/>
         </w:numPr>
       </w:pPr>
-      <w:hyperlink r:id="rId107">
+      <w:hyperlink r:id="rId108">
         <w:r>
           <w:rPr>
             <w:rStyle w:val="Hyperlink"/>
@@ -1942,7 +1971,7 @@
           <w:numId w:val="1001"/>
         </w:numPr>
       </w:pPr>
-      <w:hyperlink r:id="rId108">
+      <w:hyperlink r:id="rId109">
         <w:r>
           <w:rPr>
             <w:rStyle w:val="Hyperlink"/>
@@ -1965,7 +1994,7 @@
           <w:numId w:val="1001"/>
         </w:numPr>
       </w:pPr>
-      <w:hyperlink r:id="rId109">
+      <w:hyperlink r:id="rId110">
         <w:r>
           <w:rPr>
             <w:rStyle w:val="Hyperlink"/>
@@ -1982,7 +2011,7 @@
           <w:numId w:val="1001"/>
         </w:numPr>
       </w:pPr>
-      <w:hyperlink r:id="rId110">
+      <w:hyperlink r:id="rId111">
         <w:r>
           <w:rPr>
             <w:rStyle w:val="Hyperlink"/>
@@ -2005,7 +2034,7 @@
           <w:numId w:val="1001"/>
         </w:numPr>
       </w:pPr>
-      <w:hyperlink r:id="rId111">
+      <w:hyperlink r:id="rId112">
         <w:r>
           <w:rPr>
             <w:rStyle w:val="Hyperlink"/>
@@ -2022,7 +2051,7 @@
           <w:numId w:val="1001"/>
         </w:numPr>
       </w:pPr>
-      <w:hyperlink r:id="rId112">
+      <w:hyperlink r:id="rId113">
         <w:r>
           <w:rPr>
             <w:rStyle w:val="Hyperlink"/>
@@ -2039,7 +2068,7 @@
           <w:numId w:val="1001"/>
         </w:numPr>
       </w:pPr>
-      <w:hyperlink r:id="rId113">
+      <w:hyperlink r:id="rId114">
         <w:r>
           <w:rPr>
             <w:rStyle w:val="Hyperlink"/>
@@ -2056,7 +2085,7 @@
           <w:numId w:val="1001"/>
         </w:numPr>
       </w:pPr>
-      <w:hyperlink r:id="rId114">
+      <w:hyperlink r:id="rId115">
         <w:r>
           <w:rPr>
             <w:rStyle w:val="Hyperlink"/>
@@ -2073,7 +2102,7 @@
           <w:numId w:val="1001"/>
         </w:numPr>
       </w:pPr>
-      <w:hyperlink r:id="rId115">
+      <w:hyperlink r:id="rId116">
         <w:r>
           <w:rPr>
             <w:rStyle w:val="Hyperlink"/>
@@ -2090,7 +2119,7 @@
           <w:numId w:val="1001"/>
         </w:numPr>
       </w:pPr>
-      <w:hyperlink r:id="rId116">
+      <w:hyperlink r:id="rId117">
         <w:r>
           <w:rPr>
             <w:rStyle w:val="Hyperlink"/>
@@ -2107,7 +2136,7 @@
           <w:numId w:val="1001"/>
         </w:numPr>
       </w:pPr>
-      <w:hyperlink r:id="rId117">
+      <w:hyperlink r:id="rId118">
         <w:r>
           <w:rPr>
             <w:rStyle w:val="Hyperlink"/>
@@ -2124,7 +2153,7 @@
           <w:numId w:val="1001"/>
         </w:numPr>
       </w:pPr>
-      <w:hyperlink r:id="rId118">
+      <w:hyperlink r:id="rId119">
         <w:r>
           <w:rPr>
             <w:rStyle w:val="Hyperlink"/>
@@ -2141,7 +2170,7 @@
           <w:numId w:val="1001"/>
         </w:numPr>
       </w:pPr>
-      <w:hyperlink r:id="rId119">
+      <w:hyperlink r:id="rId120">
         <w:r>
           <w:rPr>
             <w:rStyle w:val="Hyperlink"/>
@@ -2158,28 +2187,28 @@
           <w:numId w:val="1001"/>
         </w:numPr>
       </w:pPr>
-      <w:hyperlink r:id="rId120">
-        <w:r>
-          <w:rPr>
-            <w:rStyle w:val="Hyperlink"/>
-          </w:rPr>
-          <w:t xml:space="preserve">ESA WorldCover 2021. Global land cover product at 10 m for 2021 based on Sentinel-1 and 2 data</w:t>
-        </w:r>
-      </w:hyperlink>
-    </w:p>
-    <w:p>
-      <w:pPr>
-        <w:pStyle w:val="Compact"/>
-        <w:numPr>
-          <w:ilvl w:val="0"/>
-          <w:numId w:val="1001"/>
-        </w:numPr>
-      </w:pPr>
       <w:hyperlink r:id="rId121">
         <w:r>
           <w:rPr>
             <w:rStyle w:val="Hyperlink"/>
           </w:rPr>
+          <w:t xml:space="preserve">ESA WorldCover. Global land cover product at 10 m based on Sentinel-1 and 2 data</w:t>
+        </w:r>
+      </w:hyperlink>
+    </w:p>
+    <w:p>
+      <w:pPr>
+        <w:pStyle w:val="Compact"/>
+        <w:numPr>
+          <w:ilvl w:val="0"/>
+          <w:numId w:val="1001"/>
+        </w:numPr>
+      </w:pPr>
+      <w:hyperlink r:id="rId122">
+        <w:r>
+          <w:rPr>
+            <w:rStyle w:val="Hyperlink"/>
+          </w:rPr>
           <w:t xml:space="preserve">España. Estadísticas de mercado de trabajo</w:t>
         </w:r>
       </w:hyperlink>
@@ -2192,7 +2221,7 @@
           <w:numId w:val="1001"/>
         </w:numPr>
       </w:pPr>
-      <w:hyperlink r:id="rId122">
+      <w:hyperlink r:id="rId123">
         <w:r>
           <w:rPr>
             <w:rStyle w:val="Hyperlink"/>
@@ -2209,7 +2238,7 @@
           <w:numId w:val="1001"/>
         </w:numPr>
       </w:pPr>
-      <w:hyperlink r:id="rId123">
+      <w:hyperlink r:id="rId124">
         <w:r>
           <w:rPr>
             <w:rStyle w:val="Hyperlink"/>
@@ -2226,7 +2255,7 @@
           <w:numId w:val="1001"/>
         </w:numPr>
       </w:pPr>
-      <w:hyperlink r:id="rId124">
+      <w:hyperlink r:id="rId125">
         <w:r>
           <w:rPr>
             <w:rStyle w:val="Hyperlink"/>
@@ -2243,7 +2272,7 @@
           <w:numId w:val="1001"/>
         </w:numPr>
       </w:pPr>
-      <w:hyperlink r:id="rId125">
+      <w:hyperlink r:id="rId126">
         <w:r>
           <w:rPr>
             <w:rStyle w:val="Hyperlink"/>
@@ -2260,7 +2289,7 @@
           <w:numId w:val="1001"/>
         </w:numPr>
       </w:pPr>
-      <w:hyperlink r:id="rId126">
+      <w:hyperlink r:id="rId127">
         <w:r>
           <w:rPr>
             <w:rStyle w:val="Hyperlink"/>
@@ -2277,7 +2306,7 @@
           <w:numId w:val="1001"/>
         </w:numPr>
       </w:pPr>
-      <w:hyperlink r:id="rId127">
+      <w:hyperlink r:id="rId128">
         <w:r>
           <w:rPr>
             <w:rStyle w:val="Hyperlink"/>
@@ -2294,7 +2323,7 @@
           <w:numId w:val="1001"/>
         </w:numPr>
       </w:pPr>
-      <w:hyperlink r:id="rId128">
+      <w:hyperlink r:id="rId129">
         <w:r>
           <w:rPr>
             <w:rStyle w:val="Hyperlink"/>
@@ -2311,7 +2340,7 @@
           <w:numId w:val="1001"/>
         </w:numPr>
       </w:pPr>
-      <w:hyperlink r:id="rId129">
+      <w:hyperlink r:id="rId130">
         <w:r>
           <w:rPr>
             <w:rStyle w:val="Hyperlink"/>
@@ -2328,7 +2357,7 @@
           <w:numId w:val="1001"/>
         </w:numPr>
       </w:pPr>
-      <w:hyperlink r:id="rId130">
+      <w:hyperlink r:id="rId131">
         <w:r>
           <w:rPr>
             <w:rStyle w:val="Hyperlink"/>
@@ -2345,7 +2374,7 @@
           <w:numId w:val="1001"/>
         </w:numPr>
       </w:pPr>
-      <w:hyperlink r:id="rId131">
+      <w:hyperlink r:id="rId132">
         <w:r>
           <w:rPr>
             <w:rStyle w:val="Hyperlink"/>
@@ -2362,7 +2391,7 @@
           <w:numId w:val="1001"/>
         </w:numPr>
       </w:pPr>
-      <w:hyperlink r:id="rId132">
+      <w:hyperlink r:id="rId133">
         <w:r>
           <w:rPr>
             <w:rStyle w:val="Hyperlink"/>
@@ -2385,7 +2414,7 @@
           <w:numId w:val="1001"/>
         </w:numPr>
       </w:pPr>
-      <w:hyperlink r:id="rId133">
+      <w:hyperlink r:id="rId134">
         <w:r>
           <w:rPr>
             <w:rStyle w:val="Hyperlink"/>
@@ -2402,7 +2431,7 @@
           <w:numId w:val="1001"/>
         </w:numPr>
       </w:pPr>
-      <w:hyperlink r:id="rId134">
+      <w:hyperlink r:id="rId135">
         <w:r>
           <w:rPr>
             <w:rStyle w:val="Hyperlink"/>
@@ -2419,7 +2448,7 @@
           <w:numId w:val="1001"/>
         </w:numPr>
       </w:pPr>
-      <w:hyperlink r:id="rId135">
+      <w:hyperlink r:id="rId136">
         <w:r>
           <w:rPr>
             <w:rStyle w:val="Hyperlink"/>
@@ -2436,7 +2465,7 @@
           <w:numId w:val="1001"/>
         </w:numPr>
       </w:pPr>
-      <w:hyperlink r:id="rId136">
+      <w:hyperlink r:id="rId137">
         <w:r>
           <w:rPr>
             <w:rStyle w:val="Hyperlink"/>
@@ -2453,7 +2482,7 @@
           <w:numId w:val="1001"/>
         </w:numPr>
       </w:pPr>
-      <w:hyperlink r:id="rId137">
+      <w:hyperlink r:id="rId138">
         <w:r>
           <w:rPr>
             <w:rStyle w:val="Hyperlink"/>
@@ -2470,7 +2499,7 @@
           <w:numId w:val="1001"/>
         </w:numPr>
       </w:pPr>
-      <w:hyperlink r:id="rId138">
+      <w:hyperlink r:id="rId139">
         <w:r>
           <w:rPr>
             <w:rStyle w:val="Hyperlink"/>
@@ -2487,7 +2516,7 @@
           <w:numId w:val="1001"/>
         </w:numPr>
       </w:pPr>
-      <w:hyperlink r:id="rId139">
+      <w:hyperlink r:id="rId140">
         <w:r>
           <w:rPr>
             <w:rStyle w:val="Hyperlink"/>
@@ -2504,7 +2533,7 @@
           <w:numId w:val="1001"/>
         </w:numPr>
       </w:pPr>
-      <w:hyperlink r:id="rId140">
+      <w:hyperlink r:id="rId141">
         <w:r>
           <w:rPr>
             <w:rStyle w:val="Hyperlink"/>
@@ -2521,7 +2550,7 @@
           <w:numId w:val="1001"/>
         </w:numPr>
       </w:pPr>
-      <w:hyperlink r:id="rId141">
+      <w:hyperlink r:id="rId142">
         <w:r>
           <w:rPr>
             <w:rStyle w:val="Hyperlink"/>
@@ -2538,7 +2567,7 @@
           <w:numId w:val="1001"/>
         </w:numPr>
       </w:pPr>
-      <w:hyperlink r:id="rId142">
+      <w:hyperlink r:id="rId143">
         <w:r>
           <w:rPr>
             <w:rStyle w:val="Hyperlink"/>
@@ -2555,7 +2584,7 @@
           <w:numId w:val="1001"/>
         </w:numPr>
       </w:pPr>
-      <w:hyperlink r:id="rId143">
+      <w:hyperlink r:id="rId144">
         <w:r>
           <w:rPr>
             <w:rStyle w:val="Hyperlink"/>
@@ -2578,7 +2607,7 @@
           <w:numId w:val="1001"/>
         </w:numPr>
       </w:pPr>
-      <w:hyperlink r:id="rId144">
+      <w:hyperlink r:id="rId145">
         <w:r>
           <w:rPr>
             <w:rStyle w:val="Hyperlink"/>
@@ -2595,7 +2624,7 @@
           <w:numId w:val="1001"/>
         </w:numPr>
       </w:pPr>
-      <w:hyperlink r:id="rId145">
+      <w:hyperlink r:id="rId146">
         <w:r>
           <w:rPr>
             <w:rStyle w:val="Hyperlink"/>
@@ -2612,7 +2641,7 @@
           <w:numId w:val="1001"/>
         </w:numPr>
       </w:pPr>
-      <w:hyperlink r:id="rId146">
+      <w:hyperlink r:id="rId147">
         <w:r>
           <w:rPr>
             <w:rStyle w:val="Hyperlink"/>
@@ -2629,7 +2658,7 @@
           <w:numId w:val="1001"/>
         </w:numPr>
       </w:pPr>
-      <w:hyperlink r:id="rId147">
+      <w:hyperlink r:id="rId148">
         <w:r>
           <w:rPr>
             <w:rStyle w:val="Hyperlink"/>
@@ -2652,7 +2681,7 @@
           <w:numId w:val="1001"/>
         </w:numPr>
       </w:pPr>
-      <w:hyperlink r:id="rId148">
+      <w:hyperlink r:id="rId149">
         <w:r>
           <w:rPr>
             <w:rStyle w:val="Hyperlink"/>
@@ -2669,7 +2698,7 @@
           <w:numId w:val="1001"/>
         </w:numPr>
       </w:pPr>
-      <w:hyperlink r:id="rId149">
+      <w:hyperlink r:id="rId150">
         <w:r>
           <w:rPr>
             <w:rStyle w:val="Hyperlink"/>
@@ -2686,7 +2715,7 @@
           <w:numId w:val="1001"/>
         </w:numPr>
       </w:pPr>
-      <w:hyperlink r:id="rId150">
+      <w:hyperlink r:id="rId151">
         <w:r>
           <w:rPr>
             <w:rStyle w:val="Hyperlink"/>
@@ -2703,7 +2732,7 @@
           <w:numId w:val="1001"/>
         </w:numPr>
       </w:pPr>
-      <w:hyperlink r:id="rId151">
+      <w:hyperlink r:id="rId152">
         <w:r>
           <w:rPr>
             <w:rStyle w:val="Hyperlink"/>
@@ -2726,7 +2755,7 @@
       <w:r>
         <w:t xml:space="preserve"> </w:t>
       </w:r>
-      <w:hyperlink r:id="rId152">
+      <w:hyperlink r:id="rId153">
         <w:r>
           <w:rPr>
             <w:rStyle w:val="Hyperlink"/>
@@ -2737,7 +2766,7 @@
       <w:r>
         <w:t xml:space="preserve"> </w:t>
       </w:r>
-      <w:hyperlink r:id="rId153">
+      <w:hyperlink r:id="rId154">
         <w:r>
           <w:rPr>
             <w:rStyle w:val="Hyperlink"/>
@@ -2748,7 +2777,7 @@
       <w:r>
         <w:t xml:space="preserve"> </w:t>
       </w:r>
-      <w:hyperlink r:id="rId154">
+      <w:hyperlink r:id="rId155">
         <w:r>
           <w:rPr>
             <w:rStyle w:val="Hyperlink"/>
@@ -2765,7 +2794,7 @@
           <w:numId w:val="1001"/>
         </w:numPr>
       </w:pPr>
-      <w:hyperlink r:id="rId155">
+      <w:hyperlink r:id="rId156">
         <w:r>
           <w:rPr>
             <w:rStyle w:val="Hyperlink"/>
@@ -2788,7 +2817,7 @@
           <w:numId w:val="1001"/>
         </w:numPr>
       </w:pPr>
-      <w:hyperlink r:id="rId156">
+      <w:hyperlink r:id="rId157">
         <w:r>
           <w:rPr>
             <w:rStyle w:val="Hyperlink"/>
@@ -2811,7 +2840,7 @@
           <w:numId w:val="1001"/>
         </w:numPr>
       </w:pPr>
-      <w:hyperlink r:id="rId157">
+      <w:hyperlink r:id="rId158">
         <w:r>
           <w:rPr>
             <w:rStyle w:val="Hyperlink"/>
@@ -2828,7 +2857,7 @@
           <w:numId w:val="1001"/>
         </w:numPr>
       </w:pPr>
-      <w:hyperlink r:id="rId158">
+      <w:hyperlink r:id="rId159">
         <w:r>
           <w:rPr>
             <w:rStyle w:val="Hyperlink"/>
@@ -2845,7 +2874,7 @@
           <w:numId w:val="1001"/>
         </w:numPr>
       </w:pPr>
-      <w:hyperlink r:id="rId159">
+      <w:hyperlink r:id="rId160">
         <w:r>
           <w:rPr>
             <w:rStyle w:val="Hyperlink"/>
@@ -2862,7 +2891,7 @@
           <w:numId w:val="1001"/>
         </w:numPr>
       </w:pPr>
-      <w:hyperlink r:id="rId160">
+      <w:hyperlink r:id="rId161">
         <w:r>
           <w:rPr>
             <w:rStyle w:val="Hyperlink"/>
@@ -2879,7 +2908,7 @@
           <w:numId w:val="1001"/>
         </w:numPr>
       </w:pPr>
-      <w:hyperlink r:id="rId161">
+      <w:hyperlink r:id="rId162">
         <w:r>
           <w:rPr>
             <w:rStyle w:val="Hyperlink"/>
@@ -2896,7 +2925,7 @@
           <w:numId w:val="1001"/>
         </w:numPr>
       </w:pPr>
-      <w:hyperlink r:id="rId162">
+      <w:hyperlink r:id="rId163">
         <w:r>
           <w:rPr>
             <w:rStyle w:val="Hyperlink"/>
@@ -2913,7 +2942,7 @@
           <w:numId w:val="1001"/>
         </w:numPr>
       </w:pPr>
-      <w:hyperlink r:id="rId163">
+      <w:hyperlink r:id="rId164">
         <w:r>
           <w:rPr>
             <w:rStyle w:val="Hyperlink"/>
@@ -2930,7 +2959,7 @@
           <w:numId w:val="1001"/>
         </w:numPr>
       </w:pPr>
-      <w:hyperlink r:id="rId164">
+      <w:hyperlink r:id="rId165">
         <w:r>
           <w:rPr>
             <w:rStyle w:val="Hyperlink"/>
@@ -2947,7 +2976,7 @@
           <w:numId w:val="1001"/>
         </w:numPr>
       </w:pPr>
-      <w:hyperlink r:id="rId165">
+      <w:hyperlink r:id="rId166">
         <w:r>
           <w:rPr>
             <w:rStyle w:val="Hyperlink"/>
@@ -2964,7 +2993,7 @@
           <w:numId w:val="1001"/>
         </w:numPr>
       </w:pPr>
-      <w:hyperlink r:id="rId166">
+      <w:hyperlink r:id="rId167">
         <w:r>
           <w:rPr>
             <w:rStyle w:val="Hyperlink"/>
@@ -2981,7 +3010,7 @@
           <w:numId w:val="1001"/>
         </w:numPr>
       </w:pPr>
-      <w:hyperlink r:id="rId167">
+      <w:hyperlink r:id="rId168">
         <w:r>
           <w:rPr>
             <w:rStyle w:val="Hyperlink"/>
@@ -2998,7 +3027,7 @@
           <w:numId w:val="1001"/>
         </w:numPr>
       </w:pPr>
-      <w:hyperlink r:id="rId168">
+      <w:hyperlink r:id="rId169">
         <w:r>
           <w:rPr>
             <w:rStyle w:val="Hyperlink"/>
@@ -3015,7 +3044,7 @@
           <w:numId w:val="1001"/>
         </w:numPr>
       </w:pPr>
-      <w:hyperlink r:id="rId169">
+      <w:hyperlink r:id="rId170">
         <w:r>
           <w:rPr>
             <w:rStyle w:val="Hyperlink"/>
@@ -3032,7 +3061,7 @@
           <w:numId w:val="1001"/>
         </w:numPr>
       </w:pPr>
-      <w:hyperlink r:id="rId170">
+      <w:hyperlink r:id="rId171">
         <w:r>
           <w:rPr>
             <w:rStyle w:val="Hyperlink"/>
@@ -3049,7 +3078,7 @@
           <w:numId w:val="1001"/>
         </w:numPr>
       </w:pPr>
-      <w:hyperlink r:id="rId171">
+      <w:hyperlink r:id="rId172">
         <w:r>
           <w:rPr>
             <w:rStyle w:val="Hyperlink"/>
@@ -3066,7 +3095,7 @@
           <w:numId w:val="1001"/>
         </w:numPr>
       </w:pPr>
-      <w:hyperlink r:id="rId172">
+      <w:hyperlink r:id="rId173">
         <w:r>
           <w:rPr>
             <w:rStyle w:val="Hyperlink"/>
@@ -3083,7 +3112,7 @@
           <w:numId w:val="1001"/>
         </w:numPr>
       </w:pPr>
-      <w:hyperlink r:id="rId173">
+      <w:hyperlink r:id="rId174">
         <w:r>
           <w:rPr>
             <w:rStyle w:val="Hyperlink"/>
@@ -3100,7 +3129,7 @@
           <w:numId w:val="1001"/>
         </w:numPr>
       </w:pPr>
-      <w:hyperlink r:id="rId174">
+      <w:hyperlink r:id="rId175">
         <w:r>
           <w:rPr>
             <w:rStyle w:val="Hyperlink"/>
@@ -3117,7 +3146,7 @@
           <w:numId w:val="1001"/>
         </w:numPr>
       </w:pPr>
-      <w:hyperlink r:id="rId175">
+      <w:hyperlink r:id="rId176">
         <w:r>
           <w:rPr>
             <w:rStyle w:val="Hyperlink"/>
@@ -3134,7 +3163,7 @@
           <w:numId w:val="1001"/>
         </w:numPr>
       </w:pPr>
-      <w:hyperlink r:id="rId176">
+      <w:hyperlink r:id="rId177">
         <w:r>
           <w:rPr>
             <w:rStyle w:val="Hyperlink"/>
@@ -3151,7 +3180,7 @@
           <w:numId w:val="1001"/>
         </w:numPr>
       </w:pPr>
-      <w:hyperlink r:id="rId177">
+      <w:hyperlink r:id="rId178">
         <w:r>
           <w:rPr>
             <w:rStyle w:val="Hyperlink"/>
@@ -3168,7 +3197,7 @@
           <w:numId w:val="1001"/>
         </w:numPr>
       </w:pPr>
-      <w:hyperlink r:id="rId178">
+      <w:hyperlink r:id="rId179">
         <w:r>
           <w:rPr>
             <w:rStyle w:val="Hyperlink"/>
@@ -3185,7 +3214,7 @@
           <w:numId w:val="1001"/>
         </w:numPr>
       </w:pPr>
-      <w:hyperlink r:id="rId179">
+      <w:hyperlink r:id="rId180">
         <w:r>
           <w:rPr>
             <w:rStyle w:val="Hyperlink"/>
@@ -3202,7 +3231,7 @@
           <w:numId w:val="1001"/>
         </w:numPr>
       </w:pPr>
-      <w:hyperlink r:id="rId180">
+      <w:hyperlink r:id="rId181">
         <w:r>
           <w:rPr>
             <w:rStyle w:val="Hyperlink"/>
@@ -3219,7 +3248,7 @@
           <w:numId w:val="1001"/>
         </w:numPr>
       </w:pPr>
-      <w:hyperlink r:id="rId181">
+      <w:hyperlink r:id="rId182">
         <w:r>
           <w:rPr>
             <w:rStyle w:val="Hyperlink"/>
@@ -3248,7 +3277,7 @@
           <w:numId w:val="1001"/>
         </w:numPr>
       </w:pPr>
-      <w:hyperlink r:id="rId182">
+      <w:hyperlink r:id="rId183">
         <w:r>
           <w:rPr>
             <w:rStyle w:val="Hyperlink"/>
@@ -3265,7 +3294,7 @@
           <w:numId w:val="1001"/>
         </w:numPr>
       </w:pPr>
-      <w:hyperlink r:id="rId183">
+      <w:hyperlink r:id="rId184">
         <w:r>
           <w:rPr>
             <w:rStyle w:val="Hyperlink"/>
@@ -3282,7 +3311,7 @@
           <w:numId w:val="1001"/>
         </w:numPr>
       </w:pPr>
-      <w:hyperlink r:id="rId184">
+      <w:hyperlink r:id="rId185">
         <w:r>
           <w:rPr>
             <w:rStyle w:val="Hyperlink"/>
@@ -3299,7 +3328,7 @@
           <w:numId w:val="1001"/>
         </w:numPr>
       </w:pPr>
-      <w:hyperlink r:id="rId185">
+      <w:hyperlink r:id="rId186">
         <w:r>
           <w:rPr>
             <w:rStyle w:val="Hyperlink"/>
@@ -3316,7 +3345,7 @@
           <w:numId w:val="1001"/>
         </w:numPr>
       </w:pPr>
-      <w:hyperlink r:id="rId186">
+      <w:hyperlink r:id="rId187">
         <w:r>
           <w:rPr>
             <w:rStyle w:val="Hyperlink"/>
@@ -3333,7 +3362,30 @@
           <w:numId w:val="1001"/>
         </w:numPr>
       </w:pPr>
-      <w:hyperlink r:id="rId187">
+      <w:hyperlink r:id="rId188">
+        <w:r>
+          <w:rPr>
+            <w:rStyle w:val="Hyperlink"/>
+          </w:rPr>
+          <w:t xml:space="preserve">Logibook</w:t>
+        </w:r>
+      </w:hyperlink>
+      <w:r>
+        <w:t xml:space="preserve"> </w:t>
+      </w:r>
+      <w:r>
+        <w:t xml:space="preserve">- Datos de referencia de comercio y logística por país: 250 países, 98 conjuntos de datos con licencia abierta (NGA World Port Index, OurAirports, UN/LOCODE, listas SMDG, UNCTAD, Banco Mundial LPI, CEPII BACI). Para España: 49 puertos, 60 aeropuertos, 1.218 ubicaciones y 23 zonas de comercio.</w:t>
+      </w:r>
+    </w:p>
+    <w:p>
+      <w:pPr>
+        <w:pStyle w:val="Compact"/>
+        <w:numPr>
+          <w:ilvl w:val="0"/>
+          <w:numId w:val="1001"/>
+        </w:numPr>
+      </w:pPr>
+      <w:hyperlink r:id="rId189">
         <w:r>
           <w:rPr>
             <w:rStyle w:val="Hyperlink"/>
@@ -3350,7 +3402,7 @@
           <w:numId w:val="1001"/>
         </w:numPr>
       </w:pPr>
-      <w:hyperlink r:id="rId188">
+      <w:hyperlink r:id="rId190">
         <w:r>
           <w:rPr>
             <w:rStyle w:val="Hyperlink"/>
@@ -3367,7 +3419,7 @@
           <w:numId w:val="1001"/>
         </w:numPr>
       </w:pPr>
-      <w:hyperlink r:id="rId189">
+      <w:hyperlink r:id="rId191">
         <w:r>
           <w:rPr>
             <w:rStyle w:val="Hyperlink"/>
@@ -3384,7 +3436,7 @@
           <w:numId w:val="1001"/>
         </w:numPr>
       </w:pPr>
-      <w:hyperlink r:id="rId190">
+      <w:hyperlink r:id="rId192">
         <w:r>
           <w:rPr>
             <w:rStyle w:val="Hyperlink"/>
@@ -3401,7 +3453,7 @@
           <w:numId w:val="1001"/>
         </w:numPr>
       </w:pPr>
-      <w:hyperlink r:id="rId191">
+      <w:hyperlink r:id="rId193">
         <w:r>
           <w:rPr>
             <w:rStyle w:val="Hyperlink"/>
@@ -3418,7 +3470,7 @@
           <w:numId w:val="1001"/>
         </w:numPr>
       </w:pPr>
-      <w:hyperlink r:id="rId192">
+      <w:hyperlink r:id="rId194">
         <w:r>
           <w:rPr>
             <w:rStyle w:val="Hyperlink"/>
@@ -3435,7 +3487,7 @@
           <w:numId w:val="1001"/>
         </w:numPr>
       </w:pPr>
-      <w:hyperlink r:id="rId193">
+      <w:hyperlink r:id="rId195">
         <w:r>
           <w:rPr>
             <w:rStyle w:val="Hyperlink"/>
@@ -3452,7 +3504,7 @@
           <w:numId w:val="1001"/>
         </w:numPr>
       </w:pPr>
-      <w:hyperlink r:id="rId194">
+      <w:hyperlink r:id="rId196">
         <w:r>
           <w:rPr>
             <w:rStyle w:val="Hyperlink"/>
@@ -3469,7 +3521,7 @@
           <w:numId w:val="1001"/>
         </w:numPr>
       </w:pPr>
-      <w:hyperlink r:id="rId195">
+      <w:hyperlink r:id="rId197">
         <w:r>
           <w:rPr>
             <w:rStyle w:val="Hyperlink"/>
@@ -3486,7 +3538,7 @@
           <w:numId w:val="1001"/>
         </w:numPr>
       </w:pPr>
-      <w:hyperlink r:id="rId196">
+      <w:hyperlink r:id="rId198">
         <w:r>
           <w:rPr>
             <w:rStyle w:val="Hyperlink"/>
@@ -3503,7 +3555,7 @@
           <w:numId w:val="1001"/>
         </w:numPr>
       </w:pPr>
-      <w:hyperlink r:id="rId197">
+      <w:hyperlink r:id="rId199">
         <w:r>
           <w:rPr>
             <w:rStyle w:val="Hyperlink"/>
@@ -3520,7 +3572,7 @@
           <w:numId w:val="1001"/>
         </w:numPr>
       </w:pPr>
-      <w:hyperlink r:id="rId198">
+      <w:hyperlink r:id="rId200">
         <w:r>
           <w:rPr>
             <w:rStyle w:val="Hyperlink"/>
@@ -3537,7 +3589,7 @@
           <w:numId w:val="1001"/>
         </w:numPr>
       </w:pPr>
-      <w:hyperlink r:id="rId199">
+      <w:hyperlink r:id="rId201">
         <w:r>
           <w:rPr>
             <w:rStyle w:val="Hyperlink"/>
@@ -3554,7 +3606,7 @@
           <w:numId w:val="1001"/>
         </w:numPr>
       </w:pPr>
-      <w:hyperlink r:id="rId200">
+      <w:hyperlink r:id="rId202">
         <w:r>
           <w:rPr>
             <w:rStyle w:val="Hyperlink"/>
@@ -3571,7 +3623,7 @@
           <w:numId w:val="1001"/>
         </w:numPr>
       </w:pPr>
-      <w:hyperlink r:id="rId201">
+      <w:hyperlink r:id="rId203">
         <w:r>
           <w:rPr>
             <w:rStyle w:val="Hyperlink"/>
@@ -3588,7 +3640,7 @@
           <w:numId w:val="1001"/>
         </w:numPr>
       </w:pPr>
-      <w:hyperlink r:id="rId202">
+      <w:hyperlink r:id="rId204">
         <w:r>
           <w:rPr>
             <w:rStyle w:val="Hyperlink"/>
@@ -3605,7 +3657,7 @@
           <w:numId w:val="1001"/>
         </w:numPr>
       </w:pPr>
-      <w:hyperlink r:id="rId203">
+      <w:hyperlink r:id="rId205">
         <w:r>
           <w:rPr>
             <w:rStyle w:val="Hyperlink"/>
@@ -3628,7 +3680,7 @@
       <w:r>
         <w:t xml:space="preserve"> </w:t>
       </w:r>
-      <w:hyperlink r:id="rId204">
+      <w:hyperlink r:id="rId206">
         <w:r>
           <w:rPr>
             <w:rStyle w:val="Hyperlink"/>
@@ -3639,7 +3691,7 @@
       <w:r>
         <w:t xml:space="preserve"> </w:t>
       </w:r>
-      <w:hyperlink r:id="rId205">
+      <w:hyperlink r:id="rId207">
         <w:r>
           <w:rPr>
             <w:rStyle w:val="Hyperlink"/>
@@ -3662,7 +3714,7 @@
           <w:numId w:val="1001"/>
         </w:numPr>
       </w:pPr>
-      <w:hyperlink r:id="rId206">
+      <w:hyperlink r:id="rId208">
         <w:r>
           <w:rPr>
             <w:rStyle w:val="Hyperlink"/>
@@ -3685,7 +3737,7 @@
           <w:numId w:val="1001"/>
         </w:numPr>
       </w:pPr>
-      <w:hyperlink r:id="rId207">
+      <w:hyperlink r:id="rId209">
         <w:r>
           <w:rPr>
             <w:rStyle w:val="Hyperlink"/>
@@ -3708,7 +3760,7 @@
           <w:numId w:val="1001"/>
         </w:numPr>
       </w:pPr>
-      <w:hyperlink r:id="rId208">
+      <w:hyperlink r:id="rId210">
         <w:r>
           <w:rPr>
             <w:rStyle w:val="Hyperlink"/>
@@ -3725,7 +3777,7 @@
           <w:numId w:val="1001"/>
         </w:numPr>
       </w:pPr>
-      <w:hyperlink r:id="rId209">
+      <w:hyperlink r:id="rId211">
         <w:r>
           <w:rPr>
             <w:rStyle w:val="Hyperlink"/>
@@ -3742,7 +3794,7 @@
           <w:numId w:val="1001"/>
         </w:numPr>
       </w:pPr>
-      <w:hyperlink r:id="rId210">
+      <w:hyperlink r:id="rId212">
         <w:r>
           <w:rPr>
             <w:rStyle w:val="Hyperlink"/>
@@ -3765,7 +3817,7 @@
           <w:numId w:val="1001"/>
         </w:numPr>
       </w:pPr>
-      <w:hyperlink r:id="rId211">
+      <w:hyperlink r:id="rId213">
         <w:r>
           <w:rPr>
             <w:rStyle w:val="Hyperlink"/>
@@ -3788,7 +3840,7 @@
           <w:numId w:val="1001"/>
         </w:numPr>
       </w:pPr>
-      <w:hyperlink r:id="rId212">
+      <w:hyperlink r:id="rId214">
         <w:r>
           <w:rPr>
             <w:rStyle w:val="Hyperlink"/>
@@ -3805,7 +3857,7 @@
           <w:numId w:val="1001"/>
         </w:numPr>
       </w:pPr>
-      <w:hyperlink r:id="rId213">
+      <w:hyperlink r:id="rId215">
         <w:r>
           <w:rPr>
             <w:rStyle w:val="Hyperlink"/>
@@ -3822,7 +3874,7 @@
           <w:numId w:val="1001"/>
         </w:numPr>
       </w:pPr>
-      <w:hyperlink r:id="rId214">
+      <w:hyperlink r:id="rId216">
         <w:r>
           <w:rPr>
             <w:rStyle w:val="Hyperlink"/>
@@ -3839,7 +3891,7 @@
           <w:numId w:val="1001"/>
         </w:numPr>
       </w:pPr>
-      <w:hyperlink r:id="rId215">
+      <w:hyperlink r:id="rId217">
         <w:r>
           <w:rPr>
             <w:rStyle w:val="Hyperlink"/>
@@ -3856,7 +3908,7 @@
           <w:numId w:val="1001"/>
         </w:numPr>
       </w:pPr>
-      <w:hyperlink r:id="rId216">
+      <w:hyperlink r:id="rId218">
         <w:r>
           <w:rPr>
             <w:rStyle w:val="Hyperlink"/>
@@ -3873,7 +3925,7 @@
           <w:numId w:val="1001"/>
         </w:numPr>
       </w:pPr>
-      <w:hyperlink r:id="rId217">
+      <w:hyperlink r:id="rId219">
         <w:r>
           <w:rPr>
             <w:rStyle w:val="Hyperlink"/>
@@ -3890,7 +3942,7 @@
           <w:numId w:val="1001"/>
         </w:numPr>
       </w:pPr>
-      <w:hyperlink r:id="rId218">
+      <w:hyperlink r:id="rId220">
         <w:r>
           <w:rPr>
             <w:rStyle w:val="Hyperlink"/>
@@ -3907,7 +3959,7 @@
           <w:numId w:val="1001"/>
         </w:numPr>
       </w:pPr>
-      <w:hyperlink r:id="rId219">
+      <w:hyperlink r:id="rId221">
         <w:r>
           <w:rPr>
             <w:rStyle w:val="Hyperlink"/>
@@ -3930,7 +3982,7 @@
           <w:numId w:val="1001"/>
         </w:numPr>
       </w:pPr>
-      <w:hyperlink r:id="rId220">
+      <w:hyperlink r:id="rId222">
         <w:r>
           <w:rPr>
             <w:rStyle w:val="Hyperlink"/>
@@ -3947,7 +3999,7 @@
           <w:numId w:val="1001"/>
         </w:numPr>
       </w:pPr>
-      <w:hyperlink r:id="rId221">
+      <w:hyperlink r:id="rId223">
         <w:r>
           <w:rPr>
             <w:rStyle w:val="Hyperlink"/>
@@ -3964,7 +4016,7 @@
           <w:numId w:val="1001"/>
         </w:numPr>
       </w:pPr>
-      <w:hyperlink r:id="rId222">
+      <w:hyperlink r:id="rId224">
         <w:r>
           <w:rPr>
             <w:rStyle w:val="Hyperlink"/>
@@ -3987,7 +4039,7 @@
           <w:numId w:val="1001"/>
         </w:numPr>
       </w:pPr>
-      <w:hyperlink r:id="rId223">
+      <w:hyperlink r:id="rId225">
         <w:r>
           <w:rPr>
             <w:rStyle w:val="Hyperlink"/>
@@ -4004,7 +4056,7 @@
           <w:numId w:val="1001"/>
         </w:numPr>
       </w:pPr>
-      <w:hyperlink r:id="rId224">
+      <w:hyperlink r:id="rId226">
         <w:r>
           <w:rPr>
             <w:rStyle w:val="Hyperlink"/>
@@ -4021,7 +4073,7 @@
           <w:numId w:val="1001"/>
         </w:numPr>
       </w:pPr>
-      <w:hyperlink r:id="rId225">
+      <w:hyperlink r:id="rId227">
         <w:r>
           <w:rPr>
             <w:rStyle w:val="Hyperlink"/>
@@ -4038,7 +4090,7 @@
           <w:numId w:val="1001"/>
         </w:numPr>
       </w:pPr>
-      <w:hyperlink r:id="rId226">
+      <w:hyperlink r:id="rId228">
         <w:r>
           <w:rPr>
             <w:rStyle w:val="Hyperlink"/>
@@ -4055,7 +4107,7 @@
           <w:numId w:val="1001"/>
         </w:numPr>
       </w:pPr>
-      <w:hyperlink r:id="rId227">
+      <w:hyperlink r:id="rId229">
         <w:r>
           <w:rPr>
             <w:rStyle w:val="Hyperlink"/>
@@ -4072,7 +4124,7 @@
           <w:numId w:val="1001"/>
         </w:numPr>
       </w:pPr>
-      <w:hyperlink r:id="rId228">
+      <w:hyperlink r:id="rId230">
         <w:r>
           <w:rPr>
             <w:rStyle w:val="Hyperlink"/>
@@ -4089,7 +4141,7 @@
           <w:numId w:val="1001"/>
         </w:numPr>
       </w:pPr>
-      <w:hyperlink r:id="rId229">
+      <w:hyperlink r:id="rId231">
         <w:r>
           <w:rPr>
             <w:rStyle w:val="Hyperlink"/>
@@ -4106,7 +4158,7 @@
           <w:numId w:val="1001"/>
         </w:numPr>
       </w:pPr>
-      <w:hyperlink r:id="rId230">
+      <w:hyperlink r:id="rId232">
         <w:r>
           <w:rPr>
             <w:rStyle w:val="Hyperlink"/>
@@ -4129,7 +4181,7 @@
           <w:numId w:val="1001"/>
         </w:numPr>
       </w:pPr>
-      <w:hyperlink r:id="rId231">
+      <w:hyperlink r:id="rId233">
         <w:r>
           <w:rPr>
             <w:rStyle w:val="Hyperlink"/>
@@ -4146,7 +4198,7 @@
           <w:numId w:val="1001"/>
         </w:numPr>
       </w:pPr>
-      <w:hyperlink r:id="rId232">
+      <w:hyperlink r:id="rId234">
         <w:r>
           <w:rPr>
             <w:rStyle w:val="Hyperlink"/>
@@ -4163,7 +4215,7 @@
           <w:numId w:val="1001"/>
         </w:numPr>
       </w:pPr>
-      <w:hyperlink r:id="rId233">
+      <w:hyperlink r:id="rId235">
         <w:r>
           <w:rPr>
             <w:rStyle w:val="Hyperlink"/>
@@ -4180,7 +4232,7 @@
           <w:numId w:val="1001"/>
         </w:numPr>
       </w:pPr>
-      <w:hyperlink r:id="rId234">
+      <w:hyperlink r:id="rId236">
         <w:r>
           <w:rPr>
             <w:rStyle w:val="Hyperlink"/>
@@ -4197,7 +4249,7 @@
           <w:numId w:val="1001"/>
         </w:numPr>
       </w:pPr>
-      <w:hyperlink r:id="rId235">
+      <w:hyperlink r:id="rId237">
         <w:r>
           <w:rPr>
             <w:rStyle w:val="Hyperlink"/>
@@ -4224,7 +4276,7 @@
           <w:numId w:val="1001"/>
         </w:numPr>
       </w:pPr>
-      <w:hyperlink r:id="rId236">
+      <w:hyperlink r:id="rId238">
         <w:r>
           <w:rPr>
             <w:rStyle w:val="Hyperlink"/>
@@ -4241,7 +4293,7 @@
           <w:numId w:val="1001"/>
         </w:numPr>
       </w:pPr>
-      <w:hyperlink r:id="rId237">
+      <w:hyperlink r:id="rId239">
         <w:r>
           <w:rPr>
             <w:rStyle w:val="Hyperlink"/>
@@ -4258,7 +4310,7 @@
           <w:numId w:val="1001"/>
         </w:numPr>
       </w:pPr>
-      <w:hyperlink r:id="rId238">
+      <w:hyperlink r:id="rId240">
         <w:r>
           <w:rPr>
             <w:rStyle w:val="Hyperlink"/>
@@ -4275,7 +4327,7 @@
           <w:numId w:val="1001"/>
         </w:numPr>
       </w:pPr>
-      <w:hyperlink r:id="rId239">
+      <w:hyperlink r:id="rId241">
         <w:r>
           <w:rPr>
             <w:rStyle w:val="Hyperlink"/>
@@ -4292,7 +4344,7 @@
           <w:numId w:val="1001"/>
         </w:numPr>
       </w:pPr>
-      <w:hyperlink r:id="rId240">
+      <w:hyperlink r:id="rId242">
         <w:r>
           <w:rPr>
             <w:rStyle w:val="Hyperlink"/>
@@ -4315,7 +4367,7 @@
       <w:r>
         <w:t xml:space="preserve"> </w:t>
       </w:r>
-      <w:hyperlink r:id="rId241">
+      <w:hyperlink r:id="rId243">
         <w:r>
           <w:rPr>
             <w:rStyle w:val="Hyperlink"/>
@@ -4326,7 +4378,7 @@
       <w:r>
         <w:t xml:space="preserve"> </w:t>
       </w:r>
-      <w:hyperlink r:id="rId242">
+      <w:hyperlink r:id="rId244">
         <w:r>
           <w:rPr>
             <w:rStyle w:val="Hyperlink"/>
@@ -4337,7 +4389,7 @@
       <w:r>
         <w:t xml:space="preserve"> </w:t>
       </w:r>
-      <w:hyperlink r:id="rId243">
+      <w:hyperlink r:id="rId245">
         <w:r>
           <w:rPr>
             <w:rStyle w:val="Hyperlink"/>
@@ -4360,7 +4412,7 @@
           <w:numId w:val="1001"/>
         </w:numPr>
       </w:pPr>
-      <w:hyperlink r:id="rId244">
+      <w:hyperlink r:id="rId246">
         <w:r>
           <w:rPr>
             <w:rStyle w:val="Hyperlink"/>
@@ -4377,7 +4429,7 @@
           <w:numId w:val="1001"/>
         </w:numPr>
       </w:pPr>
-      <w:hyperlink r:id="rId245">
+      <w:hyperlink r:id="rId247">
         <w:r>
           <w:rPr>
             <w:rStyle w:val="Hyperlink"/>
@@ -4394,7 +4446,7 @@
           <w:numId w:val="1001"/>
         </w:numPr>
       </w:pPr>
-      <w:hyperlink r:id="rId246">
+      <w:hyperlink r:id="rId248">
         <w:r>
           <w:rPr>
             <w:rStyle w:val="Hyperlink"/>
@@ -4423,7 +4475,7 @@
           <w:numId w:val="1001"/>
         </w:numPr>
       </w:pPr>
-      <w:hyperlink r:id="rId247">
+      <w:hyperlink r:id="rId249">
         <w:r>
           <w:rPr>
             <w:rStyle w:val="Hyperlink"/>
@@ -4440,7 +4492,7 @@
           <w:numId w:val="1001"/>
         </w:numPr>
       </w:pPr>
-      <w:hyperlink r:id="rId248">
+      <w:hyperlink r:id="rId250">
         <w:r>
           <w:rPr>
             <w:rStyle w:val="Hyperlink"/>
@@ -4457,7 +4509,7 @@
           <w:numId w:val="1001"/>
         </w:numPr>
       </w:pPr>
-      <w:hyperlink r:id="rId249">
+      <w:hyperlink r:id="rId251">
         <w:r>
           <w:rPr>
             <w:rStyle w:val="Hyperlink"/>
@@ -4474,7 +4526,7 @@
           <w:numId w:val="1001"/>
         </w:numPr>
       </w:pPr>
-      <w:hyperlink r:id="rId250">
+      <w:hyperlink r:id="rId252">
         <w:r>
           <w:rPr>
             <w:rStyle w:val="Hyperlink"/>
@@ -4491,7 +4543,7 @@
           <w:numId w:val="1001"/>
         </w:numPr>
       </w:pPr>
-      <w:hyperlink r:id="rId251">
+      <w:hyperlink r:id="rId253">
         <w:r>
           <w:rPr>
             <w:rStyle w:val="Hyperlink"/>
@@ -4508,7 +4560,7 @@
           <w:numId w:val="1001"/>
         </w:numPr>
       </w:pPr>
-      <w:hyperlink r:id="rId252">
+      <w:hyperlink r:id="rId254">
         <w:r>
           <w:rPr>
             <w:rStyle w:val="Hyperlink"/>
@@ -4525,7 +4577,7 @@
           <w:numId w:val="1001"/>
         </w:numPr>
       </w:pPr>
-      <w:hyperlink r:id="rId253">
+      <w:hyperlink r:id="rId255">
         <w:r>
           <w:rPr>
             <w:rStyle w:val="Hyperlink"/>
@@ -4542,7 +4594,7 @@
           <w:numId w:val="1001"/>
         </w:numPr>
       </w:pPr>
-      <w:hyperlink r:id="rId254">
+      <w:hyperlink r:id="rId256">
         <w:r>
           <w:rPr>
             <w:rStyle w:val="Hyperlink"/>
@@ -4559,7 +4611,7 @@
           <w:numId w:val="1001"/>
         </w:numPr>
       </w:pPr>
-      <w:hyperlink r:id="rId255">
+      <w:hyperlink r:id="rId257">
         <w:r>
           <w:rPr>
             <w:rStyle w:val="Hyperlink"/>
@@ -4576,7 +4628,7 @@
           <w:numId w:val="1001"/>
         </w:numPr>
       </w:pPr>
-      <w:hyperlink r:id="rId256">
+      <w:hyperlink r:id="rId258">
         <w:r>
           <w:rPr>
             <w:rStyle w:val="Hyperlink"/>
@@ -4593,7 +4645,7 @@
           <w:numId w:val="1001"/>
         </w:numPr>
       </w:pPr>
-      <w:hyperlink r:id="rId257">
+      <w:hyperlink r:id="rId259">
         <w:r>
           <w:rPr>
             <w:rStyle w:val="Hyperlink"/>
@@ -4610,7 +4662,7 @@
           <w:numId w:val="1001"/>
         </w:numPr>
       </w:pPr>
-      <w:hyperlink r:id="rId258">
+      <w:hyperlink r:id="rId260">
         <w:r>
           <w:rPr>
             <w:rStyle w:val="Hyperlink"/>
@@ -4627,7 +4679,7 @@
           <w:numId w:val="1001"/>
         </w:numPr>
       </w:pPr>
-      <w:hyperlink r:id="rId259">
+      <w:hyperlink r:id="rId261">
         <w:r>
           <w:rPr>
             <w:rStyle w:val="Hyperlink"/>
@@ -4644,7 +4696,7 @@
           <w:numId w:val="1001"/>
         </w:numPr>
       </w:pPr>
-      <w:hyperlink r:id="rId260">
+      <w:hyperlink r:id="rId262">
         <w:r>
           <w:rPr>
             <w:rStyle w:val="Hyperlink"/>
@@ -4661,7 +4713,7 @@
           <w:numId w:val="1001"/>
         </w:numPr>
       </w:pPr>
-      <w:hyperlink r:id="rId261">
+      <w:hyperlink r:id="rId263">
         <w:r>
           <w:rPr>
             <w:rStyle w:val="Hyperlink"/>
@@ -4678,7 +4730,7 @@
           <w:numId w:val="1001"/>
         </w:numPr>
       </w:pPr>
-      <w:hyperlink r:id="rId262">
+      <w:hyperlink r:id="rId264">
         <w:r>
           <w:rPr>
             <w:rStyle w:val="Hyperlink"/>
@@ -4695,7 +4747,7 @@
           <w:numId w:val="1001"/>
         </w:numPr>
       </w:pPr>
-      <w:hyperlink r:id="rId263">
+      <w:hyperlink r:id="rId265">
         <w:r>
           <w:rPr>
             <w:rStyle w:val="Hyperlink"/>
@@ -4712,7 +4764,7 @@
           <w:numId w:val="1001"/>
         </w:numPr>
       </w:pPr>
-      <w:hyperlink r:id="rId264">
+      <w:hyperlink r:id="rId266">
         <w:r>
           <w:rPr>
             <w:rStyle w:val="Hyperlink"/>
@@ -4729,7 +4781,7 @@
           <w:numId w:val="1001"/>
         </w:numPr>
       </w:pPr>
-      <w:hyperlink r:id="rId265">
+      <w:hyperlink r:id="rId267">
         <w:r>
           <w:rPr>
             <w:rStyle w:val="Hyperlink"/>
@@ -4746,7 +4798,7 @@
           <w:numId w:val="1001"/>
         </w:numPr>
       </w:pPr>
-      <w:hyperlink r:id="rId266">
+      <w:hyperlink r:id="rId268">
         <w:r>
           <w:rPr>
             <w:rStyle w:val="Hyperlink"/>
@@ -4763,7 +4815,7 @@
           <w:numId w:val="1001"/>
         </w:numPr>
       </w:pPr>
-      <w:hyperlink r:id="rId267">
+      <w:hyperlink r:id="rId269">
         <w:r>
           <w:rPr>
             <w:rStyle w:val="Hyperlink"/>
@@ -4780,7 +4832,7 @@
           <w:numId w:val="1001"/>
         </w:numPr>
       </w:pPr>
-      <w:hyperlink r:id="rId268">
+      <w:hyperlink r:id="rId270">
         <w:r>
           <w:rPr>
             <w:rStyle w:val="Hyperlink"/>
@@ -4797,7 +4849,7 @@
           <w:numId w:val="1001"/>
         </w:numPr>
       </w:pPr>
-      <w:hyperlink r:id="rId269">
+      <w:hyperlink r:id="rId271">
         <w:r>
           <w:rPr>
             <w:rStyle w:val="Hyperlink"/>
@@ -4814,7 +4866,7 @@
           <w:numId w:val="1001"/>
         </w:numPr>
       </w:pPr>
-      <w:hyperlink r:id="rId270">
+      <w:hyperlink r:id="rId272">
         <w:r>
           <w:rPr>
             <w:rStyle w:val="Hyperlink"/>
@@ -4831,7 +4883,7 @@
           <w:numId w:val="1001"/>
         </w:numPr>
       </w:pPr>
-      <w:hyperlink r:id="rId271">
+      <w:hyperlink r:id="rId273">
         <w:r>
           <w:rPr>
             <w:rStyle w:val="Hyperlink"/>
@@ -4848,7 +4900,7 @@
           <w:numId w:val="1001"/>
         </w:numPr>
       </w:pPr>
-      <w:hyperlink r:id="rId272">
+      <w:hyperlink r:id="rId274">
         <w:r>
           <w:rPr>
             <w:rStyle w:val="Hyperlink"/>
@@ -4865,7 +4917,7 @@
           <w:numId w:val="1001"/>
         </w:numPr>
       </w:pPr>
-      <w:hyperlink r:id="rId273">
+      <w:hyperlink r:id="rId275">
         <w:r>
           <w:rPr>
             <w:rStyle w:val="Hyperlink"/>
@@ -4885,7 +4937,7 @@
       <w:r>
         <w:t xml:space="preserve">Socioeconomic Data and Applications Center (SEDAC)</w:t>
       </w:r>
-      <w:hyperlink r:id="rId274">
+      <w:hyperlink r:id="rId276">
         <w:r>
           <w:rPr>
             <w:rStyle w:val="Hyperlink"/>
@@ -4902,7 +4954,7 @@
       <w:r>
         <w:t xml:space="preserve"> </w:t>
       </w:r>
-      <w:hyperlink r:id="rId275">
+      <w:hyperlink r:id="rId277">
         <w:r>
           <w:rPr>
             <w:rStyle w:val="Hyperlink"/>
@@ -4919,7 +4971,7 @@
           <w:numId w:val="1001"/>
         </w:numPr>
       </w:pPr>
-      <w:hyperlink r:id="rId276">
+      <w:hyperlink r:id="rId278">
         <w:r>
           <w:rPr>
             <w:rStyle w:val="Hyperlink"/>
@@ -4936,7 +4988,7 @@
           <w:numId w:val="1001"/>
         </w:numPr>
       </w:pPr>
-      <w:hyperlink r:id="rId277">
+      <w:hyperlink r:id="rId279">
         <w:r>
           <w:rPr>
             <w:rStyle w:val="Hyperlink"/>
@@ -4953,7 +5005,7 @@
           <w:numId w:val="1001"/>
         </w:numPr>
       </w:pPr>
-      <w:hyperlink r:id="rId278">
+      <w:hyperlink r:id="rId280">
         <w:r>
           <w:rPr>
             <w:rStyle w:val="Hyperlink"/>
@@ -4970,7 +5022,7 @@
           <w:numId w:val="1001"/>
         </w:numPr>
       </w:pPr>
-      <w:hyperlink r:id="rId279">
+      <w:hyperlink r:id="rId281">
         <w:r>
           <w:rPr>
             <w:rStyle w:val="Hyperlink"/>
@@ -4987,7 +5039,7 @@
           <w:numId w:val="1001"/>
         </w:numPr>
       </w:pPr>
-      <w:hyperlink r:id="rId280">
+      <w:hyperlink r:id="rId282">
         <w:r>
           <w:rPr>
             <w:rStyle w:val="Hyperlink"/>
@@ -5004,7 +5056,7 @@
           <w:numId w:val="1001"/>
         </w:numPr>
       </w:pPr>
-      <w:hyperlink r:id="rId281">
+      <w:hyperlink r:id="rId283">
         <w:r>
           <w:rPr>
             <w:rStyle w:val="Hyperlink"/>
@@ -5021,7 +5073,7 @@
           <w:numId w:val="1001"/>
         </w:numPr>
       </w:pPr>
-      <w:hyperlink r:id="rId282">
+      <w:hyperlink r:id="rId284">
         <w:r>
           <w:rPr>
             <w:rStyle w:val="Hyperlink"/>
@@ -5038,7 +5090,7 @@
           <w:numId w:val="1001"/>
         </w:numPr>
       </w:pPr>
-      <w:hyperlink r:id="rId283">
+      <w:hyperlink r:id="rId285">
         <w:r>
           <w:rPr>
             <w:rStyle w:val="Hyperlink"/>
@@ -5061,7 +5113,7 @@
           <w:numId w:val="1001"/>
         </w:numPr>
       </w:pPr>
-      <w:hyperlink r:id="rId284">
+      <w:hyperlink r:id="rId286">
         <w:r>
           <w:rPr>
             <w:rStyle w:val="Hyperlink"/>
@@ -5078,7 +5130,7 @@
           <w:numId w:val="1001"/>
         </w:numPr>
       </w:pPr>
-      <w:hyperlink r:id="rId285">
+      <w:hyperlink r:id="rId287">
         <w:r>
           <w:rPr>
             <w:rStyle w:val="Hyperlink"/>
@@ -5095,7 +5147,7 @@
           <w:numId w:val="1001"/>
         </w:numPr>
       </w:pPr>
-      <w:hyperlink r:id="rId286">
+      <w:hyperlink r:id="rId288">
         <w:r>
           <w:rPr>
             <w:rStyle w:val="Hyperlink"/>
@@ -5112,7 +5164,7 @@
           <w:numId w:val="1001"/>
         </w:numPr>
       </w:pPr>
-      <w:hyperlink r:id="rId287">
+      <w:hyperlink r:id="rId289">
         <w:r>
           <w:rPr>
             <w:rStyle w:val="Hyperlink"/>
@@ -5135,7 +5187,7 @@
           <w:numId w:val="1001"/>
         </w:numPr>
       </w:pPr>
-      <w:hyperlink r:id="rId288">
+      <w:hyperlink r:id="rId290">
         <w:r>
           <w:rPr>
             <w:rStyle w:val="Hyperlink"/>
@@ -5152,7 +5204,7 @@
           <w:numId w:val="1001"/>
         </w:numPr>
       </w:pPr>
-      <w:hyperlink r:id="rId289">
+      <w:hyperlink r:id="rId291">
         <w:r>
           <w:rPr>
             <w:rStyle w:val="Hyperlink"/>
@@ -5169,7 +5221,7 @@
           <w:numId w:val="1001"/>
         </w:numPr>
       </w:pPr>
-      <w:hyperlink r:id="rId290">
+      <w:hyperlink r:id="rId292">
         <w:r>
           <w:rPr>
             <w:rStyle w:val="Hyperlink"/>
@@ -5186,7 +5238,7 @@
           <w:numId w:val="1001"/>
         </w:numPr>
       </w:pPr>
-      <w:hyperlink r:id="rId291">
+      <w:hyperlink r:id="rId293">
         <w:r>
           <w:rPr>
             <w:rStyle w:val="Hyperlink"/>
@@ -5203,7 +5255,7 @@
           <w:numId w:val="1001"/>
         </w:numPr>
       </w:pPr>
-      <w:hyperlink r:id="rId292">
+      <w:hyperlink r:id="rId294">
         <w:r>
           <w:rPr>
             <w:rStyle w:val="Hyperlink"/>
@@ -5220,7 +5272,7 @@
           <w:numId w:val="1001"/>
         </w:numPr>
       </w:pPr>
-      <w:hyperlink r:id="rId293">
+      <w:hyperlink r:id="rId295">
         <w:r>
           <w:rPr>
             <w:rStyle w:val="Hyperlink"/>
@@ -5237,7 +5289,7 @@
           <w:numId w:val="1001"/>
         </w:numPr>
       </w:pPr>
-      <w:hyperlink r:id="rId294">
+      <w:hyperlink r:id="rId296">
         <w:r>
           <w:rPr>
             <w:rStyle w:val="Hyperlink"/>
@@ -5254,7 +5306,7 @@
           <w:numId w:val="1001"/>
         </w:numPr>
       </w:pPr>
-      <w:hyperlink r:id="rId295">
+      <w:hyperlink r:id="rId297">
         <w:r>
           <w:rPr>
             <w:rStyle w:val="Hyperlink"/>
@@ -5271,7 +5323,7 @@
           <w:numId w:val="1001"/>
         </w:numPr>
       </w:pPr>
-      <w:hyperlink r:id="rId296">
+      <w:hyperlink r:id="rId298">
         <w:r>
           <w:rPr>
             <w:rStyle w:val="Hyperlink"/>
@@ -5288,7 +5340,7 @@
           <w:numId w:val="1001"/>
         </w:numPr>
       </w:pPr>
-      <w:hyperlink r:id="rId297">
+      <w:hyperlink r:id="rId299">
         <w:r>
           <w:rPr>
             <w:rStyle w:val="Hyperlink"/>
@@ -5305,7 +5357,7 @@
           <w:numId w:val="1001"/>
         </w:numPr>
       </w:pPr>
-      <w:hyperlink r:id="rId298">
+      <w:hyperlink r:id="rId300">
         <w:r>
           <w:rPr>
             <w:rStyle w:val="Hyperlink"/>
@@ -5322,7 +5374,7 @@
           <w:numId w:val="1001"/>
         </w:numPr>
       </w:pPr>
-      <w:hyperlink r:id="rId299">
+      <w:hyperlink r:id="rId301">
         <w:r>
           <w:rPr>
             <w:rStyle w:val="Hyperlink"/>
@@ -5339,7 +5391,7 @@
           <w:numId w:val="1001"/>
         </w:numPr>
       </w:pPr>
-      <w:hyperlink r:id="rId300">
+      <w:hyperlink r:id="rId302">
         <w:r>
           <w:rPr>
             <w:rStyle w:val="Hyperlink"/>
@@ -5356,7 +5408,7 @@
           <w:numId w:val="1001"/>
         </w:numPr>
       </w:pPr>
-      <w:hyperlink r:id="rId301">
+      <w:hyperlink r:id="rId303">
         <w:r>
           <w:rPr>
             <w:rStyle w:val="Hyperlink"/>
@@ -5373,7 +5425,7 @@
           <w:numId w:val="1001"/>
         </w:numPr>
       </w:pPr>
-      <w:hyperlink r:id="rId302">
+      <w:hyperlink r:id="rId304">
         <w:r>
           <w:rPr>
             <w:rStyle w:val="Hyperlink"/>
@@ -5390,7 +5442,7 @@
           <w:numId w:val="1001"/>
         </w:numPr>
       </w:pPr>
-      <w:hyperlink r:id="rId303">
+      <w:hyperlink r:id="rId305">
         <w:r>
           <w:rPr>
             <w:rStyle w:val="Hyperlink"/>
@@ -5407,7 +5459,7 @@
           <w:numId w:val="1001"/>
         </w:numPr>
       </w:pPr>
-      <w:hyperlink r:id="rId304">
+      <w:hyperlink r:id="rId306">
         <w:r>
           <w:rPr>
             <w:rStyle w:val="Hyperlink"/>
@@ -5424,7 +5476,7 @@
           <w:numId w:val="1001"/>
         </w:numPr>
       </w:pPr>
-      <w:hyperlink r:id="rId305">
+      <w:hyperlink r:id="rId307">
         <w:r>
           <w:rPr>
             <w:rStyle w:val="Hyperlink"/>
@@ -5441,7 +5493,7 @@
           <w:numId w:val="1001"/>
         </w:numPr>
       </w:pPr>
-      <w:hyperlink r:id="rId306">
+      <w:hyperlink r:id="rId308">
         <w:r>
           <w:rPr>
             <w:rStyle w:val="Hyperlink"/>
@@ -5458,7 +5510,7 @@
           <w:numId w:val="1001"/>
         </w:numPr>
       </w:pPr>
-      <w:hyperlink r:id="rId307">
+      <w:hyperlink r:id="rId309">
         <w:r>
           <w:rPr>
             <w:rStyle w:val="Hyperlink"/>
@@ -5475,7 +5527,7 @@
           <w:numId w:val="1001"/>
         </w:numPr>
       </w:pPr>
-      <w:hyperlink r:id="rId308">
+      <w:hyperlink r:id="rId310">
         <w:r>
           <w:rPr>
             <w:rStyle w:val="Hyperlink"/>
@@ -5492,7 +5544,7 @@
           <w:numId w:val="1001"/>
         </w:numPr>
       </w:pPr>
-      <w:hyperlink r:id="rId309">
+      <w:hyperlink r:id="rId311">
         <w:r>
           <w:rPr>
             <w:rStyle w:val="Hyperlink"/>
@@ -5509,7 +5561,7 @@
           <w:numId w:val="1001"/>
         </w:numPr>
       </w:pPr>
-      <w:hyperlink r:id="rId310">
+      <w:hyperlink r:id="rId312">
         <w:r>
           <w:rPr>
             <w:rStyle w:val="Hyperlink"/>
@@ -5526,7 +5578,7 @@
           <w:numId w:val="1001"/>
         </w:numPr>
       </w:pPr>
-      <w:hyperlink r:id="rId311">
+      <w:hyperlink r:id="rId313">
         <w:r>
           <w:rPr>
             <w:rStyle w:val="Hyperlink"/>
@@ -5543,7 +5595,7 @@
           <w:numId w:val="1001"/>
         </w:numPr>
       </w:pPr>
-      <w:hyperlink r:id="rId312">
+      <w:hyperlink r:id="rId314">
         <w:r>
           <w:rPr>
             <w:rStyle w:val="Hyperlink"/>
@@ -5560,7 +5612,7 @@
           <w:numId w:val="1001"/>
         </w:numPr>
       </w:pPr>
-      <w:hyperlink r:id="rId313">
+      <w:hyperlink r:id="rId315">
         <w:r>
           <w:rPr>
             <w:rStyle w:val="Hyperlink"/>
@@ -5577,7 +5629,7 @@
           <w:numId w:val="1001"/>
         </w:numPr>
       </w:pPr>
-      <w:hyperlink r:id="rId314">
+      <w:hyperlink r:id="rId316">
         <w:r>
           <w:rPr>
             <w:rStyle w:val="Hyperlink"/>
@@ -5600,7 +5652,7 @@
           <w:numId w:val="1001"/>
         </w:numPr>
       </w:pPr>
-      <w:hyperlink r:id="rId315">
+      <w:hyperlink r:id="rId317">
         <w:r>
           <w:rPr>
             <w:rStyle w:val="Hyperlink"/>
@@ -5623,7 +5675,7 @@
           <w:numId w:val="1001"/>
         </w:numPr>
       </w:pPr>
-      <w:hyperlink r:id="rId316">
+      <w:hyperlink r:id="rId318">
         <w:r>
           <w:rPr>
             <w:rStyle w:val="Hyperlink"/>
@@ -5640,7 +5692,7 @@
           <w:numId w:val="1001"/>
         </w:numPr>
       </w:pPr>
-      <w:hyperlink r:id="rId317">
+      <w:hyperlink r:id="rId319">
         <w:r>
           <w:rPr>
             <w:rStyle w:val="Hyperlink"/>
@@ -5657,7 +5709,7 @@
           <w:numId w:val="1001"/>
         </w:numPr>
       </w:pPr>
-      <w:hyperlink r:id="rId318">
+      <w:hyperlink r:id="rId320">
         <w:r>
           <w:rPr>
             <w:rStyle w:val="Hyperlink"/>
@@ -5680,7 +5732,7 @@
       <w:r>
         <w:t xml:space="preserve"> </w:t>
       </w:r>
-      <w:hyperlink r:id="rId319">
+      <w:hyperlink r:id="rId321">
         <w:r>
           <w:rPr>
             <w:rStyle w:val="Hyperlink"/>
@@ -5697,7 +5749,7 @@
           <w:numId w:val="1001"/>
         </w:numPr>
       </w:pPr>
-      <w:hyperlink r:id="rId320">
+      <w:hyperlink r:id="rId322">
         <w:r>
           <w:rPr>
             <w:rStyle w:val="Hyperlink"/>
@@ -5714,7 +5766,7 @@
       <w:r>
         <w:t xml:space="preserve"> </w:t>
       </w:r>
-      <w:hyperlink r:id="rId321">
+      <w:hyperlink r:id="rId323">
         <w:r>
           <w:rPr>
             <w:rStyle w:val="Hyperlink"/>
@@ -5731,7 +5783,7 @@
           <w:numId w:val="1001"/>
         </w:numPr>
       </w:pPr>
-      <w:hyperlink r:id="rId322">
+      <w:hyperlink r:id="rId324">
         <w:r>
           <w:rPr>
             <w:rStyle w:val="Hyperlink"/>
@@ -5748,7 +5800,7 @@
           <w:numId w:val="1001"/>
         </w:numPr>
       </w:pPr>
-      <w:hyperlink r:id="rId323">
+      <w:hyperlink r:id="rId325">
         <w:r>
           <w:rPr>
             <w:rStyle w:val="Hyperlink"/>
@@ -5771,7 +5823,7 @@
       <w:r>
         <w:t xml:space="preserve"> </w:t>
       </w:r>
-      <w:hyperlink r:id="rId324">
+      <w:hyperlink r:id="rId326">
         <w:r>
           <w:rPr>
             <w:rStyle w:val="Hyperlink"/>
@@ -5788,7 +5840,7 @@
       <w:r>
         <w:t xml:space="preserve"> </w:t>
       </w:r>
-      <w:hyperlink r:id="rId325">
+      <w:hyperlink r:id="rId327">
         <w:r>
           <w:rPr>
             <w:rStyle w:val="Hyperlink"/>
@@ -5811,7 +5863,7 @@
       <w:r>
         <w:t xml:space="preserve"> </w:t>
       </w:r>
-      <w:hyperlink r:id="rId326">
+      <w:hyperlink r:id="rId328">
         <w:r>
           <w:rPr>
             <w:rStyle w:val="Hyperlink"/>
@@ -5822,7 +5874,7 @@
       <w:r>
         <w:t xml:space="preserve"> </w:t>
       </w:r>
-      <w:hyperlink r:id="rId327">
+      <w:hyperlink r:id="rId329">
         <w:r>
           <w:rPr>
             <w:rStyle w:val="Hyperlink"/>
@@ -5845,7 +5897,7 @@
       <w:r>
         <w:t xml:space="preserve"> </w:t>
       </w:r>
-      <w:hyperlink r:id="rId328">
+      <w:hyperlink r:id="rId330">
         <w:r>
           <w:rPr>
             <w:rStyle w:val="Hyperlink"/>
@@ -5868,7 +5920,7 @@
       <w:r>
         <w:t xml:space="preserve"> </w:t>
       </w:r>
-      <w:hyperlink r:id="rId329">
+      <w:hyperlink r:id="rId331">
         <w:r>
           <w:rPr>
             <w:rStyle w:val="Hyperlink"/>
@@ -5885,7 +5937,7 @@
       <w:r>
         <w:t xml:space="preserve"> </w:t>
       </w:r>
-      <w:hyperlink r:id="rId330">
+      <w:hyperlink r:id="rId332">
         <w:r>
           <w:rPr>
             <w:rStyle w:val="Hyperlink"/>
@@ -5908,7 +5960,7 @@
       <w:r>
         <w:t xml:space="preserve"> </w:t>
       </w:r>
-      <w:hyperlink r:id="rId331">
+      <w:hyperlink r:id="rId333">
         <w:r>
           <w:rPr>
             <w:rStyle w:val="Hyperlink"/>
@@ -5925,7 +5977,7 @@
       <w:r>
         <w:t xml:space="preserve"> </w:t>
       </w:r>
-      <w:hyperlink r:id="rId332">
+      <w:hyperlink r:id="rId334">
         <w:r>
           <w:rPr>
             <w:rStyle w:val="Hyperlink"/>
@@ -5948,7 +6000,7 @@
       <w:r>
         <w:t xml:space="preserve"> </w:t>
       </w:r>
-      <w:hyperlink r:id="rId333">
+      <w:hyperlink r:id="rId335">
         <w:r>
           <w:rPr>
             <w:rStyle w:val="Hyperlink"/>
@@ -5965,7 +6017,7 @@
       <w:r>
         <w:t xml:space="preserve"> </w:t>
       </w:r>
-      <w:hyperlink r:id="rId334">
+      <w:hyperlink r:id="rId336">
         <w:r>
           <w:rPr>
             <w:rStyle w:val="Hyperlink"/>
@@ -5982,7 +6034,7 @@
           <w:numId w:val="1001"/>
         </w:numPr>
       </w:pPr>
-      <w:hyperlink r:id="rId335">
+      <w:hyperlink r:id="rId337">
         <w:r>
           <w:rPr>
             <w:rStyle w:val="Hyperlink"/>
@@ -6005,7 +6057,7 @@
       <w:r>
         <w:t xml:space="preserve"> </w:t>
       </w:r>
-      <w:hyperlink r:id="rId336">
+      <w:hyperlink r:id="rId338">
         <w:r>
           <w:rPr>
             <w:rStyle w:val="Hyperlink"/>
@@ -6022,7 +6074,7 @@
       <w:r>
         <w:t xml:space="preserve"> </w:t>
       </w:r>
-      <w:hyperlink r:id="rId337">
+      <w:hyperlink r:id="rId339">
         <w:r>
           <w:rPr>
             <w:rStyle w:val="Hyperlink"/>
@@ -6045,7 +6097,7 @@
       <w:r>
         <w:t xml:space="preserve"> </w:t>
       </w:r>
-      <w:hyperlink r:id="rId338">
+      <w:hyperlink r:id="rId340">
         <w:r>
           <w:rPr>
             <w:rStyle w:val="Hyperlink"/>
@@ -6062,7 +6114,7 @@
       <w:r>
         <w:t xml:space="preserve"> </w:t>
       </w:r>
-      <w:hyperlink r:id="rId339">
+      <w:hyperlink r:id="rId341">
         <w:r>
           <w:rPr>
             <w:rStyle w:val="Hyperlink"/>
@@ -6085,7 +6137,7 @@
       <w:r>
         <w:t xml:space="preserve"> </w:t>
       </w:r>
-      <w:hyperlink r:id="rId340">
+      <w:hyperlink r:id="rId342">
         <w:r>
           <w:rPr>
             <w:rStyle w:val="Hyperlink"/>
@@ -6096,7 +6148,7 @@
       <w:r>
         <w:t xml:space="preserve"> </w:t>
       </w:r>
-      <w:hyperlink r:id="rId341">
+      <w:hyperlink r:id="rId343">
         <w:r>
           <w:rPr>
             <w:rStyle w:val="Hyperlink"/>
@@ -6119,7 +6171,7 @@
       <w:r>
         <w:t xml:space="preserve"> </w:t>
       </w:r>
-      <w:hyperlink r:id="rId342">
+      <w:hyperlink r:id="rId344">
         <w:r>
           <w:rPr>
             <w:rStyle w:val="Hyperlink"/>
@@ -6136,7 +6188,7 @@
       <w:r>
         <w:t xml:space="preserve"> </w:t>
       </w:r>
-      <w:hyperlink r:id="rId343">
+      <w:hyperlink r:id="rId345">
         <w:r>
           <w:rPr>
             <w:rStyle w:val="Hyperlink"/>
@@ -6145,8 +6197,8 @@
         </w:r>
       </w:hyperlink>
     </w:p>
-    <w:bookmarkEnd w:id="344"/>
-    <w:bookmarkStart w:id="462" w:name="otras-referencias-interesantes"/>
+    <w:bookmarkEnd w:id="346"/>
+    <w:bookmarkStart w:id="464" w:name="otras-referencias-interesantes"/>
     <w:p>
       <w:pPr>
         <w:pStyle w:val="Heading2"/>
@@ -6163,7 +6215,7 @@
           <w:numId w:val="1002"/>
         </w:numPr>
       </w:pPr>
-      <w:hyperlink r:id="rId345">
+      <w:hyperlink r:id="rId347">
         <w:r>
           <w:rPr>
             <w:rStyle w:val="Hyperlink"/>
@@ -6180,7 +6232,7 @@
           <w:numId w:val="1002"/>
         </w:numPr>
       </w:pPr>
-      <w:hyperlink r:id="rId346">
+      <w:hyperlink r:id="rId348">
         <w:r>
           <w:rPr>
             <w:rStyle w:val="Hyperlink"/>
@@ -6197,7 +6249,7 @@
           <w:numId w:val="1002"/>
         </w:numPr>
       </w:pPr>
-      <w:hyperlink r:id="rId347">
+      <w:hyperlink r:id="rId349">
         <w:r>
           <w:rPr>
             <w:rStyle w:val="Hyperlink"/>
@@ -6214,7 +6266,7 @@
           <w:numId w:val="1002"/>
         </w:numPr>
       </w:pPr>
-      <w:hyperlink r:id="rId348">
+      <w:hyperlink r:id="rId350">
         <w:r>
           <w:rPr>
             <w:rStyle w:val="Hyperlink"/>
@@ -6231,7 +6283,7 @@
           <w:numId w:val="1002"/>
         </w:numPr>
       </w:pPr>
-      <w:hyperlink r:id="rId349">
+      <w:hyperlink r:id="rId351">
         <w:r>
           <w:rPr>
             <w:rStyle w:val="Hyperlink"/>
@@ -6248,7 +6300,7 @@
           <w:numId w:val="1002"/>
         </w:numPr>
       </w:pPr>
-      <w:hyperlink r:id="rId350">
+      <w:hyperlink r:id="rId352">
         <w:r>
           <w:rPr>
             <w:rStyle w:val="Hyperlink"/>
@@ -6265,7 +6317,7 @@
           <w:numId w:val="1002"/>
         </w:numPr>
       </w:pPr>
-      <w:hyperlink r:id="rId351">
+      <w:hyperlink r:id="rId353">
         <w:r>
           <w:rPr>
             <w:rStyle w:val="Hyperlink"/>
@@ -6282,7 +6334,7 @@
           <w:numId w:val="1002"/>
         </w:numPr>
       </w:pPr>
-      <w:hyperlink r:id="rId352">
+      <w:hyperlink r:id="rId354">
         <w:r>
           <w:rPr>
             <w:rStyle w:val="Hyperlink"/>
@@ -6299,7 +6351,7 @@
           <w:numId w:val="1002"/>
         </w:numPr>
       </w:pPr>
-      <w:hyperlink r:id="rId353">
+      <w:hyperlink r:id="rId355">
         <w:r>
           <w:rPr>
             <w:rStyle w:val="Hyperlink"/>
@@ -6316,7 +6368,7 @@
           <w:numId w:val="1002"/>
         </w:numPr>
       </w:pPr>
-      <w:hyperlink r:id="rId354">
+      <w:hyperlink r:id="rId356">
         <w:r>
           <w:rPr>
             <w:rStyle w:val="Hyperlink"/>
@@ -6333,7 +6385,7 @@
           <w:numId w:val="1002"/>
         </w:numPr>
       </w:pPr>
-      <w:hyperlink r:id="rId355">
+      <w:hyperlink r:id="rId357">
         <w:r>
           <w:rPr>
             <w:rStyle w:val="Hyperlink"/>
@@ -6350,7 +6402,7 @@
           <w:numId w:val="1002"/>
         </w:numPr>
       </w:pPr>
-      <w:hyperlink r:id="rId356">
+      <w:hyperlink r:id="rId358">
         <w:r>
           <w:rPr>
             <w:rStyle w:val="Hyperlink"/>
@@ -6367,7 +6419,7 @@
           <w:numId w:val="1002"/>
         </w:numPr>
       </w:pPr>
-      <w:hyperlink r:id="rId357">
+      <w:hyperlink r:id="rId359">
         <w:r>
           <w:rPr>
             <w:rStyle w:val="Hyperlink"/>
@@ -6384,7 +6436,7 @@
       <w:r>
         <w:t xml:space="preserve"> </w:t>
       </w:r>
-      <w:hyperlink r:id="rId358">
+      <w:hyperlink r:id="rId360">
         <w:r>
           <w:rPr>
             <w:rStyle w:val="Hyperlink"/>
@@ -6401,7 +6453,7 @@
           <w:numId w:val="1002"/>
         </w:numPr>
       </w:pPr>
-      <w:hyperlink r:id="rId359">
+      <w:hyperlink r:id="rId361">
         <w:r>
           <w:rPr>
             <w:rStyle w:val="Hyperlink"/>
@@ -6421,7 +6473,7 @@
           <w:numId w:val="1002"/>
         </w:numPr>
       </w:pPr>
-      <w:hyperlink r:id="rId360">
+      <w:hyperlink r:id="rId362">
         <w:r>
           <w:rPr>
             <w:rStyle w:val="Hyperlink"/>
@@ -6438,7 +6490,7 @@
           <w:numId w:val="1002"/>
         </w:numPr>
       </w:pPr>
-      <w:hyperlink r:id="rId361">
+      <w:hyperlink r:id="rId363">
         <w:r>
           <w:rPr>
             <w:rStyle w:val="Hyperlink"/>
@@ -6455,7 +6507,7 @@
           <w:numId w:val="1002"/>
         </w:numPr>
       </w:pPr>
-      <w:hyperlink r:id="rId362">
+      <w:hyperlink r:id="rId364">
         <w:r>
           <w:rPr>
             <w:rStyle w:val="Hyperlink"/>
@@ -6472,7 +6524,7 @@
           <w:numId w:val="1002"/>
         </w:numPr>
       </w:pPr>
-      <w:hyperlink r:id="rId363">
+      <w:hyperlink r:id="rId365">
         <w:r>
           <w:rPr>
             <w:rStyle w:val="Hyperlink"/>
@@ -6489,7 +6541,7 @@
           <w:numId w:val="1002"/>
         </w:numPr>
       </w:pPr>
-      <w:hyperlink r:id="rId364">
+      <w:hyperlink r:id="rId366">
         <w:r>
           <w:rPr>
             <w:rStyle w:val="Hyperlink"/>
@@ -6506,7 +6558,7 @@
           <w:numId w:val="1002"/>
         </w:numPr>
       </w:pPr>
-      <w:hyperlink r:id="rId365">
+      <w:hyperlink r:id="rId367">
         <w:r>
           <w:rPr>
             <w:rStyle w:val="Hyperlink"/>
@@ -6523,7 +6575,7 @@
           <w:numId w:val="1002"/>
         </w:numPr>
       </w:pPr>
-      <w:hyperlink r:id="rId366">
+      <w:hyperlink r:id="rId368">
         <w:r>
           <w:rPr>
             <w:rStyle w:val="Hyperlink"/>
@@ -6540,7 +6592,7 @@
           <w:numId w:val="1002"/>
         </w:numPr>
       </w:pPr>
-      <w:hyperlink r:id="rId367">
+      <w:hyperlink r:id="rId369">
         <w:r>
           <w:rPr>
             <w:rStyle w:val="Hyperlink"/>
@@ -6557,7 +6609,7 @@
           <w:numId w:val="1002"/>
         </w:numPr>
       </w:pPr>
-      <w:hyperlink r:id="rId368">
+      <w:hyperlink r:id="rId370">
         <w:r>
           <w:rPr>
             <w:rStyle w:val="Hyperlink"/>
@@ -6574,7 +6626,7 @@
           <w:numId w:val="1002"/>
         </w:numPr>
       </w:pPr>
-      <w:hyperlink r:id="rId369">
+      <w:hyperlink r:id="rId371">
         <w:r>
           <w:rPr>
             <w:rStyle w:val="Hyperlink"/>
@@ -6591,7 +6643,7 @@
           <w:numId w:val="1002"/>
         </w:numPr>
       </w:pPr>
-      <w:hyperlink r:id="rId370">
+      <w:hyperlink r:id="rId372">
         <w:r>
           <w:rPr>
             <w:rStyle w:val="Hyperlink"/>
@@ -6608,7 +6660,7 @@
           <w:numId w:val="1002"/>
         </w:numPr>
       </w:pPr>
-      <w:hyperlink r:id="rId371">
+      <w:hyperlink r:id="rId373">
         <w:r>
           <w:rPr>
             <w:rStyle w:val="Hyperlink"/>
@@ -6625,7 +6677,7 @@
           <w:numId w:val="1002"/>
         </w:numPr>
       </w:pPr>
-      <w:hyperlink r:id="rId372">
+      <w:hyperlink r:id="rId374">
         <w:r>
           <w:rPr>
             <w:rStyle w:val="Hyperlink"/>
@@ -6642,7 +6694,7 @@
           <w:numId w:val="1002"/>
         </w:numPr>
       </w:pPr>
-      <w:hyperlink r:id="rId373">
+      <w:hyperlink r:id="rId375">
         <w:r>
           <w:rPr>
             <w:rStyle w:val="Hyperlink"/>
@@ -6659,7 +6711,7 @@
           <w:numId w:val="1002"/>
         </w:numPr>
       </w:pPr>
-      <w:hyperlink r:id="rId374">
+      <w:hyperlink r:id="rId376">
         <w:r>
           <w:rPr>
             <w:rStyle w:val="Hyperlink"/>
@@ -6676,7 +6728,7 @@
           <w:numId w:val="1002"/>
         </w:numPr>
       </w:pPr>
-      <w:hyperlink r:id="rId375">
+      <w:hyperlink r:id="rId377">
         <w:r>
           <w:rPr>
             <w:rStyle w:val="Hyperlink"/>
@@ -6693,7 +6745,7 @@
           <w:numId w:val="1002"/>
         </w:numPr>
       </w:pPr>
-      <w:hyperlink r:id="rId376">
+      <w:hyperlink r:id="rId378">
         <w:r>
           <w:rPr>
             <w:rStyle w:val="Hyperlink"/>
@@ -6710,7 +6762,7 @@
           <w:numId w:val="1002"/>
         </w:numPr>
       </w:pPr>
-      <w:hyperlink r:id="rId377">
+      <w:hyperlink r:id="rId379">
         <w:r>
           <w:rPr>
             <w:rStyle w:val="Hyperlink"/>
@@ -6727,7 +6779,7 @@
           <w:numId w:val="1002"/>
         </w:numPr>
       </w:pPr>
-      <w:hyperlink r:id="rId378">
+      <w:hyperlink r:id="rId380">
         <w:r>
           <w:rPr>
             <w:rStyle w:val="Hyperlink"/>
@@ -6744,7 +6796,7 @@
           <w:numId w:val="1002"/>
         </w:numPr>
       </w:pPr>
-      <w:hyperlink r:id="rId379">
+      <w:hyperlink r:id="rId381">
         <w:r>
           <w:rPr>
             <w:rStyle w:val="Hyperlink"/>
@@ -6761,7 +6813,7 @@
           <w:numId w:val="1002"/>
         </w:numPr>
       </w:pPr>
-      <w:hyperlink r:id="rId380">
+      <w:hyperlink r:id="rId382">
         <w:r>
           <w:rPr>
             <w:rStyle w:val="Hyperlink"/>
@@ -6778,7 +6830,7 @@
           <w:numId w:val="1002"/>
         </w:numPr>
       </w:pPr>
-      <w:hyperlink r:id="rId381">
+      <w:hyperlink r:id="rId383">
         <w:r>
           <w:rPr>
             <w:rStyle w:val="Hyperlink"/>
@@ -6795,7 +6847,7 @@
           <w:numId w:val="1002"/>
         </w:numPr>
       </w:pPr>
-      <w:hyperlink r:id="rId382">
+      <w:hyperlink r:id="rId384">
         <w:r>
           <w:rPr>
             <w:rStyle w:val="Hyperlink"/>
@@ -6812,7 +6864,7 @@
           <w:numId w:val="1002"/>
         </w:numPr>
       </w:pPr>
-      <w:hyperlink r:id="rId383">
+      <w:hyperlink r:id="rId385">
         <w:r>
           <w:rPr>
             <w:rStyle w:val="Hyperlink"/>
@@ -6829,7 +6881,7 @@
           <w:numId w:val="1002"/>
         </w:numPr>
       </w:pPr>
-      <w:hyperlink r:id="rId384">
+      <w:hyperlink r:id="rId386">
         <w:r>
           <w:rPr>
             <w:rStyle w:val="Hyperlink"/>
@@ -6846,7 +6898,7 @@
           <w:numId w:val="1002"/>
         </w:numPr>
       </w:pPr>
-      <w:hyperlink r:id="rId385">
+      <w:hyperlink r:id="rId387">
         <w:r>
           <w:rPr>
             <w:rStyle w:val="Hyperlink"/>
@@ -6863,7 +6915,7 @@
           <w:numId w:val="1002"/>
         </w:numPr>
       </w:pPr>
-      <w:hyperlink r:id="rId386">
+      <w:hyperlink r:id="rId388">
         <w:r>
           <w:rPr>
             <w:rStyle w:val="Hyperlink"/>
@@ -6880,7 +6932,7 @@
           <w:numId w:val="1002"/>
         </w:numPr>
       </w:pPr>
-      <w:hyperlink r:id="rId387">
+      <w:hyperlink r:id="rId389">
         <w:r>
           <w:rPr>
             <w:rStyle w:val="Hyperlink"/>
@@ -6897,7 +6949,7 @@
           <w:numId w:val="1002"/>
         </w:numPr>
       </w:pPr>
-      <w:hyperlink r:id="rId388">
+      <w:hyperlink r:id="rId390">
         <w:r>
           <w:rPr>
             <w:rStyle w:val="Hyperlink"/>
@@ -6914,7 +6966,7 @@
           <w:numId w:val="1002"/>
         </w:numPr>
       </w:pPr>
-      <w:hyperlink r:id="rId389">
+      <w:hyperlink r:id="rId391">
         <w:r>
           <w:rPr>
             <w:rStyle w:val="Hyperlink"/>
@@ -6931,7 +6983,7 @@
           <w:numId w:val="1002"/>
         </w:numPr>
       </w:pPr>
-      <w:hyperlink r:id="rId390">
+      <w:hyperlink r:id="rId392">
         <w:r>
           <w:rPr>
             <w:rStyle w:val="Hyperlink"/>
@@ -6948,7 +7000,7 @@
           <w:numId w:val="1002"/>
         </w:numPr>
       </w:pPr>
-      <w:hyperlink r:id="rId391">
+      <w:hyperlink r:id="rId393">
         <w:r>
           <w:rPr>
             <w:rStyle w:val="Hyperlink"/>
@@ -6965,7 +7017,7 @@
           <w:numId w:val="1002"/>
         </w:numPr>
       </w:pPr>
-      <w:hyperlink r:id="rId392">
+      <w:hyperlink r:id="rId394">
         <w:r>
           <w:rPr>
             <w:rStyle w:val="Hyperlink"/>
@@ -6982,7 +7034,7 @@
           <w:numId w:val="1002"/>
         </w:numPr>
       </w:pPr>
-      <w:hyperlink r:id="rId393">
+      <w:hyperlink r:id="rId395">
         <w:r>
           <w:rPr>
             <w:rStyle w:val="Hyperlink"/>
@@ -7002,7 +7054,7 @@
           <w:numId w:val="1002"/>
         </w:numPr>
       </w:pPr>
-      <w:hyperlink r:id="rId394">
+      <w:hyperlink r:id="rId396">
         <w:r>
           <w:rPr>
             <w:rStyle w:val="Hyperlink"/>
@@ -7019,7 +7071,7 @@
           <w:numId w:val="1002"/>
         </w:numPr>
       </w:pPr>
-      <w:hyperlink r:id="rId395">
+      <w:hyperlink r:id="rId397">
         <w:r>
           <w:rPr>
             <w:rStyle w:val="Hyperlink"/>
@@ -7036,7 +7088,7 @@
           <w:numId w:val="1002"/>
         </w:numPr>
       </w:pPr>
-      <w:hyperlink r:id="rId396">
+      <w:hyperlink r:id="rId398">
         <w:r>
           <w:rPr>
             <w:rStyle w:val="Hyperlink"/>
@@ -7053,7 +7105,7 @@
           <w:numId w:val="1002"/>
         </w:numPr>
       </w:pPr>
-      <w:hyperlink r:id="rId397">
+      <w:hyperlink r:id="rId399">
         <w:r>
           <w:rPr>
             <w:rStyle w:val="Hyperlink"/>
@@ -7070,7 +7122,7 @@
           <w:numId w:val="1002"/>
         </w:numPr>
       </w:pPr>
-      <w:hyperlink r:id="rId398">
+      <w:hyperlink r:id="rId400">
         <w:r>
           <w:rPr>
             <w:rStyle w:val="Hyperlink"/>
@@ -7087,7 +7139,7 @@
           <w:numId w:val="1002"/>
         </w:numPr>
       </w:pPr>
-      <w:hyperlink r:id="rId399">
+      <w:hyperlink r:id="rId401">
         <w:r>
           <w:rPr>
             <w:rStyle w:val="Hyperlink"/>
@@ -7104,7 +7156,7 @@
           <w:numId w:val="1002"/>
         </w:numPr>
       </w:pPr>
-      <w:hyperlink r:id="rId400">
+      <w:hyperlink r:id="rId402">
         <w:r>
           <w:rPr>
             <w:rStyle w:val="Hyperlink"/>
@@ -7121,7 +7173,7 @@
           <w:numId w:val="1002"/>
         </w:numPr>
       </w:pPr>
-      <w:hyperlink r:id="rId401">
+      <w:hyperlink r:id="rId403">
         <w:r>
           <w:rPr>
             <w:rStyle w:val="Hyperlink"/>
@@ -7138,7 +7190,7 @@
           <w:numId w:val="1002"/>
         </w:numPr>
       </w:pPr>
-      <w:hyperlink r:id="rId402">
+      <w:hyperlink r:id="rId404">
         <w:r>
           <w:rPr>
             <w:rStyle w:val="Hyperlink"/>
@@ -7155,7 +7207,7 @@
           <w:numId w:val="1002"/>
         </w:numPr>
       </w:pPr>
-      <w:hyperlink r:id="rId403">
+      <w:hyperlink r:id="rId405">
         <w:r>
           <w:rPr>
             <w:rStyle w:val="Hyperlink"/>
@@ -7172,7 +7224,7 @@
           <w:numId w:val="1002"/>
         </w:numPr>
       </w:pPr>
-      <w:hyperlink r:id="rId404">
+      <w:hyperlink r:id="rId406">
         <w:r>
           <w:rPr>
             <w:rStyle w:val="Hyperlink"/>
@@ -7189,7 +7241,7 @@
           <w:numId w:val="1002"/>
         </w:numPr>
       </w:pPr>
-      <w:hyperlink r:id="rId405">
+      <w:hyperlink r:id="rId407">
         <w:r>
           <w:rPr>
             <w:rStyle w:val="Hyperlink"/>
@@ -7206,7 +7258,7 @@
           <w:numId w:val="1002"/>
         </w:numPr>
       </w:pPr>
-      <w:hyperlink r:id="rId406">
+      <w:hyperlink r:id="rId408">
         <w:r>
           <w:rPr>
             <w:rStyle w:val="Hyperlink"/>
@@ -7223,7 +7275,7 @@
           <w:numId w:val="1002"/>
         </w:numPr>
       </w:pPr>
-      <w:hyperlink r:id="rId407">
+      <w:hyperlink r:id="rId409">
         <w:r>
           <w:rPr>
             <w:rStyle w:val="Hyperlink"/>
@@ -7240,7 +7292,7 @@
           <w:numId w:val="1002"/>
         </w:numPr>
       </w:pPr>
-      <w:hyperlink r:id="rId408">
+      <w:hyperlink r:id="rId410">
         <w:r>
           <w:rPr>
             <w:rStyle w:val="Hyperlink"/>
@@ -7257,7 +7309,7 @@
           <w:numId w:val="1002"/>
         </w:numPr>
       </w:pPr>
-      <w:hyperlink r:id="rId409">
+      <w:hyperlink r:id="rId411">
         <w:r>
           <w:rPr>
             <w:rStyle w:val="Hyperlink"/>
@@ -7274,7 +7326,7 @@
           <w:numId w:val="1002"/>
         </w:numPr>
       </w:pPr>
-      <w:hyperlink r:id="rId410">
+      <w:hyperlink r:id="rId412">
         <w:r>
           <w:rPr>
             <w:rStyle w:val="Hyperlink"/>
@@ -7291,7 +7343,7 @@
           <w:numId w:val="1002"/>
         </w:numPr>
       </w:pPr>
-      <w:hyperlink r:id="rId411">
+      <w:hyperlink r:id="rId413">
         <w:r>
           <w:rPr>
             <w:rStyle w:val="Hyperlink"/>
@@ -7308,7 +7360,7 @@
           <w:numId w:val="1002"/>
         </w:numPr>
       </w:pPr>
-      <w:hyperlink r:id="rId412">
+      <w:hyperlink r:id="rId414">
         <w:r>
           <w:rPr>
             <w:rStyle w:val="Hyperlink"/>
@@ -7325,7 +7377,7 @@
           <w:numId w:val="1002"/>
         </w:numPr>
       </w:pPr>
-      <w:hyperlink r:id="rId413">
+      <w:hyperlink r:id="rId415">
         <w:r>
           <w:rPr>
             <w:rStyle w:val="Hyperlink"/>
@@ -7342,7 +7394,7 @@
           <w:numId w:val="1002"/>
         </w:numPr>
       </w:pPr>
-      <w:hyperlink r:id="rId414">
+      <w:hyperlink r:id="rId416">
         <w:r>
           <w:rPr>
             <w:rStyle w:val="Hyperlink"/>
@@ -7359,7 +7411,7 @@
           <w:numId w:val="1002"/>
         </w:numPr>
       </w:pPr>
-      <w:hyperlink r:id="rId415">
+      <w:hyperlink r:id="rId417">
         <w:r>
           <w:rPr>
             <w:rStyle w:val="Hyperlink"/>
@@ -7376,7 +7428,7 @@
           <w:numId w:val="1002"/>
         </w:numPr>
       </w:pPr>
-      <w:hyperlink r:id="rId416">
+      <w:hyperlink r:id="rId418">
         <w:r>
           <w:rPr>
             <w:rStyle w:val="Hyperlink"/>
@@ -7393,7 +7445,7 @@
           <w:numId w:val="1002"/>
         </w:numPr>
       </w:pPr>
-      <w:hyperlink r:id="rId417">
+      <w:hyperlink r:id="rId419">
         <w:r>
           <w:rPr>
             <w:rStyle w:val="Hyperlink"/>
@@ -7410,7 +7462,7 @@
           <w:numId w:val="1002"/>
         </w:numPr>
       </w:pPr>
-      <w:hyperlink r:id="rId418">
+      <w:hyperlink r:id="rId420">
         <w:r>
           <w:rPr>
             <w:rStyle w:val="Hyperlink"/>
@@ -7427,7 +7479,7 @@
           <w:numId w:val="1002"/>
         </w:numPr>
       </w:pPr>
-      <w:hyperlink r:id="rId419">
+      <w:hyperlink r:id="rId421">
         <w:r>
           <w:rPr>
             <w:rStyle w:val="Hyperlink"/>
@@ -7444,7 +7496,7 @@
           <w:numId w:val="1002"/>
         </w:numPr>
       </w:pPr>
-      <w:hyperlink r:id="rId420">
+      <w:hyperlink r:id="rId422">
         <w:r>
           <w:rPr>
             <w:rStyle w:val="Hyperlink"/>
@@ -7461,7 +7513,7 @@
           <w:numId w:val="1002"/>
         </w:numPr>
       </w:pPr>
-      <w:hyperlink r:id="rId421">
+      <w:hyperlink r:id="rId423">
         <w:r>
           <w:rPr>
             <w:rStyle w:val="Hyperlink"/>
@@ -7478,7 +7530,7 @@
           <w:numId w:val="1002"/>
         </w:numPr>
       </w:pPr>
-      <w:hyperlink r:id="rId422">
+      <w:hyperlink r:id="rId424">
         <w:r>
           <w:rPr>
             <w:rStyle w:val="Hyperlink"/>
@@ -7495,7 +7547,7 @@
           <w:numId w:val="1002"/>
         </w:numPr>
       </w:pPr>
-      <w:hyperlink r:id="rId423">
+      <w:hyperlink r:id="rId425">
         <w:r>
           <w:rPr>
             <w:rStyle w:val="Hyperlink"/>
@@ -7512,7 +7564,7 @@
           <w:numId w:val="1002"/>
         </w:numPr>
       </w:pPr>
-      <w:hyperlink r:id="rId424">
+      <w:hyperlink r:id="rId426">
         <w:r>
           <w:rPr>
             <w:rStyle w:val="Hyperlink"/>
@@ -7529,7 +7581,7 @@
           <w:numId w:val="1002"/>
         </w:numPr>
       </w:pPr>
-      <w:hyperlink r:id="rId425">
+      <w:hyperlink r:id="rId427">
         <w:r>
           <w:rPr>
             <w:rStyle w:val="Hyperlink"/>
@@ -7546,7 +7598,7 @@
           <w:numId w:val="1002"/>
         </w:numPr>
       </w:pPr>
-      <w:hyperlink r:id="rId426">
+      <w:hyperlink r:id="rId428">
         <w:r>
           <w:rPr>
             <w:rStyle w:val="Hyperlink"/>
@@ -7563,7 +7615,7 @@
           <w:numId w:val="1002"/>
         </w:numPr>
       </w:pPr>
-      <w:hyperlink r:id="rId427">
+      <w:hyperlink r:id="rId429">
         <w:r>
           <w:rPr>
             <w:rStyle w:val="Hyperlink"/>
@@ -7580,7 +7632,7 @@
           <w:numId w:val="1002"/>
         </w:numPr>
       </w:pPr>
-      <w:hyperlink r:id="rId428">
+      <w:hyperlink r:id="rId430">
         <w:r>
           <w:rPr>
             <w:rStyle w:val="Hyperlink"/>
@@ -7597,7 +7649,7 @@
           <w:numId w:val="1002"/>
         </w:numPr>
       </w:pPr>
-      <w:hyperlink r:id="rId429">
+      <w:hyperlink r:id="rId431">
         <w:r>
           <w:rPr>
             <w:rStyle w:val="Hyperlink"/>
@@ -7614,7 +7666,7 @@
           <w:numId w:val="1002"/>
         </w:numPr>
       </w:pPr>
-      <w:hyperlink r:id="rId430">
+      <w:hyperlink r:id="rId432">
         <w:r>
           <w:rPr>
             <w:rStyle w:val="Hyperlink"/>
@@ -7631,7 +7683,7 @@
           <w:numId w:val="1002"/>
         </w:numPr>
       </w:pPr>
-      <w:hyperlink r:id="rId431">
+      <w:hyperlink r:id="rId433">
         <w:r>
           <w:rPr>
             <w:rStyle w:val="Hyperlink"/>
@@ -7648,7 +7700,7 @@
           <w:numId w:val="1002"/>
         </w:numPr>
       </w:pPr>
-      <w:hyperlink r:id="rId432">
+      <w:hyperlink r:id="rId434">
         <w:r>
           <w:rPr>
             <w:rStyle w:val="Hyperlink"/>
@@ -7665,7 +7717,7 @@
           <w:numId w:val="1002"/>
         </w:numPr>
       </w:pPr>
-      <w:hyperlink r:id="rId433">
+      <w:hyperlink r:id="rId435">
         <w:r>
           <w:rPr>
             <w:rStyle w:val="Hyperlink"/>
@@ -7682,7 +7734,7 @@
           <w:numId w:val="1002"/>
         </w:numPr>
       </w:pPr>
-      <w:hyperlink r:id="rId434">
+      <w:hyperlink r:id="rId436">
         <w:r>
           <w:rPr>
             <w:rStyle w:val="Hyperlink"/>
@@ -7699,7 +7751,7 @@
           <w:numId w:val="1002"/>
         </w:numPr>
       </w:pPr>
-      <w:hyperlink r:id="rId435">
+      <w:hyperlink r:id="rId437">
         <w:r>
           <w:rPr>
             <w:rStyle w:val="Hyperlink"/>
@@ -7716,7 +7768,7 @@
           <w:numId w:val="1002"/>
         </w:numPr>
       </w:pPr>
-      <w:hyperlink r:id="rId436">
+      <w:hyperlink r:id="rId438">
         <w:r>
           <w:rPr>
             <w:rStyle w:val="Hyperlink"/>
@@ -7733,7 +7785,7 @@
           <w:numId w:val="1002"/>
         </w:numPr>
       </w:pPr>
-      <w:hyperlink r:id="rId437">
+      <w:hyperlink r:id="rId439">
         <w:r>
           <w:rPr>
             <w:rStyle w:val="Hyperlink"/>
@@ -7750,7 +7802,7 @@
           <w:numId w:val="1002"/>
         </w:numPr>
       </w:pPr>
-      <w:hyperlink r:id="rId438">
+      <w:hyperlink r:id="rId440">
         <w:r>
           <w:rPr>
             <w:rStyle w:val="Hyperlink"/>
@@ -7767,7 +7819,7 @@
           <w:numId w:val="1002"/>
         </w:numPr>
       </w:pPr>
-      <w:hyperlink r:id="rId439">
+      <w:hyperlink r:id="rId441">
         <w:r>
           <w:rPr>
             <w:rStyle w:val="Hyperlink"/>
@@ -7784,7 +7836,7 @@
           <w:numId w:val="1002"/>
         </w:numPr>
       </w:pPr>
-      <w:hyperlink r:id="rId440">
+      <w:hyperlink r:id="rId442">
         <w:r>
           <w:rPr>
             <w:rStyle w:val="Hyperlink"/>
@@ -7801,7 +7853,7 @@
           <w:numId w:val="1002"/>
         </w:numPr>
       </w:pPr>
-      <w:hyperlink r:id="rId441">
+      <w:hyperlink r:id="rId443">
         <w:r>
           <w:rPr>
             <w:rStyle w:val="Hyperlink"/>
@@ -7818,7 +7870,7 @@
           <w:numId w:val="1002"/>
         </w:numPr>
       </w:pPr>
-      <w:hyperlink r:id="rId442">
+      <w:hyperlink r:id="rId444">
         <w:r>
           <w:rPr>
             <w:rStyle w:val="Hyperlink"/>
@@ -7841,7 +7893,7 @@
       <w:r>
         <w:t xml:space="preserve"> </w:t>
       </w:r>
-      <w:hyperlink r:id="rId443">
+      <w:hyperlink r:id="rId445">
         <w:r>
           <w:rPr>
             <w:rStyle w:val="Hyperlink"/>
@@ -7858,7 +7910,7 @@
       <w:r>
         <w:t xml:space="preserve"> </w:t>
       </w:r>
-      <w:hyperlink r:id="rId444">
+      <w:hyperlink r:id="rId446">
         <w:r>
           <w:rPr>
             <w:rStyle w:val="Hyperlink"/>
@@ -7875,7 +7927,7 @@
           <w:numId w:val="1002"/>
         </w:numPr>
       </w:pPr>
-      <w:hyperlink r:id="rId445">
+      <w:hyperlink r:id="rId447">
         <w:r>
           <w:rPr>
             <w:rStyle w:val="Hyperlink"/>
@@ -7892,7 +7944,7 @@
           <w:numId w:val="1002"/>
         </w:numPr>
       </w:pPr>
-      <w:hyperlink r:id="rId446">
+      <w:hyperlink r:id="rId448">
         <w:r>
           <w:rPr>
             <w:rStyle w:val="Hyperlink"/>
@@ -7915,7 +7967,7 @@
       <w:r>
         <w:t xml:space="preserve"> </w:t>
       </w:r>
-      <w:hyperlink r:id="rId447">
+      <w:hyperlink r:id="rId449">
         <w:r>
           <w:rPr>
             <w:rStyle w:val="Hyperlink"/>
@@ -7929,7 +7981,7 @@
       <w:r>
         <w:t xml:space="preserve"> </w:t>
       </w:r>
-      <w:hyperlink r:id="rId448">
+      <w:hyperlink r:id="rId450">
         <w:r>
           <w:rPr>
             <w:rStyle w:val="Hyperlink"/>
@@ -7943,7 +7995,7 @@
       <w:r>
         <w:t xml:space="preserve"> </w:t>
       </w:r>
-      <w:hyperlink r:id="rId449">
+      <w:hyperlink r:id="rId451">
         <w:r>
           <w:rPr>
             <w:rStyle w:val="Hyperlink"/>
@@ -7957,7 +8009,7 @@
       <w:r>
         <w:t xml:space="preserve"> </w:t>
       </w:r>
-      <w:hyperlink r:id="rId450">
+      <w:hyperlink r:id="rId452">
         <w:r>
           <w:rPr>
             <w:rStyle w:val="Hyperlink"/>
@@ -7974,7 +8026,7 @@
       <w:r>
         <w:t xml:space="preserve"> </w:t>
       </w:r>
-      <w:hyperlink r:id="rId451">
+      <w:hyperlink r:id="rId453">
         <w:r>
           <w:rPr>
             <w:rStyle w:val="Hyperlink"/>
@@ -7997,7 +8049,7 @@
       <w:r>
         <w:t xml:space="preserve"> </w:t>
       </w:r>
-      <w:hyperlink r:id="rId452">
+      <w:hyperlink r:id="rId454">
         <w:r>
           <w:rPr>
             <w:rStyle w:val="Hyperlink"/>
@@ -8020,7 +8072,7 @@
       <w:r>
         <w:t xml:space="preserve"> </w:t>
       </w:r>
-      <w:hyperlink r:id="rId453">
+      <w:hyperlink r:id="rId455">
         <w:r>
           <w:rPr>
             <w:rStyle w:val="Hyperlink"/>
@@ -8034,7 +8086,7 @@
       <w:r>
         <w:t xml:space="preserve"> </w:t>
       </w:r>
-      <w:hyperlink r:id="rId454">
+      <w:hyperlink r:id="rId456">
         <w:r>
           <w:rPr>
             <w:rStyle w:val="Hyperlink"/>
@@ -8051,7 +8103,7 @@
       <w:r>
         <w:t xml:space="preserve"> </w:t>
       </w:r>
-      <w:hyperlink r:id="rId455">
+      <w:hyperlink r:id="rId457">
         <w:r>
           <w:rPr>
             <w:rStyle w:val="Hyperlink"/>
@@ -8074,7 +8126,7 @@
       <w:r>
         <w:t xml:space="preserve"> </w:t>
       </w:r>
-      <w:hyperlink r:id="rId456">
+      <w:hyperlink r:id="rId458">
         <w:r>
           <w:rPr>
             <w:rStyle w:val="Hyperlink"/>
@@ -8091,7 +8143,7 @@
       <w:r>
         <w:t xml:space="preserve"> </w:t>
       </w:r>
-      <w:hyperlink r:id="rId457">
+      <w:hyperlink r:id="rId459">
         <w:r>
           <w:rPr>
             <w:rStyle w:val="Hyperlink"/>
@@ -8114,7 +8166,7 @@
       <w:r>
         <w:t xml:space="preserve"> </w:t>
       </w:r>
-      <w:hyperlink r:id="rId458">
+      <w:hyperlink r:id="rId460">
         <w:r>
           <w:rPr>
             <w:rStyle w:val="Hyperlink"/>
@@ -8128,7 +8180,7 @@
       <w:r>
         <w:t xml:space="preserve"> </w:t>
       </w:r>
-      <w:hyperlink r:id="rId459">
+      <w:hyperlink r:id="rId461">
         <w:r>
           <w:rPr>
             <w:rStyle w:val="Hyperlink"/>
@@ -8142,7 +8194,7 @@
       <w:r>
         <w:t xml:space="preserve"> </w:t>
       </w:r>
-      <w:hyperlink r:id="rId460">
+      <w:hyperlink r:id="rId462">
         <w:r>
           <w:rPr>
             <w:rStyle w:val="Hyperlink"/>
@@ -8159,7 +8211,7 @@
       <w:r>
         <w:t xml:space="preserve"> </w:t>
       </w:r>
-      <w:hyperlink r:id="rId461">
+      <w:hyperlink r:id="rId463">
         <w:r>
           <w:rPr>
             <w:rStyle w:val="Hyperlink"/>
@@ -8168,8 +8220,8 @@
         </w:r>
       </w:hyperlink>
     </w:p>
-    <w:bookmarkEnd w:id="462"/>
-    <w:bookmarkStart w:id="598" w:name="libros"/>
+    <w:bookmarkEnd w:id="464"/>
+    <w:bookmarkStart w:id="600" w:name="libros"/>
     <w:p>
       <w:pPr>
         <w:pStyle w:val="Heading2"/>
@@ -8186,7 +8238,7 @@
           <w:numId w:val="1003"/>
         </w:numPr>
       </w:pPr>
-      <w:hyperlink r:id="rId463">
+      <w:hyperlink r:id="rId465">
         <w:r>
           <w:rPr>
             <w:rStyle w:val="Hyperlink"/>
@@ -8203,7 +8255,7 @@
           <w:numId w:val="1003"/>
         </w:numPr>
       </w:pPr>
-      <w:hyperlink r:id="rId464">
+      <w:hyperlink r:id="rId466">
         <w:r>
           <w:rPr>
             <w:rStyle w:val="Hyperlink"/>
@@ -8220,7 +8272,7 @@
           <w:numId w:val="1003"/>
         </w:numPr>
       </w:pPr>
-      <w:hyperlink r:id="rId465">
+      <w:hyperlink r:id="rId467">
         <w:r>
           <w:rPr>
             <w:rStyle w:val="Hyperlink"/>
@@ -8237,7 +8289,7 @@
           <w:numId w:val="1003"/>
         </w:numPr>
       </w:pPr>
-      <w:hyperlink r:id="rId466">
+      <w:hyperlink r:id="rId468">
         <w:r>
           <w:rPr>
             <w:rStyle w:val="Hyperlink"/>
@@ -8254,7 +8306,7 @@
           <w:numId w:val="1003"/>
         </w:numPr>
       </w:pPr>
-      <w:hyperlink r:id="rId467">
+      <w:hyperlink r:id="rId469">
         <w:r>
           <w:rPr>
             <w:rStyle w:val="Hyperlink"/>
@@ -8271,7 +8323,7 @@
           <w:numId w:val="1003"/>
         </w:numPr>
       </w:pPr>
-      <w:hyperlink r:id="rId468">
+      <w:hyperlink r:id="rId470">
         <w:r>
           <w:rPr>
             <w:rStyle w:val="Hyperlink"/>
@@ -8288,7 +8340,7 @@
           <w:numId w:val="1003"/>
         </w:numPr>
       </w:pPr>
-      <w:hyperlink r:id="rId469">
+      <w:hyperlink r:id="rId471">
         <w:r>
           <w:rPr>
             <w:rStyle w:val="Hyperlink"/>
@@ -8305,7 +8357,7 @@
           <w:numId w:val="1003"/>
         </w:numPr>
       </w:pPr>
-      <w:hyperlink r:id="rId470">
+      <w:hyperlink r:id="rId472">
         <w:r>
           <w:rPr>
             <w:rStyle w:val="Hyperlink"/>
@@ -8322,7 +8374,7 @@
           <w:numId w:val="1003"/>
         </w:numPr>
       </w:pPr>
-      <w:hyperlink r:id="rId471">
+      <w:hyperlink r:id="rId473">
         <w:r>
           <w:rPr>
             <w:rStyle w:val="Hyperlink"/>
@@ -8339,7 +8391,7 @@
           <w:numId w:val="1003"/>
         </w:numPr>
       </w:pPr>
-      <w:hyperlink r:id="rId472">
+      <w:hyperlink r:id="rId474">
         <w:r>
           <w:rPr>
             <w:rStyle w:val="Hyperlink"/>
@@ -8356,7 +8408,7 @@
           <w:numId w:val="1003"/>
         </w:numPr>
       </w:pPr>
-      <w:hyperlink r:id="rId473">
+      <w:hyperlink r:id="rId475">
         <w:r>
           <w:rPr>
             <w:rStyle w:val="Hyperlink"/>
@@ -8373,7 +8425,7 @@
           <w:numId w:val="1003"/>
         </w:numPr>
       </w:pPr>
-      <w:hyperlink r:id="rId474">
+      <w:hyperlink r:id="rId476">
         <w:r>
           <w:rPr>
             <w:rStyle w:val="Hyperlink"/>
@@ -8390,7 +8442,7 @@
           <w:numId w:val="1003"/>
         </w:numPr>
       </w:pPr>
-      <w:hyperlink r:id="rId475">
+      <w:hyperlink r:id="rId477">
         <w:r>
           <w:rPr>
             <w:rStyle w:val="Hyperlink"/>
@@ -8407,7 +8459,7 @@
           <w:numId w:val="1003"/>
         </w:numPr>
       </w:pPr>
-      <w:hyperlink r:id="rId476">
+      <w:hyperlink r:id="rId478">
         <w:r>
           <w:rPr>
             <w:rStyle w:val="Hyperlink"/>
@@ -8424,7 +8476,7 @@
           <w:numId w:val="1003"/>
         </w:numPr>
       </w:pPr>
-      <w:hyperlink r:id="rId477">
+      <w:hyperlink r:id="rId479">
         <w:r>
           <w:rPr>
             <w:rStyle w:val="Hyperlink"/>
@@ -8441,7 +8493,7 @@
           <w:numId w:val="1003"/>
         </w:numPr>
       </w:pPr>
-      <w:hyperlink r:id="rId478">
+      <w:hyperlink r:id="rId480">
         <w:r>
           <w:rPr>
             <w:rStyle w:val="Hyperlink"/>
@@ -8458,7 +8510,7 @@
           <w:numId w:val="1003"/>
         </w:numPr>
       </w:pPr>
-      <w:hyperlink r:id="rId479">
+      <w:hyperlink r:id="rId481">
         <w:r>
           <w:rPr>
             <w:rStyle w:val="Hyperlink"/>
@@ -8475,7 +8527,7 @@
           <w:numId w:val="1003"/>
         </w:numPr>
       </w:pPr>
-      <w:hyperlink r:id="rId480">
+      <w:hyperlink r:id="rId482">
         <w:r>
           <w:rPr>
             <w:rStyle w:val="Hyperlink"/>
@@ -8492,7 +8544,7 @@
           <w:numId w:val="1003"/>
         </w:numPr>
       </w:pPr>
-      <w:hyperlink r:id="rId481">
+      <w:hyperlink r:id="rId483">
         <w:r>
           <w:rPr>
             <w:rStyle w:val="Hyperlink"/>
@@ -8509,7 +8561,7 @@
           <w:numId w:val="1003"/>
         </w:numPr>
       </w:pPr>
-      <w:hyperlink r:id="rId482">
+      <w:hyperlink r:id="rId484">
         <w:r>
           <w:rPr>
             <w:rStyle w:val="Hyperlink"/>
@@ -8526,7 +8578,7 @@
           <w:numId w:val="1003"/>
         </w:numPr>
       </w:pPr>
-      <w:hyperlink r:id="rId483">
+      <w:hyperlink r:id="rId485">
         <w:r>
           <w:rPr>
             <w:rStyle w:val="Hyperlink"/>
@@ -8543,7 +8595,7 @@
           <w:numId w:val="1003"/>
         </w:numPr>
       </w:pPr>
-      <w:hyperlink r:id="rId484">
+      <w:hyperlink r:id="rId486">
         <w:r>
           <w:rPr>
             <w:rStyle w:val="Hyperlink"/>
@@ -8560,7 +8612,7 @@
           <w:numId w:val="1003"/>
         </w:numPr>
       </w:pPr>
-      <w:hyperlink r:id="rId485">
+      <w:hyperlink r:id="rId487">
         <w:r>
           <w:rPr>
             <w:rStyle w:val="Hyperlink"/>
@@ -8577,7 +8629,7 @@
           <w:numId w:val="1003"/>
         </w:numPr>
       </w:pPr>
-      <w:hyperlink r:id="rId486">
+      <w:hyperlink r:id="rId488">
         <w:r>
           <w:rPr>
             <w:rStyle w:val="Hyperlink"/>
@@ -8594,7 +8646,7 @@
           <w:numId w:val="1003"/>
         </w:numPr>
       </w:pPr>
-      <w:hyperlink r:id="rId487">
+      <w:hyperlink r:id="rId489">
         <w:r>
           <w:rPr>
             <w:rStyle w:val="Hyperlink"/>
@@ -8611,7 +8663,7 @@
           <w:numId w:val="1003"/>
         </w:numPr>
       </w:pPr>
-      <w:hyperlink r:id="rId488">
+      <w:hyperlink r:id="rId490">
         <w:r>
           <w:rPr>
             <w:rStyle w:val="Hyperlink"/>
@@ -8628,7 +8680,7 @@
           <w:numId w:val="1003"/>
         </w:numPr>
       </w:pPr>
-      <w:hyperlink r:id="rId489">
+      <w:hyperlink r:id="rId491">
         <w:r>
           <w:rPr>
             <w:rStyle w:val="Hyperlink"/>
@@ -8645,7 +8697,7 @@
           <w:numId w:val="1003"/>
         </w:numPr>
       </w:pPr>
-      <w:hyperlink r:id="rId490">
+      <w:hyperlink r:id="rId492">
         <w:r>
           <w:rPr>
             <w:rStyle w:val="Hyperlink"/>
@@ -8662,7 +8714,7 @@
           <w:numId w:val="1003"/>
         </w:numPr>
       </w:pPr>
-      <w:hyperlink r:id="rId491">
+      <w:hyperlink r:id="rId493">
         <w:r>
           <w:rPr>
             <w:rStyle w:val="Hyperlink"/>
@@ -8679,7 +8731,7 @@
           <w:numId w:val="1003"/>
         </w:numPr>
       </w:pPr>
-      <w:hyperlink r:id="rId492">
+      <w:hyperlink r:id="rId494">
         <w:r>
           <w:rPr>
             <w:rStyle w:val="Hyperlink"/>
@@ -8696,7 +8748,7 @@
           <w:numId w:val="1003"/>
         </w:numPr>
       </w:pPr>
-      <w:hyperlink r:id="rId493">
+      <w:hyperlink r:id="rId495">
         <w:r>
           <w:rPr>
             <w:rStyle w:val="Hyperlink"/>
@@ -8713,7 +8765,7 @@
           <w:numId w:val="1003"/>
         </w:numPr>
       </w:pPr>
-      <w:hyperlink r:id="rId494">
+      <w:hyperlink r:id="rId496">
         <w:r>
           <w:rPr>
             <w:rStyle w:val="Hyperlink"/>
@@ -8730,7 +8782,7 @@
           <w:numId w:val="1003"/>
         </w:numPr>
       </w:pPr>
-      <w:hyperlink r:id="rId495">
+      <w:hyperlink r:id="rId497">
         <w:r>
           <w:rPr>
             <w:rStyle w:val="Hyperlink"/>
@@ -8747,7 +8799,7 @@
           <w:numId w:val="1003"/>
         </w:numPr>
       </w:pPr>
-      <w:hyperlink r:id="rId496">
+      <w:hyperlink r:id="rId498">
         <w:r>
           <w:rPr>
             <w:rStyle w:val="Hyperlink"/>
@@ -8764,7 +8816,7 @@
           <w:numId w:val="1003"/>
         </w:numPr>
       </w:pPr>
-      <w:hyperlink r:id="rId497">
+      <w:hyperlink r:id="rId499">
         <w:r>
           <w:rPr>
             <w:rStyle w:val="Hyperlink"/>
@@ -8781,7 +8833,7 @@
           <w:numId w:val="1003"/>
         </w:numPr>
       </w:pPr>
-      <w:hyperlink r:id="rId498">
+      <w:hyperlink r:id="rId500">
         <w:r>
           <w:rPr>
             <w:rStyle w:val="Hyperlink"/>
@@ -8798,7 +8850,7 @@
           <w:numId w:val="1003"/>
         </w:numPr>
       </w:pPr>
-      <w:hyperlink r:id="rId499">
+      <w:hyperlink r:id="rId501">
         <w:r>
           <w:rPr>
             <w:rStyle w:val="Hyperlink"/>
@@ -8815,7 +8867,7 @@
           <w:numId w:val="1003"/>
         </w:numPr>
       </w:pPr>
-      <w:hyperlink r:id="rId500">
+      <w:hyperlink r:id="rId502">
         <w:r>
           <w:rPr>
             <w:rStyle w:val="Hyperlink"/>
@@ -8832,7 +8884,7 @@
           <w:numId w:val="1003"/>
         </w:numPr>
       </w:pPr>
-      <w:hyperlink r:id="rId501">
+      <w:hyperlink r:id="rId503">
         <w:r>
           <w:rPr>
             <w:rStyle w:val="Hyperlink"/>
@@ -8849,7 +8901,7 @@
           <w:numId w:val="1003"/>
         </w:numPr>
       </w:pPr>
-      <w:hyperlink r:id="rId502">
+      <w:hyperlink r:id="rId504">
         <w:r>
           <w:rPr>
             <w:rStyle w:val="Hyperlink"/>
@@ -8866,7 +8918,7 @@
           <w:numId w:val="1003"/>
         </w:numPr>
       </w:pPr>
-      <w:hyperlink r:id="rId503">
+      <w:hyperlink r:id="rId505">
         <w:r>
           <w:rPr>
             <w:rStyle w:val="Hyperlink"/>
@@ -8883,7 +8935,7 @@
           <w:numId w:val="1003"/>
         </w:numPr>
       </w:pPr>
-      <w:hyperlink r:id="rId504">
+      <w:hyperlink r:id="rId506">
         <w:r>
           <w:rPr>
             <w:rStyle w:val="Hyperlink"/>
@@ -8900,7 +8952,7 @@
           <w:numId w:val="1003"/>
         </w:numPr>
       </w:pPr>
-      <w:hyperlink r:id="rId505">
+      <w:hyperlink r:id="rId507">
         <w:r>
           <w:rPr>
             <w:rStyle w:val="Hyperlink"/>
@@ -8917,7 +8969,7 @@
           <w:numId w:val="1003"/>
         </w:numPr>
       </w:pPr>
-      <w:hyperlink r:id="rId506">
+      <w:hyperlink r:id="rId508">
         <w:r>
           <w:rPr>
             <w:rStyle w:val="Hyperlink"/>
@@ -8934,7 +8986,7 @@
           <w:numId w:val="1003"/>
         </w:numPr>
       </w:pPr>
-      <w:hyperlink r:id="rId507">
+      <w:hyperlink r:id="rId509">
         <w:r>
           <w:rPr>
             <w:rStyle w:val="Hyperlink"/>
@@ -8951,7 +9003,7 @@
           <w:numId w:val="1003"/>
         </w:numPr>
       </w:pPr>
-      <w:hyperlink r:id="rId508">
+      <w:hyperlink r:id="rId510">
         <w:r>
           <w:rPr>
             <w:rStyle w:val="Hyperlink"/>
@@ -8968,7 +9020,7 @@
           <w:numId w:val="1003"/>
         </w:numPr>
       </w:pPr>
-      <w:hyperlink r:id="rId509">
+      <w:hyperlink r:id="rId511">
         <w:r>
           <w:rPr>
             <w:rStyle w:val="Hyperlink"/>
@@ -8985,7 +9037,7 @@
           <w:numId w:val="1003"/>
         </w:numPr>
       </w:pPr>
-      <w:hyperlink r:id="rId510">
+      <w:hyperlink r:id="rId512">
         <w:r>
           <w:rPr>
             <w:rStyle w:val="Hyperlink"/>
@@ -9002,7 +9054,7 @@
           <w:numId w:val="1003"/>
         </w:numPr>
       </w:pPr>
-      <w:hyperlink r:id="rId511">
+      <w:hyperlink r:id="rId513">
         <w:r>
           <w:rPr>
             <w:rStyle w:val="Hyperlink"/>
@@ -9019,7 +9071,7 @@
           <w:numId w:val="1003"/>
         </w:numPr>
       </w:pPr>
-      <w:hyperlink r:id="rId512">
+      <w:hyperlink r:id="rId514">
         <w:r>
           <w:rPr>
             <w:rStyle w:val="Hyperlink"/>
@@ -9036,7 +9088,7 @@
           <w:numId w:val="1003"/>
         </w:numPr>
       </w:pPr>
-      <w:hyperlink r:id="rId513">
+      <w:hyperlink r:id="rId515">
         <w:r>
           <w:rPr>
             <w:rStyle w:val="Hyperlink"/>
@@ -9053,7 +9105,7 @@
           <w:numId w:val="1003"/>
         </w:numPr>
       </w:pPr>
-      <w:hyperlink r:id="rId514">
+      <w:hyperlink r:id="rId516">
         <w:r>
           <w:rPr>
             <w:rStyle w:val="Hyperlink"/>
@@ -9070,7 +9122,7 @@
           <w:numId w:val="1003"/>
         </w:numPr>
       </w:pPr>
-      <w:hyperlink r:id="rId515">
+      <w:hyperlink r:id="rId517">
         <w:r>
           <w:rPr>
             <w:rStyle w:val="Hyperlink"/>
@@ -9087,7 +9139,7 @@
           <w:numId w:val="1003"/>
         </w:numPr>
       </w:pPr>
-      <w:hyperlink r:id="rId516">
+      <w:hyperlink r:id="rId518">
         <w:r>
           <w:rPr>
             <w:rStyle w:val="Hyperlink"/>
@@ -9104,7 +9156,7 @@
           <w:numId w:val="1003"/>
         </w:numPr>
       </w:pPr>
-      <w:hyperlink r:id="rId517">
+      <w:hyperlink r:id="rId519">
         <w:r>
           <w:rPr>
             <w:rStyle w:val="Hyperlink"/>
@@ -9121,7 +9173,7 @@
           <w:numId w:val="1003"/>
         </w:numPr>
       </w:pPr>
-      <w:hyperlink r:id="rId518">
+      <w:hyperlink r:id="rId520">
         <w:r>
           <w:rPr>
             <w:rStyle w:val="Hyperlink"/>
@@ -9138,7 +9190,7 @@
           <w:numId w:val="1003"/>
         </w:numPr>
       </w:pPr>
-      <w:hyperlink r:id="rId519">
+      <w:hyperlink r:id="rId521">
         <w:r>
           <w:rPr>
             <w:rStyle w:val="Hyperlink"/>
@@ -9155,7 +9207,7 @@
           <w:numId w:val="1003"/>
         </w:numPr>
       </w:pPr>
-      <w:hyperlink r:id="rId520">
+      <w:hyperlink r:id="rId522">
         <w:r>
           <w:rPr>
             <w:rStyle w:val="Hyperlink"/>
@@ -9172,7 +9224,7 @@
           <w:numId w:val="1003"/>
         </w:numPr>
       </w:pPr>
-      <w:hyperlink r:id="rId521">
+      <w:hyperlink r:id="rId523">
         <w:r>
           <w:rPr>
             <w:rStyle w:val="Hyperlink"/>
@@ -9189,7 +9241,7 @@
           <w:numId w:val="1003"/>
         </w:numPr>
       </w:pPr>
-      <w:hyperlink r:id="rId522">
+      <w:hyperlink r:id="rId524">
         <w:r>
           <w:rPr>
             <w:rStyle w:val="Hyperlink"/>
@@ -9206,7 +9258,7 @@
           <w:numId w:val="1003"/>
         </w:numPr>
       </w:pPr>
-      <w:hyperlink r:id="rId523">
+      <w:hyperlink r:id="rId525">
         <w:r>
           <w:rPr>
             <w:rStyle w:val="Hyperlink"/>
@@ -9223,7 +9275,7 @@
           <w:numId w:val="1003"/>
         </w:numPr>
       </w:pPr>
-      <w:hyperlink r:id="rId524">
+      <w:hyperlink r:id="rId526">
         <w:r>
           <w:rPr>
             <w:rStyle w:val="Hyperlink"/>
@@ -9240,7 +9292,7 @@
           <w:numId w:val="1003"/>
         </w:numPr>
       </w:pPr>
-      <w:hyperlink r:id="rId525">
+      <w:hyperlink r:id="rId527">
         <w:r>
           <w:rPr>
             <w:rStyle w:val="Hyperlink"/>
@@ -9257,7 +9309,7 @@
           <w:numId w:val="1003"/>
         </w:numPr>
       </w:pPr>
-      <w:hyperlink r:id="rId526">
+      <w:hyperlink r:id="rId528">
         <w:r>
           <w:rPr>
             <w:rStyle w:val="Hyperlink"/>
@@ -9274,7 +9326,7 @@
           <w:numId w:val="1003"/>
         </w:numPr>
       </w:pPr>
-      <w:hyperlink r:id="rId527">
+      <w:hyperlink r:id="rId529">
         <w:r>
           <w:rPr>
             <w:rStyle w:val="Hyperlink"/>
@@ -9291,7 +9343,7 @@
           <w:numId w:val="1003"/>
         </w:numPr>
       </w:pPr>
-      <w:hyperlink r:id="rId528">
+      <w:hyperlink r:id="rId530">
         <w:r>
           <w:rPr>
             <w:rStyle w:val="Hyperlink"/>
@@ -9308,7 +9360,7 @@
           <w:numId w:val="1003"/>
         </w:numPr>
       </w:pPr>
-      <w:hyperlink r:id="rId529">
+      <w:hyperlink r:id="rId531">
         <w:r>
           <w:rPr>
             <w:rStyle w:val="Hyperlink"/>
@@ -9325,7 +9377,7 @@
           <w:numId w:val="1003"/>
         </w:numPr>
       </w:pPr>
-      <w:hyperlink r:id="rId530">
+      <w:hyperlink r:id="rId532">
         <w:r>
           <w:rPr>
             <w:rStyle w:val="Hyperlink"/>
@@ -9342,7 +9394,7 @@
           <w:numId w:val="1003"/>
         </w:numPr>
       </w:pPr>
-      <w:hyperlink r:id="rId531">
+      <w:hyperlink r:id="rId533">
         <w:r>
           <w:rPr>
             <w:rStyle w:val="Hyperlink"/>
@@ -9359,7 +9411,7 @@
           <w:numId w:val="1003"/>
         </w:numPr>
       </w:pPr>
-      <w:hyperlink r:id="rId532">
+      <w:hyperlink r:id="rId534">
         <w:r>
           <w:rPr>
             <w:rStyle w:val="Hyperlink"/>
@@ -9376,7 +9428,7 @@
           <w:numId w:val="1003"/>
         </w:numPr>
       </w:pPr>
-      <w:hyperlink r:id="rId533">
+      <w:hyperlink r:id="rId535">
         <w:r>
           <w:rPr>
             <w:rStyle w:val="Hyperlink"/>
@@ -9393,7 +9445,7 @@
           <w:numId w:val="1003"/>
         </w:numPr>
       </w:pPr>
-      <w:hyperlink r:id="rId534">
+      <w:hyperlink r:id="rId536">
         <w:r>
           <w:rPr>
             <w:rStyle w:val="Hyperlink"/>
@@ -9410,7 +9462,7 @@
           <w:numId w:val="1003"/>
         </w:numPr>
       </w:pPr>
-      <w:hyperlink r:id="rId535">
+      <w:hyperlink r:id="rId537">
         <w:r>
           <w:rPr>
             <w:rStyle w:val="Hyperlink"/>
@@ -9427,7 +9479,7 @@
           <w:numId w:val="1003"/>
         </w:numPr>
       </w:pPr>
-      <w:hyperlink r:id="rId536">
+      <w:hyperlink r:id="rId538">
         <w:r>
           <w:rPr>
             <w:rStyle w:val="Hyperlink"/>
@@ -9444,7 +9496,7 @@
           <w:numId w:val="1003"/>
         </w:numPr>
       </w:pPr>
-      <w:hyperlink r:id="rId537">
+      <w:hyperlink r:id="rId539">
         <w:r>
           <w:rPr>
             <w:rStyle w:val="Hyperlink"/>
@@ -9461,7 +9513,7 @@
           <w:numId w:val="1003"/>
         </w:numPr>
       </w:pPr>
-      <w:hyperlink r:id="rId538">
+      <w:hyperlink r:id="rId540">
         <w:r>
           <w:rPr>
             <w:rStyle w:val="Hyperlink"/>
@@ -9478,7 +9530,7 @@
           <w:numId w:val="1003"/>
         </w:numPr>
       </w:pPr>
-      <w:hyperlink r:id="rId539">
+      <w:hyperlink r:id="rId541">
         <w:r>
           <w:rPr>
             <w:rStyle w:val="Hyperlink"/>
@@ -9495,7 +9547,7 @@
           <w:numId w:val="1003"/>
         </w:numPr>
       </w:pPr>
-      <w:hyperlink r:id="rId540">
+      <w:hyperlink r:id="rId542">
         <w:r>
           <w:rPr>
             <w:rStyle w:val="Hyperlink"/>
@@ -9512,7 +9564,7 @@
           <w:numId w:val="1003"/>
         </w:numPr>
       </w:pPr>
-      <w:hyperlink r:id="rId541">
+      <w:hyperlink r:id="rId543">
         <w:r>
           <w:rPr>
             <w:rStyle w:val="Hyperlink"/>
@@ -9529,7 +9581,7 @@
           <w:numId w:val="1003"/>
         </w:numPr>
       </w:pPr>
-      <w:hyperlink r:id="rId542">
+      <w:hyperlink r:id="rId544">
         <w:r>
           <w:rPr>
             <w:rStyle w:val="Hyperlink"/>
@@ -9546,7 +9598,7 @@
           <w:numId w:val="1003"/>
         </w:numPr>
       </w:pPr>
-      <w:hyperlink r:id="rId543">
+      <w:hyperlink r:id="rId545">
         <w:r>
           <w:rPr>
             <w:rStyle w:val="Hyperlink"/>
@@ -9563,7 +9615,7 @@
           <w:numId w:val="1003"/>
         </w:numPr>
       </w:pPr>
-      <w:hyperlink r:id="rId544">
+      <w:hyperlink r:id="rId546">
         <w:r>
           <w:rPr>
             <w:rStyle w:val="Hyperlink"/>
@@ -9580,7 +9632,7 @@
           <w:numId w:val="1003"/>
         </w:numPr>
       </w:pPr>
-      <w:hyperlink r:id="rId545">
+      <w:hyperlink r:id="rId547">
         <w:r>
           <w:rPr>
             <w:rStyle w:val="Hyperlink"/>
@@ -9597,7 +9649,7 @@
           <w:numId w:val="1003"/>
         </w:numPr>
       </w:pPr>
-      <w:hyperlink r:id="rId546">
+      <w:hyperlink r:id="rId548">
         <w:r>
           <w:rPr>
             <w:rStyle w:val="Hyperlink"/>
@@ -9614,7 +9666,7 @@
           <w:numId w:val="1003"/>
         </w:numPr>
       </w:pPr>
-      <w:hyperlink r:id="rId547">
+      <w:hyperlink r:id="rId549">
         <w:r>
           <w:rPr>
             <w:rStyle w:val="Hyperlink"/>
@@ -9631,7 +9683,7 @@
           <w:numId w:val="1003"/>
         </w:numPr>
       </w:pPr>
-      <w:hyperlink r:id="rId548">
+      <w:hyperlink r:id="rId550">
         <w:r>
           <w:rPr>
             <w:rStyle w:val="Hyperlink"/>
@@ -9648,7 +9700,7 @@
           <w:numId w:val="1003"/>
         </w:numPr>
       </w:pPr>
-      <w:hyperlink r:id="rId549">
+      <w:hyperlink r:id="rId551">
         <w:r>
           <w:rPr>
             <w:rStyle w:val="Hyperlink"/>
@@ -9665,7 +9717,7 @@
           <w:numId w:val="1003"/>
         </w:numPr>
       </w:pPr>
-      <w:hyperlink r:id="rId550">
+      <w:hyperlink r:id="rId552">
         <w:r>
           <w:rPr>
             <w:rStyle w:val="Hyperlink"/>
@@ -9682,7 +9734,7 @@
           <w:numId w:val="1003"/>
         </w:numPr>
       </w:pPr>
-      <w:hyperlink r:id="rId551">
+      <w:hyperlink r:id="rId553">
         <w:r>
           <w:rPr>
             <w:rStyle w:val="Hyperlink"/>
@@ -9699,7 +9751,7 @@
           <w:numId w:val="1003"/>
         </w:numPr>
       </w:pPr>
-      <w:hyperlink r:id="rId552">
+      <w:hyperlink r:id="rId554">
         <w:r>
           <w:rPr>
             <w:rStyle w:val="Hyperlink"/>
@@ -9716,7 +9768,7 @@
           <w:numId w:val="1003"/>
         </w:numPr>
       </w:pPr>
-      <w:hyperlink r:id="rId553">
+      <w:hyperlink r:id="rId555">
         <w:r>
           <w:rPr>
             <w:rStyle w:val="Hyperlink"/>
@@ -9733,7 +9785,7 @@
           <w:numId w:val="1003"/>
         </w:numPr>
       </w:pPr>
-      <w:hyperlink r:id="rId554">
+      <w:hyperlink r:id="rId556">
         <w:r>
           <w:rPr>
             <w:rStyle w:val="Hyperlink"/>
@@ -9750,7 +9802,7 @@
           <w:numId w:val="1003"/>
         </w:numPr>
       </w:pPr>
-      <w:hyperlink r:id="rId555">
+      <w:hyperlink r:id="rId557">
         <w:r>
           <w:rPr>
             <w:rStyle w:val="Hyperlink"/>
@@ -9767,7 +9819,7 @@
           <w:numId w:val="1003"/>
         </w:numPr>
       </w:pPr>
-      <w:hyperlink r:id="rId556">
+      <w:hyperlink r:id="rId558">
         <w:r>
           <w:rPr>
             <w:rStyle w:val="Hyperlink"/>
@@ -9784,7 +9836,7 @@
           <w:numId w:val="1003"/>
         </w:numPr>
       </w:pPr>
-      <w:hyperlink r:id="rId557">
+      <w:hyperlink r:id="rId559">
         <w:r>
           <w:rPr>
             <w:rStyle w:val="Hyperlink"/>
@@ -9801,7 +9853,7 @@
           <w:numId w:val="1003"/>
         </w:numPr>
       </w:pPr>
-      <w:hyperlink r:id="rId558">
+      <w:hyperlink r:id="rId560">
         <w:r>
           <w:rPr>
             <w:rStyle w:val="Hyperlink"/>
@@ -9818,7 +9870,7 @@
           <w:numId w:val="1003"/>
         </w:numPr>
       </w:pPr>
-      <w:hyperlink r:id="rId559">
+      <w:hyperlink r:id="rId561">
         <w:r>
           <w:rPr>
             <w:rStyle w:val="Hyperlink"/>
@@ -9835,7 +9887,7 @@
           <w:numId w:val="1003"/>
         </w:numPr>
       </w:pPr>
-      <w:hyperlink r:id="rId560">
+      <w:hyperlink r:id="rId562">
         <w:r>
           <w:rPr>
             <w:rStyle w:val="Hyperlink"/>
@@ -9852,7 +9904,7 @@
           <w:numId w:val="1003"/>
         </w:numPr>
       </w:pPr>
-      <w:hyperlink r:id="rId561">
+      <w:hyperlink r:id="rId563">
         <w:r>
           <w:rPr>
             <w:rStyle w:val="Hyperlink"/>
@@ -9869,7 +9921,7 @@
           <w:numId w:val="1003"/>
         </w:numPr>
       </w:pPr>
-      <w:hyperlink r:id="rId562">
+      <w:hyperlink r:id="rId564">
         <w:r>
           <w:rPr>
             <w:rStyle w:val="Hyperlink"/>
@@ -9886,7 +9938,7 @@
           <w:numId w:val="1003"/>
         </w:numPr>
       </w:pPr>
-      <w:hyperlink r:id="rId563">
+      <w:hyperlink r:id="rId565">
         <w:r>
           <w:rPr>
             <w:rStyle w:val="Hyperlink"/>
@@ -9903,7 +9955,7 @@
           <w:numId w:val="1003"/>
         </w:numPr>
       </w:pPr>
-      <w:hyperlink r:id="rId564">
+      <w:hyperlink r:id="rId566">
         <w:r>
           <w:rPr>
             <w:rStyle w:val="Hyperlink"/>
@@ -9920,7 +9972,7 @@
           <w:numId w:val="1003"/>
         </w:numPr>
       </w:pPr>
-      <w:hyperlink r:id="rId565">
+      <w:hyperlink r:id="rId567">
         <w:r>
           <w:rPr>
             <w:rStyle w:val="Hyperlink"/>
@@ -9937,7 +9989,7 @@
           <w:numId w:val="1003"/>
         </w:numPr>
       </w:pPr>
-      <w:hyperlink r:id="rId566">
+      <w:hyperlink r:id="rId568">
         <w:r>
           <w:rPr>
             <w:rStyle w:val="Hyperlink"/>
@@ -9954,7 +10006,7 @@
           <w:numId w:val="1003"/>
         </w:numPr>
       </w:pPr>
-      <w:hyperlink r:id="rId567">
+      <w:hyperlink r:id="rId569">
         <w:r>
           <w:rPr>
             <w:rStyle w:val="Hyperlink"/>
@@ -9971,7 +10023,7 @@
           <w:numId w:val="1003"/>
         </w:numPr>
       </w:pPr>
-      <w:hyperlink r:id="rId568">
+      <w:hyperlink r:id="rId570">
         <w:r>
           <w:rPr>
             <w:rStyle w:val="Hyperlink"/>
@@ -9988,7 +10040,7 @@
           <w:numId w:val="1003"/>
         </w:numPr>
       </w:pPr>
-      <w:hyperlink r:id="rId569">
+      <w:hyperlink r:id="rId571">
         <w:r>
           <w:rPr>
             <w:rStyle w:val="Hyperlink"/>
@@ -10005,7 +10057,7 @@
           <w:numId w:val="1003"/>
         </w:numPr>
       </w:pPr>
-      <w:hyperlink r:id="rId570">
+      <w:hyperlink r:id="rId572">
         <w:r>
           <w:rPr>
             <w:rStyle w:val="Hyperlink"/>
@@ -10022,7 +10074,7 @@
           <w:numId w:val="1003"/>
         </w:numPr>
       </w:pPr>
-      <w:hyperlink r:id="rId571">
+      <w:hyperlink r:id="rId573">
         <w:r>
           <w:rPr>
             <w:rStyle w:val="Hyperlink"/>
@@ -10039,7 +10091,7 @@
           <w:numId w:val="1003"/>
         </w:numPr>
       </w:pPr>
-      <w:hyperlink r:id="rId572">
+      <w:hyperlink r:id="rId574">
         <w:r>
           <w:rPr>
             <w:rStyle w:val="Hyperlink"/>
@@ -10056,7 +10108,7 @@
           <w:numId w:val="1003"/>
         </w:numPr>
       </w:pPr>
-      <w:hyperlink r:id="rId573">
+      <w:hyperlink r:id="rId575">
         <w:r>
           <w:rPr>
             <w:rStyle w:val="Hyperlink"/>
@@ -10073,7 +10125,7 @@
           <w:numId w:val="1003"/>
         </w:numPr>
       </w:pPr>
-      <w:hyperlink r:id="rId574">
+      <w:hyperlink r:id="rId576">
         <w:r>
           <w:rPr>
             <w:rStyle w:val="Hyperlink"/>
@@ -10090,7 +10142,7 @@
           <w:numId w:val="1003"/>
         </w:numPr>
       </w:pPr>
-      <w:hyperlink r:id="rId575">
+      <w:hyperlink r:id="rId577">
         <w:r>
           <w:rPr>
             <w:rStyle w:val="Hyperlink"/>
@@ -10107,7 +10159,7 @@
           <w:numId w:val="1003"/>
         </w:numPr>
       </w:pPr>
-      <w:hyperlink r:id="rId576">
+      <w:hyperlink r:id="rId578">
         <w:r>
           <w:rPr>
             <w:rStyle w:val="Hyperlink"/>
@@ -10124,7 +10176,7 @@
           <w:numId w:val="1003"/>
         </w:numPr>
       </w:pPr>
-      <w:hyperlink r:id="rId577">
+      <w:hyperlink r:id="rId579">
         <w:r>
           <w:rPr>
             <w:rStyle w:val="Hyperlink"/>
@@ -10141,7 +10193,7 @@
           <w:numId w:val="1003"/>
         </w:numPr>
       </w:pPr>
-      <w:hyperlink r:id="rId578">
+      <w:hyperlink r:id="rId580">
         <w:r>
           <w:rPr>
             <w:rStyle w:val="Hyperlink"/>
@@ -10158,7 +10210,7 @@
           <w:numId w:val="1003"/>
         </w:numPr>
       </w:pPr>
-      <w:hyperlink r:id="rId579">
+      <w:hyperlink r:id="rId581">
         <w:r>
           <w:rPr>
             <w:rStyle w:val="Hyperlink"/>
@@ -10181,7 +10233,7 @@
       <w:r>
         <w:t xml:space="preserve"> </w:t>
       </w:r>
-      <w:hyperlink r:id="rId580">
+      <w:hyperlink r:id="rId582">
         <w:r>
           <w:rPr>
             <w:rStyle w:val="Hyperlink"/>
@@ -10198,7 +10250,7 @@
       <w:r>
         <w:t xml:space="preserve"> </w:t>
       </w:r>
-      <w:hyperlink r:id="rId581">
+      <w:hyperlink r:id="rId583">
         <w:r>
           <w:rPr>
             <w:rStyle w:val="Hyperlink"/>
@@ -10221,7 +10273,7 @@
       <w:r>
         <w:t xml:space="preserve"> </w:t>
       </w:r>
-      <w:hyperlink r:id="rId582">
+      <w:hyperlink r:id="rId584">
         <w:r>
           <w:rPr>
             <w:rStyle w:val="Hyperlink"/>
@@ -10238,7 +10290,7 @@
       <w:r>
         <w:t xml:space="preserve"> </w:t>
       </w:r>
-      <w:hyperlink r:id="rId583">
+      <w:hyperlink r:id="rId585">
         <w:r>
           <w:rPr>
             <w:rStyle w:val="Hyperlink"/>
@@ -10261,7 +10313,7 @@
       <w:r>
         <w:t xml:space="preserve"> </w:t>
       </w:r>
-      <w:hyperlink r:id="rId584">
+      <w:hyperlink r:id="rId586">
         <w:r>
           <w:rPr>
             <w:rStyle w:val="Hyperlink"/>
@@ -10278,7 +10330,7 @@
       <w:r>
         <w:t xml:space="preserve"> </w:t>
       </w:r>
-      <w:hyperlink r:id="rId585">
+      <w:hyperlink r:id="rId587">
         <w:r>
           <w:rPr>
             <w:rStyle w:val="Hyperlink"/>
@@ -10301,7 +10353,7 @@
       <w:r>
         <w:t xml:space="preserve"> </w:t>
       </w:r>
-      <w:hyperlink r:id="rId586">
+      <w:hyperlink r:id="rId588">
         <w:r>
           <w:rPr>
             <w:rStyle w:val="Hyperlink"/>
@@ -10318,7 +10370,7 @@
       <w:r>
         <w:t xml:space="preserve"> </w:t>
       </w:r>
-      <w:hyperlink r:id="rId587">
+      <w:hyperlink r:id="rId589">
         <w:r>
           <w:rPr>
             <w:rStyle w:val="Hyperlink"/>
@@ -10341,7 +10393,7 @@
       <w:r>
         <w:t xml:space="preserve"> </w:t>
       </w:r>
-      <w:hyperlink r:id="rId588">
+      <w:hyperlink r:id="rId590">
         <w:r>
           <w:rPr>
             <w:rStyle w:val="Hyperlink"/>
@@ -10358,7 +10410,7 @@
       <w:r>
         <w:t xml:space="preserve"> </w:t>
       </w:r>
-      <w:hyperlink r:id="rId589">
+      <w:hyperlink r:id="rId591">
         <w:r>
           <w:rPr>
             <w:rStyle w:val="Hyperlink"/>
@@ -10381,7 +10433,7 @@
       <w:r>
         <w:t xml:space="preserve"> </w:t>
       </w:r>
-      <w:hyperlink r:id="rId590">
+      <w:hyperlink r:id="rId592">
         <w:r>
           <w:rPr>
             <w:rStyle w:val="Hyperlink"/>
@@ -10398,7 +10450,7 @@
       <w:r>
         <w:t xml:space="preserve"> </w:t>
       </w:r>
-      <w:hyperlink r:id="rId591">
+      <w:hyperlink r:id="rId593">
         <w:r>
           <w:rPr>
             <w:rStyle w:val="Hyperlink"/>
@@ -10421,7 +10473,7 @@
       <w:r>
         <w:t xml:space="preserve"> </w:t>
       </w:r>
-      <w:hyperlink r:id="rId592">
+      <w:hyperlink r:id="rId594">
         <w:r>
           <w:rPr>
             <w:rStyle w:val="Hyperlink"/>
@@ -10438,7 +10490,7 @@
       <w:r>
         <w:t xml:space="preserve"> </w:t>
       </w:r>
-      <w:hyperlink r:id="rId593">
+      <w:hyperlink r:id="rId595">
         <w:r>
           <w:rPr>
             <w:rStyle w:val="Hyperlink"/>
@@ -10461,7 +10513,7 @@
       <w:r>
         <w:t xml:space="preserve"> </w:t>
       </w:r>
-      <w:hyperlink r:id="rId594">
+      <w:hyperlink r:id="rId596">
         <w:r>
           <w:rPr>
             <w:rStyle w:val="Hyperlink"/>
@@ -10478,7 +10530,7 @@
       <w:r>
         <w:t xml:space="preserve"> </w:t>
       </w:r>
-      <w:hyperlink r:id="rId595">
+      <w:hyperlink r:id="rId597">
         <w:r>
           <w:rPr>
             <w:rStyle w:val="Hyperlink"/>
@@ -10501,7 +10553,7 @@
       <w:r>
         <w:t xml:space="preserve"> </w:t>
       </w:r>
-      <w:hyperlink r:id="rId596">
+      <w:hyperlink r:id="rId598">
         <w:r>
           <w:rPr>
             <w:rStyle w:val="Hyperlink"/>
@@ -10518,7 +10570,7 @@
       <w:r>
         <w:t xml:space="preserve"> </w:t>
       </w:r>
-      <w:hyperlink r:id="rId597">
+      <w:hyperlink r:id="rId599">
         <w:r>
           <w:rPr>
             <w:rStyle w:val="Hyperlink"/>
@@ -10527,8 +10579,8 @@
         </w:r>
       </w:hyperlink>
     </w:p>
-    <w:bookmarkEnd w:id="598"/>
-    <w:bookmarkStart w:id="608" w:name="generar-códigos-qr"/>
+    <w:bookmarkEnd w:id="600"/>
+    <w:bookmarkStart w:id="610" w:name="generar-códigos-qr"/>
     <w:p>
       <w:pPr>
         <w:pStyle w:val="Heading2"/>
@@ -10635,18 +10687,18 @@
           <wp:inline>
             <wp:extent cx="4620126" cy="3696101"/>
             <wp:effectExtent b="0" l="0" r="0" t="0"/>
-            <wp:docPr descr="" title="" id="600" name="Picture"/>
+            <wp:docPr descr="" title="" id="602" name="Picture"/>
             <a:graphic>
               <a:graphicData uri="http://schemas.openxmlformats.org/drawingml/2006/picture">
                 <pic:pic>
                   <pic:nvPicPr>
-                    <pic:cNvPr descr="index_files/figure-docx/generar-QR-Github-1.png" id="601" name="Picture"/>
+                    <pic:cNvPr descr="index_files/figure-docx/generar-QR-Github-1.png" id="603" name="Picture"/>
                     <pic:cNvPicPr>
                       <a:picLocks noChangeArrowheads="1" noChangeAspect="1"/>
                     </pic:cNvPicPr>
                   </pic:nvPicPr>
                   <pic:blipFill>
-                    <a:blip r:embed="rId599"/>
+                    <a:blip r:embed="rId601"/>
                     <a:stretch>
                       <a:fillRect/>
                     </a:stretch>
@@ -10812,18 +10864,18 @@
           <wp:inline>
             <wp:extent cx="4620126" cy="3696101"/>
             <wp:effectExtent b="0" l="0" r="0" t="0"/>
-            <wp:docPr descr="" title="" id="603" name="Picture"/>
+            <wp:docPr descr="" title="" id="605" name="Picture"/>
             <a:graphic>
               <a:graphicData uri="http://schemas.openxmlformats.org/drawingml/2006/picture">
                 <pic:pic>
                   <pic:nvPicPr>
-                    <pic:cNvPr descr="index_files/figure-docx/generar-QR-Github-Pages-1.png" id="604" name="Picture"/>
+                    <pic:cNvPr descr="index_files/figure-docx/generar-QR-Github-Pages-1.png" id="606" name="Picture"/>
                     <pic:cNvPicPr>
                       <a:picLocks noChangeArrowheads="1" noChangeAspect="1"/>
                     </pic:cNvPicPr>
                   </pic:nvPicPr>
                   <pic:blipFill>
-                    <a:blip r:embed="rId602"/>
+                    <a:blip r:embed="rId604"/>
                     <a:stretch>
                       <a:fillRect/>
                     </a:stretch>
@@ -10989,18 +11041,18 @@
           <wp:inline>
             <wp:extent cx="4620126" cy="3696101"/>
             <wp:effectExtent b="0" l="0" r="0" t="0"/>
-            <wp:docPr descr="" title="" id="606" name="Picture"/>
+            <wp:docPr descr="" title="" id="608" name="Picture"/>
             <a:graphic>
               <a:graphicData uri="http://schemas.openxmlformats.org/drawingml/2006/picture">
                 <pic:pic>
                   <pic:nvPicPr>
-                    <pic:cNvPr descr="index_files/figure-docx/generar-QR-Netlify-1.png" id="607" name="Picture"/>
+                    <pic:cNvPr descr="index_files/figure-docx/generar-QR-Netlify-1.png" id="609" name="Picture"/>
                     <pic:cNvPicPr>
                       <a:picLocks noChangeArrowheads="1" noChangeAspect="1"/>
                     </pic:cNvPicPr>
                   </pic:nvPicPr>
                   <pic:blipFill>
-                    <a:blip r:embed="rId605"/>
+                    <a:blip r:embed="rId607"/>
                     <a:stretch>
                       <a:fillRect/>
                     </a:stretch>
@@ -11068,8 +11120,8 @@
         <w:t xml:space="preserve">)</w:t>
       </w:r>
     </w:p>
-    <w:bookmarkEnd w:id="608"/>
-    <w:bookmarkStart w:id="611" w:name="revisar-los-links"/>
+    <w:bookmarkEnd w:id="610"/>
+    <w:bookmarkStart w:id="613" w:name="revisar-los-links"/>
     <w:p>
       <w:pPr>
         <w:pStyle w:val="Heading2"/>
@@ -11088,7 +11140,7 @@
       <w:r>
         <w:t xml:space="preserve"> </w:t>
       </w:r>
-      <w:hyperlink r:id="rId609">
+      <w:hyperlink r:id="rId611">
         <w:r>
           <w:rPr>
             <w:rStyle w:val="VerbatimChar"/>
@@ -11122,7 +11174,7 @@
       <w:r>
         <w:t xml:space="preserve"> </w:t>
       </w:r>
-      <w:hyperlink r:id="rId610">
+      <w:hyperlink r:id="rId612">
         <w:r>
           <w:rPr>
             <w:rStyle w:val="Hyperlink"/>
@@ -11146,7 +11198,7 @@
         <w:t xml:space="preserve">.</w:t>
       </w:r>
     </w:p>
-    <w:bookmarkEnd w:id="611"/>
+    <w:bookmarkEnd w:id="613"/>
     <w:sectPr>
       <w:footnotePr>
         <w:numRestart w:val="eachSect"/>
